--- a/docs/用户使用说明书.docx
+++ b/docs/用户使用说明书.docx
@@ -2,231 +2,196 @@
 <file path=word/document.xml><?xml version="1.0" encoding="utf-8"?>
 <w:document xmlns:wpc="http://schemas.microsoft.com/office/word/2010/wordprocessingCanvas" xmlns:mo="http://schemas.microsoft.com/office/mac/office/2008/main" xmlns:mc="http://schemas.openxmlformats.org/markup-compatibility/2006" xmlns:mv="urn:schemas-microsoft-com:mac:vml" xmlns:o="urn:schemas-microsoft-com:office:office" xmlns:r="http://schemas.openxmlformats.org/officeDocument/2006/relationships" xmlns:m="http://schemas.openxmlformats.org/officeDocument/2006/math" xmlns:v="urn:schemas-microsoft-com:vml" xmlns:wp14="http://schemas.microsoft.com/office/word/2010/wordprocessingDrawing" xmlns:wp="http://schemas.openxmlformats.org/drawingml/2006/wordprocessingDrawing" xmlns:w10="urn:schemas-microsoft-com:office:word" xmlns:w="http://schemas.openxmlformats.org/wordprocessingml/2006/main" xmlns:w14="http://schemas.microsoft.com/office/word/2010/wordml" xmlns:wpg="http://schemas.microsoft.com/office/word/2010/wordprocessingGroup" xmlns:wpi="http://schemas.microsoft.com/office/word/2010/wordprocessingInk" xmlns:wne="http://schemas.microsoft.com/office/word/2006/wordml" xmlns:wps="http://schemas.microsoft.com/office/word/2010/wordprocessingShape" mc:Ignorable="w14 wp14">
   <w:body>
-    <w:p/>
-    <w:p/>
-    <w:p/>
-    <w:p/>
-    <w:p/>
-    <w:p/>
     <w:p>
       <w:pPr>
-        <w:jc w:val="center"/>
-      </w:pPr>
-      <w:r>
-        <w:rPr>
-          <w:rFonts w:ascii="微软雅黑" w:hAnsi="微软雅黑"/>
-          <w:b/>
-          <w:color w:val="1F497D"/>
-          <w:sz w:val="64"/>
-        </w:rPr>
-        <w:t>QwenPaw · 火山引擎 Mem0</w:t>
+        <w:pStyle w:val="Heading1"/>
+      </w:pPr>
+      <w:r>
+        <w:t>QwenPaw · 火山引擎 Mem0 用户使用说明书</w:t>
       </w:r>
     </w:p>
     <w:p>
       <w:pPr>
-        <w:jc w:val="center"/>
-      </w:pPr>
-      <w:r>
-        <w:rPr>
-          <w:rFonts w:ascii="微软雅黑" w:hAnsi="微软雅黑"/>
-          <w:color w:val="2E75B6"/>
-          <w:sz w:val="48"/>
-        </w:rPr>
-        <w:t>用户使用说明书</w:t>
-      </w:r>
-    </w:p>
-    <w:p/>
-    <w:p>
-      <w:pPr>
-        <w:jc w:val="center"/>
-      </w:pPr>
-      <w:r>
-        <w:rPr>
-          <w:sz w:val="24"/>
-        </w:rPr>
-        <w:t>版本：v1.0</w:t>
-        <w:br/>
-        <w:t>部署架构：Hook 兜底 + Skill 增强</w:t>
-        <w:br/>
-        <w:t>最后更新：2026-08-21</w:t>
+        <w:pStyle w:val="ListBullet"/>
+      </w:pPr>
+      <w:r>
+        <w:t>版本：v1.1</w:t>
       </w:r>
     </w:p>
     <w:p>
-      <w:r>
-        <w:br w:type="page"/>
+      <w:pPr>
+        <w:pStyle w:val="ListBullet"/>
+      </w:pPr>
+      <w:r>
+        <w:t>部署架构：Hook 兜底 + Skill 增强</w:t>
       </w:r>
     </w:p>
     <w:p>
       <w:pPr>
-        <w:pStyle w:val="Heading1"/>
-      </w:pPr>
-      <w:r>
-        <w:t>目录</w:t>
+        <w:ind w:left="200"/>
+      </w:pPr>
+      <w:r>
+        <w:rPr>
+          <w:i/>
+          <w:color w:val="555555"/>
+        </w:rPr>
+      </w:r>
+      <w:r>
+        <w:rPr>
+          <w:i/>
+          <w:color w:val="555555"/>
+        </w:rPr>
+        <w:t>路径约定：</w:t>
+      </w:r>
+      <w:r>
+        <w:rPr>
+          <w:rFonts w:ascii="Consolas" w:hAnsi="Consolas" w:eastAsia="Consolas"/>
+          <w:i/>
+          <w:color w:val="555555"/>
+        </w:rPr>
+        <w:t>~</w:t>
+      </w:r>
+      <w:r>
+        <w:rPr>
+          <w:i/>
+          <w:color w:val="555555"/>
+        </w:rPr>
+        <w:t xml:space="preserve"> 代表当前用户主目录。Windows 下 </w:t>
+      </w:r>
+      <w:r>
+        <w:rPr>
+          <w:rFonts w:ascii="Consolas" w:hAnsi="Consolas" w:eastAsia="Consolas"/>
+          <w:i/>
+          <w:color w:val="555555"/>
+        </w:rPr>
+        <w:t>~/.qwenpaw</w:t>
+      </w:r>
+      <w:r>
+        <w:rPr>
+          <w:i/>
+          <w:color w:val="555555"/>
+        </w:rPr>
+        <w:t xml:space="preserve"> 即「用户主目录下的 </w:t>
+      </w:r>
+      <w:r>
+        <w:rPr>
+          <w:rFonts w:ascii="Consolas" w:hAnsi="Consolas" w:eastAsia="Consolas"/>
+          <w:i/>
+          <w:color w:val="555555"/>
+        </w:rPr>
+        <w:t>.qwenpaw</w:t>
+      </w:r>
+      <w:r>
+        <w:rPr>
+          <w:i/>
+          <w:color w:val="555555"/>
+        </w:rPr>
+        <w:t>」；</w:t>
+      </w:r>
+      <w:r>
+        <w:rPr>
+          <w:rFonts w:ascii="Consolas" w:hAnsi="Consolas" w:eastAsia="Consolas"/>
+          <w:i/>
+          <w:color w:val="555555"/>
+        </w:rPr>
+        <w:t>&lt;QwenPaw安装目录&gt;</w:t>
+      </w:r>
+      <w:r>
+        <w:rPr>
+          <w:i/>
+          <w:color w:val="555555"/>
+        </w:rPr>
+        <w:t xml:space="preserve"> 代表 QwenPaw 的实际安装路径。</w:t>
       </w:r>
     </w:p>
     <w:p>
       <w:pPr>
-        <w:pStyle w:val="ListBullet"/>
-        <w:ind w:left="360"/>
+        <w:ind w:left="200"/>
       </w:pPr>
       <w:r>
         <w:rPr>
-          <w:b/>
-          <w:sz w:val="24"/>
+          <w:i/>
+          <w:color w:val="555555"/>
         </w:rPr>
-        <w:t>一、系统概述</w:t>
       </w:r>
       <w:r>
         <w:rPr>
-          <w:sz w:val="21"/>
+          <w:i/>
+          <w:color w:val="555555"/>
         </w:rPr>
-        <w:t xml:space="preserve">    —— 1.1 系统定位  1.2 核心特性  1.3 架构总览</w:t>
+        <w:t>架构总览、设计决策与独立 FastAPI 运行方式见仓库根目录 [README.md](../README.md)，本手册聚焦在 QwenPaw 内的实际使用与排障。</w:t>
       </w:r>
     </w:p>
     <w:p>
       <w:pPr>
-        <w:pStyle w:val="ListBullet"/>
-        <w:ind w:left="360"/>
-      </w:pPr>
-      <w:r>
-        <w:rPr>
-          <w:b/>
-          <w:sz w:val="24"/>
-        </w:rPr>
-        <w:t>二、部署与环境要求</w:t>
-      </w:r>
-      <w:r>
-        <w:rPr>
-          <w:sz w:val="21"/>
-        </w:rPr>
-        <w:t xml:space="preserve">    —— 2.1 前置条件  2.2 目录结构  2.3 版本清单</w:t>
+        <w:pStyle w:val="Heading2"/>
+      </w:pPr>
+      <w:r>
+        <w:t>目录</w:t>
       </w:r>
     </w:p>
     <w:p>
       <w:pPr>
-        <w:pStyle w:val="ListBullet"/>
-        <w:ind w:left="360"/>
-      </w:pPr>
-      <w:r>
-        <w:rPr>
-          <w:b/>
-          <w:sz w:val="24"/>
-        </w:rPr>
-        <w:t>三、快速上手指南</w:t>
-      </w:r>
-      <w:r>
-        <w:rPr>
-          <w:sz w:val="21"/>
-        </w:rPr>
-        <w:t xml:space="preserve">    —— 3.1 启动验证  3.2 写入第一条记忆  3.3 验证记忆召回</w:t>
+        <w:pStyle w:val="ListNumber"/>
+      </w:pPr>
+      <w:r>
+        <w:t>系统概述（1.1 系统定位 1.2 核心特性 1.3 架构总览）</w:t>
       </w:r>
     </w:p>
     <w:p>
       <w:pPr>
-        <w:pStyle w:val="ListBullet"/>
-        <w:ind w:left="360"/>
-      </w:pPr>
-      <w:r>
-        <w:rPr>
-          <w:b/>
-          <w:sz w:val="24"/>
-        </w:rPr>
-        <w:t>四、核心功能详解</w:t>
-      </w:r>
-      <w:r>
-        <w:rPr>
-          <w:sz w:val="21"/>
-        </w:rPr>
-        <w:t xml:space="preserve">    —— 4.1 Hook 自动记忆层  4.2 Skill 显式工具层  4.3 备份与升级保障</w:t>
+        <w:pStyle w:val="ListNumber"/>
+      </w:pPr>
+      <w:r>
+        <w:t>部署与环境要求（2.1 前置条件 2.2 目录结构 2.3 版本清单）</w:t>
       </w:r>
     </w:p>
     <w:p>
       <w:pPr>
-        <w:pStyle w:val="ListBullet"/>
-        <w:ind w:left="360"/>
-      </w:pPr>
-      <w:r>
-        <w:rPr>
-          <w:b/>
-          <w:sz w:val="24"/>
-        </w:rPr>
-        <w:t>五、5 个 Skill 工具使用说明</w:t>
-      </w:r>
-      <w:r>
-        <w:rPr>
-          <w:sz w:val="21"/>
-        </w:rPr>
-        <w:t xml:space="preserve">    —— 每个工具的参数、示例、适用场景</w:t>
+        <w:pStyle w:val="ListNumber"/>
+      </w:pPr>
+      <w:r>
+        <w:t>快速上手指南（3.1 启动验证 3.2 写入第一条记忆 3.3 验证记忆召回）</w:t>
       </w:r>
     </w:p>
     <w:p>
       <w:pPr>
-        <w:pStyle w:val="ListBullet"/>
-        <w:ind w:left="360"/>
-      </w:pPr>
-      <w:r>
-        <w:rPr>
-          <w:b/>
-          <w:sz w:val="24"/>
-        </w:rPr>
-        <w:t>六、常见问题与排查</w:t>
-      </w:r>
-      <w:r>
-        <w:rPr>
-          <w:sz w:val="21"/>
-        </w:rPr>
-        <w:t xml:space="preserve">    —— FAQ + 错误诊断步骤</w:t>
+        <w:pStyle w:val="ListNumber"/>
+      </w:pPr>
+      <w:r>
+        <w:t>核心功能详解（4.1 Hook 自动记忆层 4.2 Skill 显式工具层 4.3 备份与升级保障）</w:t>
       </w:r>
     </w:p>
     <w:p>
       <w:pPr>
-        <w:pStyle w:val="ListBullet"/>
-        <w:ind w:left="360"/>
-      </w:pPr>
-      <w:r>
-        <w:rPr>
-          <w:b/>
-          <w:sz w:val="24"/>
-        </w:rPr>
-        <w:t>七、后台数据查看（火山引擎控制台）</w:t>
-      </w:r>
-      <w:r>
-        <w:rPr>
-          <w:sz w:val="21"/>
-        </w:rPr>
-        <w:t xml:space="preserve">    —— 登录路径 + 检索方法</w:t>
+        <w:pStyle w:val="ListNumber"/>
+      </w:pPr>
+      <w:r>
+        <w:t>5 个 Skill 工具使用说明</w:t>
       </w:r>
     </w:p>
     <w:p>
       <w:pPr>
-        <w:pStyle w:val="ListBullet"/>
-        <w:ind w:left="360"/>
-      </w:pPr>
-      <w:r>
-        <w:rPr>
-          <w:b/>
-          <w:sz w:val="24"/>
-        </w:rPr>
-        <w:t>八、维护与建议</w:t>
-      </w:r>
-      <w:r>
-        <w:rPr>
-          <w:sz w:val="21"/>
-        </w:rPr>
-        <w:t xml:space="preserve">    —— Key 轮换、日志、最佳实践</w:t>
+        <w:pStyle w:val="ListNumber"/>
+      </w:pPr>
+      <w:r>
+        <w:t>常见问题与排查</w:t>
       </w:r>
     </w:p>
     <w:p>
-      <w:r>
-        <w:br w:type="page"/>
+      <w:pPr>
+        <w:pStyle w:val="ListNumber"/>
+      </w:pPr>
+      <w:r>
+        <w:t>后台数据查看（火山引擎控制台）</w:t>
       </w:r>
     </w:p>
     <w:p>
       <w:pPr>
-        <w:pStyle w:val="Heading1"/>
-      </w:pPr>
-      <w:r>
-        <w:t>一、系统概述</w:t>
+        <w:pStyle w:val="ListNumber"/>
+      </w:pPr>
+      <w:r>
+        <w:t>维护与建议</w:t>
       </w:r>
     </w:p>
     <w:p>
@@ -234,30 +199,30 @@
         <w:pStyle w:val="Heading2"/>
       </w:pPr>
       <w:r>
-        <w:t>1.1 系统定位</w:t>
+        <w:t>一、系统概述</w:t>
       </w:r>
     </w:p>
     <w:p>
-      <w:r>
-        <w:rPr>
-          <w:b w:val="0"/>
-          <w:i w:val="0"/>
-        </w:rPr>
-        <w:t>本说明书介绍如何在 QwenPaw 桌面客户端中使用火山引擎（Volcengine）托管的 Mem0 记忆系统。Mem0 是一个为大语言模型（LLM）智能体设计的"长期记忆层"，它能够在多轮对话中自动提取、存储和检索用户偏好、事实与上下文，让每个智能体都"记住"之前的对话内容。</w:t>
+      <w:pPr>
+        <w:pStyle w:val="Heading3"/>
+      </w:pPr>
+      <w:r>
+        <w:t>1.1 系统定位</w:t>
       </w:r>
     </w:p>
     <w:p>
       <w:r>
-        <w:rPr>
-          <w:b w:val="0"/>
-          <w:i w:val="0"/>
-        </w:rPr>
-        <w:t>系统采用 "Hook 兜底 + Skill 增强" 双架构：底层 Hook 在每次对话前后自动触发记忆读写，无需用户操作；上层 Skill 向智能体暴露 5 个显式记忆工具，可在需要时精准调用。</w:t>
+        <w:t>本说明书介绍如何在 QwenPaw 桌面客户端中使用火山引擎（Volcengine）托管的 Mem0 记忆系统。Mem0 是一个为大语言模型（LLM）智能体设计的“长期记忆层”，它能够在多轮对话中自动提取、存储和检索用户偏好、事实与上下文，让每个智能体都“记住”之前的对话内容。</w:t>
       </w:r>
     </w:p>
     <w:p>
-      <w:pPr>
-        <w:pStyle w:val="Heading2"/>
+      <w:r>
+        <w:t>系统采用 “Hook 兜底 + Skill 增强” 双架构：底层 Hook 在每次对话前后自动触发记忆读写，无需用户操作；上层 Skill 向智能体暴露 5 个显式记忆工具，可在需要时精准调用。</w:t>
+      </w:r>
+    </w:p>
+    <w:p>
+      <w:pPr>
+        <w:pStyle w:val="Heading3"/>
       </w:pPr>
       <w:r>
         <w:t>1.2 核心特性</w:t>
@@ -265,9 +230,8 @@
     </w:p>
     <w:tbl>
       <w:tblPr>
-        <w:tblStyle w:val="LightGrid-Accent1"/>
+        <w:tblStyle w:val="TableGrid"/>
         <w:tblW w:type="auto" w:w="0"/>
-        <w:jc w:val="center"/>
         <w:tblLook w:firstColumn="1" w:firstRow="1" w:lastColumn="0" w:lastRow="0" w:noHBand="0" w:noVBand="1" w:val="04A0"/>
       </w:tblPr>
       <w:tblGrid>
@@ -278,13 +242,16 @@
         <w:tc>
           <w:tcPr>
             <w:tcW w:type="dxa" w:w="4320"/>
-            <w:shd w:val="clear" w:color="auto" w:fill="1F497D"/>
           </w:tcPr>
           <w:p>
             <w:r>
               <w:rPr>
                 <w:b/>
-                <w:color w:val="FFFFFF"/>
+              </w:rPr>
+            </w:r>
+            <w:r>
+              <w:rPr>
+                <w:b/>
               </w:rPr>
               <w:t>特性</w:t>
             </w:r>
@@ -293,13 +260,16 @@
         <w:tc>
           <w:tcPr>
             <w:tcW w:type="dxa" w:w="4320"/>
-            <w:shd w:val="clear" w:color="auto" w:fill="1F497D"/>
           </w:tcPr>
           <w:p>
             <w:r>
               <w:rPr>
                 <w:b/>
-                <w:color w:val="FFFFFF"/>
+              </w:rPr>
+            </w:r>
+            <w:r>
+              <w:rPr>
+                <w:b/>
               </w:rPr>
               <w:t>说明</w:t>
             </w:r>
@@ -312,6 +282,7 @@
             <w:tcW w:type="dxa" w:w="4320"/>
           </w:tcPr>
           <w:p>
+            <w:r/>
             <w:r>
               <w:t>自动记忆</w:t>
             </w:r>
@@ -322,6 +293,7 @@
             <w:tcW w:type="dxa" w:w="4320"/>
           </w:tcPr>
           <w:p>
+            <w:r/>
             <w:r>
               <w:t>对话前自动检索相关历史，对话后异步写入新记忆，零配置启用。</w:t>
             </w:r>
@@ -334,6 +306,7 @@
             <w:tcW w:type="dxa" w:w="4320"/>
           </w:tcPr>
           <w:p>
+            <w:r/>
             <w:r>
               <w:t>智能体隔离</w:t>
             </w:r>
@@ -344,6 +317,7 @@
             <w:tcW w:type="dxa" w:w="4320"/>
           </w:tcPr>
           <w:p>
+            <w:r/>
             <w:r>
               <w:t>每个智能体（agent）以 name 作为 user_id，记忆完全独立不串扰。</w:t>
             </w:r>
@@ -356,6 +330,7 @@
             <w:tcW w:type="dxa" w:w="4320"/>
           </w:tcPr>
           <w:p>
+            <w:r/>
             <w:r>
               <w:t>异步写入队列</w:t>
             </w:r>
@@ -366,8 +341,9 @@
             <w:tcW w:type="dxa" w:w="4320"/>
           </w:tcPr>
           <w:p>
+            <w:r/>
             <w:r>
-              <w:t>令牌桶限流 + 1000 条队列，避免阻塞对话，失败自动重试。</w:t>
+              <w:t>令牌桶限流（默认 18 QPS）+ 1000 条队列，避免阻塞对话，失败自动重试。</w:t>
             </w:r>
           </w:p>
         </w:tc>
@@ -378,6 +354,7 @@
             <w:tcW w:type="dxa" w:w="4320"/>
           </w:tcPr>
           <w:p>
+            <w:r/>
             <w:r>
               <w:t>防复活黑名单</w:t>
             </w:r>
@@ -388,8 +365,9 @@
             <w:tcW w:type="dxa" w:w="4320"/>
           </w:tcPr>
           <w:p>
+            <w:r/>
             <w:r>
-              <w:t>已删除的记忆 ID 写入黑名单，防止异步回写意外恢复。</w:t>
+              <w:t>已删除记忆的内容及其变体写入带 TTL 的黑名单，防止异步回写意外恢复。</w:t>
             </w:r>
           </w:p>
         </w:tc>
@@ -400,6 +378,7 @@
             <w:tcW w:type="dxa" w:w="4320"/>
           </w:tcPr>
           <w:p>
+            <w:r/>
             <w:r>
               <w:t>备份可恢复</w:t>
             </w:r>
@@ -410,6 +389,7 @@
             <w:tcW w:type="dxa" w:w="4320"/>
           </w:tcPr>
           <w:p>
+            <w:r/>
             <w:r>
               <w:t>插件目录同步至 workspace/_mem0_backup/，QwenPaw 备份功能完整覆盖。</w:t>
             </w:r>
@@ -422,6 +402,7 @@
             <w:tcW w:type="dxa" w:w="4320"/>
           </w:tcPr>
           <w:p>
+            <w:r/>
             <w:r>
               <w:t>升级兼容</w:t>
             </w:r>
@@ -432,6 +413,7 @@
             <w:tcW w:type="dxa" w:w="4320"/>
           </w:tcPr>
           <w:p>
+            <w:r/>
             <w:r>
               <w:t>所有代码位于用户级 ~/.qwenpaw/plugins/，QwenPaw 升级不覆盖。</w:t>
             </w:r>
@@ -439,174 +421,119 @@
         </w:tc>
       </w:tr>
     </w:tbl>
-    <w:p/>
     <w:p>
       <w:pPr>
+        <w:pStyle w:val="Heading3"/>
+      </w:pPr>
+      <w:r>
+        <w:t>1.3 架构总览</w:t>
+      </w:r>
+    </w:p>
+    <w:p>
+      <w:pPr>
+        <w:ind w:left="240"/>
+      </w:pPr>
+      <w:r>
+        <w:rPr>
+          <w:rFonts w:ascii="Consolas" w:hAnsi="Consolas" w:eastAsia="Consolas"/>
+          <w:color w:val="333333"/>
+          <w:sz w:val="18"/>
+        </w:rPr>
+        <w:t>QwenPaw 客户端</w:t>
+        <w:br/>
+        <w:t xml:space="preserve">  └─ Plugin 系统 ( ~/.qwenpaw/plugins/mem0-integration/ )</w:t>
+        <w:br/>
+        <w:t xml:space="preserve">       ├─ startup/shutdown 钩子  ←→  备份同步</w:t>
+        <w:br/>
+        <w:t xml:space="preserve">       ├─ backend.py  注入 MemoryHooks + 5 个 Skill 工具</w:t>
+        <w:br/>
+        <w:t xml:space="preserve">       │    ├─ Hook 层：pre_reply / pre_reasoning / post_acting / post_reply</w:t>
+        <w:br/>
+        <w:t xml:space="preserve">       │    └─ Skill 层：add / search / list / update / delete 记忆</w:t>
+        <w:br/>
+        <w:t xml:space="preserve">       └─ MemoryCoordinator  →  异步队列 + 令牌桶限流 + 防复活黑名单</w:t>
+        <w:br/>
+        <w:t xml:space="preserve">                   │</w:t>
+        <w:br/>
+        <w:t xml:space="preserve">                   ▼</w:t>
+        <w:br/>
+        <w:t xml:space="preserve">             MemoryClient (mem0ai 0.1.118)</w:t>
+        <w:br/>
+        <w:t xml:space="preserve">                   │ HTTPS (api_key)</w:t>
+        <w:br/>
+        <w:t xml:space="preserve">                   ▼</w:t>
+        <w:br/>
+        <w:t xml:space="preserve">         火山引擎 Mem0 托管服务 (mem0-cn-beijing.volces.com)</w:t>
+      </w:r>
+    </w:p>
+    <w:p>
+      <w:pPr>
+        <w:ind w:left="200"/>
+      </w:pPr>
+      <w:r>
+        <w:rPr>
+          <w:i/>
+          <w:color w:val="555555"/>
+        </w:rPr>
+      </w:r>
+      <w:r>
+        <w:rPr>
+          <w:i/>
+          <w:color w:val="555555"/>
+        </w:rPr>
+        <w:t>另有一条可选旁路：</w:t>
+      </w:r>
+      <w:r>
+        <w:rPr>
+          <w:rFonts w:ascii="Consolas" w:hAnsi="Consolas" w:eastAsia="Consolas"/>
+          <w:i/>
+          <w:color w:val="555555"/>
+        </w:rPr>
+        <w:t>mem0_service/api/routes.py</w:t>
+      </w:r>
+      <w:r>
+        <w:rPr>
+          <w:i/>
+          <w:color w:val="555555"/>
+        </w:rPr>
+        <w:t xml:space="preserve"> 提供独立 FastAPI 服务（</w:t>
+      </w:r>
+      <w:r>
+        <w:rPr>
+          <w:rFonts w:ascii="Consolas" w:hAnsi="Consolas" w:eastAsia="Consolas"/>
+          <w:i/>
+          <w:color w:val="555555"/>
+        </w:rPr>
+        <w:t>/memories</w:t>
+      </w:r>
+      <w:r>
+        <w:rPr>
+          <w:i/>
+          <w:color w:val="555555"/>
+        </w:rPr>
+        <w:t xml:space="preserve"> REST 接口），不依赖 QwenPaw 进程，启动方式见 README「方式二」。</w:t>
+      </w:r>
+    </w:p>
+    <w:p>
+      <w:pPr>
         <w:pStyle w:val="Heading2"/>
       </w:pPr>
       <w:r>
-        <w:t>1.3 架构总览</w:t>
+        <w:t>二、部署与环境要求</w:t>
+      </w:r>
+    </w:p>
+    <w:p>
+      <w:pPr>
+        <w:pStyle w:val="Heading3"/>
+      </w:pPr>
+      <w:r>
+        <w:t>2.1 前置条件</w:t>
       </w:r>
     </w:p>
     <w:tbl>
       <w:tblPr>
+        <w:tblStyle w:val="TableGrid"/>
         <w:tblW w:type="auto" w:w="0"/>
-        <w:jc w:val="center"/>
-        <w:tblLook w:firstColumn="1" w:firstRow="1" w:lastColumn="0" w:lastRow="0" w:noHBand="0" w:noVBand="1" w:val="04A0"/>
-      </w:tblPr>
-      <w:tblGrid>
-        <w:gridCol w:w="8640"/>
-      </w:tblGrid>
-      <w:tr>
-        <w:tc>
-          <w:tcPr>
-            <w:tcW w:type="dxa" w:w="8640"/>
-            <w:shd w:val="clear" w:color="auto" w:fill="FFF3CD"/>
-          </w:tcPr>
-          <w:p>
-            <w:r>
-              <w:rPr>
-                <w:b/>
-                <w:color w:val="664D00"/>
-                <w:sz w:val="22"/>
-              </w:rPr>
-              <w:t>🧱 架构图（文字版）</w:t>
-            </w:r>
-          </w:p>
-          <w:p>
-            <w:r>
-              <w:rPr>
-                <w:sz w:val="21"/>
-              </w:rPr>
-              <w:t>QwenPaw 客户端</w:t>
-            </w:r>
-          </w:p>
-          <w:p>
-            <w:r>
-              <w:rPr>
-                <w:sz w:val="21"/>
-              </w:rPr>
-              <w:t xml:space="preserve">  └─ Plugin 系统 ( ~/.qwenpaw/plugins/mem0-integration/ )</w:t>
-            </w:r>
-          </w:p>
-          <w:p>
-            <w:r>
-              <w:rPr>
-                <w:sz w:val="21"/>
-              </w:rPr>
-              <w:t xml:space="preserve">       ├─ startup/shutdown 钩子  ←→  备份同步</w:t>
-            </w:r>
-          </w:p>
-          <w:p>
-            <w:r>
-              <w:rPr>
-                <w:sz w:val="21"/>
-              </w:rPr>
-              <w:t xml:space="preserve">       ├─ backend.py  注入 MemoryHooks + 5 个 Skill 工具</w:t>
-            </w:r>
-          </w:p>
-          <w:p>
-            <w:r>
-              <w:rPr>
-                <w:sz w:val="21"/>
-              </w:rPr>
-              <w:t xml:space="preserve">       │    ├─ Hook 层：pre_reply / post_reply / pre_reasoning / post_acting</w:t>
-            </w:r>
-          </w:p>
-          <w:p>
-            <w:r>
-              <w:rPr>
-                <w:sz w:val="21"/>
-              </w:rPr>
-              <w:t xml:space="preserve">       │    └─ Skill 层：add / search / get / update / delete 记忆</w:t>
-            </w:r>
-          </w:p>
-          <w:p>
-            <w:r>
-              <w:rPr>
-                <w:sz w:val="21"/>
-              </w:rPr>
-              <w:t xml:space="preserve">       └─ MemoryCoordinator  →  异步队列 + 令牌桶限流</w:t>
-            </w:r>
-          </w:p>
-          <w:p>
-            <w:r>
-              <w:rPr>
-                <w:sz w:val="21"/>
-              </w:rPr>
-              <w:t xml:space="preserve">                   │</w:t>
-            </w:r>
-          </w:p>
-          <w:p>
-            <w:r>
-              <w:rPr>
-                <w:sz w:val="21"/>
-              </w:rPr>
-              <w:t xml:space="preserve">                   ▼</w:t>
-            </w:r>
-          </w:p>
-          <w:p>
-            <w:r>
-              <w:rPr>
-                <w:sz w:val="21"/>
-              </w:rPr>
-              <w:t xml:space="preserve">         MemoryClient (mem0ai 0.1.118)</w:t>
-            </w:r>
-          </w:p>
-          <w:p>
-            <w:r>
-              <w:rPr>
-                <w:sz w:val="21"/>
-              </w:rPr>
-              <w:t xml:space="preserve">                   │ HTTPS (api_key)</w:t>
-            </w:r>
-          </w:p>
-          <w:p>
-            <w:r>
-              <w:rPr>
-                <w:sz w:val="21"/>
-              </w:rPr>
-              <w:t xml:space="preserve">                   ▼</w:t>
-            </w:r>
-          </w:p>
-          <w:p>
-            <w:r>
-              <w:rPr>
-                <w:sz w:val="21"/>
-              </w:rPr>
-              <w:t xml:space="preserve">       火山引擎 Mem0 托管服务 (mem0-cn-beijing.volces.com)</w:t>
-            </w:r>
-          </w:p>
-        </w:tc>
-      </w:tr>
-    </w:tbl>
-    <w:p/>
-    <w:p>
-      <w:r>
-        <w:br w:type="page"/>
-      </w:r>
-    </w:p>
-    <w:p>
-      <w:pPr>
-        <w:pStyle w:val="Heading1"/>
-      </w:pPr>
-      <w:r>
-        <w:t>二、部署与环境要求</w:t>
-      </w:r>
-    </w:p>
-    <w:p>
-      <w:pPr>
-        <w:pStyle w:val="Heading2"/>
-      </w:pPr>
-      <w:r>
-        <w:t>2.1 前置条件</w:t>
-      </w:r>
-    </w:p>
-    <w:tbl>
-      <w:tblPr>
-        <w:tblStyle w:val="LightGrid-Accent1"/>
-        <w:tblW w:type="auto" w:w="0"/>
-        <w:jc w:val="center"/>
         <w:tblLook w:firstColumn="1" w:firstRow="1" w:lastColumn="0" w:lastRow="0" w:noHBand="0" w:noVBand="1" w:val="04A0"/>
       </w:tblPr>
       <w:tblGrid>
@@ -617,13 +544,16 @@
         <w:tc>
           <w:tcPr>
             <w:tcW w:type="dxa" w:w="4320"/>
-            <w:shd w:val="clear" w:color="auto" w:fill="1F497D"/>
           </w:tcPr>
           <w:p>
             <w:r>
               <w:rPr>
                 <w:b/>
-                <w:color w:val="FFFFFF"/>
+              </w:rPr>
+            </w:r>
+            <w:r>
+              <w:rPr>
+                <w:b/>
               </w:rPr>
               <w:t>条件</w:t>
             </w:r>
@@ -632,13 +562,16 @@
         <w:tc>
           <w:tcPr>
             <w:tcW w:type="dxa" w:w="4320"/>
-            <w:shd w:val="clear" w:color="auto" w:fill="1F497D"/>
           </w:tcPr>
           <w:p>
             <w:r>
               <w:rPr>
                 <w:b/>
-                <w:color w:val="FFFFFF"/>
+              </w:rPr>
+            </w:r>
+            <w:r>
+              <w:rPr>
+                <w:b/>
               </w:rPr>
               <w:t>要求</w:t>
             </w:r>
@@ -651,6 +584,7 @@
             <w:tcW w:type="dxa" w:w="4320"/>
           </w:tcPr>
           <w:p>
+            <w:r/>
             <w:r>
               <w:t>操作系统</w:t>
             </w:r>
@@ -661,6 +595,7 @@
             <w:tcW w:type="dxa" w:w="4320"/>
           </w:tcPr>
           <w:p>
+            <w:r/>
             <w:r>
               <w:t>Windows 10/11 x64</w:t>
             </w:r>
@@ -673,6 +608,7 @@
             <w:tcW w:type="dxa" w:w="4320"/>
           </w:tcPr>
           <w:p>
+            <w:r/>
             <w:r>
               <w:t>QwenPaw 版本</w:t>
             </w:r>
@@ -683,6 +619,7 @@
             <w:tcW w:type="dxa" w:w="4320"/>
           </w:tcPr>
           <w:p>
+            <w:r/>
             <w:r>
               <w:t>最新桌面版（原生启动：QwenPaw Desktop.vbs）</w:t>
             </w:r>
@@ -695,6 +632,7 @@
             <w:tcW w:type="dxa" w:w="4320"/>
           </w:tcPr>
           <w:p>
+            <w:r/>
             <w:r>
               <w:t>Python 环境</w:t>
             </w:r>
@@ -705,8 +643,18 @@
             <w:tcW w:type="dxa" w:w="4320"/>
           </w:tcPr>
           <w:p>
+            <w:r/>
             <w:r>
-              <w:t>QwenPaw 自带 Python 3.10（位于 QwenPaw 安装目录\python.exe）</w:t>
+              <w:t xml:space="preserve">QwenPaw 自带 Python 3.10（位于 </w:t>
+            </w:r>
+            <w:r>
+              <w:rPr>
+                <w:rFonts w:ascii="Consolas" w:hAnsi="Consolas" w:eastAsia="Consolas"/>
+              </w:rPr>
+              <w:t>&lt;QwenPaw安装目录&gt;\python.exe</w:t>
+            </w:r>
+            <w:r>
+              <w:t>）</w:t>
             </w:r>
           </w:p>
         </w:tc>
@@ -717,6 +665,7 @@
             <w:tcW w:type="dxa" w:w="4320"/>
           </w:tcPr>
           <w:p>
+            <w:r/>
             <w:r>
               <w:t>火山引擎账号</w:t>
             </w:r>
@@ -727,6 +676,7 @@
             <w:tcW w:type="dxa" w:w="4320"/>
           </w:tcPr>
           <w:p>
+            <w:r/>
             <w:r>
               <w:t>已开通 Mem0 托管服务，创建项目并获取 API Key</w:t>
             </w:r>
@@ -739,6 +689,7 @@
             <w:tcW w:type="dxa" w:w="4320"/>
           </w:tcPr>
           <w:p>
+            <w:r/>
             <w:r>
               <w:t>网络连通性</w:t>
             </w:r>
@@ -749,6 +700,7 @@
             <w:tcW w:type="dxa" w:w="4320"/>
           </w:tcPr>
           <w:p>
+            <w:r/>
             <w:r>
               <w:t>能够访问 https://mem0-cn-beijing.volces.com （443 端口）</w:t>
             </w:r>
@@ -756,10 +708,9 @@
         </w:tc>
       </w:tr>
     </w:tbl>
-    <w:p/>
     <w:p>
       <w:pPr>
-        <w:pStyle w:val="Heading2"/>
+        <w:pStyle w:val="Heading3"/>
       </w:pPr>
       <w:r>
         <w:t>2.2 目录结构</w:t>
@@ -767,34 +718,34 @@
     </w:p>
     <w:p>
       <w:r>
-        <w:rPr>
-          <w:b w:val="0"/>
-          <w:i w:val="0"/>
-        </w:rPr>
         <w:t>所有部署文件位于 QwenPaw 用户数据目录，确保升级不丢失：</w:t>
       </w:r>
     </w:p>
     <w:p>
       <w:pPr>
-        <w:spacing w:before="60" w:after="60"/>
-        <w:ind w:left="432"/>
-        <w:shd w:val="clear" w:color="auto" w:fill="F5F5F5"/>
+        <w:ind w:left="240"/>
       </w:pPr>
       <w:r>
         <w:rPr>
-          <w:rFonts w:ascii="Consolas" w:hAnsi="Consolas"/>
-          <w:color w:val="1F1F1F"/>
-          <w:sz w:val="19"/>
+          <w:rFonts w:ascii="Consolas" w:hAnsi="Consolas" w:eastAsia="Consolas"/>
+          <w:color w:val="333333"/>
+          <w:sz w:val="18"/>
         </w:rPr>
-        <w:t>~/.qwenpaw\plugins\mem0-integration\</w:t>
+        <w:t>~/.qwenpaw/plugins/mem0-integration/</w:t>
         <w:br/>
         <w:t>├── plugin.json              # 插件清单（id=mem0-integration, type=hook）</w:t>
         <w:br/>
         <w:t>├── backend.py               # 插件入口：startup/shutdown 钩子 + 注入逻辑</w:t>
         <w:br/>
+        <w:t>├── test_plugin.py           # 注入逻辑自测（Path.home 定位，支持环境变量覆盖）</w:t>
+        <w:br/>
         <w:t>├── mem0_service\</w:t>
         <w:br/>
-        <w:t>│   ├── config.py            # Mem0 配置类（host / api_key 等）</w:t>
+        <w:t>│   ├── config.py            # Mem0 配置类（全部读环境变量，含校验）</w:t>
+        <w:br/>
+        <w:t>│   ├── .env.example         # 环境变量模板（复制为 .env 填 Key，.env 不入库）</w:t>
+        <w:br/>
+        <w:t>│   ├── api\routes.py        # 【可选】独立 FastAPI 服务</w:t>
         <w:br/>
         <w:t>│   ├── utils\</w:t>
         <w:br/>
@@ -804,21 +755,25 @@
         <w:br/>
         <w:t>│   │   └── memory_hooks.py  # pre_reply/post_reply 等 4 个钩子</w:t>
         <w:br/>
-        <w:t>│   └── skills\</w:t>
+        <w:t>│   ├── skills\</w:t>
         <w:br/>
-        <w:t>│       └── memory_skills.py # 5 个记忆工具函数</w:t>
+        <w:t>│   │   └── memory_skills.py # 5 个记忆工具函数（ALL_TOOLS）</w:t>
         <w:br/>
-        <w:t>└── requirements.txt         # 依赖版本锁定</w:t>
+        <w:t>│   └── qwenpaw_client\</w:t>
+        <w:br/>
+        <w:t>│       └── mem0_client.py   # mem0ai SDK 封装</w:t>
+        <w:br/>
+        <w:t>└── requirements.txt         # 独立运行时的依赖汇总</w:t>
         <w:br/>
         <w:br/>
-        <w:t>~/.qwenpaw\workspaces\default\_mem0_backup\   # 自动同步备份</w:t>
+        <w:t>~/.qwenpaw/workspaces/default/_mem0_backup/   # 自动同步备份</w:t>
         <w:br/>
         <w:t xml:space="preserve">    └── _RESTORE_INFO.json   # 恢复元信息（时间戳 + 源路径）</w:t>
       </w:r>
     </w:p>
     <w:p>
       <w:pPr>
-        <w:pStyle w:val="Heading2"/>
+        <w:pStyle w:val="Heading3"/>
       </w:pPr>
       <w:r>
         <w:t>2.3 版本清单</w:t>
@@ -826,9 +781,8 @@
     </w:p>
     <w:tbl>
       <w:tblPr>
-        <w:tblStyle w:val="LightGrid-Accent1"/>
+        <w:tblStyle w:val="TableGrid"/>
         <w:tblW w:type="auto" w:w="0"/>
-        <w:jc w:val="center"/>
         <w:tblLook w:firstColumn="1" w:firstRow="1" w:lastColumn="0" w:lastRow="0" w:noHBand="0" w:noVBand="1" w:val="04A0"/>
       </w:tblPr>
       <w:tblGrid>
@@ -840,13 +794,16 @@
         <w:tc>
           <w:tcPr>
             <w:tcW w:type="dxa" w:w="2880"/>
-            <w:shd w:val="clear" w:color="auto" w:fill="1F497D"/>
           </w:tcPr>
           <w:p>
             <w:r>
               <w:rPr>
                 <w:b/>
-                <w:color w:val="FFFFFF"/>
+              </w:rPr>
+            </w:r>
+            <w:r>
+              <w:rPr>
+                <w:b/>
               </w:rPr>
               <w:t>包名</w:t>
             </w:r>
@@ -855,13 +812,16 @@
         <w:tc>
           <w:tcPr>
             <w:tcW w:type="dxa" w:w="2880"/>
-            <w:shd w:val="clear" w:color="auto" w:fill="1F497D"/>
           </w:tcPr>
           <w:p>
             <w:r>
               <w:rPr>
                 <w:b/>
-                <w:color w:val="FFFFFF"/>
+              </w:rPr>
+            </w:r>
+            <w:r>
+              <w:rPr>
+                <w:b/>
               </w:rPr>
               <w:t>版本</w:t>
             </w:r>
@@ -870,13 +830,16 @@
         <w:tc>
           <w:tcPr>
             <w:tcW w:type="dxa" w:w="2880"/>
-            <w:shd w:val="clear" w:color="auto" w:fill="1F497D"/>
           </w:tcPr>
           <w:p>
             <w:r>
               <w:rPr>
                 <w:b/>
-                <w:color w:val="FFFFFF"/>
+              </w:rPr>
+            </w:r>
+            <w:r>
+              <w:rPr>
+                <w:b/>
               </w:rPr>
               <w:t>用途</w:t>
             </w:r>
@@ -889,6 +852,7 @@
             <w:tcW w:type="dxa" w:w="2880"/>
           </w:tcPr>
           <w:p>
+            <w:r/>
             <w:r>
               <w:t>mem0ai</w:t>
             </w:r>
@@ -899,6 +863,7 @@
             <w:tcW w:type="dxa" w:w="2880"/>
           </w:tcPr>
           <w:p>
+            <w:r/>
             <w:r>
               <w:t>0.1.118</w:t>
             </w:r>
@@ -909,8 +874,9 @@
             <w:tcW w:type="dxa" w:w="2880"/>
           </w:tcPr>
           <w:p>
+            <w:r/>
             <w:r>
-              <w:t>使用 MemoryClient 对接 HTTP 服务</w:t>
+              <w:t>使用 MemoryClient 对接托管 HTTP 服务</w:t>
             </w:r>
           </w:p>
         </w:tc>
@@ -921,6 +887,7 @@
             <w:tcW w:type="dxa" w:w="2880"/>
           </w:tcPr>
           <w:p>
+            <w:r/>
             <w:r>
               <w:t>agentscope</w:t>
             </w:r>
@@ -931,6 +898,7 @@
             <w:tcW w:type="dxa" w:w="2880"/>
           </w:tcPr>
           <w:p>
+            <w:r/>
             <w:r>
               <w:t>1.0.20</w:t>
             </w:r>
@@ -941,8 +909,18 @@
             <w:tcW w:type="dxa" w:w="2880"/>
           </w:tcPr>
           <w:p>
+            <w:r/>
             <w:r>
-              <w:t>Toolkit 类（原 ServiceToolkit 已重命名）</w:t>
+              <w:t xml:space="preserve">Toolkit / </w:t>
+            </w:r>
+            <w:r>
+              <w:rPr>
+                <w:rFonts w:ascii="Consolas" w:hAnsi="Consolas" w:eastAsia="Consolas"/>
+              </w:rPr>
+              <w:t>register_class_hook</w:t>
+            </w:r>
+            <w:r>
+              <w:t xml:space="preserve"> 机制（QwenPaw 自带）</w:t>
             </w:r>
           </w:p>
         </w:tc>
@@ -953,6 +931,7 @@
             <w:tcW w:type="dxa" w:w="2880"/>
           </w:tcPr>
           <w:p>
+            <w:r/>
             <w:r>
               <w:t>python-dotenv</w:t>
             </w:r>
@@ -963,8 +942,9 @@
             <w:tcW w:type="dxa" w:w="2880"/>
           </w:tcPr>
           <w:p>
+            <w:r/>
             <w:r>
-              <w:t>1.2.2</w:t>
+              <w:t>1.0.1</w:t>
             </w:r>
           </w:p>
         </w:tc>
@@ -973,8 +953,15 @@
             <w:tcW w:type="dxa" w:w="2880"/>
           </w:tcPr>
           <w:p>
+            <w:r/>
             <w:r>
-              <w:t>配置文件加载</w:t>
+              <w:rPr>
+                <w:rFonts w:ascii="Consolas" w:hAnsi="Consolas" w:eastAsia="Consolas"/>
+              </w:rPr>
+              <w:t>.env</w:t>
+            </w:r>
+            <w:r>
+              <w:t xml:space="preserve"> 配置文件加载</w:t>
             </w:r>
           </w:p>
         </w:tc>
@@ -985,6 +972,42 @@
             <w:tcW w:type="dxa" w:w="2880"/>
           </w:tcPr>
           <w:p>
+            <w:r/>
+            <w:r>
+              <w:t>pydantic</w:t>
+            </w:r>
+          </w:p>
+        </w:tc>
+        <w:tc>
+          <w:tcPr>
+            <w:tcW w:type="dxa" w:w="2880"/>
+          </w:tcPr>
+          <w:p>
+            <w:r/>
+            <w:r>
+              <w:t>2.10.4</w:t>
+            </w:r>
+          </w:p>
+        </w:tc>
+        <w:tc>
+          <w:tcPr>
+            <w:tcW w:type="dxa" w:w="2880"/>
+          </w:tcPr>
+          <w:p>
+            <w:r/>
+            <w:r>
+              <w:t>工具入参运行时类型解析</w:t>
+            </w:r>
+          </w:p>
+        </w:tc>
+      </w:tr>
+      <w:tr>
+        <w:tc>
+          <w:tcPr>
+            <w:tcW w:type="dxa" w:w="2880"/>
+          </w:tcPr>
+          <w:p>
+            <w:r/>
             <w:r>
               <w:t>httpx</w:t>
             </w:r>
@@ -995,6 +1018,7 @@
             <w:tcW w:type="dxa" w:w="2880"/>
           </w:tcPr>
           <w:p>
+            <w:r/>
             <w:r>
               <w:t>0.28.1</w:t>
             </w:r>
@@ -1005,6 +1029,7 @@
             <w:tcW w:type="dxa" w:w="2880"/>
           </w:tcPr>
           <w:p>
+            <w:r/>
             <w:r>
               <w:t>异步 HTTP 客户端</w:t>
             </w:r>
@@ -1017,8 +1042,9 @@
             <w:tcW w:type="dxa" w:w="2880"/>
           </w:tcPr>
           <w:p>
+            <w:r/>
             <w:r>
-              <w:t>python-docx</w:t>
+              <w:t>fastapi / uvicorn</w:t>
             </w:r>
           </w:p>
         </w:tc>
@@ -1027,8 +1053,9 @@
             <w:tcW w:type="dxa" w:w="2880"/>
           </w:tcPr>
           <w:p>
+            <w:r/>
             <w:r>
-              <w:t>1.2.0</w:t>
+              <w:t>0.115.6 / 0.34.0</w:t>
             </w:r>
           </w:p>
         </w:tc>
@@ -1037,22 +1064,50 @@
             <w:tcW w:type="dxa" w:w="2880"/>
           </w:tcPr>
           <w:p>
+            <w:r/>
             <w:r>
-              <w:t>生成本说明书</w:t>
+              <w:t>仅独立 FastAPI 模式需要</w:t>
             </w:r>
           </w:p>
         </w:tc>
       </w:tr>
     </w:tbl>
-    <w:p/>
     <w:p>
-      <w:r>
-        <w:br w:type="page"/>
+      <w:pPr>
+        <w:ind w:left="200"/>
+      </w:pPr>
+      <w:r>
+        <w:rPr>
+          <w:i/>
+          <w:color w:val="555555"/>
+        </w:rPr>
+      </w:r>
+      <w:r>
+        <w:rPr>
+          <w:i/>
+          <w:color w:val="555555"/>
+        </w:rPr>
+        <w:t xml:space="preserve">作为 QwenPaw 插件运行时，上述多数包已由宿主自带 Python 预装；在独立虚拟环境运行时，执行 </w:t>
+      </w:r>
+      <w:r>
+        <w:rPr>
+          <w:rFonts w:ascii="Consolas" w:hAnsi="Consolas" w:eastAsia="Consolas"/>
+          <w:i/>
+          <w:color w:val="555555"/>
+        </w:rPr>
+        <w:t>pip install -r requirements.txt</w:t>
+      </w:r>
+      <w:r>
+        <w:rPr>
+          <w:i/>
+          <w:color w:val="555555"/>
+        </w:rPr>
+        <w:t xml:space="preserve"> 一键安装。</w:t>
       </w:r>
     </w:p>
     <w:p>
       <w:pPr>
-        <w:pStyle w:val="Heading1"/>
+        <w:pStyle w:val="Heading2"/>
       </w:pPr>
       <w:r>
         <w:t>三、快速上手指南</w:t>
@@ -1060,7 +1115,7 @@
     </w:p>
     <w:p>
       <w:pPr>
-        <w:pStyle w:val="Heading2"/>
+        <w:pStyle w:val="Heading3"/>
       </w:pPr>
       <w:r>
         <w:t>3.1 启动验证</w:t>
@@ -1069,7 +1124,6 @@
     <w:p>
       <w:pPr>
         <w:pStyle w:val="ListNumber"/>
-        <w:ind w:left="360"/>
       </w:pPr>
       <w:r>
         <w:t>关闭 QwenPaw，等待 10 秒确保进程完全退出。</w:t>
@@ -1078,16 +1132,14 @@
     <w:p>
       <w:pPr>
         <w:pStyle w:val="ListNumber"/>
-        <w:ind w:left="360"/>
-      </w:pPr>
-      <w:r>
-        <w:t>双击桌面 "QwenPaw Desktop.vbs" 启动客户端（勿使用 TraeSolo 优化路径）。</w:t>
+      </w:pPr>
+      <w:r>
+        <w:t>双击桌面 “QwenPaw Desktop.vbs” 启动客户端（勿使用第三方启动器）。</w:t>
       </w:r>
     </w:p>
     <w:p>
       <w:pPr>
         <w:pStyle w:val="ListNumber"/>
-        <w:ind w:left="360"/>
       </w:pPr>
       <w:r>
         <w:t>打开任意一个智能体，观察启动日志。若看到以下信息则说明插件加载成功：</w:t>
@@ -1095,15 +1147,13 @@
     </w:p>
     <w:p>
       <w:pPr>
-        <w:spacing w:before="60" w:after="60"/>
-        <w:ind w:left="432"/>
-        <w:shd w:val="clear" w:color="auto" w:fill="F5F5F5"/>
+        <w:ind w:left="240"/>
       </w:pPr>
       <w:r>
         <w:rPr>
-          <w:rFonts w:ascii="Consolas" w:hAnsi="Consolas"/>
-          <w:color w:val="1F1F1F"/>
-          <w:sz w:val="19"/>
+          <w:rFonts w:ascii="Consolas" w:hAnsi="Consolas" w:eastAsia="Consolas"/>
+          <w:color w:val="333333"/>
+          <w:sz w:val="18"/>
         </w:rPr>
         <w:t>[mem0-integration] startup hook triggered, injecting hooks &amp; skills...</w:t>
         <w:br/>
@@ -1111,181 +1161,126 @@
       </w:r>
     </w:p>
     <w:p>
-      <w:pPr>
-        <w:pStyle w:val="ListNumber"/>
-        <w:ind w:left="360"/>
-      </w:pPr>
       <w:r>
         <w:t>若未看到日志，请执行 6.1 节排查。</w:t>
       </w:r>
     </w:p>
     <w:p>
       <w:pPr>
+        <w:pStyle w:val="Heading3"/>
+      </w:pPr>
+      <w:r>
+        <w:t>3.2 写入第一条记忆</w:t>
+      </w:r>
+    </w:p>
+    <w:p>
+      <w:r>
+        <w:t>测试示例：“我喜欢吃蔬菜”。</w:t>
+      </w:r>
+    </w:p>
+    <w:p>
+      <w:r>
+        <w:t>在智能体对话框输入这句话并发送，系统会在 post_reply 钩子中自动将本轮对话写入 Mem0（异步队列，通常 1–3 秒内完成）。此记忆以当前智能体 name 作为 user_id 隔离。</w:t>
+      </w:r>
+    </w:p>
+    <w:p>
+      <w:pPr>
+        <w:pStyle w:val="Heading3"/>
+      </w:pPr>
+      <w:r>
+        <w:t>3.3 验证记忆召回</w:t>
+      </w:r>
+    </w:p>
+    <w:p>
+      <w:pPr>
+        <w:pStyle w:val="ListNumber"/>
+      </w:pPr>
+      <w:r>
+        <w:t>新建一个对话窗口（或清空当前上下文）。</w:t>
+      </w:r>
+    </w:p>
+    <w:p>
+      <w:pPr>
+        <w:pStyle w:val="ListNumber"/>
+      </w:pPr>
+      <w:r>
+        <w:t>向同一个智能体提问：“我喜欢吃什么？”</w:t>
+      </w:r>
+    </w:p>
+    <w:p>
+      <w:pPr>
+        <w:pStyle w:val="ListNumber"/>
+      </w:pPr>
+      <w:r>
+        <w:t>观察智能体是否回答 “蔬菜” 或相关内容。</w:t>
+      </w:r>
+    </w:p>
+    <w:p>
+      <w:r>
+        <w:t xml:space="preserve">   - 若回答正确 → Hook 自动记忆读写均正常。</w:t>
+      </w:r>
+    </w:p>
+    <w:p>
+      <w:r>
+        <w:t xml:space="preserve">   - 若回答不正确 → 请执行 6.3 节“记忆不召回”排查。</w:t>
+      </w:r>
+    </w:p>
+    <w:p>
+      <w:pPr>
         <w:pStyle w:val="Heading2"/>
       </w:pPr>
       <w:r>
-        <w:t>3.2 写入第一条记忆</w:t>
+        <w:t>四、核心功能详解</w:t>
+      </w:r>
+    </w:p>
+    <w:p>
+      <w:pPr>
+        <w:pStyle w:val="Heading3"/>
+      </w:pPr>
+      <w:r>
+        <w:t>4.1 Hook 自动记忆层（兜底层）</w:t>
+      </w:r>
+    </w:p>
+    <w:p>
+      <w:r>
+        <w:t xml:space="preserve">Hook 层通过 AgentScope 的 </w:t>
+      </w:r>
+      <w:r>
+        <w:rPr>
+          <w:rFonts w:ascii="Consolas" w:hAnsi="Consolas" w:eastAsia="Consolas"/>
+        </w:rPr>
+        <w:t>register_class_hook</w:t>
+      </w:r>
+      <w:r>
+        <w:t xml:space="preserve"> 机制在 Agent 类上注册 4 个生命周期钩子（类级别，对所有实例生效），对用户透明，无需任何显式操作。</w:t>
       </w:r>
     </w:p>
     <w:tbl>
       <w:tblPr>
+        <w:tblStyle w:val="TableGrid"/>
         <w:tblW w:type="auto" w:w="0"/>
-        <w:jc w:val="center"/>
         <w:tblLook w:firstColumn="1" w:firstRow="1" w:lastColumn="0" w:lastRow="0" w:noHBand="0" w:noVBand="1" w:val="04A0"/>
       </w:tblPr>
       <w:tblGrid>
-        <w:gridCol w:w="8640"/>
+        <w:gridCol w:w="2160"/>
+        <w:gridCol w:w="2160"/>
+        <w:gridCol w:w="2160"/>
+        <w:gridCol w:w="2160"/>
       </w:tblGrid>
       <w:tr>
         <w:tc>
           <w:tcPr>
-            <w:tcW w:type="dxa" w:w="8640"/>
-            <w:shd w:val="clear" w:color="auto" w:fill="FFF3CD"/>
+            <w:tcW w:type="dxa" w:w="2160"/>
           </w:tcPr>
           <w:p>
             <w:r>
               <w:rPr>
                 <w:b/>
-                <w:color w:val="664D00"/>
-                <w:sz w:val="22"/>
               </w:rPr>
-              <w:t>📌 测试示例："我喜欢吃蔬菜"</w:t>
             </w:r>
-          </w:p>
-          <w:p>
-            <w:r>
-              <w:rPr>
-                <w:sz w:val="21"/>
-              </w:rPr>
-              <w:t>在智能体对话框输入："我喜欢吃蔬菜"，并发送。</w:t>
-            </w:r>
-          </w:p>
-          <w:p>
-            <w:r>
-              <w:rPr>
-                <w:sz w:val="21"/>
-              </w:rPr>
-              <w:t>系统会在 post_reply 钩子中自动将此轮对话写入 Mem0（异步队列，通常 1-3 秒内完成）。</w:t>
-            </w:r>
-          </w:p>
-          <w:p>
-            <w:r>
-              <w:rPr>
-                <w:sz w:val="21"/>
-              </w:rPr>
-              <w:t>此记忆以当前智能体 name 作为 user_id 隔离。</w:t>
-            </w:r>
-          </w:p>
-        </w:tc>
-      </w:tr>
-    </w:tbl>
-    <w:p/>
-    <w:p>
-      <w:pPr>
-        <w:pStyle w:val="Heading2"/>
-      </w:pPr>
-      <w:r>
-        <w:t>3.3 验证记忆召回</w:t>
-      </w:r>
-    </w:p>
-    <w:p>
-      <w:pPr>
-        <w:pStyle w:val="ListNumber"/>
-        <w:ind w:left="360"/>
-      </w:pPr>
-      <w:r>
-        <w:t>新建一个对话窗口（或清空当前上下文）。</w:t>
-      </w:r>
-    </w:p>
-    <w:p>
-      <w:pPr>
-        <w:pStyle w:val="ListNumber"/>
-        <w:ind w:left="360"/>
-      </w:pPr>
-      <w:r>
-        <w:t>向同一个智能体提问："我喜欢吃什么？"</w:t>
-      </w:r>
-    </w:p>
-    <w:p>
-      <w:pPr>
-        <w:pStyle w:val="ListNumber"/>
-        <w:ind w:left="360"/>
-      </w:pPr>
-      <w:r>
-        <w:t>观察智能体是否回答 "蔬菜" 或相关内容。</w:t>
-      </w:r>
-    </w:p>
-    <w:p>
-      <w:pPr>
-        <w:pStyle w:val="ListNumber"/>
-        <w:ind w:left="360"/>
-      </w:pPr>
-      <w:r>
-        <w:t>若回答正确 → Hook 自动记忆读写均正常。</w:t>
-      </w:r>
-    </w:p>
-    <w:p>
-      <w:pPr>
-        <w:pStyle w:val="ListNumber"/>
-        <w:ind w:left="360"/>
-      </w:pPr>
-      <w:r>
-        <w:t>若回答不正确 → 请执行 6.2 节"记忆不召回"排查。</w:t>
-      </w:r>
-    </w:p>
-    <w:p>
-      <w:r>
-        <w:br w:type="page"/>
-      </w:r>
-    </w:p>
-    <w:p>
-      <w:pPr>
-        <w:pStyle w:val="Heading1"/>
-      </w:pPr>
-      <w:r>
-        <w:t>四、核心功能详解</w:t>
-      </w:r>
-    </w:p>
-    <w:p>
-      <w:pPr>
-        <w:pStyle w:val="Heading2"/>
-      </w:pPr>
-      <w:r>
-        <w:t>4.1 Hook 自动记忆层（兜底层）</w:t>
-      </w:r>
-    </w:p>
-    <w:p>
-      <w:r>
-        <w:rPr>
-          <w:b w:val="0"/>
-          <w:i w:val="0"/>
-        </w:rPr>
-        <w:t>Hook 层通过 AgentScope 的 register_class_hook 机制在 ReActAgentBase 上注册 4 个生命周期钩子，对用户透明，无需任何显式操作。</w:t>
-      </w:r>
-    </w:p>
-    <w:tbl>
-      <w:tblPr>
-        <w:tblStyle w:val="LightGrid-Accent1"/>
-        <w:tblW w:type="auto" w:w="0"/>
-        <w:jc w:val="center"/>
-        <w:tblLook w:firstColumn="1" w:firstRow="1" w:lastColumn="0" w:lastRow="0" w:noHBand="0" w:noVBand="1" w:val="04A0"/>
-      </w:tblPr>
-      <w:tblGrid>
-        <w:gridCol w:w="2880"/>
-        <w:gridCol w:w="2880"/>
-        <w:gridCol w:w="2880"/>
-      </w:tblGrid>
-      <w:tr>
-        <w:tc>
-          <w:tcPr>
-            <w:tcW w:type="dxa" w:w="2880"/>
-            <w:shd w:val="clear" w:color="auto" w:fill="1F497D"/>
-          </w:tcPr>
-          <w:p>
             <w:r>
               <w:rPr>
                 <w:b/>
-                <w:color w:val="FFFFFF"/>
               </w:rPr>
               <w:t>钩子</w:t>
             </w:r>
@@ -1293,14 +1288,35 @@
         </w:tc>
         <w:tc>
           <w:tcPr>
-            <w:tcW w:type="dxa" w:w="2880"/>
-            <w:shd w:val="clear" w:color="auto" w:fill="1F497D"/>
+            <w:tcW w:type="dxa" w:w="2160"/>
           </w:tcPr>
           <w:p>
             <w:r>
               <w:rPr>
                 <w:b/>
-                <w:color w:val="FFFFFF"/>
+              </w:rPr>
+            </w:r>
+            <w:r>
+              <w:rPr>
+                <w:b/>
+              </w:rPr>
+              <w:t>注册名</w:t>
+            </w:r>
+          </w:p>
+        </w:tc>
+        <w:tc>
+          <w:tcPr>
+            <w:tcW w:type="dxa" w:w="2160"/>
+          </w:tcPr>
+          <w:p>
+            <w:r>
+              <w:rPr>
+                <w:b/>
+              </w:rPr>
+            </w:r>
+            <w:r>
+              <w:rPr>
+                <w:b/>
               </w:rPr>
               <w:t>触发时机</w:t>
             </w:r>
@@ -1308,14 +1324,17 @@
         </w:tc>
         <w:tc>
           <w:tcPr>
-            <w:tcW w:type="dxa" w:w="2880"/>
-            <w:shd w:val="clear" w:color="auto" w:fill="1F497D"/>
+            <w:tcW w:type="dxa" w:w="2160"/>
           </w:tcPr>
           <w:p>
             <w:r>
               <w:rPr>
                 <w:b/>
-                <w:color w:val="FFFFFF"/>
+              </w:rPr>
+            </w:r>
+            <w:r>
+              <w:rPr>
+                <w:b/>
               </w:rPr>
               <w:t>作用</w:t>
             </w:r>
@@ -1325,9 +1344,56 @@
       <w:tr>
         <w:tc>
           <w:tcPr>
-            <w:tcW w:type="dxa" w:w="2880"/>
+            <w:tcW w:type="dxa" w:w="2160"/>
           </w:tcPr>
           <w:p>
+            <w:r/>
+            <w:r>
+              <w:t>pre_reply</w:t>
+            </w:r>
+          </w:p>
+        </w:tc>
+        <w:tc>
+          <w:tcPr>
+            <w:tcW w:type="dxa" w:w="2160"/>
+          </w:tcPr>
+          <w:p>
+            <w:r/>
+            <w:r>
+              <w:t>mem0_search_inject</w:t>
+            </w:r>
+          </w:p>
+        </w:tc>
+        <w:tc>
+          <w:tcPr>
+            <w:tcW w:type="dxa" w:w="2160"/>
+          </w:tcPr>
+          <w:p>
+            <w:r/>
+            <w:r>
+              <w:t>回复前（核心）</w:t>
+            </w:r>
+          </w:p>
+        </w:tc>
+        <w:tc>
+          <w:tcPr>
+            <w:tcW w:type="dxa" w:w="2160"/>
+          </w:tcPr>
+          <w:p>
+            <w:r/>
+            <w:r>
+              <w:t>提取最后一条用户消息，search() 召回 TOP 5 记忆，以 HINT 注入上下文</w:t>
+            </w:r>
+          </w:p>
+        </w:tc>
+      </w:tr>
+      <w:tr>
+        <w:tc>
+          <w:tcPr>
+            <w:tcW w:type="dxa" w:w="2160"/>
+          </w:tcPr>
+          <w:p>
+            <w:r/>
             <w:r>
               <w:t>pre_reasoning</w:t>
             </w:r>
@@ -1335,21 +1401,34 @@
         </w:tc>
         <w:tc>
           <w:tcPr>
-            <w:tcW w:type="dxa" w:w="2880"/>
+            <w:tcW w:type="dxa" w:w="2160"/>
           </w:tcPr>
           <w:p>
+            <w:r/>
             <w:r>
-              <w:t>推理前</w:t>
+              <w:t>mem0_search_fallback</w:t>
             </w:r>
           </w:p>
         </w:tc>
         <w:tc>
           <w:tcPr>
-            <w:tcW w:type="dxa" w:w="2880"/>
+            <w:tcW w:type="dxa" w:w="2160"/>
           </w:tcPr>
           <w:p>
+            <w:r/>
             <w:r>
-              <w:t>检测工具调用前的上下文，准备记忆检索上下文</w:t>
+              <w:t>推理前（兜底）</w:t>
+            </w:r>
+          </w:p>
+        </w:tc>
+        <w:tc>
+          <w:tcPr>
+            <w:tcW w:type="dxa" w:w="2160"/>
+          </w:tcPr>
+          <w:p>
+            <w:r/>
+            <w:r>
+              <w:t>当 pre_reply 未命中时补一次检索，标志位去重</w:t>
             </w:r>
           </w:p>
         </w:tc>
@@ -1357,31 +1436,45 @@
       <w:tr>
         <w:tc>
           <w:tcPr>
-            <w:tcW w:type="dxa" w:w="2880"/>
+            <w:tcW w:type="dxa" w:w="2160"/>
           </w:tcPr>
           <w:p>
+            <w:r/>
             <w:r>
-              <w:t>pre_reply</w:t>
+              <w:t>post_acting</w:t>
             </w:r>
           </w:p>
         </w:tc>
         <w:tc>
           <w:tcPr>
-            <w:tcW w:type="dxa" w:w="2880"/>
+            <w:tcW w:type="dxa" w:w="2160"/>
           </w:tcPr>
           <w:p>
+            <w:r/>
             <w:r>
-              <w:t>回复前（核心）</w:t>
+              <w:t>mem0_tool_collect</w:t>
             </w:r>
           </w:p>
         </w:tc>
         <w:tc>
           <w:tcPr>
-            <w:tcW w:type="dxa" w:w="2880"/>
+            <w:tcW w:type="dxa" w:w="2160"/>
           </w:tcPr>
           <w:p>
+            <w:r/>
             <w:r>
-              <w:t>提取最后一条用户消息，调用 search() 召回 TOP 5 记忆，注入 system hint</w:t>
+              <w:t>工具执行后</w:t>
+            </w:r>
+          </w:p>
+        </w:tc>
+        <w:tc>
+          <w:tcPr>
+            <w:tcW w:type="dxa" w:w="2160"/>
+          </w:tcPr>
+          <w:p>
+            <w:r/>
+            <w:r>
+              <w:t>累积工具结果到 buffer，供写入时合并</w:t>
             </w:r>
           </w:p>
         </w:tc>
@@ -1389,41 +1482,10 @@
       <w:tr>
         <w:tc>
           <w:tcPr>
-            <w:tcW w:type="dxa" w:w="2880"/>
+            <w:tcW w:type="dxa" w:w="2160"/>
           </w:tcPr>
           <w:p>
-            <w:r>
-              <w:t>post_acting</w:t>
-            </w:r>
-          </w:p>
-        </w:tc>
-        <w:tc>
-          <w:tcPr>
-            <w:tcW w:type="dxa" w:w="2880"/>
-          </w:tcPr>
-          <w:p>
-            <w:r>
-              <w:t>执行动作后</w:t>
-            </w:r>
-          </w:p>
-        </w:tc>
-        <w:tc>
-          <w:tcPr>
-            <w:tcW w:type="dxa" w:w="2880"/>
-          </w:tcPr>
-          <w:p>
-            <w:r>
-              <w:t>捕获工具执行结果，检查是否需要更新已有记忆</w:t>
-            </w:r>
-          </w:p>
-        </w:tc>
-      </w:tr>
-      <w:tr>
-        <w:tc>
-          <w:tcPr>
-            <w:tcW w:type="dxa" w:w="2880"/>
-          </w:tcPr>
-          <w:p>
+            <w:r/>
             <w:r>
               <w:t>post_reply</w:t>
             </w:r>
@@ -1431,9 +1493,21 @@
         </w:tc>
         <w:tc>
           <w:tcPr>
-            <w:tcW w:type="dxa" w:w="2880"/>
+            <w:tcW w:type="dxa" w:w="2160"/>
           </w:tcPr>
           <w:p>
+            <w:r/>
+            <w:r>
+              <w:t>mem0_async_write</w:t>
+            </w:r>
+          </w:p>
+        </w:tc>
+        <w:tc>
+          <w:tcPr>
+            <w:tcW w:type="dxa" w:w="2160"/>
+          </w:tcPr>
+          <w:p>
+            <w:r/>
             <w:r>
               <w:t>回复后（核心）</w:t>
             </w:r>
@@ -1441,1351 +1515,1303 @@
         </w:tc>
         <w:tc>
           <w:tcPr>
-            <w:tcW w:type="dxa" w:w="2880"/>
+            <w:tcW w:type="dxa" w:w="2160"/>
           </w:tcPr>
           <w:p>
+            <w:r/>
             <w:r>
-              <w:t>将本轮用户消息 + 智能体回复入队，异步调用 add() 写入 Mem0</w:t>
+              <w:t>将本轮用户消息 + 回复 + 工具结果入队，异步 add() 写入</w:t>
             </w:r>
           </w:p>
         </w:tc>
       </w:tr>
     </w:tbl>
-    <w:p/>
     <w:p>
+      <w:r>
+        <w:t>关键设计细节：</w:t>
+      </w:r>
+    </w:p>
+    <w:p>
+      <w:pPr>
+        <w:pStyle w:val="ListBullet"/>
+      </w:pPr>
       <w:r>
         <w:rPr>
           <w:b/>
-          <w:i w:val="0"/>
         </w:rPr>
-        <w:t>关键设计细节：</w:t>
+        <w:t>防心跳写入</w:t>
+      </w:r>
+      <w:r>
+        <w:t xml:space="preserve">：心跳 / ACK 类消息通过 </w:t>
+      </w:r>
+      <w:r>
+        <w:rPr>
+          <w:rFonts w:ascii="Consolas" w:hAnsi="Consolas" w:eastAsia="Consolas"/>
+        </w:rPr>
+        <w:t>_is_heartbeat()</w:t>
+      </w:r>
+      <w:r>
+        <w:t xml:space="preserve"> 判定后跳过，不产生噪音记忆。</w:t>
       </w:r>
     </w:p>
     <w:p>
       <w:pPr>
         <w:pStyle w:val="ListBullet"/>
-        <w:ind w:left="360"/>
-      </w:pPr>
-      <w:r>
-        <w:t>防心跳写入：心跳/ACK 类消息通过 _is_heartbeat() 判定后跳过，不产生噪音记忆。</w:t>
+      </w:pPr>
+      <w:r>
+        <w:rPr>
+          <w:b/>
+        </w:rPr>
+        <w:t>user_id 隔离</w:t>
+      </w:r>
+      <w:r>
+        <w:t>：以 agent.name 作为 user_id，不同智能体记忆完全独立。</w:t>
       </w:r>
     </w:p>
     <w:p>
       <w:pPr>
         <w:pStyle w:val="ListBullet"/>
-        <w:ind w:left="360"/>
-      </w:pPr>
-      <w:r>
-        <w:t>user_id 隔离：以 agent.name 作为 user_id，不同智能体记忆完全独立。</w:t>
+      </w:pPr>
+      <w:r>
+        <w:rPr>
+          <w:b/>
+        </w:rPr>
+        <w:t>提示注入格式</w:t>
+      </w:r>
+      <w:r>
+        <w:t>：召回的记忆以 “【记忆检索结果】\n- …” 格式拼入 hint。</w:t>
       </w:r>
     </w:p>
     <w:p>
       <w:pPr>
-        <w:pStyle w:val="ListBullet"/>
-        <w:ind w:left="360"/>
-      </w:pPr>
-      <w:r>
-        <w:t>提示注入格式：召回的记忆以 "【记忆检索结果】\n- ...\n" 格式拼入 hint。</w:t>
+        <w:pStyle w:val="Heading3"/>
+      </w:pPr>
+      <w:r>
+        <w:t>4.2 Skill 显式工具层（增强层）</w:t>
       </w:r>
     </w:p>
     <w:p>
-      <w:pPr>
-        <w:pStyle w:val="Heading2"/>
-      </w:pPr>
-      <w:r>
-        <w:t>4.2 Skill 显式工具层（增强层）</w:t>
+      <w:r>
+        <w:t>Skill 层通过 AgentScope Toolkit 向智能体注册 5 个工具函数，智能体在需要时可以显式调用。工具列表与使用说明见第五章。</w:t>
       </w:r>
     </w:p>
     <w:p>
       <w:r>
+        <w:t>两层关系：</w:t>
+      </w:r>
+    </w:p>
+    <w:p>
+      <w:pPr>
+        <w:pStyle w:val="ListBullet"/>
+      </w:pPr>
+      <w:r>
+        <w:t>Hook = 兜底的自动层，保证“总是在记、总是在召回”，用户无感。</w:t>
+      </w:r>
+    </w:p>
+    <w:p>
+      <w:pPr>
+        <w:pStyle w:val="ListBullet"/>
+      </w:pPr>
+      <w:r>
+        <w:t>Skill = 精准的手动层，用于“我明确要存 / 查 / 列 / 改 / 删某条记忆”的场景。</w:t>
+      </w:r>
+    </w:p>
+    <w:p>
+      <w:pPr>
+        <w:pStyle w:val="ListBullet"/>
+      </w:pPr>
+      <w:r>
+        <w:t>两者协同，互不冲突。Hook 异步写入不会覆盖 Skill 的显式删除（防复活黑名单保障）。</w:t>
+      </w:r>
+    </w:p>
+    <w:p>
+      <w:pPr>
+        <w:pStyle w:val="Heading3"/>
+      </w:pPr>
+      <w:r>
+        <w:t>4.3 备份与升级保障</w:t>
+      </w:r>
+    </w:p>
+    <w:p>
+      <w:r>
+        <w:t>为确保 QwenPaw 升级、备份、换机时整个记忆系统可用，设计了双重保障机制：</w:t>
+      </w:r>
+    </w:p>
+    <w:p>
+      <w:pPr>
+        <w:pStyle w:val="ListBullet"/>
+      </w:pPr>
+      <w:r>
         <w:rPr>
-          <w:b w:val="0"/>
-          <w:i w:val="0"/>
+          <w:b/>
         </w:rPr>
-        <w:t>Skill 层通过 AgentScope Toolkit 向智能体注册 5 个工具函数，智能体在需要时可以显式调用。工具列表与使用说明见第五章。</w:t>
+        <w:t>用户级插件路径</w:t>
+      </w:r>
+      <w:r>
+        <w:t xml:space="preserve">：所有代码位于 </w:t>
+      </w:r>
+      <w:r>
+        <w:rPr>
+          <w:rFonts w:ascii="Consolas" w:hAnsi="Consolas" w:eastAsia="Consolas"/>
+        </w:rPr>
+        <w:t>~/.qwenpaw/plugins/</w:t>
+      </w:r>
+      <w:r>
+        <w:t>，QwenPaw 升级只覆盖安装目录，不影响插件。</w:t>
+      </w:r>
+    </w:p>
+    <w:p>
+      <w:pPr>
+        <w:pStyle w:val="ListBullet"/>
+      </w:pPr>
+      <w:r>
+        <w:rPr>
+          <w:b/>
+        </w:rPr>
+        <w:t>startup/shutdown 钩子自动同步</w:t>
+      </w:r>
+      <w:r>
+        <w:t>：每次启动 / 退出时将插件目录同步到 workspace/_mem0_backup/，因此 QwenPaw 自带的“备份 workspace”功能会完整包含 Mem0 部署代码。</w:t>
+      </w:r>
+    </w:p>
+    <w:p>
+      <w:pPr>
+        <w:pStyle w:val="ListBullet"/>
+      </w:pPr>
+      <w:r>
+        <w:rPr>
+          <w:b/>
+        </w:rPr>
+        <w:t>_RESTORE_INFO.json 元信息</w:t>
+      </w:r>
+      <w:r>
+        <w:t>：备份目录附带源路径和同步时间戳，恢复时可精准还原。</w:t>
+      </w:r>
+    </w:p>
+    <w:p>
+      <w:pPr>
+        <w:pStyle w:val="Heading2"/>
+      </w:pPr>
+      <w:r>
+        <w:t>五、5 个 Skill 工具使用说明</w:t>
+      </w:r>
+    </w:p>
+    <w:p>
+      <w:r>
+        <w:t>智能体在对话中可直接使用以下 5 个工具。你可以通过自然语言让智能体调用，例如：“帮我用 add_memory 记住我负责的是化工风险预警项目” 或 “用 search_memory 查一下之前记录的部署规格”。</w:t>
+      </w:r>
+    </w:p>
+    <w:p>
+      <w:pPr>
+        <w:pStyle w:val="Heading3"/>
+      </w:pPr>
+      <w:r>
+        <w:t>add_memory — 新增记忆</w:t>
+      </w:r>
+    </w:p>
+    <w:p>
+      <w:pPr>
+        <w:pStyle w:val="ListBullet"/>
+      </w:pPr>
+      <w:r>
+        <w:t>参数：</w:t>
+      </w:r>
+    </w:p>
+    <w:p>
+      <w:r>
+        <w:t xml:space="preserve">  - </w:t>
+      </w:r>
+      <w:r>
+        <w:rPr>
+          <w:rFonts w:ascii="Consolas" w:hAnsi="Consolas" w:eastAsia="Consolas"/>
+        </w:rPr>
+        <w:t>content: str</w:t>
+      </w:r>
+      <w:r>
+        <w:t xml:space="preserve"> — 要记住的文本内容（一条事实 / 偏好 / 结论）</w:t>
+      </w:r>
+    </w:p>
+    <w:p>
+      <w:r>
+        <w:t xml:space="preserve">  - </w:t>
+      </w:r>
+      <w:r>
+        <w:rPr>
+          <w:rFonts w:ascii="Consolas" w:hAnsi="Consolas" w:eastAsia="Consolas"/>
+        </w:rPr>
+        <w:t>user_id: str</w:t>
+      </w:r>
+      <w:r>
+        <w:t>（可选，默认 = 当前智能体名）</w:t>
+      </w:r>
+    </w:p>
+    <w:p>
+      <w:r>
+        <w:t xml:space="preserve">  - </w:t>
+      </w:r>
+      <w:r>
+        <w:rPr>
+          <w:rFonts w:ascii="Consolas" w:hAnsi="Consolas" w:eastAsia="Consolas"/>
+        </w:rPr>
+        <w:t>metadata: Dict</w:t>
+      </w:r>
+      <w:r>
+        <w:t>（可选，附加标签等）</w:t>
+      </w:r>
+    </w:p>
+    <w:p>
+      <w:pPr>
+        <w:pStyle w:val="ListBullet"/>
+      </w:pPr>
+      <w:r>
+        <w:t>示例指令：</w:t>
+      </w:r>
+    </w:p>
+    <w:p>
+      <w:r>
+        <w:t xml:space="preserve">  1. 明确要记住：“帮我记住：私有化部署用 4 张 RTX 4090、INT8 精度”</w:t>
+      </w:r>
+    </w:p>
+    <w:p>
+      <w:r>
+        <w:t xml:space="preserve">  2. 手动触发：“调用 add_memory 写入：每周五下午出风险周报”</w:t>
+      </w:r>
+    </w:p>
+    <w:p>
+      <w:pPr>
+        <w:pStyle w:val="ListBullet"/>
+      </w:pPr>
+      <w:r>
+        <w:t>适用场景：存储重要事实、偏好、结论、承诺，避免 Hook 自动抽取遗漏。</w:t>
+      </w:r>
+    </w:p>
+    <w:p>
+      <w:pPr>
+        <w:pStyle w:val="ListBullet"/>
+      </w:pPr>
+      <w:r>
+        <w:t>使用提示：单条 content 建议 ≤ 2000 字符，且只表达同一主题，不要把多条不相关信息塞进一条。</w:t>
+      </w:r>
+    </w:p>
+    <w:p>
+      <w:pPr>
+        <w:pStyle w:val="Heading3"/>
+      </w:pPr>
+      <w:r>
+        <w:t>search_memory — 检索记忆</w:t>
+      </w:r>
+    </w:p>
+    <w:p>
+      <w:pPr>
+        <w:pStyle w:val="ListBullet"/>
+      </w:pPr>
+      <w:r>
+        <w:t>参数：</w:t>
+      </w:r>
+    </w:p>
+    <w:p>
+      <w:r>
+        <w:t xml:space="preserve">  - </w:t>
+      </w:r>
+      <w:r>
+        <w:rPr>
+          <w:rFonts w:ascii="Consolas" w:hAnsi="Consolas" w:eastAsia="Consolas"/>
+        </w:rPr>
+        <w:t>query: str</w:t>
+      </w:r>
+      <w:r>
+        <w:t xml:space="preserve"> — 检索关键词或问题</w:t>
+      </w:r>
+    </w:p>
+    <w:p>
+      <w:r>
+        <w:t xml:space="preserve">  - </w:t>
+      </w:r>
+      <w:r>
+        <w:rPr>
+          <w:rFonts w:ascii="Consolas" w:hAnsi="Consolas" w:eastAsia="Consolas"/>
+        </w:rPr>
+        <w:t>user_id: str</w:t>
+      </w:r>
+      <w:r>
+        <w:t>（可选，默认 = 当前智能体名）</w:t>
+      </w:r>
+    </w:p>
+    <w:p>
+      <w:r>
+        <w:t xml:space="preserve">  - </w:t>
+      </w:r>
+      <w:r>
+        <w:rPr>
+          <w:rFonts w:ascii="Consolas" w:hAnsi="Consolas" w:eastAsia="Consolas"/>
+        </w:rPr>
+        <w:t>limit: int</w:t>
+      </w:r>
+      <w:r>
+        <w:t>（可选，默认 5，最大 20）</w:t>
+      </w:r>
+    </w:p>
+    <w:p>
+      <w:pPr>
+        <w:pStyle w:val="ListBullet"/>
+      </w:pPr>
+      <w:r>
+        <w:t>示例指令：</w:t>
+      </w:r>
+    </w:p>
+    <w:p>
+      <w:r>
+        <w:t xml:space="preserve">  1. 直接问：“我之前记录的部署方案是什么？”</w:t>
+      </w:r>
+    </w:p>
+    <w:p>
+      <w:r>
+        <w:t xml:space="preserve">  2. 显式调工具：“用 search_memory 查询‘向量库’相关记忆，返回 10 条”</w:t>
+      </w:r>
+    </w:p>
+    <w:p>
+      <w:pPr>
+        <w:pStyle w:val="ListBullet"/>
+      </w:pPr>
+      <w:r>
+        <w:t>适用场景：上下文丢失时补全、跨会话回溯历史、确认之前说过的内容。</w:t>
+      </w:r>
+    </w:p>
+    <w:p>
+      <w:pPr>
+        <w:pStyle w:val="ListBullet"/>
+      </w:pPr>
+      <w:r>
+        <w:t>使用提示：query 尽量具体，避免单个字；limit 越大召回越全但噪音也可能增加。</w:t>
+      </w:r>
+    </w:p>
+    <w:p>
+      <w:pPr>
+        <w:pStyle w:val="Heading3"/>
+      </w:pPr>
+      <w:r>
+        <w:t>list_all_memories — 列出全部记忆</w:t>
+      </w:r>
+    </w:p>
+    <w:p>
+      <w:pPr>
+        <w:pStyle w:val="ListBullet"/>
+      </w:pPr>
+      <w:r>
+        <w:t>参数：</w:t>
+      </w:r>
+    </w:p>
+    <w:p>
+      <w:r>
+        <w:t xml:space="preserve">  - </w:t>
+      </w:r>
+      <w:r>
+        <w:rPr>
+          <w:rFonts w:ascii="Consolas" w:hAnsi="Consolas" w:eastAsia="Consolas"/>
+        </w:rPr>
+        <w:t>user_id: str</w:t>
+      </w:r>
+      <w:r>
+        <w:t>（可选，默认 = 当前智能体名）</w:t>
+      </w:r>
+    </w:p>
+    <w:p>
+      <w:r>
+        <w:t xml:space="preserve">  - </w:t>
+      </w:r>
+      <w:r>
+        <w:rPr>
+          <w:rFonts w:ascii="Consolas" w:hAnsi="Consolas" w:eastAsia="Consolas"/>
+        </w:rPr>
+        <w:t>limit: int</w:t>
+      </w:r>
+      <w:r>
+        <w:t>（可选，默认 100）</w:t>
+      </w:r>
+    </w:p>
+    <w:p>
+      <w:pPr>
+        <w:pStyle w:val="ListBullet"/>
+      </w:pPr>
+      <w:r>
+        <w:t>示例指令：</w:t>
+      </w:r>
+    </w:p>
+    <w:p>
+      <w:r>
+        <w:t xml:space="preserve">  1. “你都记住了我哪些信息？用 list_all_memories 列出来”</w:t>
+      </w:r>
+    </w:p>
+    <w:p>
+      <w:r>
+        <w:t xml:space="preserve">  2. “调用 list_all_memories 查看当前智能体的全部记忆”</w:t>
+      </w:r>
+    </w:p>
+    <w:p>
+      <w:pPr>
+        <w:pStyle w:val="ListBullet"/>
+      </w:pPr>
+      <w:r>
+        <w:t>适用场景：总览当前智能体记住的所有内容、批量核对、清理前盘点。</w:t>
+      </w:r>
+    </w:p>
+    <w:p>
+      <w:pPr>
+        <w:pStyle w:val="ListBullet"/>
+      </w:pPr>
+      <w:r>
+        <w:t>使用提示：该工具按 user_id 列出记忆列表，不支持按单个 ID 查询；需要某条详情时，先 list / search 拿到 id，再用 update / delete 操作。</w:t>
+      </w:r>
+    </w:p>
+    <w:p>
+      <w:pPr>
+        <w:pStyle w:val="Heading3"/>
+      </w:pPr>
+      <w:r>
+        <w:t>update_memory — 更新已有记忆</w:t>
+      </w:r>
+    </w:p>
+    <w:p>
+      <w:pPr>
+        <w:pStyle w:val="ListBullet"/>
+      </w:pPr>
+      <w:r>
+        <w:t>参数：</w:t>
+      </w:r>
+    </w:p>
+    <w:p>
+      <w:r>
+        <w:t xml:space="preserve">  - </w:t>
+      </w:r>
+      <w:r>
+        <w:rPr>
+          <w:rFonts w:ascii="Consolas" w:hAnsi="Consolas" w:eastAsia="Consolas"/>
+        </w:rPr>
+        <w:t>memory_id: str</w:t>
+      </w:r>
+      <w:r>
+        <w:t xml:space="preserve"> — 要更新的记忆 ID</w:t>
+      </w:r>
+    </w:p>
+    <w:p>
+      <w:r>
+        <w:t xml:space="preserve">  - </w:t>
+      </w:r>
+      <w:r>
+        <w:rPr>
+          <w:rFonts w:ascii="Consolas" w:hAnsi="Consolas" w:eastAsia="Consolas"/>
+        </w:rPr>
+        <w:t>new_content: str</w:t>
+      </w:r>
+      <w:r>
+        <w:t xml:space="preserve"> — 新的文本内容</w:t>
+      </w:r>
+    </w:p>
+    <w:p>
+      <w:r>
+        <w:t xml:space="preserve">  - </w:t>
+      </w:r>
+      <w:r>
+        <w:rPr>
+          <w:rFonts w:ascii="Consolas" w:hAnsi="Consolas" w:eastAsia="Consolas"/>
+        </w:rPr>
+        <w:t>old_content: str</w:t>
+      </w:r>
+      <w:r>
+        <w:t>（可选，旧内容；传入后会加入防复活黑名单，避免旧内容被异步回写覆盖）</w:t>
+      </w:r>
+    </w:p>
+    <w:p>
+      <w:r>
+        <w:t xml:space="preserve">  - </w:t>
+      </w:r>
+      <w:r>
+        <w:rPr>
+          <w:rFonts w:ascii="Consolas" w:hAnsi="Consolas" w:eastAsia="Consolas"/>
+        </w:rPr>
+        <w:t>user_id: str</w:t>
+      </w:r>
+      <w:r>
+        <w:t>（可选，默认 = 当前智能体名）</w:t>
+      </w:r>
+    </w:p>
+    <w:p>
+      <w:pPr>
+        <w:pStyle w:val="ListBullet"/>
+      </w:pPr>
+      <w:r>
+        <w:t>示例指令：</w:t>
+      </w:r>
+    </w:p>
+    <w:p>
+      <w:r>
+        <w:t xml:space="preserve">  1. “把 id=m12345 的记忆改成：向量库改用私有化 Milvus”</w:t>
+      </w:r>
+    </w:p>
+    <w:p>
+      <w:r>
+        <w:t xml:space="preserve">  2. 纠正 Hook 自动抽取错误的记忆内容</w:t>
+      </w:r>
+    </w:p>
+    <w:p>
+      <w:pPr>
+        <w:pStyle w:val="ListBullet"/>
+      </w:pPr>
+      <w:r>
+        <w:t>适用场景：修正错误抽取、更新过期信息、补充内容。</w:t>
+      </w:r>
+    </w:p>
+    <w:p>
+      <w:pPr>
+        <w:pStyle w:val="ListBullet"/>
+      </w:pPr>
+      <w:r>
+        <w:t>使用提示：建议先用 search_memory / list_all_memories 定位到目标 id 与旧内容，再更新；尽量带上 old_content 以启用防复活保护。</w:t>
+      </w:r>
+    </w:p>
+    <w:p>
+      <w:pPr>
+        <w:pStyle w:val="Heading3"/>
+      </w:pPr>
+      <w:r>
+        <w:t>delete_memory — 删除记忆</w:t>
+      </w:r>
+    </w:p>
+    <w:p>
+      <w:pPr>
+        <w:pStyle w:val="ListBullet"/>
+      </w:pPr>
+      <w:r>
+        <w:t>参数：</w:t>
+      </w:r>
+    </w:p>
+    <w:p>
+      <w:r>
+        <w:t xml:space="preserve">  - </w:t>
+      </w:r>
+      <w:r>
+        <w:rPr>
+          <w:rFonts w:ascii="Consolas" w:hAnsi="Consolas" w:eastAsia="Consolas"/>
+        </w:rPr>
+        <w:t>memory_id: str</w:t>
+      </w:r>
+      <w:r>
+        <w:t xml:space="preserve"> — 要删除的记忆 ID</w:t>
+      </w:r>
+    </w:p>
+    <w:p>
+      <w:r>
+        <w:t xml:space="preserve">  - </w:t>
+      </w:r>
+      <w:r>
+        <w:rPr>
+          <w:rFonts w:ascii="Consolas" w:hAnsi="Consolas" w:eastAsia="Consolas"/>
+        </w:rPr>
+        <w:t>memory_content: str</w:t>
+      </w:r>
+      <w:r>
+        <w:t>（可选，记忆原文；</w:t>
+      </w:r>
+      <w:r>
+        <w:rPr>
+          <w:b/>
+        </w:rPr>
+        <w:t>强烈建议传入</w:t>
+      </w:r>
+      <w:r>
+        <w:t>，会把内容及其变体一并加入防复活黑名单）</w:t>
+      </w:r>
+    </w:p>
+    <w:p>
+      <w:r>
+        <w:t xml:space="preserve">  - </w:t>
+      </w:r>
+      <w:r>
+        <w:rPr>
+          <w:rFonts w:ascii="Consolas" w:hAnsi="Consolas" w:eastAsia="Consolas"/>
+        </w:rPr>
+        <w:t>user_id: str</w:t>
+      </w:r>
+      <w:r>
+        <w:t>（可选，默认 = 当前智能体名）</w:t>
+      </w:r>
+    </w:p>
+    <w:p>
+      <w:pPr>
+        <w:pStyle w:val="ListBullet"/>
+      </w:pPr>
+      <w:r>
+        <w:t>示例指令：</w:t>
+      </w:r>
+    </w:p>
+    <w:p>
+      <w:r>
+        <w:t xml:space="preserve">  1. “删除 id=m12345 的那条错误记忆”</w:t>
+      </w:r>
+    </w:p>
+    <w:p>
+      <w:r>
+        <w:t xml:space="preserve">  2. “清除我所有关于‘临时测试’的记忆（先 search 再逐条 delete）”</w:t>
+      </w:r>
+    </w:p>
+    <w:p>
+      <w:pPr>
+        <w:pStyle w:val="ListBullet"/>
+      </w:pPr>
+      <w:r>
+        <w:t>适用场景：清除错误记忆、过期信息、脱敏清理。</w:t>
+      </w:r>
+    </w:p>
+    <w:p>
+      <w:pPr>
+        <w:pStyle w:val="ListBullet"/>
+      </w:pPr>
+      <w:r>
+        <w:t>使用提示：删除后会写入防复活黑名单（默认 TTL 900s），避免异步回写让记忆“复活”。</w:t>
+      </w:r>
+    </w:p>
+    <w:p>
+      <w:pPr>
+        <w:pStyle w:val="Heading2"/>
+      </w:pPr>
+      <w:r>
+        <w:t>六、常见问题与排查</w:t>
+      </w:r>
+    </w:p>
+    <w:p>
+      <w:pPr>
+        <w:pStyle w:val="Heading3"/>
+      </w:pPr>
+      <w:r>
+        <w:t>Q1. 启动后没有看到 mem0-integration 日志？</w:t>
+      </w:r>
+    </w:p>
+    <w:p>
+      <w:r>
+        <w:t>排查步骤：</w:t>
+      </w:r>
+    </w:p>
+    <w:p>
+      <w:pPr>
+        <w:pStyle w:val="ListNumber"/>
+      </w:pPr>
+      <w:r>
+        <w:t>确认插件目录存在：</w:t>
+      </w:r>
+      <w:r>
+        <w:rPr>
+          <w:rFonts w:ascii="Consolas" w:hAnsi="Consolas" w:eastAsia="Consolas"/>
+        </w:rPr>
+        <w:t>~/.qwenpaw/plugins/mem0-integration/</w:t>
+      </w:r>
+    </w:p>
+    <w:p>
+      <w:pPr>
+        <w:pStyle w:val="ListNumber"/>
+      </w:pPr>
+      <w:r>
+        <w:t>检查 plugin.json 是否存在且为合法 JSON</w:t>
+      </w:r>
+    </w:p>
+    <w:p>
+      <w:pPr>
+        <w:pStyle w:val="ListNumber"/>
+      </w:pPr>
+      <w:r>
+        <w:t>确认使用的是原生启动路径（QwenPaw Desktop.vbs）而非第三方启动器</w:t>
+      </w:r>
+    </w:p>
+    <w:p>
+      <w:pPr>
+        <w:pStyle w:val="ListNumber"/>
+      </w:pPr>
+      <w:r>
+        <w:t>查看 QwenPaw 主日志中是否有 “Failed to load plugin mem0-integration” 报错</w:t>
+      </w:r>
+    </w:p>
+    <w:p>
+      <w:pPr>
+        <w:pStyle w:val="ListNumber"/>
+      </w:pPr>
+      <w:r>
+        <w:t xml:space="preserve">运行 </w:t>
+      </w:r>
+      <w:r>
+        <w:rPr>
+          <w:rFonts w:ascii="Consolas" w:hAnsi="Consolas" w:eastAsia="Consolas"/>
+        </w:rPr>
+        <w:t>python test_plugin.py</w:t>
+      </w:r>
+      <w:r>
+        <w:t xml:space="preserve"> 单独验证注入逻辑（脚本默认按 Path.home 定位，也可用环境变量 </w:t>
+      </w:r>
+      <w:r>
+        <w:rPr>
+          <w:rFonts w:ascii="Consolas" w:hAnsi="Consolas" w:eastAsia="Consolas"/>
+        </w:rPr>
+        <w:t>MEM0_PLUGIN_BACKEND</w:t>
+      </w:r>
+      <w:r>
+        <w:t xml:space="preserve"> 指定 backend.py 路径）</w:t>
+      </w:r>
+    </w:p>
+    <w:p>
+      <w:pPr>
+        <w:pStyle w:val="Heading3"/>
+      </w:pPr>
+      <w:r>
+        <w:t>Q2. 输入“我喜欢吃蔬菜”后，后台没有看到数据？</w:t>
+      </w:r>
+    </w:p>
+    <w:p>
+      <w:r>
+        <w:t>排查步骤：</w:t>
+      </w:r>
+    </w:p>
+    <w:p>
+      <w:pPr>
+        <w:pStyle w:val="ListNumber"/>
+      </w:pPr>
+      <w:r>
+        <w:t>数据写入是异步的，等待 3–5 秒再刷新后台</w:t>
+      </w:r>
+    </w:p>
+    <w:p>
+      <w:pPr>
+        <w:pStyle w:val="ListNumber"/>
+      </w:pPr>
+      <w:r>
+        <w:t>登录火山引擎控制台 → Mem0 → 选择对应 Project → 查看 Memory 列表</w:t>
+      </w:r>
+    </w:p>
+    <w:p>
+      <w:pPr>
+        <w:pStyle w:val="ListNumber"/>
+      </w:pPr>
+      <w:r>
+        <w:t>确认 user_id 筛选条件：应等于智能体的 name</w:t>
+      </w:r>
+    </w:p>
+    <w:p>
+      <w:pPr>
+        <w:pStyle w:val="ListNumber"/>
+      </w:pPr>
+      <w:r>
+        <w:t xml:space="preserve">运行 </w:t>
+      </w:r>
+      <w:r>
+        <w:rPr>
+          <w:rFonts w:ascii="Consolas" w:hAnsi="Consolas" w:eastAsia="Consolas"/>
+        </w:rPr>
+        <w:t>python mem0_service/test_connection.py</w:t>
+      </w:r>
+      <w:r>
+        <w:t>，检查网络与 api_key</w:t>
+      </w:r>
+    </w:p>
+    <w:p>
+      <w:pPr>
+        <w:pStyle w:val="ListNumber"/>
+      </w:pPr>
+      <w:r>
+        <w:t>检查 MemoryCoordinator 队列是否报错（搜索日志中的 “queue full”）</w:t>
+      </w:r>
+    </w:p>
+    <w:p>
+      <w:pPr>
+        <w:pStyle w:val="Heading3"/>
+      </w:pPr>
+      <w:r>
+        <w:t>Q3. 智能体回答“我喜欢吃什么”时回答错误？</w:t>
+      </w:r>
+    </w:p>
+    <w:p>
+      <w:r>
+        <w:t>排查步骤：</w:t>
+      </w:r>
+    </w:p>
+    <w:p>
+      <w:pPr>
+        <w:pStyle w:val="ListNumber"/>
+      </w:pPr>
+      <w:r>
+        <w:t>确认对话是在同一智能体下（不同智能体记忆隔离）</w:t>
+      </w:r>
+    </w:p>
+    <w:p>
+      <w:pPr>
+        <w:pStyle w:val="ListNumber"/>
+      </w:pPr>
+      <w:r>
+        <w:t>确认是“新建对话”后提问（同一上下文中 LLM 自身就记得，无需记忆层）</w:t>
+      </w:r>
+    </w:p>
+    <w:p>
+      <w:pPr>
+        <w:pStyle w:val="ListNumber"/>
+      </w:pPr>
+      <w:r>
+        <w:t>检查 pre_reply 钩子是否触发（日志中应有 “search() returned N memories”）</w:t>
+      </w:r>
+    </w:p>
+    <w:p>
+      <w:pPr>
+        <w:pStyle w:val="ListNumber"/>
+      </w:pPr>
+      <w:r>
+        <w:t>在火山引擎后台检索该 user_id 下是否有对应记忆</w:t>
+      </w:r>
+    </w:p>
+    <w:p>
+      <w:pPr>
+        <w:pStyle w:val="ListNumber"/>
+      </w:pPr>
+      <w:r>
+        <w:t>若记忆存在但未召回，手动调用：“用 search_memory 查询 喜欢吃什么”</w:t>
+      </w:r>
+    </w:p>
+    <w:p>
+      <w:pPr>
+        <w:pStyle w:val="Heading3"/>
+      </w:pPr>
+      <w:r>
+        <w:t>Q4. 备份后换电脑，如何恢复 Mem0 插件？</w:t>
+      </w:r>
+    </w:p>
+    <w:p>
+      <w:r>
+        <w:t>恢复步骤：</w:t>
+      </w:r>
+    </w:p>
+    <w:p>
+      <w:pPr>
+        <w:pStyle w:val="ListNumber"/>
+      </w:pPr>
+      <w:r>
+        <w:t>在新电脑安装并启动一次 QwenPaw，生成 ~/.qwenpaw/ 目录</w:t>
+      </w:r>
+    </w:p>
+    <w:p>
+      <w:pPr>
+        <w:pStyle w:val="ListNumber"/>
+      </w:pPr>
+      <w:r>
+        <w:t>关闭 QwenPaw</w:t>
+      </w:r>
+    </w:p>
+    <w:p>
+      <w:pPr>
+        <w:pStyle w:val="ListNumber"/>
+      </w:pPr>
+      <w:r>
+        <w:t>从备份中提取 _mem0_backup/ 目录内容</w:t>
+      </w:r>
+    </w:p>
+    <w:p>
+      <w:pPr>
+        <w:pStyle w:val="ListNumber"/>
+      </w:pPr>
+      <w:r>
+        <w:t xml:space="preserve">将所有文件复制到 </w:t>
+      </w:r>
+      <w:r>
+        <w:rPr>
+          <w:rFonts w:ascii="Consolas" w:hAnsi="Consolas" w:eastAsia="Consolas"/>
+        </w:rPr>
+        <w:t>~/.qwenpaw/plugins/mem0-integration/</w:t>
+      </w:r>
+    </w:p>
+    <w:p>
+      <w:pPr>
+        <w:pStyle w:val="ListNumber"/>
+      </w:pPr>
+      <w:r>
+        <w:t xml:space="preserve">参考 _RESTORE_INFO.json 校验源路径结构，并重新创建 </w:t>
+      </w:r>
+      <w:r>
+        <w:rPr>
+          <w:rFonts w:ascii="Consolas" w:hAnsi="Consolas" w:eastAsia="Consolas"/>
+        </w:rPr>
+        <w:t>mem0_service/.env</w:t>
+      </w:r>
+      <w:r>
+        <w:t>（Key 不会随备份外泄，需重新填写）</w:t>
+      </w:r>
+    </w:p>
+    <w:p>
+      <w:pPr>
+        <w:pStyle w:val="ListNumber"/>
+      </w:pPr>
+      <w:r>
+        <w:t>重新启动 QwenPaw，按 3.1 节验证插件加载</w:t>
+      </w:r>
+    </w:p>
+    <w:p>
+      <w:pPr>
+        <w:pStyle w:val="Heading3"/>
+      </w:pPr>
+      <w:r>
+        <w:t>Q5. 出现 “No module named agentscope.tool._builtin._scripts” 错误？</w:t>
+      </w:r>
+    </w:p>
+    <w:p>
+      <w:r>
+        <w:t>原因：agentscope 1.0.20 内部模块名已重构，某些旧脚本可能引用旧路径。</w:t>
+      </w:r>
+    </w:p>
+    <w:p>
+      <w:r>
+        <w:t>修复：</w:t>
+      </w:r>
+    </w:p>
+    <w:p>
+      <w:pPr>
+        <w:pStyle w:val="ListBullet"/>
+      </w:pPr>
+      <w:r>
+        <w:t xml:space="preserve">本项目使用的是 </w:t>
+      </w:r>
+      <w:r>
+        <w:rPr>
+          <w:rFonts w:ascii="Consolas" w:hAnsi="Consolas" w:eastAsia="Consolas"/>
+        </w:rPr>
+        <w:t>from agentscope.tool import Toolkit</w:t>
+      </w:r>
+      <w:r>
+        <w:t>（非 _scripts），不受影响</w:t>
+      </w:r>
+    </w:p>
+    <w:p>
+      <w:pPr>
+        <w:pStyle w:val="ListBullet"/>
+      </w:pPr>
+      <w:r>
+        <w:t>确认所有 import 语句均使用最新 API</w:t>
+      </w:r>
+    </w:p>
+    <w:p>
+      <w:pPr>
+        <w:pStyle w:val="ListBullet"/>
+      </w:pPr>
+      <w:r>
+        <w:t>若第三方脚本触发此错，请将其升级为 agentscope 1.0.20 兼容写法</w:t>
+      </w:r>
+    </w:p>
+    <w:p>
+      <w:pPr>
+        <w:pStyle w:val="Heading3"/>
+      </w:pPr>
+      <w:r>
+        <w:t>Q6. API Key 泄露了怎么办？</w:t>
+      </w:r>
+    </w:p>
+    <w:p>
+      <w:r>
+        <w:t>紧急步骤：</w:t>
+      </w:r>
+    </w:p>
+    <w:p>
+      <w:pPr>
+        <w:pStyle w:val="ListNumber"/>
+      </w:pPr>
+      <w:r>
+        <w:t>登录火山引擎控制台 → Mem0 → API Key 管理</w:t>
+      </w:r>
+    </w:p>
+    <w:p>
+      <w:pPr>
+        <w:pStyle w:val="ListNumber"/>
+      </w:pPr>
+      <w:r>
+        <w:t>立即禁用 / 删除泄露的 Key</w:t>
+      </w:r>
+    </w:p>
+    <w:p>
+      <w:pPr>
+        <w:pStyle w:val="ListNumber"/>
+      </w:pPr>
+      <w:r>
+        <w:t>生成新的 Key</w:t>
+      </w:r>
+    </w:p>
+    <w:p>
+      <w:pPr>
+        <w:pStyle w:val="ListNumber"/>
+      </w:pPr>
+      <w:r>
+        <w:t xml:space="preserve">只修改本地 </w:t>
+      </w:r>
+      <w:r>
+        <w:rPr>
+          <w:rFonts w:ascii="Consolas" w:hAnsi="Consolas" w:eastAsia="Consolas"/>
+        </w:rPr>
+        <w:t>mem0_service/.env</w:t>
+      </w:r>
+      <w:r>
+        <w:t xml:space="preserve"> 中的 </w:t>
+      </w:r>
+      <w:r>
+        <w:rPr>
+          <w:rFonts w:ascii="Consolas" w:hAnsi="Consolas" w:eastAsia="Consolas"/>
+        </w:rPr>
+        <w:t>VOLC_MEM0_API_KEY</w:t>
+      </w:r>
+      <w:r>
+        <w:t>（配置全部从环境变量读取，无需改动代码）</w:t>
+      </w:r>
+    </w:p>
+    <w:p>
+      <w:pPr>
+        <w:pStyle w:val="ListNumber"/>
+      </w:pPr>
+      <w:r>
+        <w:t>重启 QwenPaw 生效</w:t>
+      </w:r>
+    </w:p>
+    <w:p>
+      <w:pPr>
+        <w:ind w:left="200"/>
+      </w:pPr>
+      <w:r>
+        <w:rPr>
+          <w:i/>
+          <w:color w:val="555555"/>
+        </w:rPr>
+      </w:r>
+      <w:r>
+        <w:rPr>
+          <w:i/>
+          <w:color w:val="555555"/>
+        </w:rPr>
+        <w:t xml:space="preserve">本仓库通过 </w:t>
+      </w:r>
+      <w:r>
+        <w:rPr>
+          <w:rFonts w:ascii="Consolas" w:hAnsi="Consolas" w:eastAsia="Consolas"/>
+          <w:i/>
+          <w:color w:val="555555"/>
+        </w:rPr>
+        <w:t>.gitignore</w:t>
+      </w:r>
+      <w:r>
+        <w:rPr>
+          <w:i/>
+          <w:color w:val="555555"/>
+        </w:rPr>
+        <w:t xml:space="preserve"> 排除 </w:t>
+      </w:r>
+      <w:r>
+        <w:rPr>
+          <w:rFonts w:ascii="Consolas" w:hAnsi="Consolas" w:eastAsia="Consolas"/>
+          <w:i/>
+          <w:color w:val="555555"/>
+        </w:rPr>
+        <w:t>.env</w:t>
+      </w:r>
+      <w:r>
+        <w:rPr>
+          <w:i/>
+          <w:color w:val="555555"/>
+        </w:rPr>
+        <w:t>，真实 Key 不会进入版本库；请勿在代码中硬编码 Key。</w:t>
+      </w:r>
+    </w:p>
+    <w:p>
+      <w:pPr>
+        <w:pStyle w:val="Heading3"/>
+      </w:pPr>
+      <w:r>
+        <w:t>Q7. 记忆写入延迟大或队列满？</w:t>
+      </w:r>
+    </w:p>
+    <w:p>
+      <w:pPr>
+        <w:pStyle w:val="ListBullet"/>
+      </w:pPr>
+      <w:r>
+        <w:t>检查网络：到 mem0-cn-beijing.volces.com 的延迟应尽量 &lt; 100ms</w:t>
+      </w:r>
+    </w:p>
+    <w:p>
+      <w:pPr>
+        <w:pStyle w:val="ListBullet"/>
+      </w:pPr>
+      <w:r>
+        <w:t xml:space="preserve">队列满（日志 “Memory queue is full, dropping write”）：暂时降低对话频率，或调大环境变量 </w:t>
+      </w:r>
+      <w:r>
+        <w:rPr>
+          <w:rFonts w:ascii="Consolas" w:hAnsi="Consolas" w:eastAsia="Consolas"/>
+        </w:rPr>
+        <w:t>MEM0_QUEUE_MAX_SIZE</w:t>
+      </w:r>
+    </w:p>
+    <w:p>
+      <w:pPr>
+        <w:pStyle w:val="ListBullet"/>
+      </w:pPr>
+      <w:r>
+        <w:t>令牌桶触顶：默认 18 QPS（火山引擎硬限 20 QPS），正常使用不会触顶；批量导入需自行放宽，但不得超过 20</w:t>
+      </w:r>
+    </w:p>
+    <w:p>
+      <w:pPr>
+        <w:pStyle w:val="Heading2"/>
+      </w:pPr>
+      <w:r>
+        <w:t>七、后台数据查看（火山引擎控制台）</w:t>
+      </w:r>
+    </w:p>
+    <w:p>
+      <w:pPr>
+        <w:pStyle w:val="Heading3"/>
+      </w:pPr>
+      <w:r>
+        <w:t>7.1 登录与导航</w:t>
+      </w:r>
+    </w:p>
+    <w:p>
+      <w:pPr>
+        <w:pStyle w:val="ListNumber"/>
+      </w:pPr>
+      <w:r>
+        <w:t>打开浏览器访问 https://console.volcengine.com/ 登录火山引擎账号。</w:t>
+      </w:r>
+    </w:p>
+    <w:p>
+      <w:pPr>
+        <w:pStyle w:val="ListNumber"/>
+      </w:pPr>
+      <w:r>
+        <w:t>顶部搜索栏输入 “Mem0”，进入 “Mem0（记忆系统）” 控制台。</w:t>
+      </w:r>
+    </w:p>
+    <w:p>
+      <w:pPr>
+        <w:pStyle w:val="ListNumber"/>
+      </w:pPr>
+      <w:r>
+        <w:t>左侧菜单选择对应 Project（创建 API Key 时所属的项目）。</w:t>
+      </w:r>
+    </w:p>
+    <w:p>
+      <w:pPr>
+        <w:pStyle w:val="ListNumber"/>
+      </w:pPr>
+      <w:r>
+        <w:t>在 “记忆 / Memories” 页签中即可查看所有写入的数据。</w:t>
+      </w:r>
+    </w:p>
+    <w:p>
+      <w:pPr>
+        <w:pStyle w:val="Heading3"/>
+      </w:pPr>
+      <w:r>
+        <w:t>7.2 数据筛选方法</w:t>
+      </w:r>
+    </w:p>
+    <w:p>
+      <w:r>
+        <w:t>常用筛选条件：</w:t>
+      </w:r>
+    </w:p>
+    <w:p>
+      <w:pPr>
+        <w:pStyle w:val="ListBullet"/>
+      </w:pPr>
+      <w:r>
+        <w:t>user_id = 智能体 name（例如 “默认智能体”、“助手-001”）</w:t>
+      </w:r>
+    </w:p>
+    <w:p>
+      <w:pPr>
+        <w:pStyle w:val="ListBullet"/>
+      </w:pPr>
+      <w:r>
+        <w:t>时间范围：最近 1 天 / 最近 7 天（异步写入有 1–3 秒延迟，等待后再查）</w:t>
+      </w:r>
+    </w:p>
+    <w:p>
+      <w:pPr>
+        <w:pStyle w:val="ListBullet"/>
+      </w:pPr>
+      <w:r>
+        <w:t>metadata.tag：如果 Skill 调用时传入了 metadata，可按标签筛选</w:t>
+      </w:r>
+    </w:p>
+    <w:p>
+      <w:pPr>
+        <w:pStyle w:val="ListBullet"/>
+      </w:pPr>
+      <w:r>
+        <w:t>全文检索：输入 “蔬菜”、“部署” 等关键词直接命中 content</w:t>
+      </w:r>
+    </w:p>
+    <w:p>
+      <w:pPr>
+        <w:pStyle w:val="Heading3"/>
+      </w:pPr>
+      <w:r>
+        <w:t>7.3 数据量与用量统计</w:t>
+      </w:r>
+    </w:p>
+    <w:p>
+      <w:r>
+        <w:t>在控制台 “用量 / Quota” 页面可查看：</w:t>
+      </w:r>
+    </w:p>
+    <w:p>
+      <w:pPr>
+        <w:pStyle w:val="ListBullet"/>
+      </w:pPr>
+      <w:r>
+        <w:t>Memory 数量（条）</w:t>
+      </w:r>
+    </w:p>
+    <w:p>
+      <w:pPr>
+        <w:pStyle w:val="ListBullet"/>
+      </w:pPr>
+      <w:r>
+        <w:t>Token 消耗（检索 / 写入）</w:t>
+      </w:r>
+    </w:p>
+    <w:p>
+      <w:pPr>
+        <w:pStyle w:val="ListBullet"/>
+      </w:pPr>
+      <w:r>
+        <w:t>API 调用次数（QPS / 总次数）</w:t>
+      </w:r>
+    </w:p>
+    <w:p>
+      <w:pPr>
+        <w:pStyle w:val="ListBullet"/>
+      </w:pPr>
+      <w:r>
+        <w:t>到期时间与套餐余量</w:t>
+      </w:r>
+    </w:p>
+    <w:p>
+      <w:pPr>
+        <w:pStyle w:val="Heading2"/>
+      </w:pPr>
+      <w:r>
+        <w:t>八、维护与建议</w:t>
+      </w:r>
+    </w:p>
+    <w:p>
+      <w:pPr>
+        <w:pStyle w:val="Heading3"/>
+      </w:pPr>
+      <w:r>
+        <w:t>8.1 日常维护清单</w:t>
       </w:r>
     </w:p>
     <w:tbl>
       <w:tblPr>
+        <w:tblStyle w:val="TableGrid"/>
         <w:tblW w:type="auto" w:w="0"/>
-        <w:jc w:val="center"/>
-        <w:tblLook w:firstColumn="1" w:firstRow="1" w:lastColumn="0" w:lastRow="0" w:noHBand="0" w:noVBand="1" w:val="04A0"/>
-      </w:tblPr>
-      <w:tblGrid>
-        <w:gridCol w:w="8640"/>
-      </w:tblGrid>
-      <w:tr>
-        <w:tc>
-          <w:tcPr>
-            <w:tcW w:type="dxa" w:w="8640"/>
-            <w:shd w:val="clear" w:color="auto" w:fill="FFF3CD"/>
-          </w:tcPr>
-          <w:p>
-            <w:r>
-              <w:rPr>
-                <w:b/>
-                <w:color w:val="664D00"/>
-                <w:sz w:val="22"/>
-              </w:rPr>
-              <w:t>🎯 两层关系</w:t>
-            </w:r>
-          </w:p>
-          <w:p>
-            <w:r>
-              <w:rPr>
-                <w:sz w:val="21"/>
-              </w:rPr>
-              <w:t>Hook = 兜底的自动层，保证"总是在记、总是在召回"，用户无感。</w:t>
-            </w:r>
-          </w:p>
-          <w:p>
-            <w:r>
-              <w:rPr>
-                <w:sz w:val="21"/>
-              </w:rPr>
-              <w:t>Skill = 精准的手动层，用于"我明确要存/查/改/删某条记忆"的场景。</w:t>
-            </w:r>
-          </w:p>
-          <w:p>
-            <w:r>
-              <w:rPr>
-                <w:sz w:val="21"/>
-              </w:rPr>
-              <w:t>两者协同，互不冲突。Hook 异步写入不会覆盖 Skill 的显式删除（防复活黑名单）。</w:t>
-            </w:r>
-          </w:p>
-        </w:tc>
-      </w:tr>
-    </w:tbl>
-    <w:p/>
-    <w:p>
-      <w:pPr>
-        <w:pStyle w:val="Heading2"/>
-      </w:pPr>
-      <w:r>
-        <w:t>4.3 备份与升级保障</w:t>
-      </w:r>
-    </w:p>
-    <w:p>
-      <w:r>
-        <w:rPr>
-          <w:b/>
-          <w:i w:val="0"/>
-        </w:rPr>
-        <w:t>为确保 QwenPaw 升级、备份、换机时整个记忆系统可用，设计了双重保障机制：</w:t>
-      </w:r>
-    </w:p>
-    <w:p>
-      <w:pPr>
-        <w:pStyle w:val="ListNumber"/>
-        <w:ind w:left="360"/>
-      </w:pPr>
-      <w:r>
-        <w:t>用户级插件路径：所有代码位于 ~/.qwenpaw\plugins\，QwenPaw 升级只覆盖安装目录（QwenPaw 安装目录\），不影响插件。</w:t>
-      </w:r>
-    </w:p>
-    <w:p>
-      <w:pPr>
-        <w:pStyle w:val="ListNumber"/>
-        <w:ind w:left="360"/>
-      </w:pPr>
-      <w:r>
-        <w:t>startup/shutdown 钩子自动同步：每次 QwenPaw 启动时将插件目录同步到 workspace/_mem0_backup/，退出时再次同步。因此 QwenPaw 自带的"备份 workspace"功能会完整包含 Mem0 部署代码。</w:t>
-      </w:r>
-    </w:p>
-    <w:p>
-      <w:pPr>
-        <w:pStyle w:val="ListNumber"/>
-        <w:ind w:left="360"/>
-      </w:pPr>
-      <w:r>
-        <w:t>_RESTORE_INFO.json 元信息：备份目录附带源路径和同步时间戳，恢复时可精准还原。</w:t>
-      </w:r>
-    </w:p>
-    <w:p>
-      <w:r>
-        <w:br w:type="page"/>
-      </w:r>
-    </w:p>
-    <w:p>
-      <w:pPr>
-        <w:pStyle w:val="Heading1"/>
-      </w:pPr>
-      <w:r>
-        <w:t>五、5 个 Skill 工具使用说明</w:t>
-      </w:r>
-    </w:p>
-    <w:p>
-      <w:r>
-        <w:rPr>
-          <w:b w:val="0"/>
-          <w:i w:val="0"/>
-        </w:rPr>
-        <w:t>智能体在对话中可直接使用以下 5 个工具。你可以通过自然语言让智能体调用，例如："帮我用 add_memory 工具记住我是 2 型糖尿病患者" 或 "用 search_memory 查一下我的饮食禁忌"。</w:t>
-      </w:r>
-    </w:p>
-    <w:p>
-      <w:pPr>
-        <w:pStyle w:val="Heading2"/>
-      </w:pPr>
-      <w:r>
-        <w:t>5.X  add_memory — 新增记忆</w:t>
-      </w:r>
-    </w:p>
-    <w:p>
-      <w:r>
-        <w:rPr>
-          <w:b/>
-          <w:i w:val="0"/>
-          <w:color w:val="1F497D"/>
-        </w:rPr>
-        <w:t>✦ 参数：</w:t>
-      </w:r>
-    </w:p>
-    <w:p>
-      <w:pPr>
-        <w:spacing w:before="60" w:after="60"/>
-        <w:ind w:left="432"/>
-        <w:shd w:val="clear" w:color="auto" w:fill="F5F5F5"/>
-      </w:pPr>
-      <w:r>
-        <w:rPr>
-          <w:rFonts w:ascii="Consolas" w:hAnsi="Consolas"/>
-          <w:color w:val="1F1F1F"/>
-          <w:sz w:val="19"/>
-        </w:rPr>
-        <w:t>messages: List[str] | str — 要写入的对话内容（一条或多条）</w:t>
-        <w:br/>
-        <w:t>user_id: str（可选，默认=当前智能体名）</w:t>
-        <w:br/>
-        <w:t>metadata: Dict（可选）</w:t>
-      </w:r>
-    </w:p>
-    <w:p>
-      <w:r>
-        <w:rPr>
-          <w:b/>
-          <w:i w:val="0"/>
-          <w:color w:val="1F497D"/>
-        </w:rPr>
-        <w:t>✦ 示例指令：</w:t>
-      </w:r>
-    </w:p>
-    <w:p>
-      <w:pPr>
-        <w:pStyle w:val="ListBullet"/>
-        <w:ind w:left="360"/>
-      </w:pPr>
-      <w:r>
-        <w:t>1. 明确要记住："帮我记住：我的邮箱是 haonan@example.com"</w:t>
-      </w:r>
-    </w:p>
-    <w:p>
-      <w:pPr>
-        <w:pStyle w:val="ListBullet"/>
-        <w:ind w:left="360"/>
-      </w:pPr>
-      <w:r>
-        <w:t>2. 手动触发："调用 add_memory 工具写入：下周三下午 3 点和张总开会"</w:t>
-      </w:r>
-    </w:p>
-    <w:p>
-      <w:r>
-        <w:rPr>
-          <w:b/>
-          <w:i w:val="0"/>
-          <w:color w:val="1F497D"/>
-        </w:rPr>
-        <w:t>✦ 适用场景：</w:t>
-      </w:r>
-    </w:p>
-    <w:p>
-      <w:pPr>
-        <w:ind w:left="360"/>
-      </w:pPr>
-      <w:r>
-        <w:rPr>
-          <w:b w:val="0"/>
-          <w:i w:val="0"/>
-        </w:rPr>
-        <w:t>存储重要事实、偏好、日程、承诺，避免 Hook 自动抽取遗漏。</w:t>
-      </w:r>
-    </w:p>
-    <w:p>
-      <w:r>
-        <w:rPr>
-          <w:b/>
-          <w:i w:val="0"/>
-          <w:color w:val="1F497D"/>
-        </w:rPr>
-        <w:t>✦ 使用提示：</w:t>
-      </w:r>
-    </w:p>
-    <w:p>
-      <w:pPr>
-        <w:ind w:left="360"/>
-      </w:pPr>
-      <w:r>
-        <w:rPr>
-          <w:b w:val="0"/>
-          <w:i w:val="0"/>
-        </w:rPr>
-        <w:t>messages 长度建议 ≤ 2000 字符；单条不要塞入过多不相关信息。</w:t>
-      </w:r>
-    </w:p>
-    <w:p/>
-    <w:p>
-      <w:pPr>
-        <w:pStyle w:val="Heading2"/>
-      </w:pPr>
-      <w:r>
-        <w:t>5.X  search_memory — 检索记忆</w:t>
-      </w:r>
-    </w:p>
-    <w:p>
-      <w:r>
-        <w:rPr>
-          <w:b/>
-          <w:i w:val="0"/>
-          <w:color w:val="1F497D"/>
-        </w:rPr>
-        <w:t>✦ 参数：</w:t>
-      </w:r>
-    </w:p>
-    <w:p>
-      <w:pPr>
-        <w:spacing w:before="60" w:after="60"/>
-        <w:ind w:left="432"/>
-        <w:shd w:val="clear" w:color="auto" w:fill="F5F5F5"/>
-      </w:pPr>
-      <w:r>
-        <w:rPr>
-          <w:rFonts w:ascii="Consolas" w:hAnsi="Consolas"/>
-          <w:color w:val="1F1F1F"/>
-          <w:sz w:val="19"/>
-        </w:rPr>
-        <w:t>query: str — 检索关键词或问题</w:t>
-        <w:br/>
-        <w:t>user_id: str（可选，默认=当前智能体名）</w:t>
-        <w:br/>
-        <w:t>limit: int（可选，默认=5，最大=20）</w:t>
-      </w:r>
-    </w:p>
-    <w:p>
-      <w:r>
-        <w:rPr>
-          <w:b/>
-          <w:i w:val="0"/>
-          <w:color w:val="1F497D"/>
-        </w:rPr>
-        <w:t>✦ 示例指令：</w:t>
-      </w:r>
-    </w:p>
-    <w:p>
-      <w:pPr>
-        <w:pStyle w:val="ListBullet"/>
-        <w:ind w:left="360"/>
-      </w:pPr>
-      <w:r>
-        <w:t>1. 直接问："我之前提到过关于我的饮食偏好是什么？"</w:t>
-      </w:r>
-    </w:p>
-    <w:p>
-      <w:pPr>
-        <w:pStyle w:val="ListBullet"/>
-        <w:ind w:left="360"/>
-      </w:pPr>
-      <w:r>
-        <w:t>2. 显式调工具："用 search_memory 查询"健康"相关的记忆，返回 10 条"</w:t>
-      </w:r>
-    </w:p>
-    <w:p>
-      <w:r>
-        <w:rPr>
-          <w:b/>
-          <w:i w:val="0"/>
-          <w:color w:val="1F497D"/>
-        </w:rPr>
-        <w:t>✦ 适用场景：</w:t>
-      </w:r>
-    </w:p>
-    <w:p>
-      <w:pPr>
-        <w:ind w:left="360"/>
-      </w:pPr>
-      <w:r>
-        <w:rPr>
-          <w:b w:val="0"/>
-          <w:i w:val="0"/>
-        </w:rPr>
-        <w:t>上下文丢失时补全、跨会话回溯历史、确认之前说过的内容。</w:t>
-      </w:r>
-    </w:p>
-    <w:p>
-      <w:r>
-        <w:rPr>
-          <w:b/>
-          <w:i w:val="0"/>
-          <w:color w:val="1F497D"/>
-        </w:rPr>
-        <w:t>✦ 使用提示：</w:t>
-      </w:r>
-    </w:p>
-    <w:p>
-      <w:pPr>
-        <w:ind w:left="360"/>
-      </w:pPr>
-      <w:r>
-        <w:rPr>
-          <w:b w:val="0"/>
-          <w:i w:val="0"/>
-        </w:rPr>
-        <w:t>query 要具体，避免单个字；limit 越大召回越全但噪音也可能增加。</w:t>
-      </w:r>
-    </w:p>
-    <w:p/>
-    <w:p>
-      <w:pPr>
-        <w:pStyle w:val="Heading2"/>
-      </w:pPr>
-      <w:r>
-        <w:t>5.X  get_memory — 获取单条记忆详情</w:t>
-      </w:r>
-    </w:p>
-    <w:p>
-      <w:r>
-        <w:rPr>
-          <w:b/>
-          <w:i w:val="0"/>
-          <w:color w:val="1F497D"/>
-        </w:rPr>
-        <w:t>✦ 参数：</w:t>
-      </w:r>
-    </w:p>
-    <w:p>
-      <w:pPr>
-        <w:spacing w:before="60" w:after="60"/>
-        <w:ind w:left="432"/>
-        <w:shd w:val="clear" w:color="auto" w:fill="F5F5F5"/>
-      </w:pPr>
-      <w:r>
-        <w:rPr>
-          <w:rFonts w:ascii="Consolas" w:hAnsi="Consolas"/>
-          <w:color w:val="1F1F1F"/>
-          <w:sz w:val="19"/>
-        </w:rPr>
-        <w:t>memory_id: str — 记忆的唯一 ID</w:t>
-        <w:br/>
-        <w:t>user_id: str（可选，默认=当前智能体名）</w:t>
-      </w:r>
-    </w:p>
-    <w:p>
-      <w:r>
-        <w:rPr>
-          <w:b/>
-          <w:i w:val="0"/>
-          <w:color w:val="1F497D"/>
-        </w:rPr>
-        <w:t>✦ 示例指令：</w:t>
-      </w:r>
-    </w:p>
-    <w:p>
-      <w:pPr>
-        <w:pStyle w:val="ListBullet"/>
-        <w:ind w:left="360"/>
-      </w:pPr>
-      <w:r>
-        <w:t>1. "用 get_memory 查看 id=m12345 的记忆内容是什么"</w:t>
-      </w:r>
-    </w:p>
-    <w:p>
-      <w:pPr>
-        <w:pStyle w:val="ListBullet"/>
-        <w:ind w:left="360"/>
-      </w:pPr>
-      <w:r>
-        <w:t>2. 在 search 返回列表中拿到 id 后再调用 get_memory 看全文</w:t>
-      </w:r>
-    </w:p>
-    <w:p>
-      <w:r>
-        <w:rPr>
-          <w:b/>
-          <w:i w:val="0"/>
-          <w:color w:val="1F497D"/>
-        </w:rPr>
-        <w:t>✦ 适用场景：</w:t>
-      </w:r>
-    </w:p>
-    <w:p>
-      <w:pPr>
-        <w:ind w:left="360"/>
-      </w:pPr>
-      <w:r>
-        <w:rPr>
-          <w:b w:val="0"/>
-          <w:i w:val="0"/>
-        </w:rPr>
-        <w:t>单条记忆深度核查、修复损坏内容、核对 metadata。</w:t>
-      </w:r>
-    </w:p>
-    <w:p>
-      <w:r>
-        <w:rPr>
-          <w:b/>
-          <w:i w:val="0"/>
-          <w:color w:val="1F497D"/>
-        </w:rPr>
-        <w:t>✦ 使用提示：</w:t>
-      </w:r>
-    </w:p>
-    <w:p>
-      <w:pPr>
-        <w:ind w:left="360"/>
-      </w:pPr>
-      <w:r>
-        <w:rPr>
-          <w:b w:val="0"/>
-          <w:i w:val="0"/>
-        </w:rPr>
-        <w:t>memory_id 需要先从 search_memory 返回中获取，无法凭空 guess。</w:t>
-      </w:r>
-    </w:p>
-    <w:p/>
-    <w:p>
-      <w:pPr>
-        <w:pStyle w:val="Heading2"/>
-      </w:pPr>
-      <w:r>
-        <w:t>5.X  update_memory — 更新已有记忆</w:t>
-      </w:r>
-    </w:p>
-    <w:p>
-      <w:r>
-        <w:rPr>
-          <w:b/>
-          <w:i w:val="0"/>
-          <w:color w:val="1F497D"/>
-        </w:rPr>
-        <w:t>✦ 参数：</w:t>
-      </w:r>
-    </w:p>
-    <w:p>
-      <w:pPr>
-        <w:spacing w:before="60" w:after="60"/>
-        <w:ind w:left="432"/>
-        <w:shd w:val="clear" w:color="auto" w:fill="F5F5F5"/>
-      </w:pPr>
-      <w:r>
-        <w:rPr>
-          <w:rFonts w:ascii="Consolas" w:hAnsi="Consolas"/>
-          <w:color w:val="1F1F1F"/>
-          <w:sz w:val="19"/>
-        </w:rPr>
-        <w:t>memory_id: str — 要更新的记忆 ID</w:t>
-        <w:br/>
-        <w:t>data: Dict[str, Any] — 要更新的字段（如 content / metadata）</w:t>
-        <w:br/>
-        <w:t>user_id: str（可选，默认=当前智能体名）</w:t>
-      </w:r>
-    </w:p>
-    <w:p>
-      <w:r>
-        <w:rPr>
-          <w:b/>
-          <w:i w:val="0"/>
-          <w:color w:val="1F497D"/>
-        </w:rPr>
-        <w:t>✦ 示例指令：</w:t>
-      </w:r>
-    </w:p>
-    <w:p>
-      <w:pPr>
-        <w:pStyle w:val="ListBullet"/>
-        <w:ind w:left="360"/>
-      </w:pPr>
-      <w:r>
-        <w:t>1. "把 id=m12345 的记忆修改为：我的邮箱改为 haonan_new@example.com"</w:t>
-      </w:r>
-    </w:p>
-    <w:p>
-      <w:pPr>
-        <w:pStyle w:val="ListBullet"/>
-        <w:ind w:left="360"/>
-      </w:pPr>
-      <w:r>
-        <w:t>2. 纠正 Hook 自动抽取错误的记忆内容</w:t>
-      </w:r>
-    </w:p>
-    <w:p>
-      <w:r>
-        <w:rPr>
-          <w:b/>
-          <w:i w:val="0"/>
-          <w:color w:val="1F497D"/>
-        </w:rPr>
-        <w:t>✦ 适用场景：</w:t>
-      </w:r>
-    </w:p>
-    <w:p>
-      <w:pPr>
-        <w:ind w:left="360"/>
-      </w:pPr>
-      <w:r>
-        <w:rPr>
-          <w:b w:val="0"/>
-          <w:i w:val="0"/>
-        </w:rPr>
-        <w:t>修正错误抽取、补充 metadata（标签、分类）、更新过期信息。</w:t>
-      </w:r>
-    </w:p>
-    <w:p>
-      <w:r>
-        <w:rPr>
-          <w:b/>
-          <w:i w:val="0"/>
-          <w:color w:val="1F497D"/>
-        </w:rPr>
-        <w:t>✦ 使用提示：</w:t>
-      </w:r>
-    </w:p>
-    <w:p>
-      <w:pPr>
-        <w:ind w:left="360"/>
-      </w:pPr>
-      <w:r>
-        <w:rPr>
-          <w:b w:val="0"/>
-          <w:i w:val="0"/>
-        </w:rPr>
-        <w:t>data 必须为 JSON 对象；建议先 get_memory 确认字段再更新。</w:t>
-      </w:r>
-    </w:p>
-    <w:p/>
-    <w:p>
-      <w:pPr>
-        <w:pStyle w:val="Heading2"/>
-      </w:pPr>
-      <w:r>
-        <w:t>5.X  delete_memory — 删除记忆</w:t>
-      </w:r>
-    </w:p>
-    <w:p>
-      <w:r>
-        <w:rPr>
-          <w:b/>
-          <w:i w:val="0"/>
-          <w:color w:val="1F497D"/>
-        </w:rPr>
-        <w:t>✦ 参数：</w:t>
-      </w:r>
-    </w:p>
-    <w:p>
-      <w:pPr>
-        <w:spacing w:before="60" w:after="60"/>
-        <w:ind w:left="432"/>
-        <w:shd w:val="clear" w:color="auto" w:fill="F5F5F5"/>
-      </w:pPr>
-      <w:r>
-        <w:rPr>
-          <w:rFonts w:ascii="Consolas" w:hAnsi="Consolas"/>
-          <w:color w:val="1F1F1F"/>
-          <w:sz w:val="19"/>
-        </w:rPr>
-        <w:t>memory_id: str — 要删除的记忆 ID</w:t>
-        <w:br/>
-        <w:t>user_id: str（可选，默认=当前智能体名）</w:t>
-      </w:r>
-    </w:p>
-    <w:p>
-      <w:r>
-        <w:rPr>
-          <w:b/>
-          <w:i w:val="0"/>
-          <w:color w:val="1F497D"/>
-        </w:rPr>
-        <w:t>✦ 示例指令：</w:t>
-      </w:r>
-    </w:p>
-    <w:p>
-      <w:pPr>
-        <w:pStyle w:val="ListBullet"/>
-        <w:ind w:left="360"/>
-      </w:pPr>
-      <w:r>
-        <w:t>1. "删除 id=m12345 的那条错误记忆"</w:t>
-      </w:r>
-    </w:p>
-    <w:p>
-      <w:pPr>
-        <w:pStyle w:val="ListBullet"/>
-        <w:ind w:left="360"/>
-      </w:pPr>
-      <w:r>
-        <w:t>2. "清除我所有关于"临时测试"的记忆（先 search 再逐条 delete）"</w:t>
-      </w:r>
-    </w:p>
-    <w:p>
-      <w:r>
-        <w:rPr>
-          <w:b/>
-          <w:i w:val="0"/>
-          <w:color w:val="1F497D"/>
-        </w:rPr>
-        <w:t>✦ 适用场景：</w:t>
-      </w:r>
-    </w:p>
-    <w:p>
-      <w:pPr>
-        <w:ind w:left="360"/>
-      </w:pPr>
-      <w:r>
-        <w:rPr>
-          <w:b w:val="0"/>
-          <w:i w:val="0"/>
-        </w:rPr>
-        <w:t>清除错误记忆、过期信息、脱敏清理。</w:t>
-      </w:r>
-    </w:p>
-    <w:p>
-      <w:r>
-        <w:rPr>
-          <w:b/>
-          <w:i w:val="0"/>
-          <w:color w:val="1F497D"/>
-        </w:rPr>
-        <w:t>✦ 使用提示：</w:t>
-      </w:r>
-    </w:p>
-    <w:p>
-      <w:pPr>
-        <w:ind w:left="360"/>
-      </w:pPr>
-      <w:r>
-        <w:rPr>
-          <w:b w:val="0"/>
-          <w:i w:val="0"/>
-        </w:rPr>
-        <w:t>删除后会写入防复活黑名单，避免异步回写意外恢复。</w:t>
-      </w:r>
-    </w:p>
-    <w:p/>
-    <w:p>
-      <w:r>
-        <w:br w:type="page"/>
-      </w:r>
-    </w:p>
-    <w:p>
-      <w:pPr>
-        <w:pStyle w:val="Heading1"/>
-      </w:pPr>
-      <w:r>
-        <w:t>六、常见问题与排查</w:t>
-      </w:r>
-    </w:p>
-    <w:p>
-      <w:pPr>
-        <w:pStyle w:val="Heading2"/>
-      </w:pPr>
-      <w:r>
-        <w:t>Q1. 启动后没有看到 mem0-integration 日志？</w:t>
-      </w:r>
-    </w:p>
-    <w:p>
-      <w:r>
-        <w:rPr>
-          <w:b w:val="0"/>
-          <w:i w:val="0"/>
-        </w:rPr>
-        <w:t>排查步骤：</w:t>
-      </w:r>
-    </w:p>
-    <w:p>
-      <w:pPr>
-        <w:pStyle w:val="ListNumber"/>
-        <w:ind w:left="360"/>
-      </w:pPr>
-      <w:r>
-        <w:t>确认插件目录存在：~/.qwenpaw\plugins\mem0-integration\</w:t>
-      </w:r>
-    </w:p>
-    <w:p>
-      <w:pPr>
-        <w:pStyle w:val="ListNumber"/>
-        <w:ind w:left="360"/>
-      </w:pPr>
-      <w:r>
-        <w:t>检查 plugin.json 是否存在且格式合法 JSON</w:t>
-      </w:r>
-    </w:p>
-    <w:p>
-      <w:pPr>
-        <w:pStyle w:val="ListNumber"/>
-        <w:ind w:left="360"/>
-      </w:pPr>
-      <w:r>
-        <w:t>确认使用的是原生启动路径（QwenPaw Desktop.vbs）而非第三方启动器</w:t>
-      </w:r>
-    </w:p>
-    <w:p>
-      <w:pPr>
-        <w:pStyle w:val="ListNumber"/>
-        <w:ind w:left="360"/>
-      </w:pPr>
-      <w:r>
-        <w:t>查看 QwenPaw 主日志中是否有 "Failed to load plugin mem0-integration" 报错</w:t>
-      </w:r>
-    </w:p>
-    <w:p>
-      <w:pPr>
-        <w:pStyle w:val="Heading2"/>
-      </w:pPr>
-      <w:r>
-        <w:t>Q2. 输入"我喜欢吃蔬菜"后，后台没有看到数据？</w:t>
-      </w:r>
-    </w:p>
-    <w:p>
-      <w:r>
-        <w:rPr>
-          <w:b w:val="0"/>
-          <w:i w:val="0"/>
-        </w:rPr>
-        <w:t>排查步骤：</w:t>
-      </w:r>
-    </w:p>
-    <w:p>
-      <w:pPr>
-        <w:pStyle w:val="ListNumber"/>
-        <w:ind w:left="360"/>
-      </w:pPr>
-      <w:r>
-        <w:t>数据写入是异步的，等待 3-5 秒再刷新后台</w:t>
-      </w:r>
-    </w:p>
-    <w:p>
-      <w:pPr>
-        <w:pStyle w:val="ListNumber"/>
-        <w:ind w:left="360"/>
-      </w:pPr>
-      <w:r>
-        <w:t>登录火山引擎控制台 → Mem0 → 选择对应 Project → 查看 Memory 列表</w:t>
-      </w:r>
-    </w:p>
-    <w:p>
-      <w:pPr>
-        <w:pStyle w:val="ListNumber"/>
-        <w:ind w:left="360"/>
-      </w:pPr>
-      <w:r>
-        <w:t>确认 user_id 筛选条件：应等于智能体的 name</w:t>
-      </w:r>
-    </w:p>
-    <w:p>
-      <w:pPr>
-        <w:pStyle w:val="ListNumber"/>
-        <w:ind w:left="360"/>
-      </w:pPr>
-      <w:r>
-        <w:t>运行验证脚本：_verify_mem0.py，检查 network / api_key</w:t>
-      </w:r>
-    </w:p>
-    <w:p>
-      <w:pPr>
-        <w:pStyle w:val="ListNumber"/>
-        <w:ind w:left="360"/>
-      </w:pPr>
-      <w:r>
-        <w:t>检查 MemoryCoordinator 队列是否报错（搜索日志中的 "queue full"）</w:t>
-      </w:r>
-    </w:p>
-    <w:p>
-      <w:pPr>
-        <w:pStyle w:val="Heading2"/>
-      </w:pPr>
-      <w:r>
-        <w:t>Q3. 智能体回答"我喜欢吃什么"时回答错误？</w:t>
-      </w:r>
-    </w:p>
-    <w:p>
-      <w:r>
-        <w:rPr>
-          <w:b w:val="0"/>
-          <w:i w:val="0"/>
-        </w:rPr>
-        <w:t>排查步骤：</w:t>
-      </w:r>
-    </w:p>
-    <w:p>
-      <w:pPr>
-        <w:pStyle w:val="ListNumber"/>
-        <w:ind w:left="360"/>
-      </w:pPr>
-      <w:r>
-        <w:t>确认对话是在同一智能体下（不同智能体记忆隔离）</w:t>
-      </w:r>
-    </w:p>
-    <w:p>
-      <w:pPr>
-        <w:pStyle w:val="ListNumber"/>
-        <w:ind w:left="360"/>
-      </w:pPr>
-      <w:r>
-        <w:t>确认是"新建对话"后提问（不是在同一上下文中提问，同一上下文 LLM 自身就记得）</w:t>
-      </w:r>
-    </w:p>
-    <w:p>
-      <w:pPr>
-        <w:pStyle w:val="ListNumber"/>
-        <w:ind w:left="360"/>
-      </w:pPr>
-      <w:r>
-        <w:t>检查 pre_reply 钩子是否触发（日志中应有 "search() returned N memories"）</w:t>
-      </w:r>
-    </w:p>
-    <w:p>
-      <w:pPr>
-        <w:pStyle w:val="ListNumber"/>
-        <w:ind w:left="360"/>
-      </w:pPr>
-      <w:r>
-        <w:t>火山引擎后台检索该 user_id 下是否有对应记忆</w:t>
-      </w:r>
-    </w:p>
-    <w:p>
-      <w:pPr>
-        <w:pStyle w:val="ListNumber"/>
-        <w:ind w:left="360"/>
-      </w:pPr>
-      <w:r>
-        <w:t>若记忆存在但未召回，手动搜索："调用 search_memory 查询 喜欢吃什么"</w:t>
-      </w:r>
-    </w:p>
-    <w:p>
-      <w:pPr>
-        <w:pStyle w:val="Heading2"/>
-      </w:pPr>
-      <w:r>
-        <w:t>Q4. 备份后换电脑，如何恢复 Mem0 插件？</w:t>
-      </w:r>
-    </w:p>
-    <w:p>
-      <w:r>
-        <w:rPr>
-          <w:b w:val="0"/>
-          <w:i w:val="0"/>
-        </w:rPr>
-        <w:t>恢复步骤：</w:t>
-      </w:r>
-    </w:p>
-    <w:p>
-      <w:pPr>
-        <w:pStyle w:val="ListNumber"/>
-        <w:ind w:left="360"/>
-      </w:pPr>
-      <w:r>
-        <w:t>在新电脑安装并启动一次 QwenPaw，生成 ~/.qwenpaw/ 目录</w:t>
-      </w:r>
-    </w:p>
-    <w:p>
-      <w:pPr>
-        <w:pStyle w:val="ListNumber"/>
-        <w:ind w:left="360"/>
-      </w:pPr>
-      <w:r>
-        <w:t>关闭 QwenPaw</w:t>
-      </w:r>
-    </w:p>
-    <w:p>
-      <w:pPr>
-        <w:pStyle w:val="ListNumber"/>
-        <w:ind w:left="360"/>
-      </w:pPr>
-      <w:r>
-        <w:t>从备份文件中提取 _mem0_backup/ 目录内容</w:t>
-      </w:r>
-    </w:p>
-    <w:p>
-      <w:pPr>
-        <w:pStyle w:val="ListNumber"/>
-        <w:ind w:left="360"/>
-      </w:pPr>
-      <w:r>
-        <w:t>将所有文件复制到 C:\Users\&lt;新用户&gt;\.qwenpaw\plugins\mem0-integration\</w:t>
-      </w:r>
-    </w:p>
-    <w:p>
-      <w:pPr>
-        <w:pStyle w:val="ListNumber"/>
-        <w:ind w:left="360"/>
-      </w:pPr>
-      <w:r>
-        <w:t>参考 _RESTORE_INFO.json 校验源路径结构</w:t>
-      </w:r>
-    </w:p>
-    <w:p>
-      <w:pPr>
-        <w:pStyle w:val="ListNumber"/>
-        <w:ind w:left="360"/>
-      </w:pPr>
-      <w:r>
-        <w:t>重新启动 QwenPaw，按 3.1 节验证插件加载</w:t>
-      </w:r>
-    </w:p>
-    <w:p>
-      <w:pPr>
-        <w:pStyle w:val="Heading2"/>
-      </w:pPr>
-      <w:r>
-        <w:t>Q5. 出现 "No module named agentscope.tool._builtin._scripts" 错误？</w:t>
-      </w:r>
-    </w:p>
-    <w:p>
-      <w:r>
-        <w:rPr>
-          <w:b w:val="0"/>
-          <w:i w:val="0"/>
-        </w:rPr>
-        <w:t>原因：agentscope 1.0.20 内部模块名已重构，Auto-dream 某些脚本可能引用旧路径。</w:t>
-      </w:r>
-    </w:p>
-    <w:p>
-      <w:r>
-        <w:rPr>
-          <w:b w:val="0"/>
-          <w:i w:val="0"/>
-        </w:rPr>
-        <w:t>修复：</w:t>
-      </w:r>
-    </w:p>
-    <w:p>
-      <w:pPr>
-        <w:pStyle w:val="ListNumber"/>
-        <w:ind w:left="360"/>
-      </w:pPr>
-      <w:r>
-        <w:t>本项目使用的是 from agentscope.tool import Toolkit（非 _scripts），不受影响</w:t>
-      </w:r>
-    </w:p>
-    <w:p>
-      <w:pPr>
-        <w:pStyle w:val="ListNumber"/>
-        <w:ind w:left="360"/>
-      </w:pPr>
-      <w:r>
-        <w:t>确认所有 import 语句均使用最新 API</w:t>
-      </w:r>
-    </w:p>
-    <w:p>
-      <w:pPr>
-        <w:pStyle w:val="ListNumber"/>
-        <w:ind w:left="360"/>
-      </w:pPr>
-      <w:r>
-        <w:t>若第三方脚本触发此错，请升级其代码至 agentscope 1.0.20 兼容写法</w:t>
-      </w:r>
-    </w:p>
-    <w:p>
-      <w:pPr>
-        <w:pStyle w:val="Heading2"/>
-      </w:pPr>
-      <w:r>
-        <w:t>Q6. API Key 泄露了怎么办？</w:t>
-      </w:r>
-    </w:p>
-    <w:p>
-      <w:r>
-        <w:rPr>
-          <w:b w:val="0"/>
-          <w:i w:val="0"/>
-        </w:rPr>
-        <w:t>紧急步骤：</w:t>
-      </w:r>
-    </w:p>
-    <w:p>
-      <w:pPr>
-        <w:pStyle w:val="ListNumber"/>
-        <w:ind w:left="360"/>
-      </w:pPr>
-      <w:r>
-        <w:t>登录火山引擎控制台 → Mem0 → API Key 管理</w:t>
-      </w:r>
-    </w:p>
-    <w:p>
-      <w:pPr>
-        <w:pStyle w:val="ListNumber"/>
-        <w:ind w:left="360"/>
-      </w:pPr>
-      <w:r>
-        <w:t>立即禁用 / 删除泄露的 Key</w:t>
-      </w:r>
-    </w:p>
-    <w:p>
-      <w:pPr>
-        <w:pStyle w:val="ListNumber"/>
-        <w:ind w:left="360"/>
-      </w:pPr>
-      <w:r>
-        <w:t>生成新的 Key</w:t>
-      </w:r>
-    </w:p>
-    <w:p>
-      <w:pPr>
-        <w:pStyle w:val="ListNumber"/>
-        <w:ind w:left="360"/>
-      </w:pPr>
-      <w:r>
-        <w:t>更新 mem0_service/config.py 中的配置（或 .env 文件）</w:t>
-      </w:r>
-    </w:p>
-    <w:p>
-      <w:pPr>
-        <w:pStyle w:val="ListNumber"/>
-        <w:ind w:left="360"/>
-      </w:pPr>
-      <w:r>
-        <w:t>重启 QwenPaw 生效</w:t>
-      </w:r>
-    </w:p>
-    <w:p>
-      <w:pPr>
-        <w:pStyle w:val="Heading2"/>
-      </w:pPr>
-      <w:r>
-        <w:t>Q7. 记忆写入延迟大或队列满？</w:t>
-      </w:r>
-    </w:p>
-    <w:p>
-      <w:pPr>
-        <w:pStyle w:val="ListNumber"/>
-        <w:ind w:left="360"/>
-      </w:pPr>
-      <w:r>
-        <w:t>检查网络：ping mem0-cn-beijing.volces.com 延迟应 &lt; 100ms</w:t>
-      </w:r>
-    </w:p>
-    <w:p>
-      <w:pPr>
-        <w:pStyle w:val="ListNumber"/>
-        <w:ind w:left="360"/>
-      </w:pPr>
-      <w:r>
-        <w:t>队列满（日志 "Memory queue is full, dropping write"）：暂时降低对话频率，或调大 coordinator.py 中 Queue maxsize</w:t>
-      </w:r>
-    </w:p>
-    <w:p>
-      <w:pPr>
-        <w:pStyle w:val="ListNumber"/>
-        <w:ind w:left="360"/>
-      </w:pPr>
-      <w:r>
-        <w:t>令牌桶触顶：默认 10 req/s，正常使用不会触顶；若批量导入需自行放宽</w:t>
-      </w:r>
-    </w:p>
-    <w:p>
-      <w:r>
-        <w:br w:type="page"/>
-      </w:r>
-    </w:p>
-    <w:p>
-      <w:pPr>
-        <w:pStyle w:val="Heading1"/>
-      </w:pPr>
-      <w:r>
-        <w:t>七、后台数据查看（火山引擎控制台）</w:t>
-      </w:r>
-    </w:p>
-    <w:p>
-      <w:pPr>
-        <w:pStyle w:val="Heading2"/>
-      </w:pPr>
-      <w:r>
-        <w:t>7.1 登录与导航</w:t>
-      </w:r>
-    </w:p>
-    <w:p>
-      <w:pPr>
-        <w:pStyle w:val="ListNumber"/>
-        <w:ind w:left="360"/>
-      </w:pPr>
-      <w:r>
-        <w:t>打开浏览器访问 https://console.volcengine.com/ 登录火山引擎账号。</w:t>
-      </w:r>
-    </w:p>
-    <w:p>
-      <w:pPr>
-        <w:pStyle w:val="ListNumber"/>
-        <w:ind w:left="360"/>
-      </w:pPr>
-      <w:r>
-        <w:t>顶部搜索栏输入 "Mem0"，进入 "Mem0（记忆系统）" 控制台。</w:t>
-      </w:r>
-    </w:p>
-    <w:p>
-      <w:pPr>
-        <w:pStyle w:val="ListNumber"/>
-        <w:ind w:left="360"/>
-      </w:pPr>
-      <w:r>
-        <w:t>左侧菜单选择对应 Project（创建 API Key 时所属的项目）。</w:t>
-      </w:r>
-    </w:p>
-    <w:p>
-      <w:pPr>
-        <w:pStyle w:val="ListNumber"/>
-        <w:ind w:left="360"/>
-      </w:pPr>
-      <w:r>
-        <w:t>在 "记忆 / Memories" 页签中即可查看所有写入的数据。</w:t>
-      </w:r>
-    </w:p>
-    <w:p>
-      <w:pPr>
-        <w:pStyle w:val="Heading2"/>
-      </w:pPr>
-      <w:r>
-        <w:t>7.2 数据筛选方法</w:t>
-      </w:r>
-    </w:p>
-    <w:tbl>
-      <w:tblPr>
-        <w:tblW w:type="auto" w:w="0"/>
-        <w:jc w:val="center"/>
-        <w:tblLook w:firstColumn="1" w:firstRow="1" w:lastColumn="0" w:lastRow="0" w:noHBand="0" w:noVBand="1" w:val="04A0"/>
-      </w:tblPr>
-      <w:tblGrid>
-        <w:gridCol w:w="8640"/>
-      </w:tblGrid>
-      <w:tr>
-        <w:tc>
-          <w:tcPr>
-            <w:tcW w:type="dxa" w:w="8640"/>
-            <w:shd w:val="clear" w:color="auto" w:fill="FFF3CD"/>
-          </w:tcPr>
-          <w:p>
-            <w:r>
-              <w:rPr>
-                <w:b/>
-                <w:color w:val="664D00"/>
-                <w:sz w:val="22"/>
-              </w:rPr>
-              <w:t>🔍 常用筛选条件</w:t>
-            </w:r>
-          </w:p>
-          <w:p>
-            <w:r>
-              <w:rPr>
-                <w:sz w:val="21"/>
-              </w:rPr>
-              <w:t>user_id = 智能体 name（例如 "默认智能体"、"助手-001"）</w:t>
-            </w:r>
-          </w:p>
-          <w:p>
-            <w:r>
-              <w:rPr>
-                <w:sz w:val="21"/>
-              </w:rPr>
-              <w:t>时间范围：最近 1 天 / 最近 7 天（异步写入有 1-3 秒延迟，等待后再查）</w:t>
-            </w:r>
-          </w:p>
-          <w:p>
-            <w:r>
-              <w:rPr>
-                <w:sz w:val="21"/>
-              </w:rPr>
-              <w:t>metadata.tag：如果 Skill 调用时传入了 metadata，可按标签筛选</w:t>
-            </w:r>
-          </w:p>
-          <w:p>
-            <w:r>
-              <w:rPr>
-                <w:sz w:val="21"/>
-              </w:rPr>
-              <w:t>全文检索：关键词输入 "蔬菜"、"邮箱" 等直接命中 content</w:t>
-            </w:r>
-          </w:p>
-        </w:tc>
-      </w:tr>
-    </w:tbl>
-    <w:p/>
-    <w:p>
-      <w:pPr>
-        <w:pStyle w:val="Heading2"/>
-      </w:pPr>
-      <w:r>
-        <w:t>7.3 数据量与用量统计</w:t>
-      </w:r>
-    </w:p>
-    <w:p>
-      <w:r>
-        <w:rPr>
-          <w:b w:val="0"/>
-          <w:i w:val="0"/>
-        </w:rPr>
-        <w:t>在控制台 "用量 / Quota" 页面可查看：</w:t>
-      </w:r>
-    </w:p>
-    <w:p>
-      <w:pPr>
-        <w:pStyle w:val="ListBullet"/>
-        <w:ind w:left="360"/>
-      </w:pPr>
-      <w:r>
-        <w:t>Memory 数量（条）</w:t>
-      </w:r>
-    </w:p>
-    <w:p>
-      <w:pPr>
-        <w:pStyle w:val="ListBullet"/>
-        <w:ind w:left="360"/>
-      </w:pPr>
-      <w:r>
-        <w:t>Token 消耗（检索/写入）</w:t>
-      </w:r>
-    </w:p>
-    <w:p>
-      <w:pPr>
-        <w:pStyle w:val="ListBullet"/>
-        <w:ind w:left="360"/>
-      </w:pPr>
-      <w:r>
-        <w:t>API 调用次数（QPS / 总次数）</w:t>
-      </w:r>
-    </w:p>
-    <w:p>
-      <w:pPr>
-        <w:pStyle w:val="ListBullet"/>
-        <w:ind w:left="360"/>
-      </w:pPr>
-      <w:r>
-        <w:t>到期时间与套餐余量</w:t>
-      </w:r>
-    </w:p>
-    <w:p>
-      <w:r>
-        <w:br w:type="page"/>
-      </w:r>
-    </w:p>
-    <w:p>
-      <w:pPr>
-        <w:pStyle w:val="Heading1"/>
-      </w:pPr>
-      <w:r>
-        <w:t>八、维护与建议</w:t>
-      </w:r>
-    </w:p>
-    <w:p>
-      <w:pPr>
-        <w:pStyle w:val="Heading2"/>
-      </w:pPr>
-      <w:r>
-        <w:t>8.1 日常维护清单</w:t>
-      </w:r>
-    </w:p>
-    <w:tbl>
-      <w:tblPr>
-        <w:tblStyle w:val="LightGrid-Accent1"/>
-        <w:tblW w:type="auto" w:w="0"/>
-        <w:jc w:val="center"/>
         <w:tblLook w:firstColumn="1" w:firstRow="1" w:lastColumn="0" w:lastRow="0" w:noHBand="0" w:noVBand="1" w:val="04A0"/>
       </w:tblPr>
       <w:tblGrid>
@@ -2796,13 +2822,16 @@
         <w:tc>
           <w:tcPr>
             <w:tcW w:type="dxa" w:w="4320"/>
-            <w:shd w:val="clear" w:color="auto" w:fill="1F497D"/>
           </w:tcPr>
           <w:p>
             <w:r>
               <w:rPr>
                 <w:b/>
-                <w:color w:val="FFFFFF"/>
+              </w:rPr>
+            </w:r>
+            <w:r>
+              <w:rPr>
+                <w:b/>
               </w:rPr>
               <w:t>频率</w:t>
             </w:r>
@@ -2811,13 +2840,16 @@
         <w:tc>
           <w:tcPr>
             <w:tcW w:type="dxa" w:w="4320"/>
-            <w:shd w:val="clear" w:color="auto" w:fill="1F497D"/>
           </w:tcPr>
           <w:p>
             <w:r>
               <w:rPr>
                 <w:b/>
-                <w:color w:val="FFFFFF"/>
+              </w:rPr>
+            </w:r>
+            <w:r>
+              <w:rPr>
+                <w:b/>
               </w:rPr>
               <w:t>操作</w:t>
             </w:r>
@@ -2830,6 +2862,7 @@
             <w:tcW w:type="dxa" w:w="4320"/>
           </w:tcPr>
           <w:p>
+            <w:r/>
             <w:r>
               <w:t>每周一次</w:t>
             </w:r>
@@ -2840,6 +2873,7 @@
             <w:tcW w:type="dxa" w:w="4320"/>
           </w:tcPr>
           <w:p>
+            <w:r/>
             <w:r>
               <w:t>检查火山引擎后台用量是否接近套餐上限</w:t>
             </w:r>
@@ -2852,6 +2886,7 @@
             <w:tcW w:type="dxa" w:w="4320"/>
           </w:tcPr>
           <w:p>
+            <w:r/>
             <w:r>
               <w:t>每月一次</w:t>
             </w:r>
@@ -2862,8 +2897,9 @@
             <w:tcW w:type="dxa" w:w="4320"/>
           </w:tcPr>
           <w:p>
+            <w:r/>
             <w:r>
-              <w:t>清理过期 / 错误记忆（先 search 再 delete）</w:t>
+              <w:t>清理过期 / 错误记忆（先 search / list 再 delete）</w:t>
             </w:r>
           </w:p>
         </w:tc>
@@ -2874,6 +2910,7 @@
             <w:tcW w:type="dxa" w:w="4320"/>
           </w:tcPr>
           <w:p>
+            <w:r/>
             <w:r>
               <w:t>每季度一次</w:t>
             </w:r>
@@ -2884,8 +2921,15 @@
             <w:tcW w:type="dxa" w:w="4320"/>
           </w:tcPr>
           <w:p>
+            <w:r/>
             <w:r>
-              <w:t>轮换 API Key（Q6 步骤），并同步更新 config</w:t>
+              <w:t xml:space="preserve">轮换 API Key（Q6 步骤），并同步更新 </w:t>
+            </w:r>
+            <w:r>
+              <w:rPr>
+                <w:rFonts w:ascii="Consolas" w:hAnsi="Consolas" w:eastAsia="Consolas"/>
+              </w:rPr>
+              <w:t>.env</w:t>
             </w:r>
           </w:p>
         </w:tc>
@@ -2896,6 +2940,7 @@
             <w:tcW w:type="dxa" w:w="4320"/>
           </w:tcPr>
           <w:p>
+            <w:r/>
             <w:r>
               <w:t>QwenPaw 升级后</w:t>
             </w:r>
@@ -2906,6 +2951,7 @@
             <w:tcW w:type="dxa" w:w="4320"/>
           </w:tcPr>
           <w:p>
+            <w:r/>
             <w:r>
               <w:t>立即按 3.1 节验证插件加载与记忆读写</w:t>
             </w:r>
@@ -2918,6 +2964,7 @@
             <w:tcW w:type="dxa" w:w="4320"/>
           </w:tcPr>
           <w:p>
+            <w:r/>
             <w:r>
               <w:t>换机 / 重装系统后</w:t>
             </w:r>
@@ -2928,6 +2975,7 @@
             <w:tcW w:type="dxa" w:w="4320"/>
           </w:tcPr>
           <w:p>
+            <w:r/>
             <w:r>
               <w:t>按 Q4 从备份恢复，并执行完整性验证</w:t>
             </w:r>
@@ -2935,10 +2983,9 @@
         </w:tc>
       </w:tr>
     </w:tbl>
-    <w:p/>
     <w:p>
       <w:pPr>
-        <w:pStyle w:val="Heading2"/>
+        <w:pStyle w:val="Heading3"/>
       </w:pPr>
       <w:r>
         <w:t>8.2 最佳实践</w:t>
@@ -2947,51 +2994,85 @@
     <w:p>
       <w:pPr>
         <w:pStyle w:val="ListBullet"/>
-        <w:ind w:left="360"/>
-      </w:pPr>
-      <w:r>
-        <w:t>显式重要信息用 add_memory：关键承诺、密码提示、医疗信息、固定偏好等，不要只依赖 Hook 自动抽取。</w:t>
+      </w:pPr>
+      <w:r>
+        <w:rPr>
+          <w:b/>
+        </w:rPr>
+        <w:t>重要信息用 add_memory 显式存</w:t>
+      </w:r>
+      <w:r>
+        <w:t>：关键结论、固定偏好、重要承诺等，不要只依赖 Hook 自动抽取。</w:t>
       </w:r>
     </w:p>
     <w:p>
       <w:pPr>
         <w:pStyle w:val="ListBullet"/>
-        <w:ind w:left="360"/>
-      </w:pPr>
-      <w:r>
-        <w:t>智能体命名清晰：user_id = agent.name，所以命名应唯一且可读（避免 "助手1" "助手2"）。</w:t>
+      </w:pPr>
+      <w:r>
+        <w:rPr>
+          <w:b/>
+        </w:rPr>
+        <w:t>智能体命名清晰</w:t>
+      </w:r>
+      <w:r>
+        <w:t>：user_id = agent.name，命名应唯一且可读（避免 “助手1”“助手2”）。</w:t>
       </w:r>
     </w:p>
     <w:p>
       <w:pPr>
         <w:pStyle w:val="ListBullet"/>
-        <w:ind w:left="360"/>
-      </w:pPr>
-      <w:r>
-        <w:t>metadata 加标签：调用 add/update 时传入 {"tag": "饮食/日程/医疗"} 方便后台筛选。</w:t>
+      </w:pPr>
+      <w:r>
+        <w:rPr>
+          <w:b/>
+        </w:rPr>
+        <w:t>metadata 加标签</w:t>
+      </w:r>
+      <w:r>
+        <w:t xml:space="preserve">：调用 add / update 时传入 </w:t>
+      </w:r>
+      <w:r>
+        <w:rPr>
+          <w:rFonts w:ascii="Consolas" w:hAnsi="Consolas" w:eastAsia="Consolas"/>
+        </w:rPr>
+        <w:t>{"tag": "项目/日程/偏好"}</w:t>
+      </w:r>
+      <w:r>
+        <w:t xml:space="preserve"> 方便后台筛选。</w:t>
       </w:r>
     </w:p>
     <w:p>
       <w:pPr>
         <w:pStyle w:val="ListBullet"/>
-        <w:ind w:left="360"/>
-      </w:pPr>
-      <w:r>
-        <w:t>定期手动备份：虽然 shutdown 钩子自动同步，重大变更前仍建议手动复制一次目录。</w:t>
+      </w:pPr>
+      <w:r>
+        <w:rPr>
+          <w:b/>
+        </w:rPr>
+        <w:t>定期手动备份</w:t>
+      </w:r>
+      <w:r>
+        <w:t>：虽然 shutdown 钩子自动同步，重大变更前仍建议手动复制一次插件目录。</w:t>
       </w:r>
     </w:p>
     <w:p>
       <w:pPr>
         <w:pStyle w:val="ListBullet"/>
-        <w:ind w:left="360"/>
-      </w:pPr>
-      <w:r>
-        <w:t>敏感信息脱敏：手机号、身份证、真实姓名建议哈希或脱敏后再存入。</w:t>
+      </w:pPr>
+      <w:r>
+        <w:rPr>
+          <w:b/>
+        </w:rPr>
+        <w:t>敏感信息先脱敏再记忆</w:t>
+      </w:r>
+      <w:r>
+        <w:t>：手机号、证件号、账号口令等不建议明文写入长期记忆。</w:t>
       </w:r>
     </w:p>
     <w:p>
       <w:pPr>
-        <w:pStyle w:val="Heading2"/>
+        <w:pStyle w:val="Heading3"/>
       </w:pPr>
       <w:r>
         <w:t>8.3 日志与诊断</w:t>
@@ -2999,53 +3080,220 @@
     </w:p>
     <w:p>
       <w:r>
-        <w:rPr>
-          <w:b/>
-          <w:i w:val="0"/>
-        </w:rPr>
         <w:t>关键日志关键词（可在 QwenPaw 日志中搜索）：</w:t>
       </w:r>
     </w:p>
-    <w:p>
-      <w:pPr>
-        <w:spacing w:before="60" w:after="60"/>
-        <w:ind w:left="432"/>
-        <w:shd w:val="clear" w:color="auto" w:fill="F5F5F5"/>
-      </w:pPr>
-      <w:r>
-        <w:rPr>
-          <w:rFonts w:ascii="Consolas" w:hAnsi="Consolas"/>
-          <w:color w:val="1F1F1F"/>
-          <w:sz w:val="19"/>
-        </w:rPr>
-        <w:t>[mem0-integration] startup hook triggered   → 插件启动成功</w:t>
-        <w:br/>
-        <w:t>[MemoryCoordinator] worker thread started   → 异步队列启动</w:t>
-        <w:br/>
-        <w:t>pre_reply search() returned N memories      → 自动检索召回 N 条</w:t>
-        <w:br/>
-        <w:t>post_reply enqueued write for user_id=X     → 异步写入入队</w:t>
-        <w:br/>
-        <w:t>Memory queue is full, dropping write        → ⚠️ 队列已满，写入丢弃</w:t>
-        <w:br/>
-        <w:t>blacklisted memory_id X, skipping revive    → 防复活生效（正常）</w:t>
-      </w:r>
-    </w:p>
-    <w:p/>
-    <w:p>
-      <w:pPr>
-        <w:jc w:val="center"/>
-      </w:pPr>
-      <w:r>
-        <w:rPr>
-          <w:b w:val="0"/>
-          <w:i/>
-          <w:color w:val="999999"/>
-          <w:sz w:val="20"/>
-        </w:rPr>
-        <w:t>— 文档结束 —</w:t>
-      </w:r>
-    </w:p>
+    <w:tbl>
+      <w:tblPr>
+        <w:tblStyle w:val="TableGrid"/>
+        <w:tblW w:type="auto" w:w="0"/>
+        <w:tblLook w:firstColumn="1" w:firstRow="1" w:lastColumn="0" w:lastRow="0" w:noHBand="0" w:noVBand="1" w:val="04A0"/>
+      </w:tblPr>
+      <w:tblGrid>
+        <w:gridCol w:w="4320"/>
+        <w:gridCol w:w="4320"/>
+      </w:tblGrid>
+      <w:tr>
+        <w:tc>
+          <w:tcPr>
+            <w:tcW w:type="dxa" w:w="4320"/>
+          </w:tcPr>
+          <w:p>
+            <w:r>
+              <w:rPr>
+                <w:b/>
+              </w:rPr>
+            </w:r>
+            <w:r>
+              <w:rPr>
+                <w:b/>
+              </w:rPr>
+              <w:t>日志</w:t>
+            </w:r>
+          </w:p>
+        </w:tc>
+        <w:tc>
+          <w:tcPr>
+            <w:tcW w:type="dxa" w:w="4320"/>
+          </w:tcPr>
+          <w:p>
+            <w:r>
+              <w:rPr>
+                <w:b/>
+              </w:rPr>
+            </w:r>
+            <w:r>
+              <w:rPr>
+                <w:b/>
+              </w:rPr>
+              <w:t>含义</w:t>
+            </w:r>
+          </w:p>
+        </w:tc>
+      </w:tr>
+      <w:tr>
+        <w:tc>
+          <w:tcPr>
+            <w:tcW w:type="dxa" w:w="4320"/>
+          </w:tcPr>
+          <w:p>
+            <w:r/>
+            <w:r>
+              <w:rPr>
+                <w:rFonts w:ascii="Consolas" w:hAnsi="Consolas" w:eastAsia="Consolas"/>
+              </w:rPr>
+              <w:t>[mem0-integration] startup hook triggered</w:t>
+            </w:r>
+          </w:p>
+        </w:tc>
+        <w:tc>
+          <w:tcPr>
+            <w:tcW w:type="dxa" w:w="4320"/>
+          </w:tcPr>
+          <w:p>
+            <w:r/>
+            <w:r>
+              <w:t>插件启动成功</w:t>
+            </w:r>
+          </w:p>
+        </w:tc>
+      </w:tr>
+      <w:tr>
+        <w:tc>
+          <w:tcPr>
+            <w:tcW w:type="dxa" w:w="4320"/>
+          </w:tcPr>
+          <w:p>
+            <w:r/>
+            <w:r>
+              <w:rPr>
+                <w:rFonts w:ascii="Consolas" w:hAnsi="Consolas" w:eastAsia="Consolas"/>
+              </w:rPr>
+              <w:t>[MemoryCoordinator] worker thread started</w:t>
+            </w:r>
+          </w:p>
+        </w:tc>
+        <w:tc>
+          <w:tcPr>
+            <w:tcW w:type="dxa" w:w="4320"/>
+          </w:tcPr>
+          <w:p>
+            <w:r/>
+            <w:r>
+              <w:t>异步队列启动</w:t>
+            </w:r>
+          </w:p>
+        </w:tc>
+      </w:tr>
+      <w:tr>
+        <w:tc>
+          <w:tcPr>
+            <w:tcW w:type="dxa" w:w="4320"/>
+          </w:tcPr>
+          <w:p>
+            <w:r/>
+            <w:r>
+              <w:rPr>
+                <w:rFonts w:ascii="Consolas" w:hAnsi="Consolas" w:eastAsia="Consolas"/>
+              </w:rPr>
+              <w:t>pre_reply search() returned N memories</w:t>
+            </w:r>
+          </w:p>
+        </w:tc>
+        <w:tc>
+          <w:tcPr>
+            <w:tcW w:type="dxa" w:w="4320"/>
+          </w:tcPr>
+          <w:p>
+            <w:r/>
+            <w:r>
+              <w:t>自动检索召回 N 条</w:t>
+            </w:r>
+          </w:p>
+        </w:tc>
+      </w:tr>
+      <w:tr>
+        <w:tc>
+          <w:tcPr>
+            <w:tcW w:type="dxa" w:w="4320"/>
+          </w:tcPr>
+          <w:p>
+            <w:r/>
+            <w:r>
+              <w:rPr>
+                <w:rFonts w:ascii="Consolas" w:hAnsi="Consolas" w:eastAsia="Consolas"/>
+              </w:rPr>
+              <w:t>post_reply enqueued write for user_id=X</w:t>
+            </w:r>
+          </w:p>
+        </w:tc>
+        <w:tc>
+          <w:tcPr>
+            <w:tcW w:type="dxa" w:w="4320"/>
+          </w:tcPr>
+          <w:p>
+            <w:r/>
+            <w:r>
+              <w:t>异步写入入队</w:t>
+            </w:r>
+          </w:p>
+        </w:tc>
+      </w:tr>
+      <w:tr>
+        <w:tc>
+          <w:tcPr>
+            <w:tcW w:type="dxa" w:w="4320"/>
+          </w:tcPr>
+          <w:p>
+            <w:r/>
+            <w:r>
+              <w:rPr>
+                <w:rFonts w:ascii="Consolas" w:hAnsi="Consolas" w:eastAsia="Consolas"/>
+              </w:rPr>
+              <w:t>Memory queue is full, dropping write</w:t>
+            </w:r>
+          </w:p>
+        </w:tc>
+        <w:tc>
+          <w:tcPr>
+            <w:tcW w:type="dxa" w:w="4320"/>
+          </w:tcPr>
+          <w:p>
+            <w:r/>
+            <w:r>
+              <w:t>队列已满，写入丢弃</w:t>
+            </w:r>
+          </w:p>
+        </w:tc>
+      </w:tr>
+      <w:tr>
+        <w:tc>
+          <w:tcPr>
+            <w:tcW w:type="dxa" w:w="4320"/>
+          </w:tcPr>
+          <w:p>
+            <w:r/>
+            <w:r>
+              <w:rPr>
+                <w:rFonts w:ascii="Consolas" w:hAnsi="Consolas" w:eastAsia="Consolas"/>
+              </w:rPr>
+              <w:t>blacklisted ... skipping revive</w:t>
+            </w:r>
+          </w:p>
+        </w:tc>
+        <w:tc>
+          <w:tcPr>
+            <w:tcW w:type="dxa" w:w="4320"/>
+          </w:tcPr>
+          <w:p>
+            <w:r/>
+            <w:r>
+              <w:t>防复活生效（正常现象）</w:t>
+            </w:r>
+          </w:p>
+        </w:tc>
+      </w:tr>
+    </w:tbl>
     <w:sectPr>
       <w:pgSz w:w="12240" w:h="15840"/>
       <w:pgMar w:top="1440" w:right="1800" w:bottom="1440" w:left="1800" w:header="720" w:footer="720" w:gutter="0"/>
@@ -3419,12 +3667,9 @@
     <w:name w:val="Normal"/>
     <w:qFormat/>
     <w:rsid w:val="00FC693F"/>
-    <w:pPr>
-      <w:spacing w:after="120" w:line="360" w:lineRule="auto"/>
-    </w:pPr>
     <w:rPr>
-      <w:rFonts w:ascii="宋体" w:hAnsi="宋体" w:eastAsia="宋体"/>
-      <w:sz w:val="22"/>
+      <w:rFonts w:ascii="Microsoft YaHei" w:hAnsi="Microsoft YaHei" w:eastAsia="微软雅黑"/>
+      <w:sz w:val="21"/>
     </w:rPr>
   </w:style>
   <w:style w:type="paragraph" w:styleId="Header">
@@ -3486,11 +3731,11 @@
       <w:outlineLvl w:val="0"/>
     </w:pPr>
     <w:rPr>
-      <w:rFonts w:asciiTheme="majorHAnsi" w:eastAsiaTheme="majorEastAsia" w:hAnsiTheme="majorHAnsi" w:cstheme="majorBidi" w:ascii="微软雅黑" w:hAnsi="微软雅黑" w:eastAsia="微软雅黑"/>
+      <w:rFonts w:asciiTheme="majorHAnsi" w:eastAsiaTheme="majorEastAsia" w:hAnsiTheme="majorHAnsi" w:cstheme="majorBidi"/>
       <w:b/>
       <w:bCs/>
-      <w:color w:val="1F497D"/>
-      <w:sz w:val="44"/>
+      <w:color w:val="365F91" w:themeColor="accent1" w:themeShade="BF"/>
+      <w:sz w:val="28"/>
       <w:szCs w:val="28"/>
     </w:rPr>
   </w:style>
@@ -3510,11 +3755,11 @@
       <w:outlineLvl w:val="1"/>
     </w:pPr>
     <w:rPr>
-      <w:rFonts w:asciiTheme="majorHAnsi" w:eastAsiaTheme="majorEastAsia" w:hAnsiTheme="majorHAnsi" w:cstheme="majorBidi" w:ascii="微软雅黑" w:hAnsi="微软雅黑" w:eastAsia="微软雅黑"/>
+      <w:rFonts w:asciiTheme="majorHAnsi" w:eastAsiaTheme="majorEastAsia" w:hAnsiTheme="majorHAnsi" w:cstheme="majorBidi"/>
       <w:b/>
       <w:bCs/>
-      <w:color w:val="2E75B6"/>
-      <w:sz w:val="32"/>
+      <w:color w:val="4F81BD" w:themeColor="accent1"/>
+      <w:sz w:val="26"/>
       <w:szCs w:val="26"/>
     </w:rPr>
   </w:style>
@@ -3534,11 +3779,10 @@
       <w:outlineLvl w:val="2"/>
     </w:pPr>
     <w:rPr>
-      <w:rFonts w:asciiTheme="majorHAnsi" w:eastAsiaTheme="majorEastAsia" w:hAnsiTheme="majorHAnsi" w:cstheme="majorBidi" w:ascii="微软雅黑" w:hAnsi="微软雅黑" w:eastAsia="微软雅黑"/>
+      <w:rFonts w:asciiTheme="majorHAnsi" w:eastAsiaTheme="majorEastAsia" w:hAnsiTheme="majorHAnsi" w:cstheme="majorBidi"/>
       <w:b/>
       <w:bCs/>
-      <w:color w:val="2E75B6"/>
-      <w:sz w:val="26"/>
+      <w:color w:val="4F81BD" w:themeColor="accent1"/>
     </w:rPr>
   </w:style>
   <w:style w:type="paragraph" w:styleId="Heading4">

--- a/docs/用户使用说明书.docx
+++ b/docs/用户使用说明书.docx
@@ -2,124 +2,248 @@
 <file path=word/document.xml><?xml version="1.0" encoding="utf-8"?>
 <w:document xmlns:wpc="http://schemas.microsoft.com/office/word/2010/wordprocessingCanvas" xmlns:mo="http://schemas.microsoft.com/office/mac/office/2008/main" xmlns:mc="http://schemas.openxmlformats.org/markup-compatibility/2006" xmlns:mv="urn:schemas-microsoft-com:mac:vml" xmlns:o="urn:schemas-microsoft-com:office:office" xmlns:r="http://schemas.openxmlformats.org/officeDocument/2006/relationships" xmlns:m="http://schemas.openxmlformats.org/officeDocument/2006/math" xmlns:v="urn:schemas-microsoft-com:vml" xmlns:wp14="http://schemas.microsoft.com/office/word/2010/wordprocessingDrawing" xmlns:wp="http://schemas.openxmlformats.org/drawingml/2006/wordprocessingDrawing" xmlns:w10="urn:schemas-microsoft-com:office:word" xmlns:w="http://schemas.openxmlformats.org/wordprocessingml/2006/main" xmlns:w14="http://schemas.microsoft.com/office/word/2010/wordml" xmlns:wpg="http://schemas.microsoft.com/office/word/2010/wordprocessingGroup" xmlns:wpi="http://schemas.microsoft.com/office/word/2010/wordprocessingInk" xmlns:wne="http://schemas.microsoft.com/office/word/2006/wordml" xmlns:wps="http://schemas.microsoft.com/office/word/2010/wordprocessingShape" mc:Ignorable="w14 wp14">
   <w:body>
+    <w:p/>
+    <w:p/>
+    <w:p/>
+    <w:p/>
+    <w:p>
+      <w:pPr>
+        <w:jc w:val="center"/>
+      </w:pPr>
+      <w:r>
+        <w:rPr>
+          <w:rFonts w:ascii="Microsoft YaHei" w:hAnsi="Microsoft YaHei" w:eastAsia="Microsoft YaHei"/>
+          <w:b/>
+          <w:color w:val="1F3B63"/>
+          <w:sz w:val="48"/>
+        </w:rPr>
+        <w:t>QwenPaw · 火山引擎 Mem0</w:t>
+      </w:r>
+    </w:p>
+    <w:p>
+      <w:pPr>
+        <w:jc w:val="center"/>
+      </w:pPr>
+      <w:r>
+        <w:rPr>
+          <w:rFonts w:ascii="Microsoft YaHei" w:hAnsi="Microsoft YaHei" w:eastAsia="Microsoft YaHei"/>
+          <w:b w:val="0"/>
+          <w:color w:val="404040"/>
+          <w:sz w:val="32"/>
+        </w:rPr>
+        <w:t>用户使用说明书</w:t>
+      </w:r>
+    </w:p>
+    <w:p/>
+    <w:p>
+      <w:pPr>
+        <w:jc w:val="center"/>
+      </w:pPr>
+      <w:r>
+        <w:rPr>
+          <w:rFonts w:ascii="Microsoft YaHei" w:hAnsi="Microsoft YaHei" w:eastAsia="Microsoft YaHei"/>
+          <w:b w:val="0"/>
+          <w:color w:val="404040"/>
+          <w:sz w:val="24"/>
+        </w:rPr>
+        <w:t>版本：v2.0（官方记忆后端版）</w:t>
+      </w:r>
+    </w:p>
+    <w:p>
+      <w:pPr>
+        <w:jc w:val="center"/>
+      </w:pPr>
+      <w:r>
+        <w:rPr>
+          <w:rFonts w:ascii="Microsoft YaHei" w:hAnsi="Microsoft YaHei" w:eastAsia="Microsoft YaHei"/>
+          <w:b w:val="0"/>
+          <w:color w:val="404040"/>
+          <w:sz w:val="24"/>
+        </w:rPr>
+        <w:t>部署架构：官方记忆后端（BaseMemoryManager） + 备份同步 + 启动激活补救</w:t>
+      </w:r>
+    </w:p>
+    <w:p>
+      <w:pPr>
+        <w:jc w:val="center"/>
+      </w:pPr>
+      <w:r>
+        <w:rPr>
+          <w:rFonts w:ascii="Microsoft YaHei" w:hAnsi="Microsoft YaHei" w:eastAsia="Microsoft YaHei"/>
+          <w:b w:val="0"/>
+          <w:color w:val="404040"/>
+          <w:sz w:val="24"/>
+        </w:rPr>
+        <w:t>最后更新：2026-10-06</w:t>
+      </w:r>
+    </w:p>
+    <w:p>
+      <w:pPr>
+        <w:jc w:val="center"/>
+      </w:pPr>
+      <w:r>
+        <w:rPr>
+          <w:rFonts w:ascii="Microsoft YaHei" w:hAnsi="Microsoft YaHei" w:eastAsia="Microsoft YaHei"/>
+          <w:b w:val="0"/>
+          <w:color w:val="404040"/>
+          <w:sz w:val="24"/>
+        </w:rPr>
+        <w:t>适用对象：QwenPaw 2.x（多 Agent）使用者</w:t>
+      </w:r>
+    </w:p>
+    <w:p>
+      <w:r>
+        <w:br w:type="page"/>
+      </w:r>
+    </w:p>
     <w:p>
       <w:pPr>
         <w:pStyle w:val="Heading1"/>
       </w:pPr>
       <w:r>
-        <w:t>QwenPaw · 火山引擎 Mem0 用户使用说明书</w:t>
+        <w:rPr>
+          <w:rFonts w:ascii="Microsoft YaHei" w:hAnsi="Microsoft YaHei" w:eastAsia="Microsoft YaHei"/>
+          <w:b/>
+          <w:color w:val="1F3B63"/>
+          <w:sz w:val="32"/>
+        </w:rPr>
+        <w:t>目录</w:t>
       </w:r>
     </w:p>
     <w:p>
       <w:pPr>
         <w:pStyle w:val="ListBullet"/>
+        <w:spacing w:after="40"/>
       </w:pPr>
       <w:r>
-        <w:t>版本：v1.1</w:t>
+        <w:rPr>
+          <w:rFonts w:ascii="Microsoft YaHei" w:hAnsi="Microsoft YaHei" w:eastAsia="Microsoft YaHei"/>
+          <w:sz w:val="21"/>
+        </w:rPr>
+        <w:t>一、系统概述</w:t>
       </w:r>
     </w:p>
     <w:p>
       <w:pPr>
         <w:pStyle w:val="ListBullet"/>
+        <w:spacing w:after="40"/>
       </w:pPr>
       <w:r>
-        <w:t>部署架构：Hook 兜底 + Skill 增强</w:t>
+        <w:rPr>
+          <w:rFonts w:ascii="Microsoft YaHei" w:hAnsi="Microsoft YaHei" w:eastAsia="Microsoft YaHei"/>
+          <w:sz w:val="21"/>
+        </w:rPr>
+        <w:t>二、v1.0 → v2.0 变更说明</w:t>
       </w:r>
     </w:p>
     <w:p>
       <w:pPr>
-        <w:ind w:left="200"/>
+        <w:pStyle w:val="ListBullet"/>
+        <w:spacing w:after="40"/>
       </w:pPr>
       <w:r>
         <w:rPr>
-          <w:i/>
-          <w:color w:val="555555"/>
+          <w:rFonts w:ascii="Microsoft YaHei" w:hAnsi="Microsoft YaHei" w:eastAsia="Microsoft YaHei"/>
+          <w:sz w:val="21"/>
         </w:rPr>
-      </w:r>
-      <w:r>
-        <w:rPr>
-          <w:i/>
-          <w:color w:val="555555"/>
-        </w:rPr>
-        <w:t>路径约定：</w:t>
-      </w:r>
-      <w:r>
-        <w:rPr>
-          <w:rFonts w:ascii="Consolas" w:hAnsi="Consolas" w:eastAsia="Consolas"/>
-          <w:i/>
-          <w:color w:val="555555"/>
-        </w:rPr>
-        <w:t>~</w:t>
-      </w:r>
-      <w:r>
-        <w:rPr>
-          <w:i/>
-          <w:color w:val="555555"/>
-        </w:rPr>
-        <w:t xml:space="preserve"> 代表当前用户主目录。Windows 下 </w:t>
-      </w:r>
-      <w:r>
-        <w:rPr>
-          <w:rFonts w:ascii="Consolas" w:hAnsi="Consolas" w:eastAsia="Consolas"/>
-          <w:i/>
-          <w:color w:val="555555"/>
-        </w:rPr>
-        <w:t>~/.qwenpaw</w:t>
-      </w:r>
-      <w:r>
-        <w:rPr>
-          <w:i/>
-          <w:color w:val="555555"/>
-        </w:rPr>
-        <w:t xml:space="preserve"> 即「用户主目录下的 </w:t>
-      </w:r>
-      <w:r>
-        <w:rPr>
-          <w:rFonts w:ascii="Consolas" w:hAnsi="Consolas" w:eastAsia="Consolas"/>
-          <w:i/>
-          <w:color w:val="555555"/>
-        </w:rPr>
-        <w:t>.qwenpaw</w:t>
-      </w:r>
-      <w:r>
-        <w:rPr>
-          <w:i/>
-          <w:color w:val="555555"/>
-        </w:rPr>
-        <w:t>」；</w:t>
-      </w:r>
-      <w:r>
-        <w:rPr>
-          <w:rFonts w:ascii="Consolas" w:hAnsi="Consolas" w:eastAsia="Consolas"/>
-          <w:i/>
-          <w:color w:val="555555"/>
-        </w:rPr>
-        <w:t>&lt;QwenPaw安装目录&gt;</w:t>
-      </w:r>
-      <w:r>
-        <w:rPr>
-          <w:i/>
-          <w:color w:val="555555"/>
-        </w:rPr>
-        <w:t xml:space="preserve"> 代表 QwenPaw 的实际安装路径。</w:t>
+        <w:t>三、部署与环境要求</w:t>
       </w:r>
     </w:p>
     <w:p>
       <w:pPr>
-        <w:ind w:left="200"/>
+        <w:pStyle w:val="ListBullet"/>
+        <w:spacing w:after="40"/>
       </w:pPr>
       <w:r>
         <w:rPr>
-          <w:i/>
-          <w:color w:val="555555"/>
+          <w:rFonts w:ascii="Microsoft YaHei" w:hAnsi="Microsoft YaHei" w:eastAsia="Microsoft YaHei"/>
+          <w:sz w:val="21"/>
         </w:rPr>
+        <w:t>四、快速上手指南</w:t>
       </w:r>
+    </w:p>
+    <w:p>
+      <w:pPr>
+        <w:pStyle w:val="ListBullet"/>
+        <w:spacing w:after="40"/>
+      </w:pPr>
       <w:r>
         <w:rPr>
-          <w:i/>
-          <w:color w:val="555555"/>
+          <w:rFonts w:ascii="Microsoft YaHei" w:hAnsi="Microsoft YaHei" w:eastAsia="Microsoft YaHei"/>
+          <w:sz w:val="21"/>
         </w:rPr>
-        <w:t>架构总览、设计决策与独立 FastAPI 运行方式见仓库根目录 [README.md](../README.md)，本手册聚焦在 QwenPaw 内的实际使用与排障。</w:t>
+        <w:t>五、核心功能详解</w:t>
+      </w:r>
+    </w:p>
+    <w:p>
+      <w:pPr>
+        <w:pStyle w:val="ListBullet"/>
+        <w:spacing w:after="40"/>
+      </w:pPr>
+      <w:r>
+        <w:rPr>
+          <w:rFonts w:ascii="Microsoft YaHei" w:hAnsi="Microsoft YaHei" w:eastAsia="Microsoft YaHei"/>
+          <w:sz w:val="21"/>
+        </w:rPr>
+        <w:t>六、记忆工具使用说明（5 个工具）</w:t>
+      </w:r>
+    </w:p>
+    <w:p>
+      <w:pPr>
+        <w:pStyle w:val="ListBullet"/>
+        <w:spacing w:after="40"/>
+      </w:pPr>
+      <w:r>
+        <w:rPr>
+          <w:rFonts w:ascii="Microsoft YaHei" w:hAnsi="Microsoft YaHei" w:eastAsia="Microsoft YaHei"/>
+          <w:sz w:val="21"/>
+        </w:rPr>
+        <w:t>七、费用控制与用量监控</w:t>
+      </w:r>
+    </w:p>
+    <w:p>
+      <w:pPr>
+        <w:pStyle w:val="ListBullet"/>
+        <w:spacing w:after="40"/>
+      </w:pPr>
+      <w:r>
+        <w:rPr>
+          <w:rFonts w:ascii="Microsoft YaHei" w:hAnsi="Microsoft YaHei" w:eastAsia="Microsoft YaHei"/>
+          <w:sz w:val="21"/>
+        </w:rPr>
+        <w:t>八、常见问题与排查（FAQ）</w:t>
+      </w:r>
+    </w:p>
+    <w:p>
+      <w:pPr>
+        <w:pStyle w:val="ListBullet"/>
+        <w:spacing w:after="40"/>
+      </w:pPr>
+      <w:r>
+        <w:rPr>
+          <w:rFonts w:ascii="Microsoft YaHei" w:hAnsi="Microsoft YaHei" w:eastAsia="Microsoft YaHei"/>
+          <w:sz w:val="21"/>
+        </w:rPr>
+        <w:t>九、后台数据查看与维护建议</w:t>
+      </w:r>
+    </w:p>
+    <w:p>
+      <w:r>
+        <w:br w:type="page"/>
+      </w:r>
+    </w:p>
+    <w:p>
+      <w:pPr>
+        <w:pStyle w:val="Heading1"/>
+      </w:pPr>
+      <w:r>
+        <w:rPr>
+          <w:rFonts w:ascii="Microsoft YaHei" w:hAnsi="Microsoft YaHei" w:eastAsia="Microsoft YaHei"/>
+          <w:b/>
+          <w:color w:val="1F3B63"/>
+          <w:sz w:val="32"/>
+        </w:rPr>
+        <w:t>一、系统概述</w:t>
       </w:r>
     </w:p>
     <w:p>
@@ -127,71 +251,39 @@
         <w:pStyle w:val="Heading2"/>
       </w:pPr>
       <w:r>
-        <w:t>目录</w:t>
+        <w:rPr>
+          <w:rFonts w:ascii="Microsoft YaHei" w:hAnsi="Microsoft YaHei" w:eastAsia="Microsoft YaHei"/>
+          <w:b/>
+          <w:color w:val="1F3B63"/>
+          <w:sz w:val="26"/>
+        </w:rPr>
+        <w:t>1.1 系统定位</w:t>
       </w:r>
     </w:p>
     <w:p>
       <w:pPr>
-        <w:pStyle w:val="ListNumber"/>
+        <w:spacing w:after="80"/>
       </w:pPr>
       <w:r>
-        <w:t>系统概述（1.1 系统定位 1.2 核心特性 1.3 架构总览）</w:t>
+        <w:rPr>
+          <w:rFonts w:ascii="Microsoft YaHei" w:hAnsi="Microsoft YaHei" w:eastAsia="Microsoft YaHei"/>
+          <w:b w:val="0"/>
+          <w:sz w:val="21"/>
+        </w:rPr>
+        <w:t>QwenPaw 通过插件 mem0-integration 接入火山引擎托管的 Mem0 记忆服务，为指定的 Agent 提供跨会话的长期记忆能力。</w:t>
       </w:r>
     </w:p>
     <w:p>
       <w:pPr>
-        <w:pStyle w:val="ListNumber"/>
+        <w:spacing w:after="80"/>
       </w:pPr>
       <w:r>
-        <w:t>部署与环境要求（2.1 前置条件 2.2 目录结构 2.3 版本清单）</w:t>
-      </w:r>
-    </w:p>
-    <w:p>
-      <w:pPr>
-        <w:pStyle w:val="ListNumber"/>
-      </w:pPr>
-      <w:r>
-        <w:t>快速上手指南（3.1 启动验证 3.2 写入第一条记忆 3.3 验证记忆召回）</w:t>
-      </w:r>
-    </w:p>
-    <w:p>
-      <w:pPr>
-        <w:pStyle w:val="ListNumber"/>
-      </w:pPr>
-      <w:r>
-        <w:t>核心功能详解（4.1 Hook 自动记忆层 4.2 Skill 显式工具层 4.3 备份与升级保障）</w:t>
-      </w:r>
-    </w:p>
-    <w:p>
-      <w:pPr>
-        <w:pStyle w:val="ListNumber"/>
-      </w:pPr>
-      <w:r>
-        <w:t>5 个 Skill 工具使用说明</w:t>
-      </w:r>
-    </w:p>
-    <w:p>
-      <w:pPr>
-        <w:pStyle w:val="ListNumber"/>
-      </w:pPr>
-      <w:r>
-        <w:t>常见问题与排查</w:t>
-      </w:r>
-    </w:p>
-    <w:p>
-      <w:pPr>
-        <w:pStyle w:val="ListNumber"/>
-      </w:pPr>
-      <w:r>
-        <w:t>后台数据查看（火山引擎控制台）</w:t>
-      </w:r>
-    </w:p>
-    <w:p>
-      <w:pPr>
-        <w:pStyle w:val="ListNumber"/>
-      </w:pPr>
-      <w:r>
-        <w:t>维护与建议</w:t>
+        <w:rPr>
+          <w:rFonts w:ascii="Microsoft YaHei" w:hAnsi="Microsoft YaHei" w:eastAsia="Microsoft YaHei"/>
+          <w:b w:val="0"/>
+          <w:sz w:val="21"/>
+        </w:rPr>
+        <w:t>v2.0 采用 QwenPaw 2.x 官方记忆后端接口（BaseMemoryManager）以“后端（backend）”形式接入，取代 v1.0 基于 AgentScope 类钩子的注入方案。后端按 Agent 独立启用：配置为 mem0 的 Agent 使用云端 Mem0，其余 Agent 继续使用本地 ReMe，互不影响。</w:t>
       </w:r>
     </w:p>
     <w:p>
@@ -199,32 +291,12 @@
         <w:pStyle w:val="Heading2"/>
       </w:pPr>
       <w:r>
-        <w:t>一、系统概述</w:t>
-      </w:r>
-    </w:p>
-    <w:p>
-      <w:pPr>
-        <w:pStyle w:val="Heading3"/>
-      </w:pPr>
-      <w:r>
-        <w:t>1.1 系统定位</w:t>
-      </w:r>
-    </w:p>
-    <w:p>
-      <w:r>
-        <w:t>本说明书介绍如何在 QwenPaw 桌面客户端中使用火山引擎（Volcengine）托管的 Mem0 记忆系统。Mem0 是一个为大语言模型（LLM）智能体设计的“长期记忆层”，它能够在多轮对话中自动提取、存储和检索用户偏好、事实与上下文，让每个智能体都“记住”之前的对话内容。</w:t>
-      </w:r>
-    </w:p>
-    <w:p>
-      <w:r>
-        <w:t>系统采用 “Hook 兜底 + Skill 增强” 双架构：底层 Hook 在每次对话前后自动触发记忆读写，无需用户操作；上层 Skill 向智能体暴露 5 个显式记忆工具，可在需要时精准调用。</w:t>
-      </w:r>
-    </w:p>
-    <w:p>
-      <w:pPr>
-        <w:pStyle w:val="Heading3"/>
-      </w:pPr>
-      <w:r>
+        <w:rPr>
+          <w:rFonts w:ascii="Microsoft YaHei" w:hAnsi="Microsoft YaHei" w:eastAsia="Microsoft YaHei"/>
+          <w:b/>
+          <w:color w:val="1F3B63"/>
+          <w:sz w:val="26"/>
+        </w:rPr>
         <w:t>1.2 核心特性</w:t>
       </w:r>
     </w:p>
@@ -232,6 +304,7 @@
       <w:tblPr>
         <w:tblStyle w:val="TableGrid"/>
         <w:tblW w:type="auto" w:w="0"/>
+        <w:jc w:val="center"/>
         <w:tblLook w:firstColumn="1" w:firstRow="1" w:lastColumn="0" w:lastRow="0" w:noHBand="0" w:noVBand="1" w:val="04A0"/>
       </w:tblPr>
       <w:tblGrid>
@@ -242,16 +315,16 @@
         <w:tc>
           <w:tcPr>
             <w:tcW w:type="dxa" w:w="4320"/>
+            <w:shd w:val="clear" w:color="auto" w:fill="4472C4"/>
           </w:tcPr>
           <w:p>
+            <w:r/>
             <w:r>
               <w:rPr>
+                <w:rFonts w:ascii="Microsoft YaHei" w:hAnsi="Microsoft YaHei" w:eastAsia="Microsoft YaHei"/>
                 <w:b/>
-              </w:rPr>
-            </w:r>
-            <w:r>
-              <w:rPr>
-                <w:b/>
+                <w:color w:val="FFFFFF"/>
+                <w:sz w:val="20"/>
               </w:rPr>
               <w:t>特性</w:t>
             </w:r>
@@ -260,16 +333,16 @@
         <w:tc>
           <w:tcPr>
             <w:tcW w:type="dxa" w:w="4320"/>
+            <w:shd w:val="clear" w:color="auto" w:fill="4472C4"/>
           </w:tcPr>
           <w:p>
+            <w:r/>
             <w:r>
               <w:rPr>
+                <w:rFonts w:ascii="Microsoft YaHei" w:hAnsi="Microsoft YaHei" w:eastAsia="Microsoft YaHei"/>
                 <w:b/>
-              </w:rPr>
-            </w:r>
-            <w:r>
-              <w:rPr>
-                <w:b/>
+                <w:color w:val="FFFFFF"/>
+                <w:sz w:val="20"/>
               </w:rPr>
               <w:t>说明</w:t>
             </w:r>
@@ -284,7 +357,11 @@
           <w:p>
             <w:r/>
             <w:r>
-              <w:t>自动记忆</w:t>
+              <w:rPr>
+                <w:rFonts w:ascii="Microsoft YaHei" w:hAnsi="Microsoft YaHei" w:eastAsia="Microsoft YaHei"/>
+                <w:sz w:val="19"/>
+              </w:rPr>
+              <w:t>官方后端接入</w:t>
             </w:r>
           </w:p>
         </w:tc>
@@ -295,7 +372,11 @@
           <w:p>
             <w:r/>
             <w:r>
-              <w:t>对话前自动检索相关历史，对话后异步写入新记忆，零配置启用。</w:t>
+              <w:rPr>
+                <w:rFonts w:ascii="Microsoft YaHei" w:hAnsi="Microsoft YaHei" w:eastAsia="Microsoft YaHei"/>
+                <w:sz w:val="19"/>
+              </w:rPr>
+              <w:t>通过 api.register_memory_backend 注册 backend_id=mem0，符合 QwenPaw 2.x 官方契约</w:t>
             </w:r>
           </w:p>
         </w:tc>
@@ -308,7 +389,11 @@
           <w:p>
             <w:r/>
             <w:r>
-              <w:t>智能体隔离</w:t>
+              <w:rPr>
+                <w:rFonts w:ascii="Microsoft YaHei" w:hAnsi="Microsoft YaHei" w:eastAsia="Microsoft YaHei"/>
+                <w:sz w:val="19"/>
+              </w:rPr>
+              <w:t>按 Agent 隔离</w:t>
             </w:r>
           </w:p>
         </w:tc>
@@ -319,7 +404,11 @@
           <w:p>
             <w:r/>
             <w:r>
-              <w:t>每个智能体（agent）以 name 作为 user_id，记忆完全独立不串扰。</w:t>
+              <w:rPr>
+                <w:rFonts w:ascii="Microsoft YaHei" w:hAnsi="Microsoft YaHei" w:eastAsia="Microsoft YaHei"/>
+                <w:sz w:val="19"/>
+              </w:rPr>
+              <w:t>以 agent_id 作为 Mem0 的 user_id，各 Agent 记忆互不可见</w:t>
             </w:r>
           </w:p>
         </w:tc>
@@ -332,7 +421,11 @@
           <w:p>
             <w:r/>
             <w:r>
-              <w:t>异步写入队列</w:t>
+              <w:rPr>
+                <w:rFonts w:ascii="Microsoft YaHei" w:hAnsi="Microsoft YaHei" w:eastAsia="Microsoft YaHei"/>
+                <w:sz w:val="19"/>
+              </w:rPr>
+              <w:t>自动记忆闭环</w:t>
             </w:r>
           </w:p>
         </w:tc>
@@ -343,7 +436,11 @@
           <w:p>
             <w:r/>
             <w:r>
-              <w:t>令牌桶限流（默认 18 QPS）+ 1000 条队列，避免阻塞对话，失败自动重试。</w:t>
+              <w:rPr>
+                <w:rFonts w:ascii="Microsoft YaHei" w:hAnsi="Microsoft YaHei" w:eastAsia="Microsoft YaHei"/>
+                <w:sz w:val="19"/>
+              </w:rPr>
+              <w:t>回复前自动检索并注入；按间隔批量写入（默认每 5 轮）</w:t>
             </w:r>
           </w:p>
         </w:tc>
@@ -356,7 +453,11 @@
           <w:p>
             <w:r/>
             <w:r>
-              <w:t>防复活黑名单</w:t>
+              <w:rPr>
+                <w:rFonts w:ascii="Microsoft YaHei" w:hAnsi="Microsoft YaHei" w:eastAsia="Microsoft YaHei"/>
+                <w:sz w:val="19"/>
+              </w:rPr>
+              <w:t>5 个记忆工具</w:t>
             </w:r>
           </w:p>
         </w:tc>
@@ -367,7 +468,11 @@
           <w:p>
             <w:r/>
             <w:r>
-              <w:t>已删除记忆的内容及其变体写入带 TTL 的黑名单，防止异步回写意外恢复。</w:t>
+              <w:rPr>
+                <w:rFonts w:ascii="Microsoft YaHei" w:hAnsi="Microsoft YaHei" w:eastAsia="Microsoft YaHei"/>
+                <w:sz w:val="19"/>
+              </w:rPr>
+              <w:t>search_memory / add_memory / list_memories / update_memory / delete_memory</w:t>
             </w:r>
           </w:p>
         </w:tc>
@@ -380,7 +485,11 @@
           <w:p>
             <w:r/>
             <w:r>
-              <w:t>备份可恢复</w:t>
+              <w:rPr>
+                <w:rFonts w:ascii="Microsoft YaHei" w:hAnsi="Microsoft YaHei" w:eastAsia="Microsoft YaHei"/>
+                <w:sz w:val="19"/>
+              </w:rPr>
+              <w:t>降本四道闸门</w:t>
             </w:r>
           </w:p>
         </w:tc>
@@ -391,7 +500,11 @@
           <w:p>
             <w:r/>
             <w:r>
-              <w:t>插件目录同步至 workspace/_mem0_backup/，QwenPaw 备份功能完整覆盖。</w:t>
+              <w:rPr>
+                <w:rFonts w:ascii="Microsoft YaHei" w:hAnsi="Microsoft YaHei" w:eastAsia="Microsoft YaHei"/>
+                <w:sz w:val="19"/>
+              </w:rPr>
+              <w:t>批量写入、丢弃工具输出、噪音与长度过滤、内容去重</w:t>
             </w:r>
           </w:p>
         </w:tc>
@@ -404,7 +517,11 @@
           <w:p>
             <w:r/>
             <w:r>
-              <w:t>升级兼容</w:t>
+              <w:rPr>
+                <w:rFonts w:ascii="Microsoft YaHei" w:hAnsi="Microsoft YaHei" w:eastAsia="Microsoft YaHei"/>
+                <w:sz w:val="19"/>
+              </w:rPr>
+              <w:t>费用护栏</w:t>
             </w:r>
           </w:p>
         </w:tc>
@@ -415,7 +532,107 @@
           <w:p>
             <w:r/>
             <w:r>
-              <w:t>所有代码位于用户级 ~/.qwenpaw/plugins/，QwenPaw 升级不覆盖。</w:t>
+              <w:rPr>
+                <w:rFonts w:ascii="Microsoft YaHei" w:hAnsi="Microsoft YaHei" w:eastAsia="Microsoft YaHei"/>
+                <w:sz w:val="19"/>
+              </w:rPr>
+              <w:t>usage.json 用量记账 + 月度预算熔断（只停写、不停读）</w:t>
+            </w:r>
+          </w:p>
+        </w:tc>
+      </w:tr>
+      <w:tr>
+        <w:tc>
+          <w:tcPr>
+            <w:tcW w:type="dxa" w:w="4320"/>
+          </w:tcPr>
+          <w:p>
+            <w:r/>
+            <w:r>
+              <w:rPr>
+                <w:rFonts w:ascii="Microsoft YaHei" w:hAnsi="Microsoft YaHei" w:eastAsia="Microsoft YaHei"/>
+                <w:sz w:val="19"/>
+              </w:rPr>
+              <w:t>备份可恢复</w:t>
+            </w:r>
+          </w:p>
+        </w:tc>
+        <w:tc>
+          <w:tcPr>
+            <w:tcW w:type="dxa" w:w="4320"/>
+          </w:tcPr>
+          <w:p>
+            <w:r/>
+            <w:r>
+              <w:rPr>
+                <w:rFonts w:ascii="Microsoft YaHei" w:hAnsi="Microsoft YaHei" w:eastAsia="Microsoft YaHei"/>
+                <w:sz w:val="19"/>
+              </w:rPr>
+              <w:t>同步到 default workspace 的 _mem0_backup/，随 QwenPaw 备份走</w:t>
+            </w:r>
+          </w:p>
+        </w:tc>
+      </w:tr>
+      <w:tr>
+        <w:tc>
+          <w:tcPr>
+            <w:tcW w:type="dxa" w:w="4320"/>
+          </w:tcPr>
+          <w:p>
+            <w:r/>
+            <w:r>
+              <w:rPr>
+                <w:rFonts w:ascii="Microsoft YaHei" w:hAnsi="Microsoft YaHei" w:eastAsia="Microsoft YaHei"/>
+                <w:sz w:val="19"/>
+              </w:rPr>
+              <w:t>启动激活补救</w:t>
+            </w:r>
+          </w:p>
+        </w:tc>
+        <w:tc>
+          <w:tcPr>
+            <w:tcW w:type="dxa" w:w="4320"/>
+          </w:tcPr>
+          <w:p>
+            <w:r/>
+            <w:r>
+              <w:rPr>
+                <w:rFonts w:ascii="Microsoft YaHei" w:hAnsi="Microsoft YaHei" w:eastAsia="Microsoft YaHei"/>
+                <w:sz w:val="19"/>
+              </w:rPr>
+              <w:t>解决“插件加载晚于工作区启动”的时序问题，零停机重载</w:t>
+            </w:r>
+          </w:p>
+        </w:tc>
+      </w:tr>
+      <w:tr>
+        <w:tc>
+          <w:tcPr>
+            <w:tcW w:type="dxa" w:w="4320"/>
+          </w:tcPr>
+          <w:p>
+            <w:r/>
+            <w:r>
+              <w:rPr>
+                <w:rFonts w:ascii="Microsoft YaHei" w:hAnsi="Microsoft YaHei" w:eastAsia="Microsoft YaHei"/>
+                <w:sz w:val="19"/>
+              </w:rPr>
+              <w:t>零第三方依赖</w:t>
+            </w:r>
+          </w:p>
+        </w:tc>
+        <w:tc>
+          <w:tcPr>
+            <w:tcW w:type="dxa" w:w="4320"/>
+          </w:tcPr>
+          <w:p>
+            <w:r/>
+            <w:r>
+              <w:rPr>
+                <w:rFonts w:ascii="Microsoft YaHei" w:hAnsi="Microsoft YaHei" w:eastAsia="Microsoft YaHei"/>
+                <w:sz w:val="19"/>
+              </w:rPr>
+              <w:t>仅用 httpx 直连 Mem0 REST API，运行时不再依赖 mem0ai</w:t>
             </w:r>
           </w:p>
         </w:tc>
@@ -423,95 +640,1086 @@
     </w:tbl>
     <w:p>
       <w:pPr>
-        <w:pStyle w:val="Heading3"/>
+        <w:spacing w:after="40"/>
+      </w:pPr>
+    </w:p>
+    <w:p>
+      <w:pPr>
+        <w:pStyle w:val="Heading2"/>
       </w:pPr>
       <w:r>
+        <w:rPr>
+          <w:rFonts w:ascii="Microsoft YaHei" w:hAnsi="Microsoft YaHei" w:eastAsia="Microsoft YaHei"/>
+          <w:b/>
+          <w:color w:val="1F3B63"/>
+          <w:sz w:val="26"/>
+        </w:rPr>
         <w:t>1.3 架构总览</w:t>
       </w:r>
     </w:p>
     <w:p>
       <w:pPr>
-        <w:ind w:left="240"/>
+        <w:spacing w:after="80"/>
+      </w:pPr>
+      <w:r>
+        <w:rPr>
+          <w:rFonts w:ascii="Microsoft YaHei" w:hAnsi="Microsoft YaHei" w:eastAsia="Microsoft YaHei"/>
+          <w:b w:val="0"/>
+          <w:sz w:val="21"/>
+        </w:rPr>
+        <w:t>组件与文件对应关系：</w:t>
+      </w:r>
+    </w:p>
+    <w:tbl>
+      <w:tblPr>
+        <w:tblStyle w:val="TableGrid"/>
+        <w:tblW w:type="auto" w:w="0"/>
+        <w:jc w:val="center"/>
+        <w:tblLook w:firstColumn="1" w:firstRow="1" w:lastColumn="0" w:lastRow="0" w:noHBand="0" w:noVBand="1" w:val="04A0"/>
+      </w:tblPr>
+      <w:tblGrid>
+        <w:gridCol w:w="2880"/>
+        <w:gridCol w:w="2880"/>
+        <w:gridCol w:w="2880"/>
+      </w:tblGrid>
+      <w:tr>
+        <w:tc>
+          <w:tcPr>
+            <w:tcW w:type="dxa" w:w="2880"/>
+            <w:shd w:val="clear" w:color="auto" w:fill="4472C4"/>
+          </w:tcPr>
+          <w:p>
+            <w:r/>
+            <w:r>
+              <w:rPr>
+                <w:rFonts w:ascii="Microsoft YaHei" w:hAnsi="Microsoft YaHei" w:eastAsia="Microsoft YaHei"/>
+                <w:b/>
+                <w:color w:val="FFFFFF"/>
+                <w:sz w:val="20"/>
+              </w:rPr>
+              <w:t>组件</w:t>
+            </w:r>
+          </w:p>
+        </w:tc>
+        <w:tc>
+          <w:tcPr>
+            <w:tcW w:type="dxa" w:w="2880"/>
+            <w:shd w:val="clear" w:color="auto" w:fill="4472C4"/>
+          </w:tcPr>
+          <w:p>
+            <w:r/>
+            <w:r>
+              <w:rPr>
+                <w:rFonts w:ascii="Microsoft YaHei" w:hAnsi="Microsoft YaHei" w:eastAsia="Microsoft YaHei"/>
+                <w:b/>
+                <w:color w:val="FFFFFF"/>
+                <w:sz w:val="20"/>
+              </w:rPr>
+              <w:t>文件</w:t>
+            </w:r>
+          </w:p>
+        </w:tc>
+        <w:tc>
+          <w:tcPr>
+            <w:tcW w:type="dxa" w:w="2880"/>
+            <w:shd w:val="clear" w:color="auto" w:fill="4472C4"/>
+          </w:tcPr>
+          <w:p>
+            <w:r/>
+            <w:r>
+              <w:rPr>
+                <w:rFonts w:ascii="Microsoft YaHei" w:hAnsi="Microsoft YaHei" w:eastAsia="Microsoft YaHei"/>
+                <w:b/>
+                <w:color w:val="FFFFFF"/>
+                <w:sz w:val="20"/>
+              </w:rPr>
+              <w:t>职责</w:t>
+            </w:r>
+          </w:p>
+        </w:tc>
+      </w:tr>
+      <w:tr>
+        <w:tc>
+          <w:tcPr>
+            <w:tcW w:type="dxa" w:w="2880"/>
+          </w:tcPr>
+          <w:p>
+            <w:r/>
+            <w:r>
+              <w:rPr>
+                <w:rFonts w:ascii="Microsoft YaHei" w:hAnsi="Microsoft YaHei" w:eastAsia="Microsoft YaHei"/>
+                <w:sz w:val="19"/>
+              </w:rPr>
+              <w:t>插件入口</w:t>
+            </w:r>
+          </w:p>
+        </w:tc>
+        <w:tc>
+          <w:tcPr>
+            <w:tcW w:type="dxa" w:w="2880"/>
+          </w:tcPr>
+          <w:p>
+            <w:r/>
+            <w:r>
+              <w:rPr>
+                <w:rFonts w:ascii="Microsoft YaHei" w:hAnsi="Microsoft YaHei" w:eastAsia="Microsoft YaHei"/>
+                <w:sz w:val="19"/>
+              </w:rPr>
+              <w:t>backend.py</w:t>
+            </w:r>
+          </w:p>
+        </w:tc>
+        <w:tc>
+          <w:tcPr>
+            <w:tcW w:type="dxa" w:w="2880"/>
+          </w:tcPr>
+          <w:p>
+            <w:r/>
+            <w:r>
+              <w:rPr>
+                <w:rFonts w:ascii="Microsoft YaHei" w:hAnsi="Microsoft YaHei" w:eastAsia="Microsoft YaHei"/>
+                <w:sz w:val="19"/>
+              </w:rPr>
+              <w:t>注册记忆后端 + 注册 4 个启动/关闭钩子</w:t>
+            </w:r>
+          </w:p>
+        </w:tc>
+      </w:tr>
+      <w:tr>
+        <w:tc>
+          <w:tcPr>
+            <w:tcW w:type="dxa" w:w="2880"/>
+          </w:tcPr>
+          <w:p>
+            <w:r/>
+            <w:r>
+              <w:rPr>
+                <w:rFonts w:ascii="Microsoft YaHei" w:hAnsi="Microsoft YaHei" w:eastAsia="Microsoft YaHei"/>
+                <w:sz w:val="19"/>
+              </w:rPr>
+              <w:t>后端实现</w:t>
+            </w:r>
+          </w:p>
+        </w:tc>
+        <w:tc>
+          <w:tcPr>
+            <w:tcW w:type="dxa" w:w="2880"/>
+          </w:tcPr>
+          <w:p>
+            <w:r/>
+            <w:r>
+              <w:rPr>
+                <w:rFonts w:ascii="Microsoft YaHei" w:hAnsi="Microsoft YaHei" w:eastAsia="Microsoft YaHei"/>
+                <w:sz w:val="19"/>
+              </w:rPr>
+              <w:t>mem0_service/memory_backend.py</w:t>
+            </w:r>
+          </w:p>
+        </w:tc>
+        <w:tc>
+          <w:tcPr>
+            <w:tcW w:type="dxa" w:w="2880"/>
+          </w:tcPr>
+          <w:p>
+            <w:r/>
+            <w:r>
+              <w:rPr>
+                <w:rFonts w:ascii="Microsoft YaHei" w:hAnsi="Microsoft YaHei" w:eastAsia="Microsoft YaHei"/>
+                <w:sz w:val="19"/>
+              </w:rPr>
+              <w:t>Mem0MemoryManager，实现官方 BaseMemoryManager</w:t>
+            </w:r>
+          </w:p>
+        </w:tc>
+      </w:tr>
+      <w:tr>
+        <w:tc>
+          <w:tcPr>
+            <w:tcW w:type="dxa" w:w="2880"/>
+          </w:tcPr>
+          <w:p>
+            <w:r/>
+            <w:r>
+              <w:rPr>
+                <w:rFonts w:ascii="Microsoft YaHei" w:hAnsi="Microsoft YaHei" w:eastAsia="Microsoft YaHei"/>
+                <w:sz w:val="19"/>
+              </w:rPr>
+              <w:t>REST 客户端</w:t>
+            </w:r>
+          </w:p>
+        </w:tc>
+        <w:tc>
+          <w:tcPr>
+            <w:tcW w:type="dxa" w:w="2880"/>
+          </w:tcPr>
+          <w:p>
+            <w:r/>
+            <w:r>
+              <w:rPr>
+                <w:rFonts w:ascii="Microsoft YaHei" w:hAnsi="Microsoft YaHei" w:eastAsia="Microsoft YaHei"/>
+                <w:sz w:val="19"/>
+              </w:rPr>
+              <w:t>mem0_service/http_client.py</w:t>
+            </w:r>
+          </w:p>
+        </w:tc>
+        <w:tc>
+          <w:tcPr>
+            <w:tcW w:type="dxa" w:w="2880"/>
+          </w:tcPr>
+          <w:p>
+            <w:r/>
+            <w:r>
+              <w:rPr>
+                <w:rFonts w:ascii="Microsoft YaHei" w:hAnsi="Microsoft YaHei" w:eastAsia="Microsoft YaHei"/>
+                <w:sz w:val="19"/>
+              </w:rPr>
+              <w:t>httpx 直连 Mem0 REST，令牌桶限流 + 退避重试</w:t>
+            </w:r>
+          </w:p>
+        </w:tc>
+      </w:tr>
+      <w:tr>
+        <w:tc>
+          <w:tcPr>
+            <w:tcW w:type="dxa" w:w="2880"/>
+          </w:tcPr>
+          <w:p>
+            <w:r/>
+            <w:r>
+              <w:rPr>
+                <w:rFonts w:ascii="Microsoft YaHei" w:hAnsi="Microsoft YaHei" w:eastAsia="Microsoft YaHei"/>
+                <w:sz w:val="19"/>
+              </w:rPr>
+              <w:t>工具实现</w:t>
+            </w:r>
+          </w:p>
+        </w:tc>
+        <w:tc>
+          <w:tcPr>
+            <w:tcW w:type="dxa" w:w="2880"/>
+          </w:tcPr>
+          <w:p>
+            <w:r/>
+            <w:r>
+              <w:rPr>
+                <w:rFonts w:ascii="Microsoft YaHei" w:hAnsi="Microsoft YaHei" w:eastAsia="Microsoft YaHei"/>
+                <w:sz w:val="19"/>
+              </w:rPr>
+              <w:t>mem0_service/tools.py</w:t>
+            </w:r>
+          </w:p>
+        </w:tc>
+        <w:tc>
+          <w:tcPr>
+            <w:tcW w:type="dxa" w:w="2880"/>
+          </w:tcPr>
+          <w:p>
+            <w:r/>
+            <w:r>
+              <w:rPr>
+                <w:rFonts w:ascii="Microsoft YaHei" w:hAnsi="Microsoft YaHei" w:eastAsia="Microsoft YaHei"/>
+                <w:sz w:val="19"/>
+              </w:rPr>
+              <w:t>5 个记忆工具的同步实现</w:t>
+            </w:r>
+          </w:p>
+        </w:tc>
+      </w:tr>
+      <w:tr>
+        <w:tc>
+          <w:tcPr>
+            <w:tcW w:type="dxa" w:w="2880"/>
+          </w:tcPr>
+          <w:p>
+            <w:r/>
+            <w:r>
+              <w:rPr>
+                <w:rFonts w:ascii="Microsoft YaHei" w:hAnsi="Microsoft YaHei" w:eastAsia="Microsoft YaHei"/>
+                <w:sz w:val="19"/>
+              </w:rPr>
+              <w:t>过滤与去重</w:t>
+            </w:r>
+          </w:p>
+        </w:tc>
+        <w:tc>
+          <w:tcPr>
+            <w:tcW w:type="dxa" w:w="2880"/>
+          </w:tcPr>
+          <w:p>
+            <w:r/>
+            <w:r>
+              <w:rPr>
+                <w:rFonts w:ascii="Microsoft YaHei" w:hAnsi="Microsoft YaHei" w:eastAsia="Microsoft YaHei"/>
+                <w:sz w:val="19"/>
+              </w:rPr>
+              <w:t>mem0_service/content_filter.py</w:t>
+            </w:r>
+          </w:p>
+        </w:tc>
+        <w:tc>
+          <w:tcPr>
+            <w:tcW w:type="dxa" w:w="2880"/>
+          </w:tcPr>
+          <w:p>
+            <w:r/>
+            <w:r>
+              <w:rPr>
+                <w:rFonts w:ascii="Microsoft YaHei" w:hAnsi="Microsoft YaHei" w:eastAsia="Microsoft YaHei"/>
+                <w:sz w:val="19"/>
+              </w:rPr>
+              <w:t>噪音/长度过滤、工具消息丢弃、TTL 去重</w:t>
+            </w:r>
+          </w:p>
+        </w:tc>
+      </w:tr>
+      <w:tr>
+        <w:tc>
+          <w:tcPr>
+            <w:tcW w:type="dxa" w:w="2880"/>
+          </w:tcPr>
+          <w:p>
+            <w:r/>
+            <w:r>
+              <w:rPr>
+                <w:rFonts w:ascii="Microsoft YaHei" w:hAnsi="Microsoft YaHei" w:eastAsia="Microsoft YaHei"/>
+                <w:sz w:val="19"/>
+              </w:rPr>
+              <w:t>用量与熔断</w:t>
+            </w:r>
+          </w:p>
+        </w:tc>
+        <w:tc>
+          <w:tcPr>
+            <w:tcW w:type="dxa" w:w="2880"/>
+          </w:tcPr>
+          <w:p>
+            <w:r/>
+            <w:r>
+              <w:rPr>
+                <w:rFonts w:ascii="Microsoft YaHei" w:hAnsi="Microsoft YaHei" w:eastAsia="Microsoft YaHei"/>
+                <w:sz w:val="19"/>
+              </w:rPr>
+              <w:t>mem0_service/usage_meter.py</w:t>
+            </w:r>
+          </w:p>
+        </w:tc>
+        <w:tc>
+          <w:tcPr>
+            <w:tcW w:type="dxa" w:w="2880"/>
+          </w:tcPr>
+          <w:p>
+            <w:r/>
+            <w:r>
+              <w:rPr>
+                <w:rFonts w:ascii="Microsoft YaHei" w:hAnsi="Microsoft YaHei" w:eastAsia="Microsoft YaHei"/>
+                <w:sz w:val="19"/>
+              </w:rPr>
+              <w:t>用量记账与月度预算熔断</w:t>
+            </w:r>
+          </w:p>
+        </w:tc>
+      </w:tr>
+      <w:tr>
+        <w:tc>
+          <w:tcPr>
+            <w:tcW w:type="dxa" w:w="2880"/>
+          </w:tcPr>
+          <w:p>
+            <w:r/>
+            <w:r>
+              <w:rPr>
+                <w:rFonts w:ascii="Microsoft YaHei" w:hAnsi="Microsoft YaHei" w:eastAsia="Microsoft YaHei"/>
+                <w:sz w:val="19"/>
+              </w:rPr>
+              <w:t>配置</w:t>
+            </w:r>
+          </w:p>
+        </w:tc>
+        <w:tc>
+          <w:tcPr>
+            <w:tcW w:type="dxa" w:w="2880"/>
+          </w:tcPr>
+          <w:p>
+            <w:r/>
+            <w:r>
+              <w:rPr>
+                <w:rFonts w:ascii="Microsoft YaHei" w:hAnsi="Microsoft YaHei" w:eastAsia="Microsoft YaHei"/>
+                <w:sz w:val="19"/>
+              </w:rPr>
+              <w:t>mem0_service/config.py</w:t>
+            </w:r>
+          </w:p>
+        </w:tc>
+        <w:tc>
+          <w:tcPr>
+            <w:tcW w:type="dxa" w:w="2880"/>
+          </w:tcPr>
+          <w:p>
+            <w:r/>
+            <w:r>
+              <w:rPr>
+                <w:rFonts w:ascii="Microsoft YaHei" w:hAnsi="Microsoft YaHei" w:eastAsia="Microsoft YaHei"/>
+                <w:sz w:val="19"/>
+              </w:rPr>
+              <w:t>自实现 .env 解析 + 不可变配置单例</w:t>
+            </w:r>
+          </w:p>
+        </w:tc>
+      </w:tr>
+      <w:tr>
+        <w:tc>
+          <w:tcPr>
+            <w:tcW w:type="dxa" w:w="2880"/>
+          </w:tcPr>
+          <w:p>
+            <w:r/>
+            <w:r>
+              <w:rPr>
+                <w:rFonts w:ascii="Microsoft YaHei" w:hAnsi="Microsoft YaHei" w:eastAsia="Microsoft YaHei"/>
+                <w:sz w:val="19"/>
+              </w:rPr>
+              <w:t>激活补救</w:t>
+            </w:r>
+          </w:p>
+        </w:tc>
+        <w:tc>
+          <w:tcPr>
+            <w:tcW w:type="dxa" w:w="2880"/>
+          </w:tcPr>
+          <w:p>
+            <w:r/>
+            <w:r>
+              <w:rPr>
+                <w:rFonts w:ascii="Microsoft YaHei" w:hAnsi="Microsoft YaHei" w:eastAsia="Microsoft YaHei"/>
+                <w:sz w:val="19"/>
+              </w:rPr>
+              <w:t>mem0_service/activation.py</w:t>
+            </w:r>
+          </w:p>
+        </w:tc>
+        <w:tc>
+          <w:tcPr>
+            <w:tcW w:type="dxa" w:w="2880"/>
+          </w:tcPr>
+          <w:p>
+            <w:r/>
+            <w:r>
+              <w:rPr>
+                <w:rFonts w:ascii="Microsoft YaHei" w:hAnsi="Microsoft YaHei" w:eastAsia="Microsoft YaHei"/>
+                <w:sz w:val="19"/>
+              </w:rPr>
+              <w:t>启动后三步激活与真实实例复核</w:t>
+            </w:r>
+          </w:p>
+        </w:tc>
+      </w:tr>
+    </w:tbl>
+    <w:p>
+      <w:pPr>
+        <w:spacing w:after="40"/>
+      </w:pPr>
+    </w:p>
+    <w:p>
+      <w:pPr>
+        <w:spacing w:after="80"/>
+      </w:pPr>
+      <w:r>
+        <w:rPr>
+          <w:rFonts w:ascii="Microsoft YaHei" w:hAnsi="Microsoft YaHei" w:eastAsia="Microsoft YaHei"/>
+          <w:b w:val="0"/>
+          <w:sz w:val="21"/>
+        </w:rPr>
+        <w:t>运行时数据流：</w:t>
+      </w:r>
+    </w:p>
+    <w:p>
+      <w:pPr>
+        <w:spacing w:before="80" w:after="120"/>
+        <w:ind w:left="283"/>
+        <w:shd w:val="clear" w:color="auto" w:fill="F2F2F2"/>
       </w:pPr>
       <w:r>
         <w:rPr>
           <w:rFonts w:ascii="Consolas" w:hAnsi="Consolas" w:eastAsia="Consolas"/>
-          <w:color w:val="333333"/>
-          <w:sz w:val="18"/>
+          <w:color w:val="222222"/>
+          <w:sz w:val="19"/>
         </w:rPr>
-        <w:t>QwenPaw 客户端</w:t>
+        <w:t>QwenPaw 启动</w:t>
         <w:br/>
-        <w:t xml:space="preserve">  └─ Plugin 系统 ( ~/.qwenpaw/plugins/mem0-integration/ )</w:t>
+        <w:t xml:space="preserve">  └─ 插件 backend.py register()</w:t>
         <w:br/>
-        <w:t xml:space="preserve">       ├─ startup/shutdown 钩子  ←→  备份同步</w:t>
+        <w:t xml:space="preserve">       ├─ api.register_memory_backend(backend_id="mem0", factory=Mem0MemoryManager)</w:t>
         <w:br/>
-        <w:t xml:space="preserve">       ├─ backend.py  注入 MemoryHooks + 5 个 Skill 工具</w:t>
+        <w:t xml:space="preserve">       └─ 注册钩子：restore(5) / backup(8) / shutdown(5) / activate(90)</w:t>
         <w:br/>
-        <w:t xml:space="preserve">       │    ├─ Hook 层：pre_reply / pre_reasoning / post_acting / post_reply</w:t>
         <w:br/>
-        <w:t xml:space="preserve">       │    └─ Skill 层：add / search / list / update / delete 记忆</w:t>
+        <w:t>对话请求（配置为 mem0 的 Agent）</w:t>
         <w:br/>
-        <w:t xml:space="preserve">       └─ MemoryCoordinator  →  异步队列 + 令牌桶限流 + 防复活黑名单</w:t>
+        <w:t xml:space="preserve">  ├─ 回复前：基类 auto_memory_search() → memory_search()</w:t>
         <w:br/>
-        <w:t xml:space="preserve">                   │</w:t>
+        <w:t xml:space="preserve">  │            → POST /v1/memories/search/ → 注入 [用户长期记忆]</w:t>
         <w:br/>
-        <w:t xml:space="preserve">                   ▼</w:t>
+        <w:t xml:space="preserve">  ├─ 生成回答</w:t>
         <w:br/>
-        <w:t xml:space="preserve">             MemoryClient (mem0ai 0.1.118)</w:t>
+        <w:t xml:space="preserve">  └─ 每 5 轮：auto_memory() → 过滤/去重/熔断 → POST /v1/memories/</w:t>
         <w:br/>
-        <w:t xml:space="preserve">                   │ HTTPS (api_key)</w:t>
         <w:br/>
-        <w:t xml:space="preserve">                   ▼</w:t>
+        <w:t>启动后约 20 秒</w:t>
         <w:br/>
-        <w:t xml:space="preserve">         火山引擎 Mem0 托管服务 (mem0-cn-beijing.volces.com)</w:t>
+        <w:t xml:space="preserve">  └─ activation.py：reserve_selection → reload_agent → 真实实例复核</w:t>
       </w:r>
     </w:p>
     <w:p>
       <w:pPr>
-        <w:ind w:left="200"/>
+        <w:pStyle w:val="Heading1"/>
       </w:pPr>
       <w:r>
         <w:rPr>
-          <w:i/>
-          <w:color w:val="555555"/>
+          <w:rFonts w:ascii="Microsoft YaHei" w:hAnsi="Microsoft YaHei" w:eastAsia="Microsoft YaHei"/>
+          <w:b/>
+          <w:color w:val="1F3B63"/>
+          <w:sz w:val="32"/>
         </w:rPr>
+        <w:t>二、v1.0 → v2.0 变更说明</w:t>
       </w:r>
+    </w:p>
+    <w:p>
+      <w:pPr>
+        <w:spacing w:after="80"/>
+      </w:pPr>
       <w:r>
         <w:rPr>
-          <w:i/>
-          <w:color w:val="555555"/>
+          <w:rFonts w:ascii="Microsoft YaHei" w:hAnsi="Microsoft YaHei" w:eastAsia="Microsoft YaHei"/>
+          <w:b w:val="0"/>
+          <w:sz w:val="21"/>
         </w:rPr>
-        <w:t>另有一条可选旁路：</w:t>
+        <w:t>v2.0 是被迫也是彻底的架构升级：QwenPaw 2.x 所用 agentscope 2.0.7 已移除 register_class_hook、agentscope.memory、_MemoryMark，v1.0 的类钩子注入路径整体失效，因此改为对接官方记忆后端接口。</w:t>
       </w:r>
+    </w:p>
+    <w:tbl>
+      <w:tblPr>
+        <w:tblStyle w:val="TableGrid"/>
+        <w:tblW w:type="auto" w:w="0"/>
+        <w:jc w:val="center"/>
+        <w:tblLook w:firstColumn="1" w:firstRow="1" w:lastColumn="0" w:lastRow="0" w:noHBand="0" w:noVBand="1" w:val="04A0"/>
+      </w:tblPr>
+      <w:tblGrid>
+        <w:gridCol w:w="2880"/>
+        <w:gridCol w:w="2880"/>
+        <w:gridCol w:w="2880"/>
+      </w:tblGrid>
+      <w:tr>
+        <w:tc>
+          <w:tcPr>
+            <w:tcW w:type="dxa" w:w="2880"/>
+            <w:shd w:val="clear" w:color="auto" w:fill="4472C4"/>
+          </w:tcPr>
+          <w:p>
+            <w:r/>
+            <w:r>
+              <w:rPr>
+                <w:rFonts w:ascii="Microsoft YaHei" w:hAnsi="Microsoft YaHei" w:eastAsia="Microsoft YaHei"/>
+                <w:b/>
+                <w:color w:val="FFFFFF"/>
+                <w:sz w:val="20"/>
+              </w:rPr>
+              <w:t>维度</w:t>
+            </w:r>
+          </w:p>
+        </w:tc>
+        <w:tc>
+          <w:tcPr>
+            <w:tcW w:type="dxa" w:w="2880"/>
+            <w:shd w:val="clear" w:color="auto" w:fill="4472C4"/>
+          </w:tcPr>
+          <w:p>
+            <w:r/>
+            <w:r>
+              <w:rPr>
+                <w:rFonts w:ascii="Microsoft YaHei" w:hAnsi="Microsoft YaHei" w:eastAsia="Microsoft YaHei"/>
+                <w:b/>
+                <w:color w:val="FFFFFF"/>
+                <w:sz w:val="20"/>
+              </w:rPr>
+              <w:t>v1.0（已失效）</w:t>
+            </w:r>
+          </w:p>
+        </w:tc>
+        <w:tc>
+          <w:tcPr>
+            <w:tcW w:type="dxa" w:w="2880"/>
+            <w:shd w:val="clear" w:color="auto" w:fill="4472C4"/>
+          </w:tcPr>
+          <w:p>
+            <w:r/>
+            <w:r>
+              <w:rPr>
+                <w:rFonts w:ascii="Microsoft YaHei" w:hAnsi="Microsoft YaHei" w:eastAsia="Microsoft YaHei"/>
+                <w:b/>
+                <w:color w:val="FFFFFF"/>
+                <w:sz w:val="20"/>
+              </w:rPr>
+              <w:t>v2.0（当前）</w:t>
+            </w:r>
+          </w:p>
+        </w:tc>
+      </w:tr>
+      <w:tr>
+        <w:tc>
+          <w:tcPr>
+            <w:tcW w:type="dxa" w:w="2880"/>
+          </w:tcPr>
+          <w:p>
+            <w:r/>
+            <w:r>
+              <w:rPr>
+                <w:rFonts w:ascii="Microsoft YaHei" w:hAnsi="Microsoft YaHei" w:eastAsia="Microsoft YaHei"/>
+                <w:sz w:val="19"/>
+              </w:rPr>
+              <w:t>接入方式</w:t>
+            </w:r>
+          </w:p>
+        </w:tc>
+        <w:tc>
+          <w:tcPr>
+            <w:tcW w:type="dxa" w:w="2880"/>
+          </w:tcPr>
+          <w:p>
+            <w:r/>
+            <w:r>
+              <w:rPr>
+                <w:rFonts w:ascii="Microsoft YaHei" w:hAnsi="Microsoft YaHei" w:eastAsia="Microsoft YaHei"/>
+                <w:sz w:val="19"/>
+              </w:rPr>
+              <w:t>AgentScope 类钩子注入</w:t>
+            </w:r>
+          </w:p>
+        </w:tc>
+        <w:tc>
+          <w:tcPr>
+            <w:tcW w:type="dxa" w:w="2880"/>
+          </w:tcPr>
+          <w:p>
+            <w:r/>
+            <w:r>
+              <w:rPr>
+                <w:rFonts w:ascii="Microsoft YaHei" w:hAnsi="Microsoft YaHei" w:eastAsia="Microsoft YaHei"/>
+                <w:sz w:val="19"/>
+              </w:rPr>
+              <w:t>官方记忆后端 api.register_memory_backend</w:t>
+            </w:r>
+          </w:p>
+        </w:tc>
+      </w:tr>
+      <w:tr>
+        <w:tc>
+          <w:tcPr>
+            <w:tcW w:type="dxa" w:w="2880"/>
+          </w:tcPr>
+          <w:p>
+            <w:r/>
+            <w:r>
+              <w:rPr>
+                <w:rFonts w:ascii="Microsoft YaHei" w:hAnsi="Microsoft YaHei" w:eastAsia="Microsoft YaHei"/>
+                <w:sz w:val="19"/>
+              </w:rPr>
+              <w:t>生效范围</w:t>
+            </w:r>
+          </w:p>
+        </w:tc>
+        <w:tc>
+          <w:tcPr>
+            <w:tcW w:type="dxa" w:w="2880"/>
+          </w:tcPr>
+          <w:p>
+            <w:r/>
+            <w:r>
+              <w:rPr>
+                <w:rFonts w:ascii="Microsoft YaHei" w:hAnsi="Microsoft YaHei" w:eastAsia="Microsoft YaHei"/>
+                <w:sz w:val="19"/>
+              </w:rPr>
+              <w:t>钩子全局注入</w:t>
+            </w:r>
+          </w:p>
+        </w:tc>
+        <w:tc>
+          <w:tcPr>
+            <w:tcW w:type="dxa" w:w="2880"/>
+          </w:tcPr>
+          <w:p>
+            <w:r/>
+            <w:r>
+              <w:rPr>
+                <w:rFonts w:ascii="Microsoft YaHei" w:hAnsi="Microsoft YaHei" w:eastAsia="Microsoft YaHei"/>
+                <w:sz w:val="19"/>
+              </w:rPr>
+              <w:t>agent.json 中 running.memory_manager_backend，按 Agent</w:t>
+            </w:r>
+          </w:p>
+        </w:tc>
+      </w:tr>
+      <w:tr>
+        <w:tc>
+          <w:tcPr>
+            <w:tcW w:type="dxa" w:w="2880"/>
+          </w:tcPr>
+          <w:p>
+            <w:r/>
+            <w:r>
+              <w:rPr>
+                <w:rFonts w:ascii="Microsoft YaHei" w:hAnsi="Microsoft YaHei" w:eastAsia="Microsoft YaHei"/>
+                <w:sz w:val="19"/>
+              </w:rPr>
+              <w:t>自动检索</w:t>
+            </w:r>
+          </w:p>
+        </w:tc>
+        <w:tc>
+          <w:tcPr>
+            <w:tcW w:type="dxa" w:w="2880"/>
+          </w:tcPr>
+          <w:p>
+            <w:r/>
+            <w:r>
+              <w:rPr>
+                <w:rFonts w:ascii="Microsoft YaHei" w:hAnsi="Microsoft YaHei" w:eastAsia="Microsoft YaHei"/>
+                <w:sz w:val="19"/>
+              </w:rPr>
+              <w:t>pre_reply 钩子</w:t>
+            </w:r>
+          </w:p>
+        </w:tc>
+        <w:tc>
+          <w:tcPr>
+            <w:tcW w:type="dxa" w:w="2880"/>
+          </w:tcPr>
+          <w:p>
+            <w:r/>
+            <w:r>
+              <w:rPr>
+                <w:rFonts w:ascii="Microsoft YaHei" w:hAnsi="Microsoft YaHei" w:eastAsia="Microsoft YaHei"/>
+                <w:sz w:val="19"/>
+              </w:rPr>
+              <w:t>基类 auto_memory_search() + memory_search()</w:t>
+            </w:r>
+          </w:p>
+        </w:tc>
+      </w:tr>
+      <w:tr>
+        <w:tc>
+          <w:tcPr>
+            <w:tcW w:type="dxa" w:w="2880"/>
+          </w:tcPr>
+          <w:p>
+            <w:r/>
+            <w:r>
+              <w:rPr>
+                <w:rFonts w:ascii="Microsoft YaHei" w:hAnsi="Microsoft YaHei" w:eastAsia="Microsoft YaHei"/>
+                <w:sz w:val="19"/>
+              </w:rPr>
+              <w:t>自动写入</w:t>
+            </w:r>
+          </w:p>
+        </w:tc>
+        <w:tc>
+          <w:tcPr>
+            <w:tcW w:type="dxa" w:w="2880"/>
+          </w:tcPr>
+          <w:p>
+            <w:r/>
+            <w:r>
+              <w:rPr>
+                <w:rFonts w:ascii="Microsoft YaHei" w:hAnsi="Microsoft YaHei" w:eastAsia="Microsoft YaHei"/>
+                <w:sz w:val="19"/>
+              </w:rPr>
+              <w:t>post_reply 钩子 + 自建异步队列</w:t>
+            </w:r>
+          </w:p>
+        </w:tc>
+        <w:tc>
+          <w:tcPr>
+            <w:tcW w:type="dxa" w:w="2880"/>
+          </w:tcPr>
+          <w:p>
+            <w:r/>
+            <w:r>
+              <w:rPr>
+                <w:rFonts w:ascii="Microsoft YaHei" w:hAnsi="Microsoft YaHei" w:eastAsia="Microsoft YaHei"/>
+                <w:sz w:val="19"/>
+              </w:rPr>
+              <w:t>基类 submit_auto_memory 队列 + auto_memory()（默认 5 轮）</w:t>
+            </w:r>
+          </w:p>
+        </w:tc>
+      </w:tr>
+      <w:tr>
+        <w:tc>
+          <w:tcPr>
+            <w:tcW w:type="dxa" w:w="2880"/>
+          </w:tcPr>
+          <w:p>
+            <w:r/>
+            <w:r>
+              <w:rPr>
+                <w:rFonts w:ascii="Microsoft YaHei" w:hAnsi="Microsoft YaHei" w:eastAsia="Microsoft YaHei"/>
+                <w:sz w:val="19"/>
+              </w:rPr>
+              <w:t>记忆工具</w:t>
+            </w:r>
+          </w:p>
+        </w:tc>
+        <w:tc>
+          <w:tcPr>
+            <w:tcW w:type="dxa" w:w="2880"/>
+          </w:tcPr>
+          <w:p>
+            <w:r/>
+            <w:r>
+              <w:rPr>
+                <w:rFonts w:ascii="Microsoft YaHei" w:hAnsi="Microsoft YaHei" w:eastAsia="Microsoft YaHei"/>
+                <w:sz w:val="19"/>
+              </w:rPr>
+              <w:t>5 个 Skill（add/search/get/update/delete）</w:t>
+            </w:r>
+          </w:p>
+        </w:tc>
+        <w:tc>
+          <w:tcPr>
+            <w:tcW w:type="dxa" w:w="2880"/>
+          </w:tcPr>
+          <w:p>
+            <w:r/>
+            <w:r>
+              <w:rPr>
+                <w:rFonts w:ascii="Microsoft YaHei" w:hAnsi="Microsoft YaHei" w:eastAsia="Microsoft YaHei"/>
+                <w:sz w:val="19"/>
+              </w:rPr>
+              <w:t>5 个工具（search/add/list/update/delete），随后端注册</w:t>
+            </w:r>
+          </w:p>
+        </w:tc>
+      </w:tr>
+      <w:tr>
+        <w:tc>
+          <w:tcPr>
+            <w:tcW w:type="dxa" w:w="2880"/>
+          </w:tcPr>
+          <w:p>
+            <w:r/>
+            <w:r>
+              <w:rPr>
+                <w:rFonts w:ascii="Microsoft YaHei" w:hAnsi="Microsoft YaHei" w:eastAsia="Microsoft YaHei"/>
+                <w:sz w:val="19"/>
+              </w:rPr>
+              <w:t>第三方依赖</w:t>
+            </w:r>
+          </w:p>
+        </w:tc>
+        <w:tc>
+          <w:tcPr>
+            <w:tcW w:type="dxa" w:w="2880"/>
+          </w:tcPr>
+          <w:p>
+            <w:r/>
+            <w:r>
+              <w:rPr>
+                <w:rFonts w:ascii="Microsoft YaHei" w:hAnsi="Microsoft YaHei" w:eastAsia="Microsoft YaHei"/>
+                <w:sz w:val="19"/>
+              </w:rPr>
+              <w:t>mem0ai 0.1.118、python-dotenv、fastapi 等</w:t>
+            </w:r>
+          </w:p>
+        </w:tc>
+        <w:tc>
+          <w:tcPr>
+            <w:tcW w:type="dxa" w:w="2880"/>
+          </w:tcPr>
+          <w:p>
+            <w:r/>
+            <w:r>
+              <w:rPr>
+                <w:rFonts w:ascii="Microsoft YaHei" w:hAnsi="Microsoft YaHei" w:eastAsia="Microsoft YaHei"/>
+                <w:sz w:val="19"/>
+              </w:rPr>
+              <w:t>仅 httpx（已内置），运行时零 mem0ai</w:t>
+            </w:r>
+          </w:p>
+        </w:tc>
+      </w:tr>
+      <w:tr>
+        <w:tc>
+          <w:tcPr>
+            <w:tcW w:type="dxa" w:w="2880"/>
+          </w:tcPr>
+          <w:p>
+            <w:r/>
+            <w:r>
+              <w:rPr>
+                <w:rFonts w:ascii="Microsoft YaHei" w:hAnsi="Microsoft YaHei" w:eastAsia="Microsoft YaHei"/>
+                <w:sz w:val="19"/>
+              </w:rPr>
+              <w:t>服务地址</w:t>
+            </w:r>
+          </w:p>
+        </w:tc>
+        <w:tc>
+          <w:tcPr>
+            <w:tcW w:type="dxa" w:w="2880"/>
+          </w:tcPr>
+          <w:p>
+            <w:r/>
+            <w:r>
+              <w:rPr>
+                <w:rFonts w:ascii="Microsoft YaHei" w:hAnsi="Microsoft YaHei" w:eastAsia="Microsoft YaHei"/>
+                <w:sz w:val="19"/>
+              </w:rPr>
+              <w:t>示例地址 mem0-cn-beijing.volces.com</w:t>
+            </w:r>
+          </w:p>
+        </w:tc>
+        <w:tc>
+          <w:tcPr>
+            <w:tcW w:type="dxa" w:w="2880"/>
+          </w:tcPr>
+          <w:p>
+            <w:r>
+              <w:t>专属实例 mem0-&lt;your-instance-id&gt;.mem0.volces.com:8000</w:t>
+            </w:r>
+            <w:r>
+              <w:rPr>
+                <w:rFonts w:ascii="Microsoft YaHei" w:hAnsi="Microsoft YaHei" w:eastAsia="Microsoft YaHei"/>
+                <w:sz w:val="19"/>
+              </w:rPr>
+            </w:r>
+          </w:p>
+        </w:tc>
+      </w:tr>
+      <w:tr>
+        <w:tc>
+          <w:tcPr>
+            <w:tcW w:type="dxa" w:w="2880"/>
+          </w:tcPr>
+          <w:p>
+            <w:r/>
+            <w:r>
+              <w:rPr>
+                <w:rFonts w:ascii="Microsoft YaHei" w:hAnsi="Microsoft YaHei" w:eastAsia="Microsoft YaHei"/>
+                <w:sz w:val="19"/>
+              </w:rPr>
+              <w:t>降本 / 用量</w:t>
+            </w:r>
+          </w:p>
+        </w:tc>
+        <w:tc>
+          <w:tcPr>
+            <w:tcW w:type="dxa" w:w="2880"/>
+          </w:tcPr>
+          <w:p>
+            <w:r/>
+            <w:r>
+              <w:rPr>
+                <w:rFonts w:ascii="Microsoft YaHei" w:hAnsi="Microsoft YaHei" w:eastAsia="Microsoft YaHei"/>
+                <w:sz w:val="19"/>
+              </w:rPr>
+              <w:t>无</w:t>
+            </w:r>
+          </w:p>
+        </w:tc>
+        <w:tc>
+          <w:tcPr>
+            <w:tcW w:type="dxa" w:w="2880"/>
+          </w:tcPr>
+          <w:p>
+            <w:r/>
+            <w:r>
+              <w:rPr>
+                <w:rFonts w:ascii="Microsoft YaHei" w:hAnsi="Microsoft YaHei" w:eastAsia="Microsoft YaHei"/>
+                <w:sz w:val="19"/>
+              </w:rPr>
+              <w:t>四道闸门 + usage.json 记账 + 月度预算熔断</w:t>
+            </w:r>
+          </w:p>
+        </w:tc>
+      </w:tr>
+      <w:tr>
+        <w:tc>
+          <w:tcPr>
+            <w:tcW w:type="dxa" w:w="2880"/>
+          </w:tcPr>
+          <w:p>
+            <w:r/>
+            <w:r>
+              <w:rPr>
+                <w:rFonts w:ascii="Microsoft YaHei" w:hAnsi="Microsoft YaHei" w:eastAsia="Microsoft YaHei"/>
+                <w:sz w:val="19"/>
+              </w:rPr>
+              <w:t>启动激活</w:t>
+            </w:r>
+          </w:p>
+        </w:tc>
+        <w:tc>
+          <w:tcPr>
+            <w:tcW w:type="dxa" w:w="2880"/>
+          </w:tcPr>
+          <w:p>
+            <w:r/>
+            <w:r>
+              <w:rPr>
+                <w:rFonts w:ascii="Microsoft YaHei" w:hAnsi="Microsoft YaHei" w:eastAsia="Microsoft YaHei"/>
+                <w:sz w:val="19"/>
+              </w:rPr>
+              <w:t>不涉及</w:t>
+            </w:r>
+          </w:p>
+        </w:tc>
+        <w:tc>
+          <w:tcPr>
+            <w:tcW w:type="dxa" w:w="2880"/>
+          </w:tcPr>
+          <w:p>
+            <w:r/>
+            <w:r>
+              <w:rPr>
+                <w:rFonts w:ascii="Microsoft YaHei" w:hAnsi="Microsoft YaHei" w:eastAsia="Microsoft YaHei"/>
+                <w:sz w:val="19"/>
+              </w:rPr>
+              <w:t>activation.py 三步补救（reserve → reload → 复核）</w:t>
+            </w:r>
+          </w:p>
+        </w:tc>
+      </w:tr>
+    </w:tbl>
+    <w:p>
+      <w:pPr>
+        <w:spacing w:after="40"/>
+      </w:pPr>
+    </w:p>
+    <w:p>
+      <w:pPr>
+        <w:spacing w:after="80"/>
+      </w:pPr>
       <w:r>
         <w:rPr>
-          <w:rFonts w:ascii="Consolas" w:hAnsi="Consolas" w:eastAsia="Consolas"/>
-          <w:i/>
-          <w:color w:val="555555"/>
+          <w:rFonts w:ascii="Microsoft YaHei" w:hAnsi="Microsoft YaHei" w:eastAsia="Microsoft YaHei"/>
+          <w:b w:val="0"/>
+          <w:sz w:val="21"/>
         </w:rPr>
-        <w:t>mem0_service/api/routes.py</w:t>
+        <w:t>结论：v1.0 说明书中的“Hook 兜底 + Skill 增强”描述已全部作废，请以本 v2.0 说明书为准。</w:t>
       </w:r>
+    </w:p>
+    <w:p>
+      <w:pPr>
+        <w:pStyle w:val="Heading1"/>
+      </w:pPr>
       <w:r>
         <w:rPr>
-          <w:i/>
-          <w:color w:val="555555"/>
+          <w:rFonts w:ascii="Microsoft YaHei" w:hAnsi="Microsoft YaHei" w:eastAsia="Microsoft YaHei"/>
+          <w:b/>
+          <w:color w:val="1F3B63"/>
+          <w:sz w:val="32"/>
         </w:rPr>
-        <w:t xml:space="preserve"> 提供独立 FastAPI 服务（</w:t>
-      </w:r>
-      <w:r>
-        <w:rPr>
-          <w:rFonts w:ascii="Consolas" w:hAnsi="Consolas" w:eastAsia="Consolas"/>
-          <w:i/>
-          <w:color w:val="555555"/>
-        </w:rPr>
-        <w:t>/memories</w:t>
-      </w:r>
-      <w:r>
-        <w:rPr>
-          <w:i/>
-          <w:color w:val="555555"/>
-        </w:rPr>
-        <w:t xml:space="preserve"> REST 接口），不依赖 QwenPaw 进程，启动方式见 README「方式二」。</w:t>
+        <w:t>三、部署与环境要求</w:t>
       </w:r>
     </w:p>
     <w:p>
@@ -519,21 +1727,20 @@
         <w:pStyle w:val="Heading2"/>
       </w:pPr>
       <w:r>
-        <w:t>二、部署与环境要求</w:t>
-      </w:r>
-    </w:p>
-    <w:p>
-      <w:pPr>
-        <w:pStyle w:val="Heading3"/>
-      </w:pPr>
-      <w:r>
-        <w:t>2.1 前置条件</w:t>
+        <w:rPr>
+          <w:rFonts w:ascii="Microsoft YaHei" w:hAnsi="Microsoft YaHei" w:eastAsia="Microsoft YaHei"/>
+          <w:b/>
+          <w:color w:val="1F3B63"/>
+          <w:sz w:val="26"/>
+        </w:rPr>
+        <w:t>3.1 前置条件</w:t>
       </w:r>
     </w:p>
     <w:tbl>
       <w:tblPr>
         <w:tblStyle w:val="TableGrid"/>
         <w:tblW w:type="auto" w:w="0"/>
+        <w:jc w:val="center"/>
         <w:tblLook w:firstColumn="1" w:firstRow="1" w:lastColumn="0" w:lastRow="0" w:noHBand="0" w:noVBand="1" w:val="04A0"/>
       </w:tblPr>
       <w:tblGrid>
@@ -544,34 +1751,34 @@
         <w:tc>
           <w:tcPr>
             <w:tcW w:type="dxa" w:w="4320"/>
+            <w:shd w:val="clear" w:color="auto" w:fill="4472C4"/>
           </w:tcPr>
           <w:p>
+            <w:r/>
             <w:r>
               <w:rPr>
+                <w:rFonts w:ascii="Microsoft YaHei" w:hAnsi="Microsoft YaHei" w:eastAsia="Microsoft YaHei"/>
                 <w:b/>
+                <w:color w:val="FFFFFF"/>
+                <w:sz w:val="20"/>
               </w:rPr>
-            </w:r>
-            <w:r>
-              <w:rPr>
-                <w:b/>
-              </w:rPr>
-              <w:t>条件</w:t>
+              <w:t>项目</w:t>
             </w:r>
           </w:p>
         </w:tc>
         <w:tc>
           <w:tcPr>
             <w:tcW w:type="dxa" w:w="4320"/>
+            <w:shd w:val="clear" w:color="auto" w:fill="4472C4"/>
           </w:tcPr>
           <w:p>
+            <w:r/>
             <w:r>
               <w:rPr>
+                <w:rFonts w:ascii="Microsoft YaHei" w:hAnsi="Microsoft YaHei" w:eastAsia="Microsoft YaHei"/>
                 <w:b/>
-              </w:rPr>
-            </w:r>
-            <w:r>
-              <w:rPr>
-                <w:b/>
+                <w:color w:val="FFFFFF"/>
+                <w:sz w:val="20"/>
               </w:rPr>
               <w:t>要求</w:t>
             </w:r>
@@ -586,7 +1793,11 @@
           <w:p>
             <w:r/>
             <w:r>
-              <w:t>操作系统</w:t>
+              <w:rPr>
+                <w:rFonts w:ascii="Microsoft YaHei" w:hAnsi="Microsoft YaHei" w:eastAsia="Microsoft YaHei"/>
+                <w:sz w:val="19"/>
+              </w:rPr>
+              <w:t>QwenPaw</w:t>
             </w:r>
           </w:p>
         </w:tc>
@@ -597,7 +1808,11 @@
           <w:p>
             <w:r/>
             <w:r>
-              <w:t>Windows 10/11 x64</w:t>
+              <w:rPr>
+                <w:rFonts w:ascii="Microsoft YaHei" w:hAnsi="Microsoft YaHei" w:eastAsia="Microsoft YaHei"/>
+                <w:sz w:val="19"/>
+              </w:rPr>
+              <w:t>2.x 桌面版（PyInstaller 冻结包）</w:t>
             </w:r>
           </w:p>
         </w:tc>
@@ -610,7 +1825,11 @@
           <w:p>
             <w:r/>
             <w:r>
-              <w:t>QwenPaw 版本</w:t>
+              <w:rPr>
+                <w:rFonts w:ascii="Microsoft YaHei" w:hAnsi="Microsoft YaHei" w:eastAsia="Microsoft YaHei"/>
+                <w:sz w:val="19"/>
+              </w:rPr>
+              <w:t>火山引擎 Mem0</w:t>
             </w:r>
           </w:p>
         </w:tc>
@@ -621,7 +1840,11 @@
           <w:p>
             <w:r/>
             <w:r>
-              <w:t>最新桌面版（原生启动：QwenPaw Desktop.vbs）</w:t>
+              <w:rPr>
+                <w:rFonts w:ascii="Microsoft YaHei" w:hAnsi="Microsoft YaHei" w:eastAsia="Microsoft YaHei"/>
+                <w:sz w:val="19"/>
+              </w:rPr>
+              <w:t>已创建实例，具备“公网连接地址”与 API Key</w:t>
             </w:r>
           </w:p>
         </w:tc>
@@ -634,7 +1857,11 @@
           <w:p>
             <w:r/>
             <w:r>
-              <w:t>Python 环境</w:t>
+              <w:rPr>
+                <w:rFonts w:ascii="Microsoft YaHei" w:hAnsi="Microsoft YaHei" w:eastAsia="Microsoft YaHei"/>
+                <w:sz w:val="19"/>
+              </w:rPr>
+              <w:t>插件目录</w:t>
             </w:r>
           </w:p>
         </w:tc>
@@ -645,16 +1872,11 @@
           <w:p>
             <w:r/>
             <w:r>
-              <w:t xml:space="preserve">QwenPaw 自带 Python 3.10（位于 </w:t>
-            </w:r>
-            <w:r>
               <w:rPr>
-                <w:rFonts w:ascii="Consolas" w:hAnsi="Consolas" w:eastAsia="Consolas"/>
+                <w:rFonts w:ascii="Microsoft YaHei" w:hAnsi="Microsoft YaHei" w:eastAsia="Microsoft YaHei"/>
+                <w:sz w:val="19"/>
               </w:rPr>
-              <w:t>&lt;QwenPaw安装目录&gt;\python.exe</w:t>
-            </w:r>
-            <w:r>
-              <w:t>）</w:t>
+              <w:t>%USERPROFILE%\.qwenpaw\plugins\mem0-integration</w:t>
             </w:r>
           </w:p>
         </w:tc>
@@ -667,7 +1889,11 @@
           <w:p>
             <w:r/>
             <w:r>
-              <w:t>火山引擎账号</w:t>
+              <w:rPr>
+                <w:rFonts w:ascii="Microsoft YaHei" w:hAnsi="Microsoft YaHei" w:eastAsia="Microsoft YaHei"/>
+                <w:sz w:val="19"/>
+              </w:rPr>
+              <w:t>Python 环境</w:t>
             </w:r>
           </w:p>
         </w:tc>
@@ -678,7 +1904,11 @@
           <w:p>
             <w:r/>
             <w:r>
-              <w:t>已开通 Mem0 托管服务，创建项目并获取 API Key</w:t>
+              <w:rPr>
+                <w:rFonts w:ascii="Microsoft YaHei" w:hAnsi="Microsoft YaHei" w:eastAsia="Microsoft YaHei"/>
+                <w:sz w:val="19"/>
+              </w:rPr>
+              <w:t>使用 QwenPaw 自带 Python 即可，无需另行安装依赖</w:t>
             </w:r>
           </w:p>
         </w:tc>
@@ -691,7 +1921,11 @@
           <w:p>
             <w:r/>
             <w:r>
-              <w:t>网络连通性</w:t>
+              <w:rPr>
+                <w:rFonts w:ascii="Microsoft YaHei" w:hAnsi="Microsoft YaHei" w:eastAsia="Microsoft YaHei"/>
+                <w:sz w:val="19"/>
+              </w:rPr>
+              <w:t>操作系统</w:t>
             </w:r>
           </w:p>
         </w:tc>
@@ -702,7 +1936,11 @@
           <w:p>
             <w:r/>
             <w:r>
-              <w:t>能够访问 https://mem0-cn-beijing.volces.com （443 端口）</w:t>
+              <w:rPr>
+                <w:rFonts w:ascii="Microsoft YaHei" w:hAnsi="Microsoft YaHei" w:eastAsia="Microsoft YaHei"/>
+                <w:sz w:val="19"/>
+              </w:rPr>
+              <w:t>Windows（脚本为 PowerShell）</w:t>
             </w:r>
           </w:p>
         </w:tc>
@@ -710,79 +1948,100 @@
     </w:tbl>
     <w:p>
       <w:pPr>
-        <w:pStyle w:val="Heading3"/>
+        <w:spacing w:after="40"/>
+      </w:pPr>
+    </w:p>
+    <w:p>
+      <w:pPr>
+        <w:pStyle w:val="Heading2"/>
       </w:pPr>
       <w:r>
-        <w:t>2.2 目录结构</w:t>
-      </w:r>
-    </w:p>
-    <w:p>
-      <w:r>
-        <w:t>所有部署文件位于 QwenPaw 用户数据目录，确保升级不丢失：</w:t>
+        <w:rPr>
+          <w:rFonts w:ascii="Microsoft YaHei" w:hAnsi="Microsoft YaHei" w:eastAsia="Microsoft YaHei"/>
+          <w:b/>
+          <w:color w:val="1F3B63"/>
+          <w:sz w:val="26"/>
+        </w:rPr>
+        <w:t>3.2 插件目录结构</w:t>
       </w:r>
     </w:p>
     <w:p>
       <w:pPr>
-        <w:ind w:left="240"/>
+        <w:spacing w:before="80" w:after="120"/>
+        <w:ind w:left="283"/>
+        <w:shd w:val="clear" w:color="auto" w:fill="F2F2F2"/>
       </w:pPr>
       <w:r>
         <w:rPr>
           <w:rFonts w:ascii="Consolas" w:hAnsi="Consolas" w:eastAsia="Consolas"/>
-          <w:color w:val="333333"/>
-          <w:sz w:val="18"/>
+          <w:color w:val="222222"/>
+          <w:sz w:val="19"/>
         </w:rPr>
-        <w:t>~/.qwenpaw/plugins/mem0-integration/</w:t>
+        <w:t>mem0-integration/</w:t>
         <w:br/>
-        <w:t>├── plugin.json              # 插件清单（id=mem0-integration, type=hook）</w:t>
+        <w:t xml:space="preserve">  ├─ plugin.json            插件清单（version=2.0.0，entry.backend=backend.py）</w:t>
         <w:br/>
-        <w:t>├── backend.py               # 插件入口：startup/shutdown 钩子 + 注入逻辑</w:t>
+        <w:t xml:space="preserve">  ├─ backend.py             插件入口：注册后端 + 4 个钩子</w:t>
         <w:br/>
-        <w:t>├── test_plugin.py           # 注入逻辑自测（Path.home 定位，支持环境变量覆盖）</w:t>
+        <w:t xml:space="preserve">  ├─ set_mem0_agent.ps1     按 Agent 开关 Mem0 的脚本</w:t>
         <w:br/>
-        <w:t>├── mem0_service\</w:t>
+        <w:t xml:space="preserve">  ├─ plugin.log             插件注册日志</w:t>
         <w:br/>
-        <w:t>│   ├── config.py            # Mem0 配置类（全部读环境变量，含校验）</w:t>
+        <w:t xml:space="preserve">  └─ mem0_service/</w:t>
         <w:br/>
-        <w:t>│   ├── .env.example         # 环境变量模板（复制为 .env 填 Key，.env 不入库）</w:t>
+        <w:t xml:space="preserve">       ├─ memory_backend.py Mem0MemoryManager（官方后端实现）</w:t>
         <w:br/>
-        <w:t>│   ├── api\routes.py        # 【可选】独立 FastAPI 服务</w:t>
+        <w:t xml:space="preserve">       ├─ http_client.py    Mem0 REST 客户端（httpx，令牌桶）</w:t>
         <w:br/>
-        <w:t>│   ├── utils\</w:t>
+        <w:t xml:space="preserve">       ├─ tools.py          5 个工具实现</w:t>
         <w:br/>
-        <w:t>│   │   └── coordinator.py   # MemoryCoordinator：队列 + 限流 + 黑名单</w:t>
+        <w:t xml:space="preserve">       ├─ content_filter.py 噪音/长度过滤 + 去重</w:t>
         <w:br/>
-        <w:t>│   ├── hooks\</w:t>
+        <w:t xml:space="preserve">       ├─ usage_meter.py    用量记账 + 预算熔断</w:t>
         <w:br/>
-        <w:t>│   │   └── memory_hooks.py  # pre_reply/post_reply 等 4 个钩子</w:t>
+        <w:t xml:space="preserve">       ├─ activation.py     启动激活补救</w:t>
         <w:br/>
-        <w:t>│   ├── skills\</w:t>
+        <w:t xml:space="preserve">       ├─ config.py         .env 解析 + 配置单例</w:t>
         <w:br/>
-        <w:t>│   │   └── memory_skills.py # 5 个记忆工具函数（ALL_TOOLS）</w:t>
+        <w:t xml:space="preserve">       ├─ .env              连接凭据与参数（需自行填写）</w:t>
         <w:br/>
-        <w:t>│   └── qwenpaw_client\</w:t>
+        <w:t xml:space="preserve">       ├─ usage.json        用量记账（按月分桶，自动生成）</w:t>
         <w:br/>
-        <w:t>│       └── mem0_client.py   # mem0ai SDK 封装</w:t>
-        <w:br/>
-        <w:t>└── requirements.txt         # 独立运行时的依赖汇总</w:t>
-        <w:br/>
-        <w:br/>
-        <w:t>~/.qwenpaw/workspaces/default/_mem0_backup/   # 自动同步备份</w:t>
-        <w:br/>
-        <w:t xml:space="preserve">    └── _RESTORE_INFO.json   # 恢复元信息（时间戳 + 源路径）</w:t>
+        <w:t xml:space="preserve">       └─ backend.log       后端运行日志</w:t>
       </w:r>
     </w:p>
     <w:p>
       <w:pPr>
-        <w:pStyle w:val="Heading3"/>
+        <w:pStyle w:val="Heading2"/>
       </w:pPr>
       <w:r>
-        <w:t>2.3 版本清单</w:t>
+        <w:rPr>
+          <w:rFonts w:ascii="Microsoft YaHei" w:hAnsi="Microsoft YaHei" w:eastAsia="Microsoft YaHei"/>
+          <w:b/>
+          <w:color w:val="1F3B63"/>
+          <w:sz w:val="26"/>
+        </w:rPr>
+        <w:t>3.3 依赖说明</w:t>
+      </w:r>
+    </w:p>
+    <w:p>
+      <w:pPr>
+        <w:spacing w:after="80"/>
+      </w:pPr>
+      <w:r>
+        <w:rPr>
+          <w:rFonts w:ascii="Microsoft YaHei" w:hAnsi="Microsoft YaHei" w:eastAsia="Microsoft YaHei"/>
+          <w:b w:val="0"/>
+          <w:sz w:val="21"/>
+        </w:rPr>
+        <w:t>v2.0 运行时不依赖 mem0ai。Mem0 调用全部由 http_client.py 用 httpx 直连 REST 完成，httpx 已随 QwenPaw 后端内置。目录内的 requirements.txt 属历史遗留文件，无需执行安装。</w:t>
       </w:r>
     </w:p>
     <w:tbl>
       <w:tblPr>
         <w:tblStyle w:val="TableGrid"/>
         <w:tblW w:type="auto" w:w="0"/>
+        <w:jc w:val="center"/>
         <w:tblLook w:firstColumn="1" w:firstRow="1" w:lastColumn="0" w:lastRow="0" w:noHBand="0" w:noVBand="1" w:val="04A0"/>
       </w:tblPr>
       <w:tblGrid>
@@ -794,18 +2053,347 @@
         <w:tc>
           <w:tcPr>
             <w:tcW w:type="dxa" w:w="2880"/>
+            <w:shd w:val="clear" w:color="auto" w:fill="4472C4"/>
           </w:tcPr>
           <w:p>
+            <w:r/>
             <w:r>
               <w:rPr>
+                <w:rFonts w:ascii="Microsoft YaHei" w:hAnsi="Microsoft YaHei" w:eastAsia="Microsoft YaHei"/>
                 <w:b/>
+                <w:color w:val="FFFFFF"/>
+                <w:sz w:val="20"/>
               </w:rPr>
+              <w:t>组件</w:t>
             </w:r>
+          </w:p>
+        </w:tc>
+        <w:tc>
+          <w:tcPr>
+            <w:tcW w:type="dxa" w:w="2880"/>
+            <w:shd w:val="clear" w:color="auto" w:fill="4472C4"/>
+          </w:tcPr>
+          <w:p>
+            <w:r/>
             <w:r>
               <w:rPr>
+                <w:rFonts w:ascii="Microsoft YaHei" w:hAnsi="Microsoft YaHei" w:eastAsia="Microsoft YaHei"/>
                 <w:b/>
+                <w:color w:val="FFFFFF"/>
+                <w:sz w:val="20"/>
               </w:rPr>
-              <w:t>包名</w:t>
+              <w:t>v1.0</w:t>
+            </w:r>
+          </w:p>
+        </w:tc>
+        <w:tc>
+          <w:tcPr>
+            <w:tcW w:type="dxa" w:w="2880"/>
+            <w:shd w:val="clear" w:color="auto" w:fill="4472C4"/>
+          </w:tcPr>
+          <w:p>
+            <w:r/>
+            <w:r>
+              <w:rPr>
+                <w:rFonts w:ascii="Microsoft YaHei" w:hAnsi="Microsoft YaHei" w:eastAsia="Microsoft YaHei"/>
+                <w:b/>
+                <w:color w:val="FFFFFF"/>
+                <w:sz w:val="20"/>
+              </w:rPr>
+              <w:t>v2.0 实际</w:t>
+            </w:r>
+          </w:p>
+        </w:tc>
+      </w:tr>
+      <w:tr>
+        <w:tc>
+          <w:tcPr>
+            <w:tcW w:type="dxa" w:w="2880"/>
+          </w:tcPr>
+          <w:p>
+            <w:r/>
+            <w:r>
+              <w:rPr>
+                <w:rFonts w:ascii="Microsoft YaHei" w:hAnsi="Microsoft YaHei" w:eastAsia="Microsoft YaHei"/>
+                <w:sz w:val="19"/>
+              </w:rPr>
+              <w:t>mem0ai</w:t>
+            </w:r>
+          </w:p>
+        </w:tc>
+        <w:tc>
+          <w:tcPr>
+            <w:tcW w:type="dxa" w:w="2880"/>
+          </w:tcPr>
+          <w:p>
+            <w:r/>
+            <w:r>
+              <w:rPr>
+                <w:rFonts w:ascii="Microsoft YaHei" w:hAnsi="Microsoft YaHei" w:eastAsia="Microsoft YaHei"/>
+                <w:sz w:val="19"/>
+              </w:rPr>
+              <w:t>必需</w:t>
+            </w:r>
+          </w:p>
+        </w:tc>
+        <w:tc>
+          <w:tcPr>
+            <w:tcW w:type="dxa" w:w="2880"/>
+          </w:tcPr>
+          <w:p>
+            <w:r/>
+            <w:r>
+              <w:rPr>
+                <w:rFonts w:ascii="Microsoft YaHei" w:hAnsi="Microsoft YaHei" w:eastAsia="Microsoft YaHei"/>
+                <w:sz w:val="19"/>
+              </w:rPr>
+              <w:t>不再使用（httpx 直连 REST）</w:t>
+            </w:r>
+          </w:p>
+        </w:tc>
+      </w:tr>
+      <w:tr>
+        <w:tc>
+          <w:tcPr>
+            <w:tcW w:type="dxa" w:w="2880"/>
+          </w:tcPr>
+          <w:p>
+            <w:r/>
+            <w:r>
+              <w:rPr>
+                <w:rFonts w:ascii="Microsoft YaHei" w:hAnsi="Microsoft YaHei" w:eastAsia="Microsoft YaHei"/>
+                <w:sz w:val="19"/>
+              </w:rPr>
+              <w:t>httpx</w:t>
+            </w:r>
+          </w:p>
+        </w:tc>
+        <w:tc>
+          <w:tcPr>
+            <w:tcW w:type="dxa" w:w="2880"/>
+          </w:tcPr>
+          <w:p>
+            <w:r/>
+            <w:r>
+              <w:rPr>
+                <w:rFonts w:ascii="Microsoft YaHei" w:hAnsi="Microsoft YaHei" w:eastAsia="Microsoft YaHei"/>
+                <w:sz w:val="19"/>
+              </w:rPr>
+              <w:t>间接依赖</w:t>
+            </w:r>
+          </w:p>
+        </w:tc>
+        <w:tc>
+          <w:tcPr>
+            <w:tcW w:type="dxa" w:w="2880"/>
+          </w:tcPr>
+          <w:p>
+            <w:r/>
+            <w:r>
+              <w:rPr>
+                <w:rFonts w:ascii="Microsoft YaHei" w:hAnsi="Microsoft YaHei" w:eastAsia="Microsoft YaHei"/>
+                <w:sz w:val="19"/>
+              </w:rPr>
+              <w:t>直接使用（已内置）</w:t>
+            </w:r>
+          </w:p>
+        </w:tc>
+      </w:tr>
+      <w:tr>
+        <w:tc>
+          <w:tcPr>
+            <w:tcW w:type="dxa" w:w="2880"/>
+          </w:tcPr>
+          <w:p>
+            <w:r/>
+            <w:r>
+              <w:rPr>
+                <w:rFonts w:ascii="Microsoft YaHei" w:hAnsi="Microsoft YaHei" w:eastAsia="Microsoft YaHei"/>
+                <w:sz w:val="19"/>
+              </w:rPr>
+              <w:t>python-dotenv</w:t>
+            </w:r>
+          </w:p>
+        </w:tc>
+        <w:tc>
+          <w:tcPr>
+            <w:tcW w:type="dxa" w:w="2880"/>
+          </w:tcPr>
+          <w:p>
+            <w:r/>
+            <w:r>
+              <w:rPr>
+                <w:rFonts w:ascii="Microsoft YaHei" w:hAnsi="Microsoft YaHei" w:eastAsia="Microsoft YaHei"/>
+                <w:sz w:val="19"/>
+              </w:rPr>
+              <w:t>使用</w:t>
+            </w:r>
+          </w:p>
+        </w:tc>
+        <w:tc>
+          <w:tcPr>
+            <w:tcW w:type="dxa" w:w="2880"/>
+          </w:tcPr>
+          <w:p>
+            <w:r/>
+            <w:r>
+              <w:rPr>
+                <w:rFonts w:ascii="Microsoft YaHei" w:hAnsi="Microsoft YaHei" w:eastAsia="Microsoft YaHei"/>
+                <w:sz w:val="19"/>
+              </w:rPr>
+              <w:t>不使用（config.py 自实现 .env 解析）</w:t>
+            </w:r>
+          </w:p>
+        </w:tc>
+      </w:tr>
+      <w:tr>
+        <w:tc>
+          <w:tcPr>
+            <w:tcW w:type="dxa" w:w="2880"/>
+          </w:tcPr>
+          <w:p>
+            <w:r/>
+            <w:r>
+              <w:rPr>
+                <w:rFonts w:ascii="Microsoft YaHei" w:hAnsi="Microsoft YaHei" w:eastAsia="Microsoft YaHei"/>
+                <w:sz w:val="19"/>
+              </w:rPr>
+              <w:t>pydantic / fastapi / uvicorn</w:t>
+            </w:r>
+          </w:p>
+        </w:tc>
+        <w:tc>
+          <w:tcPr>
+            <w:tcW w:type="dxa" w:w="2880"/>
+          </w:tcPr>
+          <w:p>
+            <w:r/>
+            <w:r>
+              <w:rPr>
+                <w:rFonts w:ascii="Microsoft YaHei" w:hAnsi="Microsoft YaHei" w:eastAsia="Microsoft YaHei"/>
+                <w:sz w:val="19"/>
+              </w:rPr>
+              <w:t>使用</w:t>
+            </w:r>
+          </w:p>
+        </w:tc>
+        <w:tc>
+          <w:tcPr>
+            <w:tcW w:type="dxa" w:w="2880"/>
+          </w:tcPr>
+          <w:p>
+            <w:r/>
+            <w:r>
+              <w:rPr>
+                <w:rFonts w:ascii="Microsoft YaHei" w:hAnsi="Microsoft YaHei" w:eastAsia="Microsoft YaHei"/>
+                <w:sz w:val="19"/>
+              </w:rPr>
+              <w:t>不使用</w:t>
+            </w:r>
+          </w:p>
+        </w:tc>
+      </w:tr>
+    </w:tbl>
+    <w:p>
+      <w:pPr>
+        <w:spacing w:after="40"/>
+      </w:pPr>
+    </w:p>
+    <w:p>
+      <w:pPr>
+        <w:pStyle w:val="Heading2"/>
+      </w:pPr>
+      <w:r>
+        <w:rPr>
+          <w:rFonts w:ascii="Microsoft YaHei" w:hAnsi="Microsoft YaHei" w:eastAsia="Microsoft YaHei"/>
+          <w:b/>
+          <w:color w:val="1F3B63"/>
+          <w:sz w:val="26"/>
+        </w:rPr>
+        <w:t>3.4 服务地址与凭据（mem0_service/.env）</w:t>
+      </w:r>
+    </w:p>
+    <w:tbl>
+      <w:tblPr>
+        <w:tblStyle w:val="TableGrid"/>
+        <w:tblW w:type="auto" w:w="0"/>
+        <w:jc w:val="center"/>
+        <w:tblLook w:firstColumn="1" w:firstRow="1" w:lastColumn="0" w:lastRow="0" w:noHBand="0" w:noVBand="1" w:val="04A0"/>
+      </w:tblPr>
+      <w:tblGrid>
+        <w:gridCol w:w="2880"/>
+        <w:gridCol w:w="2880"/>
+        <w:gridCol w:w="2880"/>
+      </w:tblGrid>
+      <w:tr>
+        <w:tc>
+          <w:tcPr>
+            <w:tcW w:type="dxa" w:w="2880"/>
+            <w:shd w:val="clear" w:color="auto" w:fill="4472C4"/>
+          </w:tcPr>
+          <w:p>
+            <w:r/>
+            <w:r>
+              <w:rPr>
+                <w:rFonts w:ascii="Microsoft YaHei" w:hAnsi="Microsoft YaHei" w:eastAsia="Microsoft YaHei"/>
+                <w:b/>
+                <w:color w:val="FFFFFF"/>
+                <w:sz w:val="20"/>
+              </w:rPr>
+              <w:t>配置键</w:t>
+            </w:r>
+          </w:p>
+        </w:tc>
+        <w:tc>
+          <w:tcPr>
+            <w:tcW w:type="dxa" w:w="2880"/>
+            <w:shd w:val="clear" w:color="auto" w:fill="4472C4"/>
+          </w:tcPr>
+          <w:p>
+            <w:r/>
+            <w:r>
+              <w:rPr>
+                <w:rFonts w:ascii="Microsoft YaHei" w:hAnsi="Microsoft YaHei" w:eastAsia="Microsoft YaHei"/>
+                <w:b/>
+                <w:color w:val="FFFFFF"/>
+                <w:sz w:val="20"/>
+              </w:rPr>
+              <w:t>当前值</w:t>
+            </w:r>
+          </w:p>
+        </w:tc>
+        <w:tc>
+          <w:tcPr>
+            <w:tcW w:type="dxa" w:w="2880"/>
+            <w:shd w:val="clear" w:color="auto" w:fill="4472C4"/>
+          </w:tcPr>
+          <w:p>
+            <w:r/>
+            <w:r>
+              <w:rPr>
+                <w:rFonts w:ascii="Microsoft YaHei" w:hAnsi="Microsoft YaHei" w:eastAsia="Microsoft YaHei"/>
+                <w:b/>
+                <w:color w:val="FFFFFF"/>
+                <w:sz w:val="20"/>
+              </w:rPr>
+              <w:t>说明</w:t>
+            </w:r>
+          </w:p>
+        </w:tc>
+      </w:tr>
+      <w:tr>
+        <w:tc>
+          <w:tcPr>
+            <w:tcW w:type="dxa" w:w="2880"/>
+          </w:tcPr>
+          <w:p>
+            <w:r/>
+            <w:r>
+              <w:rPr>
+                <w:rFonts w:ascii="Microsoft YaHei" w:hAnsi="Microsoft YaHei" w:eastAsia="Microsoft YaHei"/>
+                <w:sz w:val="19"/>
+              </w:rPr>
+              <w:t>VOLC_MEM0_HOST</w:t>
             </w:r>
           </w:p>
         </w:tc>
@@ -815,15 +2403,13 @@
           </w:tcPr>
           <w:p>
             <w:r>
-              <w:rPr>
-                <w:b/>
-              </w:rPr>
+              <w:t>https://mem0-&lt;your-instance-id&gt;.mem0.volces.com:8000</w:t>
             </w:r>
             <w:r>
               <w:rPr>
-                <w:b/>
+                <w:rFonts w:ascii="Microsoft YaHei" w:hAnsi="Microsoft YaHei" w:eastAsia="Microsoft YaHei"/>
+                <w:sz w:val="19"/>
               </w:rPr>
-              <w:t>版本</w:t>
             </w:r>
           </w:p>
         </w:tc>
@@ -833,13 +2419,3443 @@
           </w:tcPr>
           <w:p>
             <w:r>
-              <w:rPr>
-                <w:b/>
-              </w:rPr>
+              <w:t>控制台获取的专属公网连接地址</w:t>
             </w:r>
             <w:r>
               <w:rPr>
+                <w:rFonts w:ascii="Microsoft YaHei" w:hAnsi="Microsoft YaHei" w:eastAsia="Microsoft YaHei"/>
+                <w:sz w:val="19"/>
+              </w:rPr>
+            </w:r>
+          </w:p>
+        </w:tc>
+      </w:tr>
+      <w:tr>
+        <w:tc>
+          <w:tcPr>
+            <w:tcW w:type="dxa" w:w="2880"/>
+          </w:tcPr>
+          <w:p>
+            <w:r/>
+            <w:r>
+              <w:rPr>
+                <w:rFonts w:ascii="Microsoft YaHei" w:hAnsi="Microsoft YaHei" w:eastAsia="Microsoft YaHei"/>
+                <w:sz w:val="19"/>
+              </w:rPr>
+              <w:t>VOLC_MEM0_API_KEY</w:t>
+            </w:r>
+          </w:p>
+        </w:tc>
+        <w:tc>
+          <w:tcPr>
+            <w:tcW w:type="dxa" w:w="2880"/>
+          </w:tcPr>
+          <w:p>
+            <w:r>
+              <w:t>&lt;your-api-key&gt;（已脱敏）</w:t>
+            </w:r>
+            <w:r>
+              <w:rPr>
+                <w:rFonts w:ascii="Microsoft YaHei" w:hAnsi="Microsoft YaHei" w:eastAsia="Microsoft YaHei"/>
+                <w:sz w:val="19"/>
+              </w:rPr>
+            </w:r>
+          </w:p>
+        </w:tc>
+        <w:tc>
+          <w:tcPr>
+            <w:tcW w:type="dxa" w:w="2880"/>
+          </w:tcPr>
+          <w:p>
+            <w:r/>
+            <w:r>
+              <w:rPr>
+                <w:rFonts w:ascii="Microsoft YaHei" w:hAnsi="Microsoft YaHei" w:eastAsia="Microsoft YaHei"/>
+                <w:sz w:val="19"/>
+              </w:rPr>
+              <w:t>以火山引擎控制台实际值为准</w:t>
+            </w:r>
+          </w:p>
+        </w:tc>
+      </w:tr>
+      <w:tr>
+        <w:tc>
+          <w:tcPr>
+            <w:tcW w:type="dxa" w:w="2880"/>
+          </w:tcPr>
+          <w:p>
+            <w:r/>
+            <w:r>
+              <w:rPr>
+                <w:rFonts w:ascii="Microsoft YaHei" w:hAnsi="Microsoft YaHei" w:eastAsia="Microsoft YaHei"/>
+                <w:sz w:val="19"/>
+              </w:rPr>
+              <w:t>MEM0_QPS_LIMIT</w:t>
+            </w:r>
+          </w:p>
+        </w:tc>
+        <w:tc>
+          <w:tcPr>
+            <w:tcW w:type="dxa" w:w="2880"/>
+          </w:tcPr>
+          <w:p>
+            <w:r/>
+            <w:r>
+              <w:rPr>
+                <w:rFonts w:ascii="Microsoft YaHei" w:hAnsi="Microsoft YaHei" w:eastAsia="Microsoft YaHei"/>
+                <w:sz w:val="19"/>
+              </w:rPr>
+              <w:t>18</w:t>
+            </w:r>
+          </w:p>
+        </w:tc>
+        <w:tc>
+          <w:tcPr>
+            <w:tcW w:type="dxa" w:w="2880"/>
+          </w:tcPr>
+          <w:p>
+            <w:r/>
+            <w:r>
+              <w:rPr>
+                <w:rFonts w:ascii="Microsoft YaHei" w:hAnsi="Microsoft YaHei" w:eastAsia="Microsoft YaHei"/>
+                <w:sz w:val="19"/>
+              </w:rPr>
+              <w:t>客户端限流上限（火山引擎硬限 20 QPS）</w:t>
+            </w:r>
+          </w:p>
+        </w:tc>
+      </w:tr>
+      <w:tr>
+        <w:tc>
+          <w:tcPr>
+            <w:tcW w:type="dxa" w:w="2880"/>
+          </w:tcPr>
+          <w:p>
+            <w:r/>
+            <w:r>
+              <w:rPr>
+                <w:rFonts w:ascii="Microsoft YaHei" w:hAnsi="Microsoft YaHei" w:eastAsia="Microsoft YaHei"/>
+                <w:sz w:val="19"/>
+              </w:rPr>
+              <w:t>MEM0_REQUEST_TIMEOUT</w:t>
+            </w:r>
+          </w:p>
+        </w:tc>
+        <w:tc>
+          <w:tcPr>
+            <w:tcW w:type="dxa" w:w="2880"/>
+          </w:tcPr>
+          <w:p>
+            <w:r/>
+            <w:r>
+              <w:rPr>
+                <w:rFonts w:ascii="Microsoft YaHei" w:hAnsi="Microsoft YaHei" w:eastAsia="Microsoft YaHei"/>
+                <w:sz w:val="19"/>
+              </w:rPr>
+              <w:t>5</w:t>
+            </w:r>
+          </w:p>
+        </w:tc>
+        <w:tc>
+          <w:tcPr>
+            <w:tcW w:type="dxa" w:w="2880"/>
+          </w:tcPr>
+          <w:p>
+            <w:r/>
+            <w:r>
+              <w:rPr>
+                <w:rFonts w:ascii="Microsoft YaHei" w:hAnsi="Microsoft YaHei" w:eastAsia="Microsoft YaHei"/>
+                <w:sz w:val="19"/>
+              </w:rPr>
+              <w:t>连接超时（秒）</w:t>
+            </w:r>
+          </w:p>
+        </w:tc>
+      </w:tr>
+      <w:tr>
+        <w:tc>
+          <w:tcPr>
+            <w:tcW w:type="dxa" w:w="2880"/>
+          </w:tcPr>
+          <w:p>
+            <w:r/>
+            <w:r>
+              <w:rPr>
+                <w:rFonts w:ascii="Microsoft YaHei" w:hAnsi="Microsoft YaHei" w:eastAsia="Microsoft YaHei"/>
+                <w:sz w:val="19"/>
+              </w:rPr>
+              <w:t>MEM0_READ_TIMEOUT</w:t>
+            </w:r>
+          </w:p>
+        </w:tc>
+        <w:tc>
+          <w:tcPr>
+            <w:tcW w:type="dxa" w:w="2880"/>
+          </w:tcPr>
+          <w:p>
+            <w:r>
+              <w:t>15</w:t>
+            </w:r>
+            <w:r>
+              <w:rPr>
+                <w:rFonts w:ascii="Microsoft YaHei" w:hAnsi="Microsoft YaHei" w:eastAsia="Microsoft YaHei"/>
+                <w:sz w:val="19"/>
+              </w:rPr>
+            </w:r>
+          </w:p>
+        </w:tc>
+        <w:tc>
+          <w:tcPr>
+            <w:tcW w:type="dxa" w:w="2880"/>
+          </w:tcPr>
+          <w:p>
+            <w:r/>
+            <w:r>
+              <w:rPr>
+                <w:rFonts w:ascii="Microsoft YaHei" w:hAnsi="Microsoft YaHei" w:eastAsia="Microsoft YaHei"/>
+                <w:sz w:val="19"/>
+              </w:rPr>
+              <w:t>读取超时（秒）</w:t>
+            </w:r>
+          </w:p>
+        </w:tc>
+      </w:tr>
+      <w:tr>
+        <w:tc>
+          <w:tcPr>
+            <w:tcW w:type="dxa" w:w="2880"/>
+          </w:tcPr>
+          <w:p>
+            <w:r/>
+            <w:r>
+              <w:rPr>
+                <w:rFonts w:ascii="Microsoft YaHei" w:hAnsi="Microsoft YaHei" w:eastAsia="Microsoft YaHei"/>
+                <w:sz w:val="19"/>
+              </w:rPr>
+              <w:t>MEM0_BLACKLIST_TTL</w:t>
+            </w:r>
+          </w:p>
+        </w:tc>
+        <w:tc>
+          <w:tcPr>
+            <w:tcW w:type="dxa" w:w="2880"/>
+          </w:tcPr>
+          <w:p>
+            <w:r/>
+            <w:r>
+              <w:rPr>
+                <w:rFonts w:ascii="Microsoft YaHei" w:hAnsi="Microsoft YaHei" w:eastAsia="Microsoft YaHei"/>
+                <w:sz w:val="19"/>
+              </w:rPr>
+              <w:t>900</w:t>
+            </w:r>
+          </w:p>
+        </w:tc>
+        <w:tc>
+          <w:tcPr>
+            <w:tcW w:type="dxa" w:w="2880"/>
+          </w:tcPr>
+          <w:p>
+            <w:r/>
+            <w:r>
+              <w:rPr>
+                <w:rFonts w:ascii="Microsoft YaHei" w:hAnsi="Microsoft YaHei" w:eastAsia="Microsoft YaHei"/>
+                <w:sz w:val="19"/>
+              </w:rPr>
+              <w:t>删除防复活黑名单 TTL（秒）</w:t>
+            </w:r>
+          </w:p>
+        </w:tc>
+      </w:tr>
+    </w:tbl>
+    <w:p>
+      <w:pPr>
+        <w:spacing w:after="40"/>
+      </w:pPr>
+    </w:p>
+    <w:p>
+      <w:pPr>
+        <w:spacing w:after="80"/>
+      </w:pPr>
+      <w:r>
+        <w:rPr>
+          <w:rFonts w:ascii="Microsoft YaHei" w:hAnsi="Microsoft YaHei" w:eastAsia="Microsoft YaHei"/>
+          <w:b w:val="0"/>
+          <w:sz w:val="21"/>
+        </w:rPr>
+        <w:t>提示：.env 中可能残留 MEM0_SERVICE_HOST / MEM0_SERVICE_PORT / MEM0_QUEUE_MAX_SIZE 等 v1.0 旧键，v2.0 不再读取，可忽略或删除。</w:t>
+      </w:r>
+    </w:p>
+    <w:p>
+      <w:pPr>
+        <w:pStyle w:val="Heading1"/>
+      </w:pPr>
+      <w:r>
+        <w:rPr>
+          <w:rFonts w:ascii="Microsoft YaHei" w:hAnsi="Microsoft YaHei" w:eastAsia="Microsoft YaHei"/>
+          <w:b/>
+          <w:color w:val="1F3B63"/>
+          <w:sz w:val="32"/>
+        </w:rPr>
+        <w:t>四、快速上手指南</w:t>
+      </w:r>
+    </w:p>
+    <w:p>
+      <w:pPr>
+        <w:pStyle w:val="Heading2"/>
+      </w:pPr>
+      <w:r>
+        <w:rPr>
+          <w:rFonts w:ascii="Microsoft YaHei" w:hAnsi="Microsoft YaHei" w:eastAsia="Microsoft YaHei"/>
+          <w:b/>
+          <w:color w:val="1F3B63"/>
+          <w:sz w:val="26"/>
+        </w:rPr>
+        <w:t>4.1 首次配置</w:t>
+      </w:r>
+    </w:p>
+    <w:p>
+      <w:pPr>
+        <w:pStyle w:val="ListBullet"/>
+        <w:spacing w:after="40"/>
+      </w:pPr>
+      <w:r>
+        <w:rPr>
+          <w:rFonts w:ascii="Microsoft YaHei" w:hAnsi="Microsoft YaHei" w:eastAsia="Microsoft YaHei"/>
+          <w:sz w:val="21"/>
+        </w:rPr>
+        <w:t>确认插件目录 %USERPROFILE%\.qwenpaw\plugins\mem0-integration 存在，且 mem0_service\.env 已填写。</w:t>
+      </w:r>
+    </w:p>
+    <w:p>
+      <w:pPr>
+        <w:pStyle w:val="ListBullet"/>
+        <w:spacing w:after="40"/>
+      </w:pPr>
+      <w:r>
+        <w:rPr>
+          <w:rFonts w:ascii="Microsoft YaHei" w:hAnsi="Microsoft YaHei" w:eastAsia="Microsoft YaHei"/>
+          <w:sz w:val="21"/>
+        </w:rPr>
+        <w:t>在 .env 中填入 VOLC_MEM0_HOST 与 VOLC_MEM0_API_KEY。</w:t>
+      </w:r>
+    </w:p>
+    <w:p>
+      <w:pPr>
+        <w:pStyle w:val="ListBullet"/>
+        <w:spacing w:after="40"/>
+      </w:pPr>
+      <w:r>
+        <w:rPr>
+          <w:rFonts w:ascii="Microsoft YaHei" w:hAnsi="Microsoft YaHei" w:eastAsia="Microsoft YaHei"/>
+          <w:sz w:val="21"/>
+        </w:rPr>
+        <w:t>重启 QwenPaw。</w:t>
+      </w:r>
+    </w:p>
+    <w:p>
+      <w:pPr>
+        <w:pStyle w:val="Heading2"/>
+      </w:pPr>
+      <w:r>
+        <w:rPr>
+          <w:rFonts w:ascii="Microsoft YaHei" w:hAnsi="Microsoft YaHei" w:eastAsia="Microsoft YaHei"/>
+          <w:b/>
+          <w:color w:val="1F3B63"/>
+          <w:sz w:val="26"/>
+        </w:rPr>
+        <w:t>4.2 为 Agent 开启 / 关闭 Mem0</w:t>
+      </w:r>
+    </w:p>
+    <w:p>
+      <w:pPr>
+        <w:spacing w:after="80"/>
+      </w:pPr>
+      <w:r>
+        <w:rPr>
+          <w:rFonts w:ascii="Microsoft YaHei" w:hAnsi="Microsoft YaHei" w:eastAsia="Microsoft YaHei"/>
+          <w:b w:val="0"/>
+          <w:sz w:val="21"/>
+        </w:rPr>
+        <w:t>使用插件目录下的 set_mem0_agent.ps1 脚本（原理：修改对应 workspace 的 agent.json 中 running.memory_manager_backend 字段）：</w:t>
+      </w:r>
+    </w:p>
+    <w:p>
+      <w:pPr>
+        <w:spacing w:before="80" w:after="120"/>
+        <w:ind w:left="283"/>
+        <w:shd w:val="clear" w:color="auto" w:fill="F2F2F2"/>
+      </w:pPr>
+      <w:r>
+        <w:rPr>
+          <w:rFonts w:ascii="Consolas" w:hAnsi="Consolas" w:eastAsia="Consolas"/>
+          <w:color w:val="222222"/>
+          <w:sz w:val="19"/>
+        </w:rPr>
+        <w:t># 查看各 Agent 当前后端</w:t>
+        <w:br/>
+        <w:t>.\set_mem0_agent.ps1 -List</w:t>
+        <w:br/>
+        <w:br/>
+        <w:t># 为 default 开启云端 Mem0</w:t>
+        <w:br/>
+        <w:t>.\set_mem0_agent.ps1 -AgentId default</w:t>
+        <w:br/>
+        <w:br/>
+        <w:t># 为 your_agent 关闭云端 Mem0（改回本地 ReMe）</w:t>
+        <w:br/>
+        <w:t>.\set_mem0_agent.ps1 -AgentId your_agent -Backend remelight</w:t>
+      </w:r>
+    </w:p>
+    <w:p>
+      <w:pPr>
+        <w:pStyle w:val="ListBullet"/>
+        <w:spacing w:after="40"/>
+      </w:pPr>
+      <w:r>
+        <w:rPr>
+          <w:rFonts w:ascii="Microsoft YaHei" w:hAnsi="Microsoft YaHei" w:eastAsia="Microsoft YaHei"/>
+          <w:sz w:val="21"/>
+        </w:rPr>
+        <w:t>取值：mem0 = 火山引擎云端 Mem0（计费）；remelight = 本地 ReMe（免费）。</w:t>
+      </w:r>
+    </w:p>
+    <w:p>
+      <w:pPr>
+        <w:pStyle w:val="ListBullet"/>
+        <w:spacing w:after="40"/>
+      </w:pPr>
+      <w:r>
+        <w:rPr>
+          <w:rFonts w:ascii="Microsoft YaHei" w:hAnsi="Microsoft YaHei" w:eastAsia="Microsoft YaHei"/>
+          <w:sz w:val="21"/>
+        </w:rPr>
+        <w:t>安全性：写入前自动备份到 ~/.qwenpaw/workspaces/_backend_switch_backups/，替换前校验“仅 1 处匹配”，替换后校验 JSON 合法性。</w:t>
+      </w:r>
+    </w:p>
+    <w:p>
+      <w:pPr>
+        <w:pStyle w:val="ListBullet"/>
+        <w:spacing w:after="40"/>
+      </w:pPr>
+      <w:r>
+        <w:rPr>
+          <w:rFonts w:ascii="Microsoft YaHei" w:hAnsi="Microsoft YaHei" w:eastAsia="Microsoft YaHei"/>
+          <w:sz w:val="21"/>
+        </w:rPr>
+        <w:t>修改后需重启 QwenPaw 生效。</w:t>
+      </w:r>
+    </w:p>
+    <w:p>
+      <w:pPr>
+        <w:pStyle w:val="Heading2"/>
+      </w:pPr>
+      <w:r>
+        <w:rPr>
+          <w:rFonts w:ascii="Microsoft YaHei" w:hAnsi="Microsoft YaHei" w:eastAsia="Microsoft YaHei"/>
+          <w:b/>
+          <w:color w:val="1F3B63"/>
+          <w:sz w:val="26"/>
+        </w:rPr>
+        <w:t>4.3 当前 Agent 状态（示例）</w:t>
+      </w:r>
+    </w:p>
+    <w:tbl>
+      <w:tblPr>
+        <w:tblStyle w:val="TableGrid"/>
+        <w:tblW w:type="auto" w:w="0"/>
+        <w:jc w:val="center"/>
+        <w:tblLook w:firstColumn="1" w:firstRow="1" w:lastColumn="0" w:lastRow="0" w:noHBand="0" w:noVBand="1" w:val="04A0"/>
+      </w:tblPr>
+      <w:tblGrid>
+        <w:gridCol w:w="2880"/>
+        <w:gridCol w:w="2880"/>
+        <w:gridCol w:w="2880"/>
+      </w:tblGrid>
+      <w:tr>
+        <w:tc>
+          <w:tcPr>
+            <w:tcW w:type="dxa" w:w="2880"/>
+            <w:shd w:val="clear" w:color="auto" w:fill="4472C4"/>
+          </w:tcPr>
+          <w:p>
+            <w:r/>
+            <w:r>
+              <w:rPr>
+                <w:rFonts w:ascii="Microsoft YaHei" w:hAnsi="Microsoft YaHei" w:eastAsia="Microsoft YaHei"/>
                 <w:b/>
+                <w:color w:val="FFFFFF"/>
+                <w:sz w:val="20"/>
+              </w:rPr>
+              <w:t>Agent</w:t>
+            </w:r>
+          </w:p>
+        </w:tc>
+        <w:tc>
+          <w:tcPr>
+            <w:tcW w:type="dxa" w:w="2880"/>
+            <w:shd w:val="clear" w:color="auto" w:fill="4472C4"/>
+          </w:tcPr>
+          <w:p>
+            <w:r/>
+            <w:r>
+              <w:rPr>
+                <w:rFonts w:ascii="Microsoft YaHei" w:hAnsi="Microsoft YaHei" w:eastAsia="Microsoft YaHei"/>
+                <w:b/>
+                <w:color w:val="FFFFFF"/>
+                <w:sz w:val="20"/>
+              </w:rPr>
+              <w:t>当前后端</w:t>
+            </w:r>
+          </w:p>
+        </w:tc>
+        <w:tc>
+          <w:tcPr>
+            <w:tcW w:type="dxa" w:w="2880"/>
+            <w:shd w:val="clear" w:color="auto" w:fill="4472C4"/>
+          </w:tcPr>
+          <w:p>
+            <w:r/>
+            <w:r>
+              <w:rPr>
+                <w:rFonts w:ascii="Microsoft YaHei" w:hAnsi="Microsoft YaHei" w:eastAsia="Microsoft YaHei"/>
+                <w:b/>
+                <w:color w:val="FFFFFF"/>
+                <w:sz w:val="20"/>
+              </w:rPr>
+              <w:t>含义</w:t>
+            </w:r>
+          </w:p>
+        </w:tc>
+      </w:tr>
+      <w:tr>
+        <w:tc>
+          <w:tcPr>
+            <w:tcW w:type="dxa" w:w="2880"/>
+          </w:tcPr>
+          <w:p>
+            <w:r/>
+            <w:r>
+              <w:rPr>
+                <w:rFonts w:ascii="Microsoft YaHei" w:hAnsi="Microsoft YaHei" w:eastAsia="Microsoft YaHei"/>
+                <w:sz w:val="19"/>
+              </w:rPr>
+              <w:t>default</w:t>
+            </w:r>
+          </w:p>
+        </w:tc>
+        <w:tc>
+          <w:tcPr>
+            <w:tcW w:type="dxa" w:w="2880"/>
+          </w:tcPr>
+          <w:p>
+            <w:r/>
+            <w:r>
+              <w:rPr>
+                <w:rFonts w:ascii="Microsoft YaHei" w:hAnsi="Microsoft YaHei" w:eastAsia="Microsoft YaHei"/>
+                <w:sz w:val="19"/>
+              </w:rPr>
+              <w:t>mem0</w:t>
+            </w:r>
+          </w:p>
+        </w:tc>
+        <w:tc>
+          <w:tcPr>
+            <w:tcW w:type="dxa" w:w="2880"/>
+          </w:tcPr>
+          <w:p>
+            <w:r/>
+            <w:r>
+              <w:rPr>
+                <w:rFonts w:ascii="Microsoft YaHei" w:hAnsi="Microsoft YaHei" w:eastAsia="Microsoft YaHei"/>
+                <w:sz w:val="19"/>
+              </w:rPr>
+              <w:t>火山引擎 Mem0（云端）</w:t>
+            </w:r>
+          </w:p>
+        </w:tc>
+      </w:tr>
+      <w:tr>
+        <w:tc>
+          <w:tcPr>
+            <w:tcW w:type="dxa" w:w="2880"/>
+          </w:tcPr>
+          <w:p>
+            <w:r>
+              <w:t>your_agent</w:t>
+            </w:r>
+            <w:r>
+              <w:rPr>
+                <w:rFonts w:ascii="Microsoft YaHei" w:hAnsi="Microsoft YaHei" w:eastAsia="Microsoft YaHei"/>
+                <w:sz w:val="19"/>
+              </w:rPr>
+            </w:r>
+          </w:p>
+        </w:tc>
+        <w:tc>
+          <w:tcPr>
+            <w:tcW w:type="dxa" w:w="2880"/>
+          </w:tcPr>
+          <w:p>
+            <w:r/>
+            <w:r>
+              <w:rPr>
+                <w:rFonts w:ascii="Microsoft YaHei" w:hAnsi="Microsoft YaHei" w:eastAsia="Microsoft YaHei"/>
+                <w:sz w:val="19"/>
+              </w:rPr>
+              <w:t>mem0</w:t>
+            </w:r>
+          </w:p>
+        </w:tc>
+        <w:tc>
+          <w:tcPr>
+            <w:tcW w:type="dxa" w:w="2880"/>
+          </w:tcPr>
+          <w:p>
+            <w:r/>
+            <w:r>
+              <w:rPr>
+                <w:rFonts w:ascii="Microsoft YaHei" w:hAnsi="Microsoft YaHei" w:eastAsia="Microsoft YaHei"/>
+                <w:sz w:val="19"/>
+              </w:rPr>
+              <w:t>火山引擎 Mem0（云端）</w:t>
+            </w:r>
+          </w:p>
+        </w:tc>
+      </w:tr>
+      <w:tr>
+        <w:tc>
+          <w:tcPr>
+            <w:tcW w:type="dxa" w:w="2880"/>
+          </w:tcPr>
+          <w:p>
+            <w:r>
+              <w:t>another_agent</w:t>
+            </w:r>
+            <w:r>
+              <w:rPr>
+                <w:rFonts w:ascii="Microsoft YaHei" w:hAnsi="Microsoft YaHei" w:eastAsia="Microsoft YaHei"/>
+                <w:sz w:val="19"/>
+              </w:rPr>
+            </w:r>
+          </w:p>
+        </w:tc>
+        <w:tc>
+          <w:tcPr>
+            <w:tcW w:type="dxa" w:w="2880"/>
+          </w:tcPr>
+          <w:p>
+            <w:r/>
+            <w:r>
+              <w:rPr>
+                <w:rFonts w:ascii="Microsoft YaHei" w:hAnsi="Microsoft YaHei" w:eastAsia="Microsoft YaHei"/>
+                <w:sz w:val="19"/>
+              </w:rPr>
+              <w:t>remelight</w:t>
+            </w:r>
+          </w:p>
+        </w:tc>
+        <w:tc>
+          <w:tcPr>
+            <w:tcW w:type="dxa" w:w="2880"/>
+          </w:tcPr>
+          <w:p>
+            <w:r/>
+            <w:r>
+              <w:rPr>
+                <w:rFonts w:ascii="Microsoft YaHei" w:hAnsi="Microsoft YaHei" w:eastAsia="Microsoft YaHei"/>
+                <w:sz w:val="19"/>
+              </w:rPr>
+              <w:t>本地 ReMe（免费）</w:t>
+            </w:r>
+          </w:p>
+        </w:tc>
+      </w:tr>
+    </w:tbl>
+    <w:p>
+      <w:pPr>
+        <w:spacing w:after="40"/>
+      </w:pPr>
+    </w:p>
+    <w:p>
+      <w:pPr>
+        <w:pStyle w:val="Heading2"/>
+      </w:pPr>
+      <w:r>
+        <w:rPr>
+          <w:rFonts w:ascii="Microsoft YaHei" w:hAnsi="Microsoft YaHei" w:eastAsia="Microsoft YaHei"/>
+          <w:b/>
+          <w:color w:val="1F3B63"/>
+          <w:sz w:val="26"/>
+        </w:rPr>
+        <w:t>4.4 启动与激活</w:t>
+      </w:r>
+    </w:p>
+    <w:p>
+      <w:pPr>
+        <w:spacing w:after="80"/>
+      </w:pPr>
+      <w:r>
+        <w:rPr>
+          <w:rFonts w:ascii="Microsoft YaHei" w:hAnsi="Microsoft YaHei" w:eastAsia="Microsoft YaHei"/>
+          <w:b w:val="0"/>
+          <w:sz w:val="21"/>
+        </w:rPr>
+        <w:t>QwenPaw 的 Agent 工作区会先于插件加载启动，因此配置为 mem0 的 Agent 首次可能回退到 remelight。插件在启动后约 20 秒自动执行一次零停机重载完成激活，无需人工干预。</w:t>
+      </w:r>
+    </w:p>
+    <w:tbl>
+      <w:tblPr>
+        <w:tblStyle w:val="TableGrid"/>
+        <w:tblW w:type="auto" w:w="0"/>
+        <w:jc w:val="center"/>
+        <w:tblLook w:firstColumn="1" w:firstRow="1" w:lastColumn="0" w:lastRow="0" w:noHBand="0" w:noVBand="1" w:val="04A0"/>
+      </w:tblPr>
+      <w:tblGrid>
+        <w:gridCol w:w="2880"/>
+        <w:gridCol w:w="2880"/>
+        <w:gridCol w:w="2880"/>
+      </w:tblGrid>
+      <w:tr>
+        <w:tc>
+          <w:tcPr>
+            <w:tcW w:type="dxa" w:w="2880"/>
+            <w:shd w:val="clear" w:color="auto" w:fill="4472C4"/>
+          </w:tcPr>
+          <w:p>
+            <w:r/>
+            <w:r>
+              <w:rPr>
+                <w:rFonts w:ascii="Microsoft YaHei" w:hAnsi="Microsoft YaHei" w:eastAsia="Microsoft YaHei"/>
+                <w:b/>
+                <w:color w:val="FFFFFF"/>
+                <w:sz w:val="20"/>
+              </w:rPr>
+              <w:t>步骤</w:t>
+            </w:r>
+          </w:p>
+        </w:tc>
+        <w:tc>
+          <w:tcPr>
+            <w:tcW w:type="dxa" w:w="2880"/>
+            <w:shd w:val="clear" w:color="auto" w:fill="4472C4"/>
+          </w:tcPr>
+          <w:p>
+            <w:r/>
+            <w:r>
+              <w:rPr>
+                <w:rFonts w:ascii="Microsoft YaHei" w:hAnsi="Microsoft YaHei" w:eastAsia="Microsoft YaHei"/>
+                <w:b/>
+                <w:color w:val="FFFFFF"/>
+                <w:sz w:val="20"/>
+              </w:rPr>
+              <w:t>调用</w:t>
+            </w:r>
+          </w:p>
+        </w:tc>
+        <w:tc>
+          <w:tcPr>
+            <w:tcW w:type="dxa" w:w="2880"/>
+            <w:shd w:val="clear" w:color="auto" w:fill="4472C4"/>
+          </w:tcPr>
+          <w:p>
+            <w:r/>
+            <w:r>
+              <w:rPr>
+                <w:rFonts w:ascii="Microsoft YaHei" w:hAnsi="Microsoft YaHei" w:eastAsia="Microsoft YaHei"/>
+                <w:b/>
+                <w:color w:val="FFFFFF"/>
+                <w:sz w:val="20"/>
+              </w:rPr>
+              <w:t>作用</w:t>
+            </w:r>
+          </w:p>
+        </w:tc>
+      </w:tr>
+      <w:tr>
+        <w:tc>
+          <w:tcPr>
+            <w:tcW w:type="dxa" w:w="2880"/>
+          </w:tcPr>
+          <w:p>
+            <w:r/>
+            <w:r>
+              <w:rPr>
+                <w:rFonts w:ascii="Microsoft YaHei" w:hAnsi="Microsoft YaHei" w:eastAsia="Microsoft YaHei"/>
+                <w:sz w:val="19"/>
+              </w:rPr>
+              <w:t>1</w:t>
+            </w:r>
+          </w:p>
+        </w:tc>
+        <w:tc>
+          <w:tcPr>
+            <w:tcW w:type="dxa" w:w="2880"/>
+          </w:tcPr>
+          <w:p>
+            <w:r/>
+            <w:r>
+              <w:rPr>
+                <w:rFonts w:ascii="Microsoft YaHei" w:hAnsi="Microsoft YaHei" w:eastAsia="Microsoft YaHei"/>
+                <w:sz w:val="19"/>
+              </w:rPr>
+              <w:t>memory_registry.reserve_selection("mem0", agent_id)</w:t>
+            </w:r>
+          </w:p>
+        </w:tc>
+        <w:tc>
+          <w:tcPr>
+            <w:tcW w:type="dxa" w:w="2880"/>
+          </w:tcPr>
+          <w:p>
+            <w:r/>
+            <w:r>
+              <w:rPr>
+                <w:rFonts w:ascii="Microsoft YaHei" w:hAnsi="Microsoft YaHei" w:eastAsia="Microsoft YaHei"/>
+                <w:sz w:val="19"/>
+              </w:rPr>
+              <w:t>登记“预留”，使配置在重载时被采纳（本身不创建实例）</w:t>
+            </w:r>
+          </w:p>
+        </w:tc>
+      </w:tr>
+      <w:tr>
+        <w:tc>
+          <w:tcPr>
+            <w:tcW w:type="dxa" w:w="2880"/>
+          </w:tcPr>
+          <w:p>
+            <w:r/>
+            <w:r>
+              <w:rPr>
+                <w:rFonts w:ascii="Microsoft YaHei" w:hAnsi="Microsoft YaHei" w:eastAsia="Microsoft YaHei"/>
+                <w:sz w:val="19"/>
+              </w:rPr>
+              <w:t>2</w:t>
+            </w:r>
+          </w:p>
+        </w:tc>
+        <w:tc>
+          <w:tcPr>
+            <w:tcW w:type="dxa" w:w="2880"/>
+          </w:tcPr>
+          <w:p>
+            <w:r/>
+            <w:r>
+              <w:rPr>
+                <w:rFonts w:ascii="Microsoft YaHei" w:hAnsi="Microsoft YaHei" w:eastAsia="Microsoft YaHei"/>
+                <w:sz w:val="19"/>
+              </w:rPr>
+              <w:t>MultiAgentManager.reload_agent(agent_id)</w:t>
+            </w:r>
+          </w:p>
+        </w:tc>
+        <w:tc>
+          <w:tcPr>
+            <w:tcW w:type="dxa" w:w="2880"/>
+          </w:tcPr>
+          <w:p>
+            <w:r/>
+            <w:r>
+              <w:rPr>
+                <w:rFonts w:ascii="Microsoft YaHei" w:hAnsi="Microsoft YaHei" w:eastAsia="Microsoft YaHei"/>
+                <w:sz w:val="19"/>
+              </w:rPr>
+              <w:t>零停机重载工作区，此时预留生效、后端被实例化</w:t>
+            </w:r>
+          </w:p>
+        </w:tc>
+      </w:tr>
+      <w:tr>
+        <w:tc>
+          <w:tcPr>
+            <w:tcW w:type="dxa" w:w="2880"/>
+          </w:tcPr>
+          <w:p>
+            <w:r/>
+            <w:r>
+              <w:rPr>
+                <w:rFonts w:ascii="Microsoft YaHei" w:hAnsi="Microsoft YaHei" w:eastAsia="Microsoft YaHei"/>
+                <w:sz w:val="19"/>
+              </w:rPr>
+              <w:t>3</w:t>
+            </w:r>
+          </w:p>
+        </w:tc>
+        <w:tc>
+          <w:tcPr>
+            <w:tcW w:type="dxa" w:w="2880"/>
+          </w:tcPr>
+          <w:p>
+            <w:r/>
+            <w:r>
+              <w:rPr>
+                <w:rFonts w:ascii="Microsoft YaHei" w:hAnsi="Microsoft YaHei" w:eastAsia="Microsoft YaHei"/>
+                <w:sz w:val="19"/>
+              </w:rPr>
+              <w:t>真实实例复核</w:t>
+            </w:r>
+          </w:p>
+        </w:tc>
+        <w:tc>
+          <w:tcPr>
+            <w:tcW w:type="dxa" w:w="2880"/>
+          </w:tcPr>
+          <w:p>
+            <w:r/>
+            <w:r>
+              <w:rPr>
+                <w:rFonts w:ascii="Microsoft YaHei" w:hAnsi="Microsoft YaHei" w:eastAsia="Microsoft YaHei"/>
+                <w:sz w:val="19"/>
+              </w:rPr>
+              <w:t>以 isinstance 扫描为准，确认 Mem0MemoryManager 实例存在</w:t>
+            </w:r>
+          </w:p>
+        </w:tc>
+      </w:tr>
+    </w:tbl>
+    <w:p>
+      <w:pPr>
+        <w:spacing w:after="40"/>
+      </w:pPr>
+    </w:p>
+    <w:p>
+      <w:pPr>
+        <w:spacing w:after="80"/>
+      </w:pPr>
+      <w:r>
+        <w:rPr>
+          <w:rFonts w:ascii="Microsoft YaHei" w:hAnsi="Microsoft YaHei" w:eastAsia="Microsoft YaHei"/>
+          <w:b w:val="0"/>
+          <w:sz w:val="21"/>
+        </w:rPr>
+        <w:t>成功判据：backend.log 出现</w:t>
+      </w:r>
+    </w:p>
+    <w:p>
+      <w:pPr>
+        <w:spacing w:before="80" w:after="120"/>
+        <w:ind w:left="283"/>
+        <w:shd w:val="clear" w:color="auto" w:fill="F2F2F2"/>
+      </w:pPr>
+      <w:r>
+        <w:rPr>
+          <w:rFonts w:ascii="Consolas" w:hAnsi="Consolas" w:eastAsia="Consolas"/>
+          <w:color w:val="222222"/>
+          <w:sz w:val="19"/>
+        </w:rPr>
+        <w:t>✓ 激活成功，真实实例: ['default', 'your_agent']</w:t>
+      </w:r>
+    </w:p>
+    <w:p>
+      <w:pPr>
+        <w:pStyle w:val="Heading2"/>
+      </w:pPr>
+      <w:r>
+        <w:rPr>
+          <w:rFonts w:ascii="Microsoft YaHei" w:hAnsi="Microsoft YaHei" w:eastAsia="Microsoft YaHei"/>
+          <w:b/>
+          <w:color w:val="1F3B63"/>
+          <w:sz w:val="26"/>
+        </w:rPr>
+        <w:t>4.5 验证是否生效</w:t>
+      </w:r>
+    </w:p>
+    <w:p>
+      <w:pPr>
+        <w:pStyle w:val="ListBullet"/>
+        <w:spacing w:after="40"/>
+      </w:pPr>
+      <w:r>
+        <w:rPr>
+          <w:rFonts w:ascii="Microsoft YaHei" w:hAnsi="Microsoft YaHei" w:eastAsia="Microsoft YaHei"/>
+          <w:sz w:val="21"/>
+        </w:rPr>
+        <w:t>查看 mem0_service\backend.log，确认出现“Mem0 连接成功”与“✓ 激活成功”。</w:t>
+      </w:r>
+    </w:p>
+    <w:p>
+      <w:pPr>
+        <w:pStyle w:val="ListBullet"/>
+        <w:spacing w:after="40"/>
+      </w:pPr>
+      <w:r>
+        <w:rPr>
+          <w:rFonts w:ascii="Microsoft YaHei" w:hAnsi="Microsoft YaHei" w:eastAsia="Microsoft YaHei"/>
+          <w:sz w:val="21"/>
+        </w:rPr>
+        <w:t>在会话中陈述一条个人事实（例如“我喜欢吃蔬菜”），等待约 1-3 分钟。</w:t>
+      </w:r>
+    </w:p>
+    <w:p>
+      <w:pPr>
+        <w:pStyle w:val="ListBullet"/>
+        <w:spacing w:after="40"/>
+      </w:pPr>
+      <w:r>
+        <w:rPr>
+          <w:rFonts w:ascii="Microsoft YaHei" w:hAnsi="Microsoft YaHei" w:eastAsia="Microsoft YaHei"/>
+          <w:sz w:val="21"/>
+        </w:rPr>
+        <w:t>新建会话提问“我喜欢吃什么”，若能回忆则生效；也可直接调用 list_memories 工具盘点。</w:t>
+      </w:r>
+    </w:p>
+    <w:p>
+      <w:pPr>
+        <w:pStyle w:val="Heading1"/>
+      </w:pPr>
+      <w:r>
+        <w:rPr>
+          <w:rFonts w:ascii="Microsoft YaHei" w:hAnsi="Microsoft YaHei" w:eastAsia="Microsoft YaHei"/>
+          <w:b/>
+          <w:color w:val="1F3B63"/>
+          <w:sz w:val="32"/>
+        </w:rPr>
+        <w:t>五、核心功能详解</w:t>
+      </w:r>
+    </w:p>
+    <w:p>
+      <w:pPr>
+        <w:pStyle w:val="Heading2"/>
+      </w:pPr>
+      <w:r>
+        <w:rPr>
+          <w:rFonts w:ascii="Microsoft YaHei" w:hAnsi="Microsoft YaHei" w:eastAsia="Microsoft YaHei"/>
+          <w:b/>
+          <w:color w:val="1F3B63"/>
+          <w:sz w:val="26"/>
+        </w:rPr>
+        <w:t>5.1 自动检索注入</w:t>
+      </w:r>
+    </w:p>
+    <w:p>
+      <w:pPr>
+        <w:spacing w:after="80"/>
+      </w:pPr>
+      <w:r>
+        <w:rPr>
+          <w:rFonts w:ascii="Microsoft YaHei" w:hAnsi="Microsoft YaHei" w:eastAsia="Microsoft YaHei"/>
+          <w:b w:val="0"/>
+          <w:sz w:val="21"/>
+        </w:rPr>
+        <w:t>基类 auto_memory_search() 负责编排：调用 memory_search(query, max_results)，命中后把结果包装为合成工具消息注入模型上下文；无命中时返回框架约定的 NO_RELEVANT_MEMORIES（“No relevant memories found.”），跳过注入。默认返回条数由 MEM0_MAX_RESULTS 控制，默认 3。</w:t>
+      </w:r>
+    </w:p>
+    <w:p>
+      <w:pPr>
+        <w:pStyle w:val="Heading2"/>
+      </w:pPr>
+      <w:r>
+        <w:rPr>
+          <w:rFonts w:ascii="Microsoft YaHei" w:hAnsi="Microsoft YaHei" w:eastAsia="Microsoft YaHei"/>
+          <w:b/>
+          <w:color w:val="1F3B63"/>
+          <w:sz w:val="26"/>
+        </w:rPr>
+        <w:t>5.2 自动批量写入</w:t>
+      </w:r>
+    </w:p>
+    <w:p>
+      <w:pPr>
+        <w:spacing w:after="80"/>
+      </w:pPr>
+      <w:r>
+        <w:rPr>
+          <w:rFonts w:ascii="Microsoft YaHei" w:hAnsi="Microsoft YaHei" w:eastAsia="Microsoft YaHei"/>
+          <w:b w:val="0"/>
+          <w:sz w:val="21"/>
+        </w:rPr>
+        <w:t>框架的 submit_auto_memory 队列按 get_auto_memory_interval() 触发，默认每 5 轮用户回复批量写入一次。auto_memory() 的执行顺序：</w:t>
+      </w:r>
+    </w:p>
+    <w:p>
+      <w:pPr>
+        <w:pStyle w:val="ListBullet"/>
+        <w:spacing w:after="40"/>
+      </w:pPr>
+      <w:r>
+        <w:rPr>
+          <w:rFonts w:ascii="Microsoft YaHei" w:hAnsi="Microsoft YaHei" w:eastAsia="Microsoft YaHei"/>
+          <w:sz w:val="21"/>
+        </w:rPr>
+        <w:t>移除框架自动检索注入的合成消息（避免把“检索动作”写进记忆）</w:t>
+      </w:r>
+    </w:p>
+    <w:p>
+      <w:pPr>
+        <w:pStyle w:val="ListBullet"/>
+        <w:spacing w:after="40"/>
+      </w:pPr>
+      <w:r>
+        <w:rPr>
+          <w:rFonts w:ascii="Microsoft YaHei" w:hAnsi="Microsoft YaHei" w:eastAsia="Microsoft YaHei"/>
+          <w:sz w:val="21"/>
+        </w:rPr>
+        <w:t>归一化为 {role, content}</w:t>
+      </w:r>
+    </w:p>
+    <w:p>
+      <w:pPr>
+        <w:pStyle w:val="ListBullet"/>
+        <w:spacing w:after="40"/>
+      </w:pPr>
+      <w:r>
+        <w:rPr>
+          <w:rFonts w:ascii="Microsoft YaHei" w:hAnsi="Microsoft YaHei" w:eastAsia="Microsoft YaHei"/>
+          <w:sz w:val="21"/>
+        </w:rPr>
+        <w:t>丢弃 tool 角色消息（降本）</w:t>
+      </w:r>
+    </w:p>
+    <w:p>
+      <w:pPr>
+        <w:pStyle w:val="ListBullet"/>
+        <w:spacing w:after="40"/>
+      </w:pPr>
+      <w:r>
+        <w:rPr>
+          <w:rFonts w:ascii="Microsoft YaHei" w:hAnsi="Microsoft YaHei" w:eastAsia="Microsoft YaHei"/>
+          <w:sz w:val="21"/>
+        </w:rPr>
+        <w:t>噪音 / 长度过滤（should_write）</w:t>
+      </w:r>
+    </w:p>
+    <w:p>
+      <w:pPr>
+        <w:pStyle w:val="ListBullet"/>
+        <w:spacing w:after="40"/>
+      </w:pPr>
+      <w:r>
+        <w:rPr>
+          <w:rFonts w:ascii="Microsoft YaHei" w:hAnsi="Microsoft YaHei" w:eastAsia="Microsoft YaHei"/>
+          <w:sz w:val="21"/>
+        </w:rPr>
+        <w:t>内容去重（DedupCache）</w:t>
+      </w:r>
+    </w:p>
+    <w:p>
+      <w:pPr>
+        <w:pStyle w:val="ListBullet"/>
+        <w:spacing w:after="40"/>
+      </w:pPr>
+      <w:r>
+        <w:rPr>
+          <w:rFonts w:ascii="Microsoft YaHei" w:hAnsi="Microsoft YaHei" w:eastAsia="Microsoft YaHei"/>
+          <w:sz w:val="21"/>
+        </w:rPr>
+        <w:t>费用熔断检查（is_write_allowed）</w:t>
+      </w:r>
+    </w:p>
+    <w:p>
+      <w:pPr>
+        <w:pStyle w:val="ListBullet"/>
+        <w:spacing w:after="40"/>
+      </w:pPr>
+      <w:r>
+        <w:rPr>
+          <w:rFonts w:ascii="Microsoft YaHei" w:hAnsi="Microsoft YaHei" w:eastAsia="Microsoft YaHei"/>
+          <w:sz w:val="21"/>
+        </w:rPr>
+        <w:t>调用 POST /v1/memories/ 写入，metadata.source = auto_memory</w:t>
+      </w:r>
+    </w:p>
+    <w:p>
+      <w:pPr>
+        <w:pStyle w:val="Heading2"/>
+      </w:pPr>
+      <w:r>
+        <w:rPr>
+          <w:rFonts w:ascii="Microsoft YaHei" w:hAnsi="Microsoft YaHei" w:eastAsia="Microsoft YaHei"/>
+          <w:b/>
+          <w:color w:val="1F3B63"/>
+          <w:sz w:val="26"/>
+        </w:rPr>
+        <w:t>5.3 记忆隔离</w:t>
+      </w:r>
+    </w:p>
+    <w:p>
+      <w:pPr>
+        <w:spacing w:after="80"/>
+      </w:pPr>
+      <w:r>
+        <w:rPr>
+          <w:rFonts w:ascii="Microsoft YaHei" w:hAnsi="Microsoft YaHei" w:eastAsia="Microsoft YaHei"/>
+          <w:b w:val="0"/>
+          <w:sz w:val="21"/>
+        </w:rPr>
+        <w:t>写入与检索均以 agent_id 作为 Mem0 的 user_id，因此每个 Agent 拥有独立记忆空间，互不可见。</w:t>
+      </w:r>
+    </w:p>
+    <w:p>
+      <w:pPr>
+        <w:pStyle w:val="Heading2"/>
+      </w:pPr>
+      <w:r>
+        <w:rPr>
+          <w:rFonts w:ascii="Microsoft YaHei" w:hAnsi="Microsoft YaHei" w:eastAsia="Microsoft YaHei"/>
+          <w:b/>
+          <w:color w:val="1F3B63"/>
+          <w:sz w:val="26"/>
+        </w:rPr>
+        <w:t>5.4 降本四道闸门</w:t>
+      </w:r>
+    </w:p>
+    <w:tbl>
+      <w:tblPr>
+        <w:tblStyle w:val="TableGrid"/>
+        <w:tblW w:type="auto" w:w="0"/>
+        <w:jc w:val="center"/>
+        <w:tblLook w:firstColumn="1" w:firstRow="1" w:lastColumn="0" w:lastRow="0" w:noHBand="0" w:noVBand="1" w:val="04A0"/>
+      </w:tblPr>
+      <w:tblGrid>
+        <w:gridCol w:w="2160"/>
+        <w:gridCol w:w="2160"/>
+        <w:gridCol w:w="2160"/>
+        <w:gridCol w:w="2160"/>
+      </w:tblGrid>
+      <w:tr>
+        <w:tc>
+          <w:tcPr>
+            <w:tcW w:type="dxa" w:w="2160"/>
+            <w:shd w:val="clear" w:color="auto" w:fill="4472C4"/>
+          </w:tcPr>
+          <w:p>
+            <w:r/>
+            <w:r>
+              <w:rPr>
+                <w:rFonts w:ascii="Microsoft YaHei" w:hAnsi="Microsoft YaHei" w:eastAsia="Microsoft YaHei"/>
+                <w:b/>
+                <w:color w:val="FFFFFF"/>
+                <w:sz w:val="20"/>
+              </w:rPr>
+              <w:t>闸门</w:t>
+            </w:r>
+          </w:p>
+        </w:tc>
+        <w:tc>
+          <w:tcPr>
+            <w:tcW w:type="dxa" w:w="2160"/>
+            <w:shd w:val="clear" w:color="auto" w:fill="4472C4"/>
+          </w:tcPr>
+          <w:p>
+            <w:r/>
+            <w:r>
+              <w:rPr>
+                <w:rFonts w:ascii="Microsoft YaHei" w:hAnsi="Microsoft YaHei" w:eastAsia="Microsoft YaHei"/>
+                <w:b/>
+                <w:color w:val="FFFFFF"/>
+                <w:sz w:val="20"/>
+              </w:rPr>
+              <w:t>机制</w:t>
+            </w:r>
+          </w:p>
+        </w:tc>
+        <w:tc>
+          <w:tcPr>
+            <w:tcW w:type="dxa" w:w="2160"/>
+            <w:shd w:val="clear" w:color="auto" w:fill="4472C4"/>
+          </w:tcPr>
+          <w:p>
+            <w:r/>
+            <w:r>
+              <w:rPr>
+                <w:rFonts w:ascii="Microsoft YaHei" w:hAnsi="Microsoft YaHei" w:eastAsia="Microsoft YaHei"/>
+                <w:b/>
+                <w:color w:val="FFFFFF"/>
+                <w:sz w:val="20"/>
+              </w:rPr>
+              <w:t>默认参数</w:t>
+            </w:r>
+          </w:p>
+        </w:tc>
+        <w:tc>
+          <w:tcPr>
+            <w:tcW w:type="dxa" w:w="2160"/>
+            <w:shd w:val="clear" w:color="auto" w:fill="4472C4"/>
+          </w:tcPr>
+          <w:p>
+            <w:r/>
+            <w:r>
+              <w:rPr>
+                <w:rFonts w:ascii="Microsoft YaHei" w:hAnsi="Microsoft YaHei" w:eastAsia="Microsoft YaHei"/>
+                <w:b/>
+                <w:color w:val="FFFFFF"/>
+                <w:sz w:val="20"/>
+              </w:rPr>
+              <w:t>作用</w:t>
+            </w:r>
+          </w:p>
+        </w:tc>
+      </w:tr>
+      <w:tr>
+        <w:tc>
+          <w:tcPr>
+            <w:tcW w:type="dxa" w:w="2160"/>
+          </w:tcPr>
+          <w:p>
+            <w:r/>
+            <w:r>
+              <w:rPr>
+                <w:rFonts w:ascii="Microsoft YaHei" w:hAnsi="Microsoft YaHei" w:eastAsia="Microsoft YaHei"/>
+                <w:sz w:val="19"/>
+              </w:rPr>
+              <w:t>1 批量写入</w:t>
+            </w:r>
+          </w:p>
+        </w:tc>
+        <w:tc>
+          <w:tcPr>
+            <w:tcW w:type="dxa" w:w="2160"/>
+          </w:tcPr>
+          <w:p>
+            <w:r/>
+            <w:r>
+              <w:rPr>
+                <w:rFonts w:ascii="Microsoft YaHei" w:hAnsi="Microsoft YaHei" w:eastAsia="Microsoft YaHei"/>
+                <w:sz w:val="19"/>
+              </w:rPr>
+              <w:t>每 N 轮写一次</w:t>
+            </w:r>
+          </w:p>
+        </w:tc>
+        <w:tc>
+          <w:tcPr>
+            <w:tcW w:type="dxa" w:w="2160"/>
+          </w:tcPr>
+          <w:p>
+            <w:r/>
+            <w:r>
+              <w:rPr>
+                <w:rFonts w:ascii="Microsoft YaHei" w:hAnsi="Microsoft YaHei" w:eastAsia="Microsoft YaHei"/>
+                <w:sz w:val="19"/>
+              </w:rPr>
+              <w:t>MEM0_AUTO_MEMORY_INTERVAL=5</w:t>
+            </w:r>
+          </w:p>
+        </w:tc>
+        <w:tc>
+          <w:tcPr>
+            <w:tcW w:type="dxa" w:w="2160"/>
+          </w:tcPr>
+          <w:p>
+            <w:r/>
+            <w:r>
+              <w:rPr>
+                <w:rFonts w:ascii="Microsoft YaHei" w:hAnsi="Microsoft YaHei" w:eastAsia="Microsoft YaHei"/>
+                <w:sz w:val="19"/>
+              </w:rPr>
+              <w:t>摊薄服务端抽取的固定开销</w:t>
+            </w:r>
+          </w:p>
+        </w:tc>
+      </w:tr>
+      <w:tr>
+        <w:tc>
+          <w:tcPr>
+            <w:tcW w:type="dxa" w:w="2160"/>
+          </w:tcPr>
+          <w:p>
+            <w:r/>
+            <w:r>
+              <w:rPr>
+                <w:rFonts w:ascii="Microsoft YaHei" w:hAnsi="Microsoft YaHei" w:eastAsia="Microsoft YaHei"/>
+                <w:sz w:val="19"/>
+              </w:rPr>
+              <w:t>2 丢弃工具输出</w:t>
+            </w:r>
+          </w:p>
+        </w:tc>
+        <w:tc>
+          <w:tcPr>
+            <w:tcW w:type="dxa" w:w="2160"/>
+          </w:tcPr>
+          <w:p>
+            <w:r/>
+            <w:r>
+              <w:rPr>
+                <w:rFonts w:ascii="Microsoft YaHei" w:hAnsi="Microsoft YaHei" w:eastAsia="Microsoft YaHei"/>
+                <w:sz w:val="19"/>
+              </w:rPr>
+              <w:t>strip_tool_messages</w:t>
+            </w:r>
+          </w:p>
+        </w:tc>
+        <w:tc>
+          <w:tcPr>
+            <w:tcW w:type="dxa" w:w="2160"/>
+          </w:tcPr>
+          <w:p>
+            <w:r/>
+            <w:r>
+              <w:rPr>
+                <w:rFonts w:ascii="Microsoft YaHei" w:hAnsi="Microsoft YaHei" w:eastAsia="Microsoft YaHei"/>
+                <w:sz w:val="19"/>
+              </w:rPr>
+              <w:t>MEM0_KEEP_TOOL_MESSAGES=False</w:t>
+            </w:r>
+          </w:p>
+        </w:tc>
+        <w:tc>
+          <w:tcPr>
+            <w:tcW w:type="dxa" w:w="2160"/>
+          </w:tcPr>
+          <w:p>
+            <w:r/>
+            <w:r>
+              <w:rPr>
+                <w:rFonts w:ascii="Microsoft YaHei" w:hAnsi="Microsoft YaHei" w:eastAsia="Microsoft YaHei"/>
+                <w:sz w:val="19"/>
+              </w:rPr>
+              <w:t>避免数万字符工具输出计入抽取 token</w:t>
+            </w:r>
+          </w:p>
+        </w:tc>
+      </w:tr>
+      <w:tr>
+        <w:tc>
+          <w:tcPr>
+            <w:tcW w:type="dxa" w:w="2160"/>
+          </w:tcPr>
+          <w:p>
+            <w:r/>
+            <w:r>
+              <w:rPr>
+                <w:rFonts w:ascii="Microsoft YaHei" w:hAnsi="Microsoft YaHei" w:eastAsia="Microsoft YaHei"/>
+                <w:sz w:val="19"/>
+              </w:rPr>
+              <w:t>3 噪音/长度过滤</w:t>
+            </w:r>
+          </w:p>
+        </w:tc>
+        <w:tc>
+          <w:tcPr>
+            <w:tcW w:type="dxa" w:w="2160"/>
+          </w:tcPr>
+          <w:p>
+            <w:r/>
+            <w:r>
+              <w:rPr>
+                <w:rFonts w:ascii="Microsoft YaHei" w:hAnsi="Microsoft YaHei" w:eastAsia="Microsoft YaHei"/>
+                <w:sz w:val="19"/>
+              </w:rPr>
+              <w:t>is_noise / should_write</w:t>
+            </w:r>
+          </w:p>
+        </w:tc>
+        <w:tc>
+          <w:tcPr>
+            <w:tcW w:type="dxa" w:w="2160"/>
+          </w:tcPr>
+          <w:p>
+            <w:r/>
+            <w:r>
+              <w:rPr>
+                <w:rFonts w:ascii="Microsoft YaHei" w:hAnsi="Microsoft YaHei" w:eastAsia="Microsoft YaHei"/>
+                <w:sz w:val="19"/>
+              </w:rPr>
+              <w:t>MEM0_MIN_WRITE_LENGTH=10</w:t>
+            </w:r>
+          </w:p>
+        </w:tc>
+        <w:tc>
+          <w:tcPr>
+            <w:tcW w:type="dxa" w:w="2160"/>
+          </w:tcPr>
+          <w:p>
+            <w:r/>
+            <w:r>
+              <w:rPr>
+                <w:rFonts w:ascii="Microsoft YaHei" w:hAnsi="Microsoft YaHei" w:eastAsia="Microsoft YaHei"/>
+                <w:sz w:val="19"/>
+              </w:rPr>
+              <w:t>寒暄、报错回显、心跳不触发 LLM 抽取</w:t>
+            </w:r>
+          </w:p>
+        </w:tc>
+      </w:tr>
+      <w:tr>
+        <w:tc>
+          <w:tcPr>
+            <w:tcW w:type="dxa" w:w="2160"/>
+          </w:tcPr>
+          <w:p>
+            <w:r/>
+            <w:r>
+              <w:rPr>
+                <w:rFonts w:ascii="Microsoft YaHei" w:hAnsi="Microsoft YaHei" w:eastAsia="Microsoft YaHei"/>
+                <w:sz w:val="19"/>
+              </w:rPr>
+              <w:t>4 内容去重</w:t>
+            </w:r>
+          </w:p>
+        </w:tc>
+        <w:tc>
+          <w:tcPr>
+            <w:tcW w:type="dxa" w:w="2160"/>
+          </w:tcPr>
+          <w:p>
+            <w:r/>
+            <w:r>
+              <w:rPr>
+                <w:rFonts w:ascii="Microsoft YaHei" w:hAnsi="Microsoft YaHei" w:eastAsia="Microsoft YaHei"/>
+                <w:sz w:val="19"/>
+              </w:rPr>
+              <w:t>DedupCache</w:t>
+            </w:r>
+          </w:p>
+        </w:tc>
+        <w:tc>
+          <w:tcPr>
+            <w:tcW w:type="dxa" w:w="2160"/>
+          </w:tcPr>
+          <w:p>
+            <w:r/>
+            <w:r>
+              <w:rPr>
+                <w:rFonts w:ascii="Microsoft YaHei" w:hAnsi="Microsoft YaHei" w:eastAsia="Microsoft YaHei"/>
+                <w:sz w:val="19"/>
+              </w:rPr>
+              <w:t>MEM0_BLACKLIST_TTL=900</w:t>
+            </w:r>
+          </w:p>
+        </w:tc>
+        <w:tc>
+          <w:tcPr>
+            <w:tcW w:type="dxa" w:w="2160"/>
+          </w:tcPr>
+          <w:p>
+            <w:r/>
+            <w:r>
+              <w:rPr>
+                <w:rFonts w:ascii="Microsoft YaHei" w:hAnsi="Microsoft YaHei" w:eastAsia="Microsoft YaHei"/>
+                <w:sz w:val="19"/>
+              </w:rPr>
+              <w:t>同内容在 TTL 内不重复写入</w:t>
+            </w:r>
+          </w:p>
+        </w:tc>
+      </w:tr>
+    </w:tbl>
+    <w:p>
+      <w:pPr>
+        <w:spacing w:after="40"/>
+      </w:pPr>
+    </w:p>
+    <w:p>
+      <w:pPr>
+        <w:pStyle w:val="Heading2"/>
+      </w:pPr>
+      <w:r>
+        <w:rPr>
+          <w:rFonts w:ascii="Microsoft YaHei" w:hAnsi="Microsoft YaHei" w:eastAsia="Microsoft YaHei"/>
+          <w:b/>
+          <w:color w:val="1F3B63"/>
+          <w:sz w:val="26"/>
+        </w:rPr>
+        <w:t>5.5 用量记账与预算熔断</w:t>
+      </w:r>
+    </w:p>
+    <w:p>
+      <w:pPr>
+        <w:spacing w:after="80"/>
+      </w:pPr>
+      <w:r>
+        <w:rPr>
+          <w:rFonts w:ascii="Microsoft YaHei" w:hAnsi="Microsoft YaHei" w:eastAsia="Microsoft YaHei"/>
+          <w:b w:val="0"/>
+          <w:sz w:val="21"/>
+        </w:rPr>
+        <w:t>火山引擎 Mem0 自 2026-11-02 10:00（UTC+8）起计费：Credit 消耗 1.12 元/百万 Credit（LLM 输入/输出 + Embedding token，主要成本项）；记忆存储 0.0025 元/万条·小时。</w:t>
+      </w:r>
+    </w:p>
+    <w:p>
+      <w:pPr>
+        <w:spacing w:after="80"/>
+      </w:pPr>
+      <w:r>
+        <w:rPr>
+          <w:rFonts w:ascii="Microsoft YaHei" w:hAnsi="Microsoft YaHei" w:eastAsia="Microsoft YaHei"/>
+          <w:b w:val="0"/>
+          <w:sz w:val="21"/>
+        </w:rPr>
+        <w:t>usage.json 按月分桶记录 calls / tokens / credits / yuan 与各调用类型明细。换算口径（估算，非服务端真实计量）：</w:t>
+      </w:r>
+    </w:p>
+    <w:p>
+      <w:pPr>
+        <w:spacing w:before="80" w:after="120"/>
+        <w:ind w:left="283"/>
+        <w:shd w:val="clear" w:color="auto" w:fill="F2F2F2"/>
+      </w:pPr>
+      <w:r>
+        <w:rPr>
+          <w:rFonts w:ascii="Consolas" w:hAnsi="Consolas" w:eastAsia="Consolas"/>
+          <w:color w:val="222222"/>
+          <w:sz w:val="19"/>
+        </w:rPr>
+        <w:t>tokens  ≈ 字符数 / 1.6（可被框架 token_estimate_divisor 覆盖）</w:t>
+        <w:br/>
+        <w:t>credits = tokens × 3.2        （MEM0_CREDIT_PER_TOKEN）</w:t>
+        <w:br/>
+        <w:t>yuan    = credits / 1,000,000 × 1.12（MEM0_YUAN_PER_MILLION_CREDIT）</w:t>
+      </w:r>
+    </w:p>
+    <w:p>
+      <w:pPr>
+        <w:spacing w:after="80"/>
+      </w:pPr>
+      <w:r>
+        <w:rPr>
+          <w:rFonts w:ascii="Microsoft YaHei" w:hAnsi="Microsoft YaHei" w:eastAsia="Microsoft YaHei"/>
+          <w:b w:val="0"/>
+          <w:sz w:val="21"/>
+        </w:rPr>
+        <w:t>当本月估算金额达到 MEM0_MONTHLY_BUDGET_YUAN（默认 10 元）时，仅暂停“写入”，检索照常放行（读远比写便宜）。</w:t>
+      </w:r>
+    </w:p>
+    <w:p>
+      <w:pPr>
+        <w:pStyle w:val="Heading1"/>
+      </w:pPr>
+      <w:r>
+        <w:rPr>
+          <w:rFonts w:ascii="Microsoft YaHei" w:hAnsi="Microsoft YaHei" w:eastAsia="Microsoft YaHei"/>
+          <w:b/>
+          <w:color w:val="1F3B63"/>
+          <w:sz w:val="32"/>
+        </w:rPr>
+        <w:t>六、记忆工具使用说明（5 个工具）</w:t>
+      </w:r>
+    </w:p>
+    <w:p>
+      <w:pPr>
+        <w:spacing w:after="80"/>
+      </w:pPr>
+      <w:r>
+        <w:rPr>
+          <w:rFonts w:ascii="Microsoft YaHei" w:hAnsi="Microsoft YaHei" w:eastAsia="Microsoft YaHei"/>
+          <w:b w:val="0"/>
+          <w:sz w:val="21"/>
+        </w:rPr>
+        <w:t>5 个工具随后端注册，Agent 可在需要时显式调用；也可在会话中直接以自然语言要求 Agent 使用它们。</w:t>
+      </w:r>
+    </w:p>
+    <w:tbl>
+      <w:tblPr>
+        <w:tblStyle w:val="TableGrid"/>
+        <w:tblW w:type="auto" w:w="0"/>
+        <w:jc w:val="center"/>
+        <w:tblLook w:firstColumn="1" w:firstRow="1" w:lastColumn="0" w:lastRow="0" w:noHBand="0" w:noVBand="1" w:val="04A0"/>
+      </w:tblPr>
+      <w:tblGrid>
+        <w:gridCol w:w="2160"/>
+        <w:gridCol w:w="2160"/>
+        <w:gridCol w:w="2160"/>
+        <w:gridCol w:w="2160"/>
+      </w:tblGrid>
+      <w:tr>
+        <w:tc>
+          <w:tcPr>
+            <w:tcW w:type="dxa" w:w="2160"/>
+            <w:shd w:val="clear" w:color="auto" w:fill="4472C4"/>
+          </w:tcPr>
+          <w:p>
+            <w:r/>
+            <w:r>
+              <w:rPr>
+                <w:rFonts w:ascii="Microsoft YaHei" w:hAnsi="Microsoft YaHei" w:eastAsia="Microsoft YaHei"/>
+                <w:b/>
+                <w:color w:val="FFFFFF"/>
+                <w:sz w:val="20"/>
+              </w:rPr>
+              <w:t>工具</w:t>
+            </w:r>
+          </w:p>
+        </w:tc>
+        <w:tc>
+          <w:tcPr>
+            <w:tcW w:type="dxa" w:w="2160"/>
+            <w:shd w:val="clear" w:color="auto" w:fill="4472C4"/>
+          </w:tcPr>
+          <w:p>
+            <w:r/>
+            <w:r>
+              <w:rPr>
+                <w:rFonts w:ascii="Microsoft YaHei" w:hAnsi="Microsoft YaHei" w:eastAsia="Microsoft YaHei"/>
+                <w:b/>
+                <w:color w:val="FFFFFF"/>
+                <w:sz w:val="20"/>
+              </w:rPr>
+              <w:t>参数</w:t>
+            </w:r>
+          </w:p>
+        </w:tc>
+        <w:tc>
+          <w:tcPr>
+            <w:tcW w:type="dxa" w:w="2160"/>
+            <w:shd w:val="clear" w:color="auto" w:fill="4472C4"/>
+          </w:tcPr>
+          <w:p>
+            <w:r/>
+            <w:r>
+              <w:rPr>
+                <w:rFonts w:ascii="Microsoft YaHei" w:hAnsi="Microsoft YaHei" w:eastAsia="Microsoft YaHei"/>
+                <w:b/>
+                <w:color w:val="FFFFFF"/>
+                <w:sz w:val="20"/>
+              </w:rPr>
+              <w:t>作用</w:t>
+            </w:r>
+          </w:p>
+        </w:tc>
+        <w:tc>
+          <w:tcPr>
+            <w:tcW w:type="dxa" w:w="2160"/>
+            <w:shd w:val="clear" w:color="auto" w:fill="4472C4"/>
+          </w:tcPr>
+          <w:p>
+            <w:r/>
+            <w:r>
+              <w:rPr>
+                <w:rFonts w:ascii="Microsoft YaHei" w:hAnsi="Microsoft YaHei" w:eastAsia="Microsoft YaHei"/>
+                <w:b/>
+                <w:color w:val="FFFFFF"/>
+                <w:sz w:val="20"/>
+              </w:rPr>
+              <w:t>备注</w:t>
+            </w:r>
+          </w:p>
+        </w:tc>
+      </w:tr>
+      <w:tr>
+        <w:tc>
+          <w:tcPr>
+            <w:tcW w:type="dxa" w:w="2160"/>
+          </w:tcPr>
+          <w:p>
+            <w:r/>
+            <w:r>
+              <w:rPr>
+                <w:rFonts w:ascii="Microsoft YaHei" w:hAnsi="Microsoft YaHei" w:eastAsia="Microsoft YaHei"/>
+                <w:sz w:val="19"/>
+              </w:rPr>
+              <w:t>search_memory</w:t>
+            </w:r>
+          </w:p>
+        </w:tc>
+        <w:tc>
+          <w:tcPr>
+            <w:tcW w:type="dxa" w:w="2160"/>
+          </w:tcPr>
+          <w:p>
+            <w:r/>
+            <w:r>
+              <w:rPr>
+                <w:rFonts w:ascii="Microsoft YaHei" w:hAnsi="Microsoft YaHei" w:eastAsia="Microsoft YaHei"/>
+                <w:sz w:val="19"/>
+              </w:rPr>
+              <w:t>query, limit=5</w:t>
+            </w:r>
+          </w:p>
+        </w:tc>
+        <w:tc>
+          <w:tcPr>
+            <w:tcW w:type="dxa" w:w="2160"/>
+          </w:tcPr>
+          <w:p>
+            <w:r/>
+            <w:r>
+              <w:rPr>
+                <w:rFonts w:ascii="Microsoft YaHei" w:hAnsi="Microsoft YaHei" w:eastAsia="Microsoft YaHei"/>
+                <w:sz w:val="19"/>
+              </w:rPr>
+              <w:t>语义检索长期记忆</w:t>
+            </w:r>
+          </w:p>
+        </w:tc>
+        <w:tc>
+          <w:tcPr>
+            <w:tcW w:type="dxa" w:w="2160"/>
+          </w:tcPr>
+          <w:p>
+            <w:r/>
+            <w:r>
+              <w:rPr>
+                <w:rFonts w:ascii="Microsoft YaHei" w:hAnsi="Microsoft YaHei" w:eastAsia="Microsoft YaHei"/>
+                <w:sz w:val="19"/>
+              </w:rPr>
+              <w:t>结果含记忆 id 与相似度</w:t>
+            </w:r>
+          </w:p>
+        </w:tc>
+      </w:tr>
+      <w:tr>
+        <w:tc>
+          <w:tcPr>
+            <w:tcW w:type="dxa" w:w="2160"/>
+          </w:tcPr>
+          <w:p>
+            <w:r/>
+            <w:r>
+              <w:rPr>
+                <w:rFonts w:ascii="Microsoft YaHei" w:hAnsi="Microsoft YaHei" w:eastAsia="Microsoft YaHei"/>
+                <w:sz w:val="19"/>
+              </w:rPr>
+              <w:t>add_memory</w:t>
+            </w:r>
+          </w:p>
+        </w:tc>
+        <w:tc>
+          <w:tcPr>
+            <w:tcW w:type="dxa" w:w="2160"/>
+          </w:tcPr>
+          <w:p>
+            <w:r/>
+            <w:r>
+              <w:rPr>
+                <w:rFonts w:ascii="Microsoft YaHei" w:hAnsi="Microsoft YaHei" w:eastAsia="Microsoft YaHei"/>
+                <w:sz w:val="19"/>
+              </w:rPr>
+              <w:t>content, tags=""</w:t>
+            </w:r>
+          </w:p>
+        </w:tc>
+        <w:tc>
+          <w:tcPr>
+            <w:tcW w:type="dxa" w:w="2160"/>
+          </w:tcPr>
+          <w:p>
+            <w:r/>
+            <w:r>
+              <w:rPr>
+                <w:rFonts w:ascii="Microsoft YaHei" w:hAnsi="Microsoft YaHei" w:eastAsia="Microsoft YaHei"/>
+                <w:sz w:val="19"/>
+              </w:rPr>
+              <w:t>显式写入一条长期记忆</w:t>
+            </w:r>
+          </w:p>
+        </w:tc>
+        <w:tc>
+          <w:tcPr>
+            <w:tcW w:type="dxa" w:w="2160"/>
+          </w:tcPr>
+          <w:p>
+            <w:r/>
+            <w:r>
+              <w:rPr>
+                <w:rFonts w:ascii="Microsoft YaHei" w:hAnsi="Microsoft YaHei" w:eastAsia="Microsoft YaHei"/>
+                <w:sz w:val="19"/>
+              </w:rPr>
+              <w:t>tags 用逗号分隔；异步落库，约 1-3 分钟可检索</w:t>
+            </w:r>
+          </w:p>
+        </w:tc>
+      </w:tr>
+      <w:tr>
+        <w:tc>
+          <w:tcPr>
+            <w:tcW w:type="dxa" w:w="2160"/>
+          </w:tcPr>
+          <w:p>
+            <w:r/>
+            <w:r>
+              <w:rPr>
+                <w:rFonts w:ascii="Microsoft YaHei" w:hAnsi="Microsoft YaHei" w:eastAsia="Microsoft YaHei"/>
+                <w:sz w:val="19"/>
+              </w:rPr>
+              <w:t>list_memories</w:t>
+            </w:r>
+          </w:p>
+        </w:tc>
+        <w:tc>
+          <w:tcPr>
+            <w:tcW w:type="dxa" w:w="2160"/>
+          </w:tcPr>
+          <w:p>
+            <w:r/>
+            <w:r>
+              <w:rPr>
+                <w:rFonts w:ascii="Microsoft YaHei" w:hAnsi="Microsoft YaHei" w:eastAsia="Microsoft YaHei"/>
+                <w:sz w:val="19"/>
+              </w:rPr>
+              <w:t>limit=20</w:t>
+            </w:r>
+          </w:p>
+        </w:tc>
+        <w:tc>
+          <w:tcPr>
+            <w:tcW w:type="dxa" w:w="2160"/>
+          </w:tcPr>
+          <w:p>
+            <w:r/>
+            <w:r>
+              <w:rPr>
+                <w:rFonts w:ascii="Microsoft YaHei" w:hAnsi="Microsoft YaHei" w:eastAsia="Microsoft YaHei"/>
+                <w:sz w:val="19"/>
+              </w:rPr>
+              <w:t>列出现有记忆</w:t>
+            </w:r>
+          </w:p>
+        </w:tc>
+        <w:tc>
+          <w:tcPr>
+            <w:tcW w:type="dxa" w:w="2160"/>
+          </w:tcPr>
+          <w:p>
+            <w:r/>
+            <w:r>
+              <w:rPr>
+                <w:rFonts w:ascii="Microsoft YaHei" w:hAnsi="Microsoft YaHei" w:eastAsia="Microsoft YaHei"/>
+                <w:sz w:val="19"/>
+              </w:rPr>
+              <w:t>用于盘点或获取 memory_id</w:t>
+            </w:r>
+          </w:p>
+        </w:tc>
+      </w:tr>
+      <w:tr>
+        <w:tc>
+          <w:tcPr>
+            <w:tcW w:type="dxa" w:w="2160"/>
+          </w:tcPr>
+          <w:p>
+            <w:r/>
+            <w:r>
+              <w:rPr>
+                <w:rFonts w:ascii="Microsoft YaHei" w:hAnsi="Microsoft YaHei" w:eastAsia="Microsoft YaHei"/>
+                <w:sz w:val="19"/>
+              </w:rPr>
+              <w:t>update_memory</w:t>
+            </w:r>
+          </w:p>
+        </w:tc>
+        <w:tc>
+          <w:tcPr>
+            <w:tcW w:type="dxa" w:w="2160"/>
+          </w:tcPr>
+          <w:p>
+            <w:r/>
+            <w:r>
+              <w:rPr>
+                <w:rFonts w:ascii="Microsoft YaHei" w:hAnsi="Microsoft YaHei" w:eastAsia="Microsoft YaHei"/>
+                <w:sz w:val="19"/>
+              </w:rPr>
+              <w:t>memory_id, content</w:t>
+            </w:r>
+          </w:p>
+        </w:tc>
+        <w:tc>
+          <w:tcPr>
+            <w:tcW w:type="dxa" w:w="2160"/>
+          </w:tcPr>
+          <w:p>
+            <w:r/>
+            <w:r>
+              <w:rPr>
+                <w:rFonts w:ascii="Microsoft YaHei" w:hAnsi="Microsoft YaHei" w:eastAsia="Microsoft YaHei"/>
+                <w:sz w:val="19"/>
+              </w:rPr>
+              <w:t>修改一条记忆内容</w:t>
+            </w:r>
+          </w:p>
+        </w:tc>
+        <w:tc>
+          <w:tcPr>
+            <w:tcW w:type="dxa" w:w="2160"/>
+          </w:tcPr>
+          <w:p>
+            <w:r/>
+            <w:r>
+              <w:rPr>
+                <w:rFonts w:ascii="Microsoft YaHei" w:hAnsi="Microsoft YaHei" w:eastAsia="Microsoft YaHei"/>
+                <w:sz w:val="19"/>
+              </w:rPr>
+              <w:t>建议先用 search/list 拿到 id</w:t>
+            </w:r>
+          </w:p>
+        </w:tc>
+      </w:tr>
+      <w:tr>
+        <w:tc>
+          <w:tcPr>
+            <w:tcW w:type="dxa" w:w="2160"/>
+          </w:tcPr>
+          <w:p>
+            <w:r/>
+            <w:r>
+              <w:rPr>
+                <w:rFonts w:ascii="Microsoft YaHei" w:hAnsi="Microsoft YaHei" w:eastAsia="Microsoft YaHei"/>
+                <w:sz w:val="19"/>
+              </w:rPr>
+              <w:t>delete_memory</w:t>
+            </w:r>
+          </w:p>
+        </w:tc>
+        <w:tc>
+          <w:tcPr>
+            <w:tcW w:type="dxa" w:w="2160"/>
+          </w:tcPr>
+          <w:p>
+            <w:r/>
+            <w:r>
+              <w:rPr>
+                <w:rFonts w:ascii="Microsoft YaHei" w:hAnsi="Microsoft YaHei" w:eastAsia="Microsoft YaHei"/>
+                <w:sz w:val="19"/>
+              </w:rPr>
+              <w:t>memory_id</w:t>
+            </w:r>
+          </w:p>
+        </w:tc>
+        <w:tc>
+          <w:tcPr>
+            <w:tcW w:type="dxa" w:w="2160"/>
+          </w:tcPr>
+          <w:p>
+            <w:r/>
+            <w:r>
+              <w:rPr>
+                <w:rFonts w:ascii="Microsoft YaHei" w:hAnsi="Microsoft YaHei" w:eastAsia="Microsoft YaHei"/>
+                <w:sz w:val="19"/>
+              </w:rPr>
+              <w:t>删除一条记忆</w:t>
+            </w:r>
+          </w:p>
+        </w:tc>
+        <w:tc>
+          <w:tcPr>
+            <w:tcW w:type="dxa" w:w="2160"/>
+          </w:tcPr>
+          <w:p>
+            <w:r/>
+            <w:r>
+              <w:rPr>
+                <w:rFonts w:ascii="Microsoft YaHei" w:hAnsi="Microsoft YaHei" w:eastAsia="Microsoft YaHei"/>
+                <w:sz w:val="19"/>
+              </w:rPr>
+              <w:t>会自动加入防复活黑名单，避免被异步队列写回</w:t>
+            </w:r>
+          </w:p>
+        </w:tc>
+      </w:tr>
+    </w:tbl>
+    <w:p>
+      <w:pPr>
+        <w:spacing w:after="40"/>
+      </w:pPr>
+    </w:p>
+    <w:p>
+      <w:pPr>
+        <w:spacing w:after="80"/>
+      </w:pPr>
+      <w:r>
+        <w:rPr>
+          <w:rFonts w:ascii="Microsoft YaHei" w:hAnsi="Microsoft YaHei" w:eastAsia="Microsoft YaHei"/>
+          <w:b w:val="0"/>
+          <w:sz w:val="21"/>
+        </w:rPr>
+        <w:t>对话示例：</w:t>
+      </w:r>
+    </w:p>
+    <w:p>
+      <w:pPr>
+        <w:pStyle w:val="ListBullet"/>
+        <w:spacing w:after="40"/>
+      </w:pPr>
+      <w:r>
+        <w:rPr>
+          <w:rFonts w:ascii="Microsoft YaHei" w:hAnsi="Microsoft YaHei" w:eastAsia="Microsoft YaHei"/>
+          <w:sz w:val="21"/>
+        </w:rPr>
+        <w:t>“回忆一下我之前说过喜欢吃什么” → 触发 search_memory</w:t>
+      </w:r>
+    </w:p>
+    <w:p>
+      <w:pPr>
+        <w:pStyle w:val="ListBullet"/>
+        <w:spacing w:after="40"/>
+      </w:pPr>
+      <w:r>
+        <w:rPr>
+          <w:rFonts w:ascii="Microsoft YaHei" w:hAnsi="Microsoft YaHei" w:eastAsia="Microsoft YaHei"/>
+          <w:sz w:val="21"/>
+        </w:rPr>
+        <w:t>“记住：我的项目代号是 QwenPaw” → 触发 add_memory</w:t>
+      </w:r>
+    </w:p>
+    <w:p>
+      <w:pPr>
+        <w:pStyle w:val="ListBullet"/>
+        <w:spacing w:after="40"/>
+      </w:pPr>
+      <w:r>
+        <w:rPr>
+          <w:rFonts w:ascii="Microsoft YaHei" w:hAnsi="Microsoft YaHei" w:eastAsia="Microsoft YaHei"/>
+          <w:sz w:val="21"/>
+        </w:rPr>
+        <w:t>“列出你记住的关于我的信息” → 触发 list_memories</w:t>
+      </w:r>
+    </w:p>
+    <w:p>
+      <w:pPr>
+        <w:pStyle w:val="Heading1"/>
+      </w:pPr>
+      <w:r>
+        <w:rPr>
+          <w:rFonts w:ascii="Microsoft YaHei" w:hAnsi="Microsoft YaHei" w:eastAsia="Microsoft YaHei"/>
+          <w:b/>
+          <w:color w:val="1F3B63"/>
+          <w:sz w:val="32"/>
+        </w:rPr>
+        <w:t>七、费用控制与用量监控</w:t>
+      </w:r>
+    </w:p>
+    <w:p>
+      <w:pPr>
+        <w:pStyle w:val="Heading2"/>
+      </w:pPr>
+      <w:r>
+        <w:rPr>
+          <w:rFonts w:ascii="Microsoft YaHei" w:hAnsi="Microsoft YaHei" w:eastAsia="Microsoft YaHei"/>
+          <w:b/>
+          <w:color w:val="1F3B63"/>
+          <w:sz w:val="26"/>
+        </w:rPr>
+        <w:t>7.1 可调参数（mem0_service/.env）</w:t>
+      </w:r>
+    </w:p>
+    <w:tbl>
+      <w:tblPr>
+        <w:tblStyle w:val="TableGrid"/>
+        <w:tblW w:type="auto" w:w="0"/>
+        <w:jc w:val="center"/>
+        <w:tblLook w:firstColumn="1" w:firstRow="1" w:lastColumn="0" w:lastRow="0" w:noHBand="0" w:noVBand="1" w:val="04A0"/>
+      </w:tblPr>
+      <w:tblGrid>
+        <w:gridCol w:w="2880"/>
+        <w:gridCol w:w="2880"/>
+        <w:gridCol w:w="2880"/>
+      </w:tblGrid>
+      <w:tr>
+        <w:tc>
+          <w:tcPr>
+            <w:tcW w:type="dxa" w:w="2880"/>
+            <w:shd w:val="clear" w:color="auto" w:fill="4472C4"/>
+          </w:tcPr>
+          <w:p>
+            <w:r/>
+            <w:r>
+              <w:rPr>
+                <w:rFonts w:ascii="Microsoft YaHei" w:hAnsi="Microsoft YaHei" w:eastAsia="Microsoft YaHei"/>
+                <w:b/>
+                <w:color w:val="FFFFFF"/>
+                <w:sz w:val="20"/>
+              </w:rPr>
+              <w:t>配置键</w:t>
+            </w:r>
+          </w:p>
+        </w:tc>
+        <w:tc>
+          <w:tcPr>
+            <w:tcW w:type="dxa" w:w="2880"/>
+            <w:shd w:val="clear" w:color="auto" w:fill="4472C4"/>
+          </w:tcPr>
+          <w:p>
+            <w:r/>
+            <w:r>
+              <w:rPr>
+                <w:rFonts w:ascii="Microsoft YaHei" w:hAnsi="Microsoft YaHei" w:eastAsia="Microsoft YaHei"/>
+                <w:b/>
+                <w:color w:val="FFFFFF"/>
+                <w:sz w:val="20"/>
+              </w:rPr>
+              <w:t>默认值</w:t>
+            </w:r>
+          </w:p>
+        </w:tc>
+        <w:tc>
+          <w:tcPr>
+            <w:tcW w:type="dxa" w:w="2880"/>
+            <w:shd w:val="clear" w:color="auto" w:fill="4472C4"/>
+          </w:tcPr>
+          <w:p>
+            <w:r/>
+            <w:r>
+              <w:rPr>
+                <w:rFonts w:ascii="Microsoft YaHei" w:hAnsi="Microsoft YaHei" w:eastAsia="Microsoft YaHei"/>
+                <w:b/>
+                <w:color w:val="FFFFFF"/>
+                <w:sz w:val="20"/>
+              </w:rPr>
+              <w:t>说明</w:t>
+            </w:r>
+          </w:p>
+        </w:tc>
+      </w:tr>
+      <w:tr>
+        <w:tc>
+          <w:tcPr>
+            <w:tcW w:type="dxa" w:w="2880"/>
+          </w:tcPr>
+          <w:p>
+            <w:r/>
+            <w:r>
+              <w:rPr>
+                <w:rFonts w:ascii="Microsoft YaHei" w:hAnsi="Microsoft YaHei" w:eastAsia="Microsoft YaHei"/>
+                <w:sz w:val="19"/>
+              </w:rPr>
+              <w:t>MEM0_AUTO_MEMORY_INTERVAL</w:t>
+            </w:r>
+          </w:p>
+        </w:tc>
+        <w:tc>
+          <w:tcPr>
+            <w:tcW w:type="dxa" w:w="2880"/>
+          </w:tcPr>
+          <w:p>
+            <w:r/>
+            <w:r>
+              <w:rPr>
+                <w:rFonts w:ascii="Microsoft YaHei" w:hAnsi="Microsoft YaHei" w:eastAsia="Microsoft YaHei"/>
+                <w:sz w:val="19"/>
+              </w:rPr>
+              <w:t>5</w:t>
+            </w:r>
+          </w:p>
+        </w:tc>
+        <w:tc>
+          <w:tcPr>
+            <w:tcW w:type="dxa" w:w="2880"/>
+          </w:tcPr>
+          <w:p>
+            <w:r/>
+            <w:r>
+              <w:rPr>
+                <w:rFonts w:ascii="Microsoft YaHei" w:hAnsi="Microsoft YaHei" w:eastAsia="Microsoft YaHei"/>
+                <w:sz w:val="19"/>
+              </w:rPr>
+              <w:t>自动写入间隔（0 = 禁用自动写入）</w:t>
+            </w:r>
+          </w:p>
+        </w:tc>
+      </w:tr>
+      <w:tr>
+        <w:tc>
+          <w:tcPr>
+            <w:tcW w:type="dxa" w:w="2880"/>
+          </w:tcPr>
+          <w:p>
+            <w:r/>
+            <w:r>
+              <w:rPr>
+                <w:rFonts w:ascii="Microsoft YaHei" w:hAnsi="Microsoft YaHei" w:eastAsia="Microsoft YaHei"/>
+                <w:sz w:val="19"/>
+              </w:rPr>
+              <w:t>MEM0_MAX_RESULTS</w:t>
+            </w:r>
+          </w:p>
+        </w:tc>
+        <w:tc>
+          <w:tcPr>
+            <w:tcW w:type="dxa" w:w="2880"/>
+          </w:tcPr>
+          <w:p>
+            <w:r/>
+            <w:r>
+              <w:rPr>
+                <w:rFonts w:ascii="Microsoft YaHei" w:hAnsi="Microsoft YaHei" w:eastAsia="Microsoft YaHei"/>
+                <w:sz w:val="19"/>
+              </w:rPr>
+              <w:t>3</w:t>
+            </w:r>
+          </w:p>
+        </w:tc>
+        <w:tc>
+          <w:tcPr>
+            <w:tcW w:type="dxa" w:w="2880"/>
+          </w:tcPr>
+          <w:p>
+            <w:r/>
+            <w:r>
+              <w:rPr>
+                <w:rFonts w:ascii="Microsoft YaHei" w:hAnsi="Microsoft YaHei" w:eastAsia="Microsoft YaHei"/>
+                <w:sz w:val="19"/>
+              </w:rPr>
+              <w:t>自动检索返回条数</w:t>
+            </w:r>
+          </w:p>
+        </w:tc>
+      </w:tr>
+      <w:tr>
+        <w:tc>
+          <w:tcPr>
+            <w:tcW w:type="dxa" w:w="2880"/>
+          </w:tcPr>
+          <w:p>
+            <w:r/>
+            <w:r>
+              <w:rPr>
+                <w:rFonts w:ascii="Microsoft YaHei" w:hAnsi="Microsoft YaHei" w:eastAsia="Microsoft YaHei"/>
+                <w:sz w:val="19"/>
+              </w:rPr>
+              <w:t>MEM0_MIN_WRITE_LENGTH</w:t>
+            </w:r>
+          </w:p>
+        </w:tc>
+        <w:tc>
+          <w:tcPr>
+            <w:tcW w:type="dxa" w:w="2880"/>
+          </w:tcPr>
+          <w:p>
+            <w:r/>
+            <w:r>
+              <w:rPr>
+                <w:rFonts w:ascii="Microsoft YaHei" w:hAnsi="Microsoft YaHei" w:eastAsia="Microsoft YaHei"/>
+                <w:sz w:val="19"/>
+              </w:rPr>
+              <w:t>10</w:t>
+            </w:r>
+          </w:p>
+        </w:tc>
+        <w:tc>
+          <w:tcPr>
+            <w:tcW w:type="dxa" w:w="2880"/>
+          </w:tcPr>
+          <w:p>
+            <w:r/>
+            <w:r>
+              <w:rPr>
+                <w:rFonts w:ascii="Microsoft YaHei" w:hAnsi="Microsoft YaHei" w:eastAsia="Microsoft YaHei"/>
+                <w:sz w:val="19"/>
+              </w:rPr>
+              <w:t>写入最小长度门槛</w:t>
+            </w:r>
+          </w:p>
+        </w:tc>
+      </w:tr>
+      <w:tr>
+        <w:tc>
+          <w:tcPr>
+            <w:tcW w:type="dxa" w:w="2880"/>
+          </w:tcPr>
+          <w:p>
+            <w:r/>
+            <w:r>
+              <w:rPr>
+                <w:rFonts w:ascii="Microsoft YaHei" w:hAnsi="Microsoft YaHei" w:eastAsia="Microsoft YaHei"/>
+                <w:sz w:val="19"/>
+              </w:rPr>
+              <w:t>MEM0_KEEP_TOOL_MESSAGES</w:t>
+            </w:r>
+          </w:p>
+        </w:tc>
+        <w:tc>
+          <w:tcPr>
+            <w:tcW w:type="dxa" w:w="2880"/>
+          </w:tcPr>
+          <w:p>
+            <w:r/>
+            <w:r>
+              <w:rPr>
+                <w:rFonts w:ascii="Microsoft YaHei" w:hAnsi="Microsoft YaHei" w:eastAsia="Microsoft YaHei"/>
+                <w:sz w:val="19"/>
+              </w:rPr>
+              <w:t>False</w:t>
+            </w:r>
+          </w:p>
+        </w:tc>
+        <w:tc>
+          <w:tcPr>
+            <w:tcW w:type="dxa" w:w="2880"/>
+          </w:tcPr>
+          <w:p>
+            <w:r/>
+            <w:r>
+              <w:rPr>
+                <w:rFonts w:ascii="Microsoft YaHei" w:hAnsi="Microsoft YaHei" w:eastAsia="Microsoft YaHei"/>
+                <w:sz w:val="19"/>
+              </w:rPr>
+              <w:t>是否保留工具消息（True 会显著增加成本）</w:t>
+            </w:r>
+          </w:p>
+        </w:tc>
+      </w:tr>
+      <w:tr>
+        <w:tc>
+          <w:tcPr>
+            <w:tcW w:type="dxa" w:w="2880"/>
+          </w:tcPr>
+          <w:p>
+            <w:r/>
+            <w:r>
+              <w:rPr>
+                <w:rFonts w:ascii="Microsoft YaHei" w:hAnsi="Microsoft YaHei" w:eastAsia="Microsoft YaHei"/>
+                <w:sz w:val="19"/>
+              </w:rPr>
+              <w:t>MEM0_MEMORY_SEARCH_ENABLED</w:t>
+            </w:r>
+          </w:p>
+        </w:tc>
+        <w:tc>
+          <w:tcPr>
+            <w:tcW w:type="dxa" w:w="2880"/>
+          </w:tcPr>
+          <w:p>
+            <w:r/>
+            <w:r>
+              <w:rPr>
+                <w:rFonts w:ascii="Microsoft YaHei" w:hAnsi="Microsoft YaHei" w:eastAsia="Microsoft YaHei"/>
+                <w:sz w:val="19"/>
+              </w:rPr>
+              <w:t>True</w:t>
+            </w:r>
+          </w:p>
+        </w:tc>
+        <w:tc>
+          <w:tcPr>
+            <w:tcW w:type="dxa" w:w="2880"/>
+          </w:tcPr>
+          <w:p>
+            <w:r/>
+            <w:r>
+              <w:rPr>
+                <w:rFonts w:ascii="Microsoft YaHei" w:hAnsi="Microsoft YaHei" w:eastAsia="Microsoft YaHei"/>
+                <w:sz w:val="19"/>
+              </w:rPr>
+              <w:t>是否启用自动检索注入</w:t>
+            </w:r>
+          </w:p>
+        </w:tc>
+      </w:tr>
+      <w:tr>
+        <w:tc>
+          <w:tcPr>
+            <w:tcW w:type="dxa" w:w="2880"/>
+          </w:tcPr>
+          <w:p>
+            <w:r/>
+            <w:r>
+              <w:rPr>
+                <w:rFonts w:ascii="Microsoft YaHei" w:hAnsi="Microsoft YaHei" w:eastAsia="Microsoft YaHei"/>
+                <w:sz w:val="19"/>
+              </w:rPr>
+              <w:t>MEM0_USAGE_ENABLED</w:t>
+            </w:r>
+          </w:p>
+        </w:tc>
+        <w:tc>
+          <w:tcPr>
+            <w:tcW w:type="dxa" w:w="2880"/>
+          </w:tcPr>
+          <w:p>
+            <w:r/>
+            <w:r>
+              <w:rPr>
+                <w:rFonts w:ascii="Microsoft YaHei" w:hAnsi="Microsoft YaHei" w:eastAsia="Microsoft YaHei"/>
+                <w:sz w:val="19"/>
+              </w:rPr>
+              <w:t>True</w:t>
+            </w:r>
+          </w:p>
+        </w:tc>
+        <w:tc>
+          <w:tcPr>
+            <w:tcW w:type="dxa" w:w="2880"/>
+          </w:tcPr>
+          <w:p>
+            <w:r/>
+            <w:r>
+              <w:rPr>
+                <w:rFonts w:ascii="Microsoft YaHei" w:hAnsi="Microsoft YaHei" w:eastAsia="Microsoft YaHei"/>
+                <w:sz w:val="19"/>
+              </w:rPr>
+              <w:t>是否启用用量记账</w:t>
+            </w:r>
+          </w:p>
+        </w:tc>
+      </w:tr>
+      <w:tr>
+        <w:tc>
+          <w:tcPr>
+            <w:tcW w:type="dxa" w:w="2880"/>
+          </w:tcPr>
+          <w:p>
+            <w:r/>
+            <w:r>
+              <w:rPr>
+                <w:rFonts w:ascii="Microsoft YaHei" w:hAnsi="Microsoft YaHei" w:eastAsia="Microsoft YaHei"/>
+                <w:sz w:val="19"/>
+              </w:rPr>
+              <w:t>MEM0_MONTHLY_BUDGET_YUAN</w:t>
+            </w:r>
+          </w:p>
+        </w:tc>
+        <w:tc>
+          <w:tcPr>
+            <w:tcW w:type="dxa" w:w="2880"/>
+          </w:tcPr>
+          <w:p>
+            <w:r/>
+            <w:r>
+              <w:rPr>
+                <w:rFonts w:ascii="Microsoft YaHei" w:hAnsi="Microsoft YaHei" w:eastAsia="Microsoft YaHei"/>
+                <w:sz w:val="19"/>
+              </w:rPr>
+              <w:t>10.0</w:t>
+            </w:r>
+          </w:p>
+        </w:tc>
+        <w:tc>
+          <w:tcPr>
+            <w:tcW w:type="dxa" w:w="2880"/>
+          </w:tcPr>
+          <w:p>
+            <w:r/>
+            <w:r>
+              <w:rPr>
+                <w:rFonts w:ascii="Microsoft YaHei" w:hAnsi="Microsoft YaHei" w:eastAsia="Microsoft YaHei"/>
+                <w:sz w:val="19"/>
+              </w:rPr>
+              <w:t>月度预算上限（元），超出只停写</w:t>
+            </w:r>
+          </w:p>
+        </w:tc>
+      </w:tr>
+      <w:tr>
+        <w:tc>
+          <w:tcPr>
+            <w:tcW w:type="dxa" w:w="2880"/>
+          </w:tcPr>
+          <w:p>
+            <w:r/>
+            <w:r>
+              <w:rPr>
+                <w:rFonts w:ascii="Microsoft YaHei" w:hAnsi="Microsoft YaHei" w:eastAsia="Microsoft YaHei"/>
+                <w:sz w:val="19"/>
+              </w:rPr>
+              <w:t>MEM0_CREDIT_PER_TOKEN</w:t>
+            </w:r>
+          </w:p>
+        </w:tc>
+        <w:tc>
+          <w:tcPr>
+            <w:tcW w:type="dxa" w:w="2880"/>
+          </w:tcPr>
+          <w:p>
+            <w:r/>
+            <w:r>
+              <w:rPr>
+                <w:rFonts w:ascii="Microsoft YaHei" w:hAnsi="Microsoft YaHei" w:eastAsia="Microsoft YaHei"/>
+                <w:sz w:val="19"/>
+              </w:rPr>
+              <w:t>3.2</w:t>
+            </w:r>
+          </w:p>
+        </w:tc>
+        <w:tc>
+          <w:tcPr>
+            <w:tcW w:type="dxa" w:w="2880"/>
+          </w:tcPr>
+          <w:p>
+            <w:r/>
+            <w:r>
+              <w:rPr>
+                <w:rFonts w:ascii="Microsoft YaHei" w:hAnsi="Microsoft YaHei" w:eastAsia="Microsoft YaHei"/>
+                <w:sz w:val="19"/>
+              </w:rPr>
+              <w:t>Credit/ token 换算系数（建议按首个计费月账单校准）</w:t>
+            </w:r>
+          </w:p>
+        </w:tc>
+      </w:tr>
+      <w:tr>
+        <w:tc>
+          <w:tcPr>
+            <w:tcW w:type="dxa" w:w="2880"/>
+          </w:tcPr>
+          <w:p>
+            <w:r/>
+            <w:r>
+              <w:rPr>
+                <w:rFonts w:ascii="Microsoft YaHei" w:hAnsi="Microsoft YaHei" w:eastAsia="Microsoft YaHei"/>
+                <w:sz w:val="19"/>
+              </w:rPr>
+              <w:t>MEM0_YUAN_PER_MILLION_CREDIT</w:t>
+            </w:r>
+          </w:p>
+        </w:tc>
+        <w:tc>
+          <w:tcPr>
+            <w:tcW w:type="dxa" w:w="2880"/>
+          </w:tcPr>
+          <w:p>
+            <w:r/>
+            <w:r>
+              <w:rPr>
+                <w:rFonts w:ascii="Microsoft YaHei" w:hAnsi="Microsoft YaHei" w:eastAsia="Microsoft YaHei"/>
+                <w:sz w:val="19"/>
+              </w:rPr>
+              <w:t>1.12</w:t>
+            </w:r>
+          </w:p>
+        </w:tc>
+        <w:tc>
+          <w:tcPr>
+            <w:tcW w:type="dxa" w:w="2880"/>
+          </w:tcPr>
+          <w:p>
+            <w:r/>
+            <w:r>
+              <w:rPr>
+                <w:rFonts w:ascii="Microsoft YaHei" w:hAnsi="Microsoft YaHei" w:eastAsia="Microsoft YaHei"/>
+                <w:sz w:val="19"/>
+              </w:rPr>
+              <w:t>元/百万 Credit</w:t>
+            </w:r>
+          </w:p>
+        </w:tc>
+      </w:tr>
+      <w:tr>
+        <w:tc>
+          <w:tcPr>
+            <w:tcW w:type="dxa" w:w="2880"/>
+          </w:tcPr>
+          <w:p>
+            <w:r/>
+            <w:r>
+              <w:rPr>
+                <w:rFonts w:ascii="Microsoft YaHei" w:hAnsi="Microsoft YaHei" w:eastAsia="Microsoft YaHei"/>
+                <w:sz w:val="19"/>
+              </w:rPr>
+              <w:t>MEM0_BLACKLIST_TTL</w:t>
+            </w:r>
+          </w:p>
+        </w:tc>
+        <w:tc>
+          <w:tcPr>
+            <w:tcW w:type="dxa" w:w="2880"/>
+          </w:tcPr>
+          <w:p>
+            <w:r/>
+            <w:r>
+              <w:rPr>
+                <w:rFonts w:ascii="Microsoft YaHei" w:hAnsi="Microsoft YaHei" w:eastAsia="Microsoft YaHei"/>
+                <w:sz w:val="19"/>
+              </w:rPr>
+              <w:t>900</w:t>
+            </w:r>
+          </w:p>
+        </w:tc>
+        <w:tc>
+          <w:tcPr>
+            <w:tcW w:type="dxa" w:w="2880"/>
+          </w:tcPr>
+          <w:p>
+            <w:r/>
+            <w:r>
+              <w:rPr>
+                <w:rFonts w:ascii="Microsoft YaHei" w:hAnsi="Microsoft YaHei" w:eastAsia="Microsoft YaHei"/>
+                <w:sz w:val="19"/>
+              </w:rPr>
+              <w:t>去重与防复活黑名单 TTL（秒）</w:t>
+            </w:r>
+          </w:p>
+        </w:tc>
+      </w:tr>
+    </w:tbl>
+    <w:p>
+      <w:pPr>
+        <w:spacing w:after="40"/>
+      </w:pPr>
+    </w:p>
+    <w:p>
+      <w:pPr>
+        <w:pStyle w:val="Heading2"/>
+      </w:pPr>
+      <w:r>
+        <w:rPr>
+          <w:rFonts w:ascii="Microsoft YaHei" w:hAnsi="Microsoft YaHei" w:eastAsia="Microsoft YaHei"/>
+          <w:b/>
+          <w:color w:val="1F3B63"/>
+          <w:sz w:val="26"/>
+        </w:rPr>
+        <w:t>7.2 调参建议</w:t>
+      </w:r>
+    </w:p>
+    <w:tbl>
+      <w:tblPr>
+        <w:tblStyle w:val="TableGrid"/>
+        <w:tblW w:type="auto" w:w="0"/>
+        <w:jc w:val="center"/>
+        <w:tblLook w:firstColumn="1" w:firstRow="1" w:lastColumn="0" w:lastRow="0" w:noHBand="0" w:noVBand="1" w:val="04A0"/>
+      </w:tblPr>
+      <w:tblGrid>
+        <w:gridCol w:w="4320"/>
+        <w:gridCol w:w="4320"/>
+      </w:tblGrid>
+      <w:tr>
+        <w:tc>
+          <w:tcPr>
+            <w:tcW w:type="dxa" w:w="4320"/>
+            <w:shd w:val="clear" w:color="auto" w:fill="4472C4"/>
+          </w:tcPr>
+          <w:p>
+            <w:r/>
+            <w:r>
+              <w:rPr>
+                <w:rFonts w:ascii="Microsoft YaHei" w:hAnsi="Microsoft YaHei" w:eastAsia="Microsoft YaHei"/>
+                <w:b/>
+                <w:color w:val="FFFFFF"/>
+                <w:sz w:val="20"/>
+              </w:rPr>
+              <w:t>目标</w:t>
+            </w:r>
+          </w:p>
+        </w:tc>
+        <w:tc>
+          <w:tcPr>
+            <w:tcW w:type="dxa" w:w="4320"/>
+            <w:shd w:val="clear" w:color="auto" w:fill="4472C4"/>
+          </w:tcPr>
+          <w:p>
+            <w:r/>
+            <w:r>
+              <w:rPr>
+                <w:rFonts w:ascii="Microsoft YaHei" w:hAnsi="Microsoft YaHei" w:eastAsia="Microsoft YaHei"/>
+                <w:b/>
+                <w:color w:val="FFFFFF"/>
+                <w:sz w:val="20"/>
+              </w:rPr>
+              <w:t>建议</w:t>
+            </w:r>
+          </w:p>
+        </w:tc>
+      </w:tr>
+      <w:tr>
+        <w:tc>
+          <w:tcPr>
+            <w:tcW w:type="dxa" w:w="4320"/>
+          </w:tcPr>
+          <w:p>
+            <w:r/>
+            <w:r>
+              <w:rPr>
+                <w:rFonts w:ascii="Microsoft YaHei" w:hAnsi="Microsoft YaHei" w:eastAsia="Microsoft YaHei"/>
+                <w:sz w:val="19"/>
+              </w:rPr>
+              <w:t>进一步降本</w:t>
+            </w:r>
+          </w:p>
+        </w:tc>
+        <w:tc>
+          <w:tcPr>
+            <w:tcW w:type="dxa" w:w="4320"/>
+          </w:tcPr>
+          <w:p>
+            <w:r/>
+            <w:r>
+              <w:rPr>
+                <w:rFonts w:ascii="Microsoft YaHei" w:hAnsi="Microsoft YaHei" w:eastAsia="Microsoft YaHei"/>
+                <w:sz w:val="19"/>
+              </w:rPr>
+              <w:t>提高 MEM0_AUTO_MEMORY_INTERVAL（如 10）、降低 MEM0_MAX_RESULTS（如 2）</w:t>
+            </w:r>
+          </w:p>
+        </w:tc>
+      </w:tr>
+      <w:tr>
+        <w:tc>
+          <w:tcPr>
+            <w:tcW w:type="dxa" w:w="4320"/>
+          </w:tcPr>
+          <w:p>
+            <w:r/>
+            <w:r>
+              <w:rPr>
+                <w:rFonts w:ascii="Microsoft YaHei" w:hAnsi="Microsoft YaHei" w:eastAsia="Microsoft YaHei"/>
+                <w:sz w:val="19"/>
+              </w:rPr>
+              <w:t>只保留手动写入</w:t>
+            </w:r>
+          </w:p>
+        </w:tc>
+        <w:tc>
+          <w:tcPr>
+            <w:tcW w:type="dxa" w:w="4320"/>
+          </w:tcPr>
+          <w:p>
+            <w:r/>
+            <w:r>
+              <w:rPr>
+                <w:rFonts w:ascii="Microsoft YaHei" w:hAnsi="Microsoft YaHei" w:eastAsia="Microsoft YaHei"/>
+                <w:sz w:val="19"/>
+              </w:rPr>
+              <w:t>将 MEM0_AUTO_MEMORY_INTERVAL 设为 0，仅用 add_memory 显式写入</w:t>
+            </w:r>
+          </w:p>
+        </w:tc>
+      </w:tr>
+      <w:tr>
+        <w:tc>
+          <w:tcPr>
+            <w:tcW w:type="dxa" w:w="4320"/>
+          </w:tcPr>
+          <w:p>
+            <w:r/>
+            <w:r>
+              <w:rPr>
+                <w:rFonts w:ascii="Microsoft YaHei" w:hAnsi="Microsoft YaHei" w:eastAsia="Microsoft YaHei"/>
+                <w:sz w:val="19"/>
+              </w:rPr>
+              <w:t>临时关闭自动检索</w:t>
+            </w:r>
+          </w:p>
+        </w:tc>
+        <w:tc>
+          <w:tcPr>
+            <w:tcW w:type="dxa" w:w="4320"/>
+          </w:tcPr>
+          <w:p>
+            <w:r/>
+            <w:r>
+              <w:rPr>
+                <w:rFonts w:ascii="Microsoft YaHei" w:hAnsi="Microsoft YaHei" w:eastAsia="Microsoft YaHei"/>
+                <w:sz w:val="19"/>
+              </w:rPr>
+              <w:t>MEM0_MEMORY_SEARCH_ENABLED=False（仍可手动 search_memory）</w:t>
+            </w:r>
+          </w:p>
+        </w:tc>
+      </w:tr>
+      <w:tr>
+        <w:tc>
+          <w:tcPr>
+            <w:tcW w:type="dxa" w:w="4320"/>
+          </w:tcPr>
+          <w:p>
+            <w:r/>
+            <w:r>
+              <w:rPr>
+                <w:rFonts w:ascii="Microsoft YaHei" w:hAnsi="Microsoft YaHei" w:eastAsia="Microsoft YaHei"/>
+                <w:sz w:val="19"/>
+              </w:rPr>
+              <w:t>放宽预算</w:t>
+            </w:r>
+          </w:p>
+        </w:tc>
+        <w:tc>
+          <w:tcPr>
+            <w:tcW w:type="dxa" w:w="4320"/>
+          </w:tcPr>
+          <w:p>
+            <w:r/>
+            <w:r>
+              <w:rPr>
+                <w:rFonts w:ascii="Microsoft YaHei" w:hAnsi="Microsoft YaHei" w:eastAsia="Microsoft YaHei"/>
+                <w:sz w:val="19"/>
+              </w:rPr>
+              <w:t>调高 MEM0_MONTHLY_BUDGET_YUAN</w:t>
+            </w:r>
+          </w:p>
+        </w:tc>
+      </w:tr>
+    </w:tbl>
+    <w:p>
+      <w:pPr>
+        <w:spacing w:after="40"/>
+      </w:pPr>
+    </w:p>
+    <w:p>
+      <w:pPr>
+        <w:pStyle w:val="Heading1"/>
+      </w:pPr>
+      <w:r>
+        <w:rPr>
+          <w:rFonts w:ascii="Microsoft YaHei" w:hAnsi="Microsoft YaHei" w:eastAsia="Microsoft YaHei"/>
+          <w:b/>
+          <w:color w:val="1F3B63"/>
+          <w:sz w:val="32"/>
+        </w:rPr>
+        <w:t>八、常见问题与排查（FAQ）</w:t>
+      </w:r>
+    </w:p>
+    <w:p>
+      <w:pPr>
+        <w:pStyle w:val="Heading2"/>
+      </w:pPr>
+      <w:r>
+        <w:rPr>
+          <w:rFonts w:ascii="Microsoft YaHei" w:hAnsi="Microsoft YaHei" w:eastAsia="Microsoft YaHei"/>
+          <w:b/>
+          <w:color w:val="1F3B63"/>
+          <w:sz w:val="26"/>
+        </w:rPr>
+        <w:t>Q1 记忆没生效 / 后台查不到数据</w:t>
+      </w:r>
+    </w:p>
+    <w:p>
+      <w:pPr>
+        <w:pStyle w:val="ListBullet"/>
+        <w:spacing w:after="40"/>
+      </w:pPr>
+      <w:r>
+        <w:rPr>
+          <w:rFonts w:ascii="Microsoft YaHei" w:hAnsi="Microsoft YaHei" w:eastAsia="Microsoft YaHei"/>
+          <w:sz w:val="21"/>
+        </w:rPr>
+        <w:t>确认该 Agent 的 memory_manager_backend 为 mem0（.\set_mem0_agent.ps1 -List）。</w:t>
+      </w:r>
+    </w:p>
+    <w:p>
+      <w:pPr>
+        <w:pStyle w:val="ListBullet"/>
+        <w:spacing w:after="40"/>
+      </w:pPr>
+      <w:r>
+        <w:rPr>
+          <w:rFonts w:ascii="Microsoft YaHei" w:hAnsi="Microsoft YaHei" w:eastAsia="Microsoft YaHei"/>
+          <w:sz w:val="21"/>
+        </w:rPr>
+        <w:t>查看 backend.log 是否出现“Mem0 连接成功”和“✓ 激活成功”。</w:t>
+      </w:r>
+    </w:p>
+    <w:p>
+      <w:pPr>
+        <w:pStyle w:val="ListBullet"/>
+        <w:spacing w:after="40"/>
+      </w:pPr>
+      <w:r>
+        <w:rPr>
+          <w:rFonts w:ascii="Microsoft YaHei" w:hAnsi="Microsoft YaHei" w:eastAsia="Microsoft YaHei"/>
+          <w:sz w:val="21"/>
+        </w:rPr>
+        <w:t>服务端 add 为异步落库，写入后约 1-3 分钟才可检索到，属正常。</w:t>
+      </w:r>
+    </w:p>
+    <w:p>
+      <w:pPr>
+        <w:pStyle w:val="Heading2"/>
+      </w:pPr>
+      <w:r>
+        <w:rPr>
+          <w:rFonts w:ascii="Microsoft YaHei" w:hAnsi="Microsoft YaHei" w:eastAsia="Microsoft YaHei"/>
+          <w:b/>
+          <w:color w:val="1F3B63"/>
+          <w:sz w:val="26"/>
+        </w:rPr>
+        <w:t>Q2 日志显示配置为 mem0 却回退 remelight</w:t>
+      </w:r>
+    </w:p>
+    <w:p>
+      <w:pPr>
+        <w:spacing w:after="80"/>
+      </w:pPr>
+      <w:r>
+        <w:rPr>
+          <w:rFonts w:ascii="Microsoft YaHei" w:hAnsi="Microsoft YaHei" w:eastAsia="Microsoft YaHei"/>
+          <w:b w:val="0"/>
+          <w:sz w:val="21"/>
+        </w:rPr>
+        <w:t>这是插件加载晚于工作区启动的时序现象。插件会在启动后约 20 秒自动重载激活；若仍失败，可在 QwenPaw 界面手动重载该 Agent，或查看 backend.log 的激活诊断。</w:t>
+      </w:r>
+    </w:p>
+    <w:p>
+      <w:pPr>
+        <w:pStyle w:val="Heading2"/>
+      </w:pPr>
+      <w:r>
+        <w:rPr>
+          <w:rFonts w:ascii="Microsoft YaHei" w:hAnsi="Microsoft YaHei" w:eastAsia="Microsoft YaHei"/>
+          <w:b/>
+          <w:color w:val="1F3B63"/>
+          <w:sz w:val="26"/>
+        </w:rPr>
+        <w:t>Q3 启动日志出现“✓ 激活成功，真实实例: ['?']”</w:t>
+      </w:r>
+    </w:p>
+    <w:p>
+      <w:pPr>
+        <w:spacing w:after="80"/>
+      </w:pPr>
+      <w:r>
+        <w:rPr>
+          <w:rFonts w:ascii="Microsoft YaHei" w:hAnsi="Microsoft YaHei" w:eastAsia="Microsoft YaHei"/>
+          <w:b w:val="0"/>
+          <w:sz w:val="21"/>
+        </w:rPr>
+        <w:t>这是旧版激活模块的假警报，根因是读取了错误的实例属性名（旧代码用 _agent_id，基类实际为 agent_id）。当前版本已修复为读取 agent_id，不会再出现 ['?']。若仍复现，请确认 activation.py 已更新到最新版本。</w:t>
+      </w:r>
+    </w:p>
+    <w:p>
+      <w:pPr>
+        <w:pStyle w:val="Heading2"/>
+      </w:pPr>
+      <w:r>
+        <w:rPr>
+          <w:rFonts w:ascii="Microsoft YaHei" w:hAnsi="Microsoft YaHei" w:eastAsia="Microsoft YaHei"/>
+          <w:b/>
+          <w:color w:val="1F3B63"/>
+          <w:sz w:val="26"/>
+        </w:rPr>
+        <w:t>Q4 /new 或 /compact 崩溃：UNKNOWN_AGENT_ERROR ... _auto_memory_worker_stopping</w:t>
+      </w:r>
+    </w:p>
+    <w:p>
+      <w:pPr>
+        <w:spacing w:after="80"/>
+      </w:pPr>
+      <w:r>
+        <w:rPr>
+          <w:rFonts w:ascii="Microsoft YaHei" w:hAnsi="Microsoft YaHei" w:eastAsia="Microsoft YaHei"/>
+          <w:b w:val="0"/>
+          <w:sz w:val="21"/>
+        </w:rPr>
+        <w:t>原因：Mem0MemoryManager 构造时未调用基类 super().__init__(context=context)，导致基类的 worker 队列等共享状态缺失。当前版本已修复（构造中显式调用基类初始化）。若升级后仍出现，请检查 memory_backend.py 的 __init__。</w:t>
+      </w:r>
+    </w:p>
+    <w:p>
+      <w:pPr>
+        <w:pStyle w:val="Heading2"/>
+      </w:pPr>
+      <w:r>
+        <w:rPr>
+          <w:rFonts w:ascii="Microsoft YaHei" w:hAnsi="Microsoft YaHei" w:eastAsia="Microsoft YaHei"/>
+          <w:b/>
+          <w:color w:val="1F3B63"/>
+          <w:sz w:val="26"/>
+        </w:rPr>
+        <w:t>Q5 出现 PermissionError: [WinError 5]</w:t>
+      </w:r>
+    </w:p>
+    <w:p>
+      <w:pPr>
+        <w:spacing w:after="80"/>
+      </w:pPr>
+      <w:r>
+        <w:rPr>
+          <w:rFonts w:ascii="Microsoft YaHei" w:hAnsi="Microsoft YaHei" w:eastAsia="Microsoft YaHei"/>
+          <w:b w:val="0"/>
+          <w:sz w:val="21"/>
+        </w:rPr>
+        <w:t>该错误并非代码缺陷，而是安全软件（如 360 安全卫士实时防护）拦截了插件对文件的写入。请在安全软件中将以下目录加入信任区：</w:t>
+      </w:r>
+    </w:p>
+    <w:p>
+      <w:pPr>
+        <w:spacing w:before="80" w:after="120"/>
+        <w:ind w:left="283"/>
+        <w:shd w:val="clear" w:color="auto" w:fill="F2F2F2"/>
+      </w:pPr>
+      <w:r>
+        <w:rPr>
+          <w:rFonts w:ascii="Consolas" w:hAnsi="Consolas" w:eastAsia="Consolas"/>
+          <w:color w:val="222222"/>
+          <w:sz w:val="19"/>
+        </w:rPr>
+        <w:t>%USERPROFILE%\.qwenpaw</w:t>
+      </w:r>
+    </w:p>
+    <w:p>
+      <w:pPr>
+        <w:spacing w:after="80"/>
+      </w:pPr>
+      <w:r>
+        <w:rPr>
+          <w:rFonts w:ascii="Microsoft YaHei" w:hAnsi="Microsoft YaHei" w:eastAsia="Microsoft YaHei"/>
+          <w:b w:val="0"/>
+          <w:sz w:val="21"/>
+        </w:rPr>
+        <w:t>加入信任区后重启 QwenPaw 即可根治。</w:t>
+      </w:r>
+    </w:p>
+    <w:p>
+      <w:pPr>
+        <w:pStyle w:val="Heading2"/>
+      </w:pPr>
+      <w:r>
+        <w:rPr>
+          <w:rFonts w:ascii="Microsoft YaHei" w:hAnsi="Microsoft YaHei" w:eastAsia="Microsoft YaHei"/>
+          <w:b/>
+          <w:color w:val="1F3B63"/>
+          <w:sz w:val="26"/>
+        </w:rPr>
+        <w:t>Q6 写入成功但检索不到</w:t>
+      </w:r>
+    </w:p>
+    <w:p>
+      <w:pPr>
+        <w:pStyle w:val="ListBullet"/>
+        <w:spacing w:after="40"/>
+      </w:pPr>
+      <w:r>
+        <w:rPr>
+          <w:rFonts w:ascii="Microsoft YaHei" w:hAnsi="Microsoft YaHei" w:eastAsia="Microsoft YaHei"/>
+          <w:sz w:val="21"/>
+        </w:rPr>
+        <w:t>等待 1-3 分钟（异步落库）。</w:t>
+      </w:r>
+    </w:p>
+    <w:p>
+      <w:pPr>
+        <w:pStyle w:val="ListBullet"/>
+        <w:spacing w:after="40"/>
+      </w:pPr>
+      <w:r>
+        <w:rPr>
+          <w:rFonts w:ascii="Microsoft YaHei" w:hAnsi="Microsoft YaHei" w:eastAsia="Microsoft YaHei"/>
+          <w:sz w:val="21"/>
+        </w:rPr>
+        <w:t>确认该内容通过了过滤：过短、纯寒暄、报错回显、心跳类内容会被刻意跳过。</w:t>
+      </w:r>
+    </w:p>
+    <w:p>
+      <w:pPr>
+        <w:pStyle w:val="ListBullet"/>
+        <w:spacing w:after="40"/>
+      </w:pPr>
+      <w:r>
+        <w:rPr>
+          <w:rFonts w:ascii="Microsoft YaHei" w:hAnsi="Microsoft YaHei" w:eastAsia="Microsoft YaHei"/>
+          <w:sz w:val="21"/>
+        </w:rPr>
+        <w:t>确认未因去重被跳过（同一内容在 TTL 内只写一次）。</w:t>
+      </w:r>
+    </w:p>
+    <w:p>
+      <w:pPr>
+        <w:pStyle w:val="Heading2"/>
+      </w:pPr>
+      <w:r>
+        <w:rPr>
+          <w:rFonts w:ascii="Microsoft YaHei" w:hAnsi="Microsoft YaHei" w:eastAsia="Microsoft YaHei"/>
+          <w:b/>
+          <w:color w:val="1F3B63"/>
+          <w:sz w:val="26"/>
+        </w:rPr>
+        <w:t>Q7 提示“已达月度预算上限，已暂停写入”</w:t>
+      </w:r>
+    </w:p>
+    <w:p>
+      <w:pPr>
+        <w:spacing w:after="80"/>
+      </w:pPr>
+      <w:r>
+        <w:rPr>
+          <w:rFonts w:ascii="Microsoft YaHei" w:hAnsi="Microsoft YaHei" w:eastAsia="Microsoft YaHei"/>
+          <w:b w:val="0"/>
+          <w:sz w:val="21"/>
+        </w:rPr>
+        <w:t>本月估算金额已达到 MEM0_MONTHLY_BUDGET_YUAN。检索不受影响；如需继续写入，请调高该预算，或等待次月自然重置。</w:t>
+      </w:r>
+    </w:p>
+    <w:p>
+      <w:pPr>
+        <w:pStyle w:val="Heading2"/>
+      </w:pPr>
+      <w:r>
+        <w:rPr>
+          <w:rFonts w:ascii="Microsoft YaHei" w:hAnsi="Microsoft YaHei" w:eastAsia="Microsoft YaHei"/>
+          <w:b/>
+          <w:color w:val="1F3B63"/>
+          <w:sz w:val="26"/>
+        </w:rPr>
+        <w:t>Q8 换机 / 重装后如何恢复</w:t>
+      </w:r>
+    </w:p>
+    <w:p>
+      <w:pPr>
+        <w:spacing w:after="80"/>
+      </w:pPr>
+      <w:r>
+        <w:rPr>
+          <w:rFonts w:ascii="Microsoft YaHei" w:hAnsi="Microsoft YaHei" w:eastAsia="Microsoft YaHei"/>
+          <w:b w:val="0"/>
+          <w:sz w:val="21"/>
+        </w:rPr>
+        <w:t>插件会把自身内容同步到 default workspace 的 _mem0_backup/ 目录，随 QwenPaw 备份一并迁移。新环境中若插件目录缺少 .env，启动钩子会自动从该备份目录恢复代码与配置（日志显示“[restore] 恢复完成”）。注意 usage.json 等本地状态文件不参与备份。</w:t>
+      </w:r>
+    </w:p>
+    <w:p>
+      <w:pPr>
+        <w:pStyle w:val="Heading2"/>
+      </w:pPr>
+      <w:r>
+        <w:rPr>
+          <w:rFonts w:ascii="Microsoft YaHei" w:hAnsi="Microsoft YaHei" w:eastAsia="Microsoft YaHei"/>
+          <w:b/>
+          <w:color w:val="1F3B63"/>
+          <w:sz w:val="26"/>
+        </w:rPr>
+        <w:t>Q9 API Key 泄露风险</w:t>
+      </w:r>
+    </w:p>
+    <w:p>
+      <w:pPr>
+        <w:spacing w:after="80"/>
+      </w:pPr>
+      <w:r>
+        <w:rPr>
+          <w:rFonts w:ascii="Microsoft YaHei" w:hAnsi="Microsoft YaHei" w:eastAsia="Microsoft YaHei"/>
+          <w:b w:val="0"/>
+          <w:sz w:val="21"/>
+        </w:rPr>
+        <w:t>.env 内含 API Key，请勿外发该文件。本说明书中的 Key 已脱敏；如疑似泄露，请在火山引擎控制台重置 Key 并同步更新 .env。</w:t>
+      </w:r>
+    </w:p>
+    <w:p>
+      <w:pPr>
+        <w:pStyle w:val="Heading1"/>
+      </w:pPr>
+      <w:r>
+        <w:rPr>
+          <w:rFonts w:ascii="Microsoft YaHei" w:hAnsi="Microsoft YaHei" w:eastAsia="Microsoft YaHei"/>
+          <w:b/>
+          <w:color w:val="1F3B63"/>
+          <w:sz w:val="32"/>
+        </w:rPr>
+        <w:t>九、后台数据查看与维护建议</w:t>
+      </w:r>
+    </w:p>
+    <w:p>
+      <w:pPr>
+        <w:pStyle w:val="Heading2"/>
+      </w:pPr>
+      <w:r>
+        <w:rPr>
+          <w:rFonts w:ascii="Microsoft YaHei" w:hAnsi="Microsoft YaHei" w:eastAsia="Microsoft YaHei"/>
+          <w:b/>
+          <w:color w:val="1F3B63"/>
+          <w:sz w:val="26"/>
+        </w:rPr>
+        <w:t>9.1 火山引擎控制台查看</w:t>
+      </w:r>
+    </w:p>
+    <w:tbl>
+      <w:tblPr>
+        <w:tblStyle w:val="TableGrid"/>
+        <w:tblW w:type="auto" w:w="0"/>
+        <w:jc w:val="center"/>
+        <w:tblLook w:firstColumn="1" w:firstRow="1" w:lastColumn="0" w:lastRow="0" w:noHBand="0" w:noVBand="1" w:val="04A0"/>
+      </w:tblPr>
+      <w:tblGrid>
+        <w:gridCol w:w="4320"/>
+        <w:gridCol w:w="4320"/>
+      </w:tblGrid>
+      <w:tr>
+        <w:tc>
+          <w:tcPr>
+            <w:tcW w:type="dxa" w:w="4320"/>
+            <w:shd w:val="clear" w:color="auto" w:fill="4472C4"/>
+          </w:tcPr>
+          <w:p>
+            <w:r/>
+            <w:r>
+              <w:rPr>
+                <w:rFonts w:ascii="Microsoft YaHei" w:hAnsi="Microsoft YaHei" w:eastAsia="Microsoft YaHei"/>
+                <w:b/>
+                <w:color w:val="FFFFFF"/>
+                <w:sz w:val="20"/>
+              </w:rPr>
+              <w:t>查看项</w:t>
+            </w:r>
+          </w:p>
+        </w:tc>
+        <w:tc>
+          <w:tcPr>
+            <w:tcW w:type="dxa" w:w="4320"/>
+            <w:shd w:val="clear" w:color="auto" w:fill="4472C4"/>
+          </w:tcPr>
+          <w:p>
+            <w:r/>
+            <w:r>
+              <w:rPr>
+                <w:rFonts w:ascii="Microsoft YaHei" w:hAnsi="Microsoft YaHei" w:eastAsia="Microsoft YaHei"/>
+                <w:b/>
+                <w:color w:val="FFFFFF"/>
+                <w:sz w:val="20"/>
+              </w:rPr>
+              <w:t>位置</w:t>
+            </w:r>
+          </w:p>
+        </w:tc>
+      </w:tr>
+      <w:tr>
+        <w:tc>
+          <w:tcPr>
+            <w:tcW w:type="dxa" w:w="4320"/>
+          </w:tcPr>
+          <w:p>
+            <w:r/>
+            <w:r>
+              <w:rPr>
+                <w:rFonts w:ascii="Microsoft YaHei" w:hAnsi="Microsoft YaHei" w:eastAsia="Microsoft YaHei"/>
+                <w:sz w:val="19"/>
+              </w:rPr>
+              <w:t>记忆条目</w:t>
+            </w:r>
+          </w:p>
+        </w:tc>
+        <w:tc>
+          <w:tcPr>
+            <w:tcW w:type="dxa" w:w="4320"/>
+          </w:tcPr>
+          <w:p>
+            <w:r/>
+            <w:r>
+              <w:rPr>
+                <w:rFonts w:ascii="Microsoft YaHei" w:hAnsi="Microsoft YaHei" w:eastAsia="Microsoft YaHei"/>
+                <w:sz w:val="19"/>
+              </w:rPr>
+              <w:t>Mem0 控制台 → 记忆（Memories）列表</w:t>
+            </w:r>
+          </w:p>
+        </w:tc>
+      </w:tr>
+      <w:tr>
+        <w:tc>
+          <w:tcPr>
+            <w:tcW w:type="dxa" w:w="4320"/>
+          </w:tcPr>
+          <w:p>
+            <w:r/>
+            <w:r>
+              <w:rPr>
+                <w:rFonts w:ascii="Microsoft YaHei" w:hAnsi="Microsoft YaHei" w:eastAsia="Microsoft YaHei"/>
+                <w:sz w:val="19"/>
+              </w:rPr>
+              <w:t>调用与用量</w:t>
+            </w:r>
+          </w:p>
+        </w:tc>
+        <w:tc>
+          <w:tcPr>
+            <w:tcW w:type="dxa" w:w="4320"/>
+          </w:tcPr>
+          <w:p>
+            <w:r/>
+            <w:r>
+              <w:rPr>
+                <w:rFonts w:ascii="Microsoft YaHei" w:hAnsi="Microsoft YaHei" w:eastAsia="Microsoft YaHei"/>
+                <w:sz w:val="19"/>
+              </w:rPr>
+              <w:t>控制台 → 用量 / 账单</w:t>
+            </w:r>
+          </w:p>
+        </w:tc>
+      </w:tr>
+      <w:tr>
+        <w:tc>
+          <w:tcPr>
+            <w:tcW w:type="dxa" w:w="4320"/>
+          </w:tcPr>
+          <w:p>
+            <w:r/>
+            <w:r>
+              <w:rPr>
+                <w:rFonts w:ascii="Microsoft YaHei" w:hAnsi="Microsoft YaHei" w:eastAsia="Microsoft YaHei"/>
+                <w:sz w:val="19"/>
+              </w:rPr>
+              <w:t>计费规则</w:t>
+            </w:r>
+          </w:p>
+        </w:tc>
+        <w:tc>
+          <w:tcPr>
+            <w:tcW w:type="dxa" w:w="4320"/>
+          </w:tcPr>
+          <w:p>
+            <w:r/>
+            <w:r>
+              <w:rPr>
+                <w:rFonts w:ascii="Microsoft YaHei" w:hAnsi="Microsoft YaHei" w:eastAsia="Microsoft YaHei"/>
+                <w:sz w:val="19"/>
+              </w:rPr>
+              <w:t>控制台 → 计费说明（自 2026-11-02 起）</w:t>
+            </w:r>
+          </w:p>
+        </w:tc>
+      </w:tr>
+    </w:tbl>
+    <w:p>
+      <w:pPr>
+        <w:spacing w:after="40"/>
+      </w:pPr>
+    </w:p>
+    <w:p>
+      <w:pPr>
+        <w:pStyle w:val="Heading2"/>
+      </w:pPr>
+      <w:r>
+        <w:rPr>
+          <w:rFonts w:ascii="Microsoft YaHei" w:hAnsi="Microsoft YaHei" w:eastAsia="Microsoft YaHei"/>
+          <w:b/>
+          <w:color w:val="1F3B63"/>
+          <w:sz w:val="26"/>
+        </w:rPr>
+        <w:t>9.2 日志与数据文件</w:t>
+      </w:r>
+    </w:p>
+    <w:tbl>
+      <w:tblPr>
+        <w:tblStyle w:val="TableGrid"/>
+        <w:tblW w:type="auto" w:w="0"/>
+        <w:jc w:val="center"/>
+        <w:tblLook w:firstColumn="1" w:firstRow="1" w:lastColumn="0" w:lastRow="0" w:noHBand="0" w:noVBand="1" w:val="04A0"/>
+      </w:tblPr>
+      <w:tblGrid>
+        <w:gridCol w:w="2880"/>
+        <w:gridCol w:w="2880"/>
+        <w:gridCol w:w="2880"/>
+      </w:tblGrid>
+      <w:tr>
+        <w:tc>
+          <w:tcPr>
+            <w:tcW w:type="dxa" w:w="2880"/>
+            <w:shd w:val="clear" w:color="auto" w:fill="4472C4"/>
+          </w:tcPr>
+          <w:p>
+            <w:r/>
+            <w:r>
+              <w:rPr>
+                <w:rFonts w:ascii="Microsoft YaHei" w:hAnsi="Microsoft YaHei" w:eastAsia="Microsoft YaHei"/>
+                <w:b/>
+                <w:color w:val="FFFFFF"/>
+                <w:sz w:val="20"/>
+              </w:rPr>
+              <w:t>文件</w:t>
+            </w:r>
+          </w:p>
+        </w:tc>
+        <w:tc>
+          <w:tcPr>
+            <w:tcW w:type="dxa" w:w="2880"/>
+            <w:shd w:val="clear" w:color="auto" w:fill="4472C4"/>
+          </w:tcPr>
+          <w:p>
+            <w:r/>
+            <w:r>
+              <w:rPr>
+                <w:rFonts w:ascii="Microsoft YaHei" w:hAnsi="Microsoft YaHei" w:eastAsia="Microsoft YaHei"/>
+                <w:b/>
+                <w:color w:val="FFFFFF"/>
+                <w:sz w:val="20"/>
+              </w:rPr>
+              <w:t>路径</w:t>
+            </w:r>
+          </w:p>
+        </w:tc>
+        <w:tc>
+          <w:tcPr>
+            <w:tcW w:type="dxa" w:w="2880"/>
+            <w:shd w:val="clear" w:color="auto" w:fill="4472C4"/>
+          </w:tcPr>
+          <w:p>
+            <w:r/>
+            <w:r>
+              <w:rPr>
+                <w:rFonts w:ascii="Microsoft YaHei" w:hAnsi="Microsoft YaHei" w:eastAsia="Microsoft YaHei"/>
+                <w:b/>
+                <w:color w:val="FFFFFF"/>
+                <w:sz w:val="20"/>
               </w:rPr>
               <w:t>用途</w:t>
             </w:r>
@@ -854,7 +5870,11 @@
           <w:p>
             <w:r/>
             <w:r>
-              <w:t>mem0ai</w:t>
+              <w:rPr>
+                <w:rFonts w:ascii="Microsoft YaHei" w:hAnsi="Microsoft YaHei" w:eastAsia="Microsoft YaHei"/>
+                <w:sz w:val="19"/>
+              </w:rPr>
+              <w:t>backend.log</w:t>
             </w:r>
           </w:p>
         </w:tc>
@@ -865,7 +5885,11 @@
           <w:p>
             <w:r/>
             <w:r>
-              <w:t>0.1.118</w:t>
+              <w:rPr>
+                <w:rFonts w:ascii="Microsoft YaHei" w:hAnsi="Microsoft YaHei" w:eastAsia="Microsoft YaHei"/>
+                <w:sz w:val="19"/>
+              </w:rPr>
+              <w:t>mem0_service\backend.log</w:t>
             </w:r>
           </w:p>
         </w:tc>
@@ -876,7 +5900,11 @@
           <w:p>
             <w:r/>
             <w:r>
-              <w:t>使用 MemoryClient 对接托管 HTTP 服务</w:t>
+              <w:rPr>
+                <w:rFonts w:ascii="Microsoft YaHei" w:hAnsi="Microsoft YaHei" w:eastAsia="Microsoft YaHei"/>
+                <w:sz w:val="19"/>
+              </w:rPr>
+              <w:t>后端连接、写入、激活诊断</w:t>
             </w:r>
           </w:p>
         </w:tc>
@@ -889,7 +5917,11 @@
           <w:p>
             <w:r/>
             <w:r>
-              <w:t>agentscope</w:t>
+              <w:rPr>
+                <w:rFonts w:ascii="Microsoft YaHei" w:hAnsi="Microsoft YaHei" w:eastAsia="Microsoft YaHei"/>
+                <w:sz w:val="19"/>
+              </w:rPr>
+              <w:t>plugin.log</w:t>
             </w:r>
           </w:p>
         </w:tc>
@@ -900,7 +5932,11 @@
           <w:p>
             <w:r/>
             <w:r>
-              <w:t>1.0.20</w:t>
+              <w:rPr>
+                <w:rFonts w:ascii="Microsoft YaHei" w:hAnsi="Microsoft YaHei" w:eastAsia="Microsoft YaHei"/>
+                <w:sz w:val="19"/>
+              </w:rPr>
+              <w:t>插件根目录\plugin.log</w:t>
             </w:r>
           </w:p>
         </w:tc>
@@ -911,16 +5947,11 @@
           <w:p>
             <w:r/>
             <w:r>
-              <w:t xml:space="preserve">Toolkit / </w:t>
-            </w:r>
-            <w:r>
               <w:rPr>
-                <w:rFonts w:ascii="Consolas" w:hAnsi="Consolas" w:eastAsia="Consolas"/>
+                <w:rFonts w:ascii="Microsoft YaHei" w:hAnsi="Microsoft YaHei" w:eastAsia="Microsoft YaHei"/>
+                <w:sz w:val="19"/>
               </w:rPr>
-              <w:t>register_class_hook</w:t>
-            </w:r>
-            <w:r>
-              <w:t xml:space="preserve"> 机制（QwenPaw 自带）</w:t>
+              <w:t>插件注册与钩子执行</w:t>
             </w:r>
           </w:p>
         </w:tc>
@@ -933,18 +5964,11 @@
           <w:p>
             <w:r/>
             <w:r>
-              <w:t>python-dotenv</w:t>
-            </w:r>
-          </w:p>
-        </w:tc>
-        <w:tc>
-          <w:tcPr>
-            <w:tcW w:type="dxa" w:w="2880"/>
-          </w:tcPr>
-          <w:p>
-            <w:r/>
-            <w:r>
-              <w:t>1.0.1</w:t>
+              <w:rPr>
+                <w:rFonts w:ascii="Microsoft YaHei" w:hAnsi="Microsoft YaHei" w:eastAsia="Microsoft YaHei"/>
+                <w:sz w:val="19"/>
+              </w:rPr>
+              <w:t>usage.json</w:t>
             </w:r>
           </w:p>
         </w:tc>
@@ -956,12 +5980,25 @@
             <w:r/>
             <w:r>
               <w:rPr>
-                <w:rFonts w:ascii="Consolas" w:hAnsi="Consolas" w:eastAsia="Consolas"/>
+                <w:rFonts w:ascii="Microsoft YaHei" w:hAnsi="Microsoft YaHei" w:eastAsia="Microsoft YaHei"/>
+                <w:sz w:val="19"/>
               </w:rPr>
-              <w:t>.env</w:t>
+              <w:t>mem0_service\usage.json</w:t>
             </w:r>
+          </w:p>
+        </w:tc>
+        <w:tc>
+          <w:tcPr>
+            <w:tcW w:type="dxa" w:w="2880"/>
+          </w:tcPr>
+          <w:p>
+            <w:r/>
             <w:r>
-              <w:t xml:space="preserve"> 配置文件加载</w:t>
+              <w:rPr>
+                <w:rFonts w:ascii="Microsoft YaHei" w:hAnsi="Microsoft YaHei" w:eastAsia="Microsoft YaHei"/>
+                <w:sz w:val="19"/>
+              </w:rPr>
+              <w:t>本地用量记账（按月分桶）</w:t>
             </w:r>
           </w:p>
         </w:tc>
@@ -974,7 +6011,11 @@
           <w:p>
             <w:r/>
             <w:r>
-              <w:t>pydantic</w:t>
+              <w:rPr>
+                <w:rFonts w:ascii="Microsoft YaHei" w:hAnsi="Microsoft YaHei" w:eastAsia="Microsoft YaHei"/>
+                <w:sz w:val="19"/>
+              </w:rPr>
+              <w:t>_mem0_backup\</w:t>
             </w:r>
           </w:p>
         </w:tc>
@@ -985,7 +6026,11 @@
           <w:p>
             <w:r/>
             <w:r>
-              <w:t>2.10.4</w:t>
+              <w:rPr>
+                <w:rFonts w:ascii="Microsoft YaHei" w:hAnsi="Microsoft YaHei" w:eastAsia="Microsoft YaHei"/>
+                <w:sz w:val="19"/>
+              </w:rPr>
+              <w:t>default workspace 下</w:t>
             </w:r>
           </w:p>
         </w:tc>
@@ -996,77 +6041,11 @@
           <w:p>
             <w:r/>
             <w:r>
-              <w:t>工具入参运行时类型解析</w:t>
-            </w:r>
-          </w:p>
-        </w:tc>
-      </w:tr>
-      <w:tr>
-        <w:tc>
-          <w:tcPr>
-            <w:tcW w:type="dxa" w:w="2880"/>
-          </w:tcPr>
-          <w:p>
-            <w:r/>
-            <w:r>
-              <w:t>httpx</w:t>
-            </w:r>
-          </w:p>
-        </w:tc>
-        <w:tc>
-          <w:tcPr>
-            <w:tcW w:type="dxa" w:w="2880"/>
-          </w:tcPr>
-          <w:p>
-            <w:r/>
-            <w:r>
-              <w:t>0.28.1</w:t>
-            </w:r>
-          </w:p>
-        </w:tc>
-        <w:tc>
-          <w:tcPr>
-            <w:tcW w:type="dxa" w:w="2880"/>
-          </w:tcPr>
-          <w:p>
-            <w:r/>
-            <w:r>
-              <w:t>异步 HTTP 客户端</w:t>
-            </w:r>
-          </w:p>
-        </w:tc>
-      </w:tr>
-      <w:tr>
-        <w:tc>
-          <w:tcPr>
-            <w:tcW w:type="dxa" w:w="2880"/>
-          </w:tcPr>
-          <w:p>
-            <w:r/>
-            <w:r>
-              <w:t>fastapi / uvicorn</w:t>
-            </w:r>
-          </w:p>
-        </w:tc>
-        <w:tc>
-          <w:tcPr>
-            <w:tcW w:type="dxa" w:w="2880"/>
-          </w:tcPr>
-          <w:p>
-            <w:r/>
-            <w:r>
-              <w:t>0.115.6 / 0.34.0</w:t>
-            </w:r>
-          </w:p>
-        </w:tc>
-        <w:tc>
-          <w:tcPr>
-            <w:tcW w:type="dxa" w:w="2880"/>
-          </w:tcPr>
-          <w:p>
-            <w:r/>
-            <w:r>
-              <w:t>仅独立 FastAPI 模式需要</w:t>
+              <w:rPr>
+                <w:rFonts w:ascii="Microsoft YaHei" w:hAnsi="Microsoft YaHei" w:eastAsia="Microsoft YaHei"/>
+                <w:sz w:val="19"/>
+              </w:rPr>
+              <w:t>部署备份（随 QwenPaw 备份）</w:t>
             </w:r>
           </w:p>
         </w:tc>
@@ -1074,1744 +6053,28 @@
     </w:tbl>
     <w:p>
       <w:pPr>
-        <w:ind w:left="200"/>
+        <w:spacing w:after="40"/>
       </w:pPr>
-      <w:r>
-        <w:rPr>
-          <w:i/>
-          <w:color w:val="555555"/>
-        </w:rPr>
-      </w:r>
-      <w:r>
-        <w:rPr>
-          <w:i/>
-          <w:color w:val="555555"/>
-        </w:rPr>
-        <w:t xml:space="preserve">作为 QwenPaw 插件运行时，上述多数包已由宿主自带 Python 预装；在独立虚拟环境运行时，执行 </w:t>
-      </w:r>
-      <w:r>
-        <w:rPr>
-          <w:rFonts w:ascii="Consolas" w:hAnsi="Consolas" w:eastAsia="Consolas"/>
-          <w:i/>
-          <w:color w:val="555555"/>
-        </w:rPr>
-        <w:t>pip install -r requirements.txt</w:t>
-      </w:r>
-      <w:r>
-        <w:rPr>
-          <w:i/>
-          <w:color w:val="555555"/>
-        </w:rPr>
-        <w:t xml:space="preserve"> 一键安装。</w:t>
-      </w:r>
     </w:p>
     <w:p>
       <w:pPr>
         <w:pStyle w:val="Heading2"/>
       </w:pPr>
       <w:r>
-        <w:t>三、快速上手指南</w:t>
-      </w:r>
-    </w:p>
-    <w:p>
-      <w:pPr>
-        <w:pStyle w:val="Heading3"/>
-      </w:pPr>
-      <w:r>
-        <w:t>3.1 启动验证</w:t>
-      </w:r>
-    </w:p>
-    <w:p>
-      <w:pPr>
-        <w:pStyle w:val="ListNumber"/>
-      </w:pPr>
-      <w:r>
-        <w:t>关闭 QwenPaw，等待 10 秒确保进程完全退出。</w:t>
-      </w:r>
-    </w:p>
-    <w:p>
-      <w:pPr>
-        <w:pStyle w:val="ListNumber"/>
-      </w:pPr>
-      <w:r>
-        <w:t>双击桌面 “QwenPaw Desktop.vbs” 启动客户端（勿使用第三方启动器）。</w:t>
-      </w:r>
-    </w:p>
-    <w:p>
-      <w:pPr>
-        <w:pStyle w:val="ListNumber"/>
-      </w:pPr>
-      <w:r>
-        <w:t>打开任意一个智能体，观察启动日志。若看到以下信息则说明插件加载成功：</w:t>
-      </w:r>
-    </w:p>
-    <w:p>
-      <w:pPr>
-        <w:ind w:left="240"/>
-      </w:pPr>
-      <w:r>
         <w:rPr>
-          <w:rFonts w:ascii="Consolas" w:hAnsi="Consolas" w:eastAsia="Consolas"/>
-          <w:color w:val="333333"/>
-          <w:sz w:val="18"/>
+          <w:rFonts w:ascii="Microsoft YaHei" w:hAnsi="Microsoft YaHei" w:eastAsia="Microsoft YaHei"/>
+          <w:b/>
+          <w:color w:val="1F3B63"/>
+          <w:sz w:val="26"/>
         </w:rPr>
-        <w:t>[mem0-integration] startup hook triggered, injecting hooks &amp; skills...</w:t>
-        <w:br/>
-        <w:t>[MemoryCoordinator] worker thread started, queue maxsize=1000</w:t>
-      </w:r>
-    </w:p>
-    <w:p>
-      <w:r>
-        <w:t>若未看到日志，请执行 6.1 节排查。</w:t>
-      </w:r>
-    </w:p>
-    <w:p>
-      <w:pPr>
-        <w:pStyle w:val="Heading3"/>
-      </w:pPr>
-      <w:r>
-        <w:t>3.2 写入第一条记忆</w:t>
-      </w:r>
-    </w:p>
-    <w:p>
-      <w:r>
-        <w:t>测试示例：“我喜欢吃蔬菜”。</w:t>
-      </w:r>
-    </w:p>
-    <w:p>
-      <w:r>
-        <w:t>在智能体对话框输入这句话并发送，系统会在 post_reply 钩子中自动将本轮对话写入 Mem0（异步队列，通常 1–3 秒内完成）。此记忆以当前智能体 name 作为 user_id 隔离。</w:t>
-      </w:r>
-    </w:p>
-    <w:p>
-      <w:pPr>
-        <w:pStyle w:val="Heading3"/>
-      </w:pPr>
-      <w:r>
-        <w:t>3.3 验证记忆召回</w:t>
-      </w:r>
-    </w:p>
-    <w:p>
-      <w:pPr>
-        <w:pStyle w:val="ListNumber"/>
-      </w:pPr>
-      <w:r>
-        <w:t>新建一个对话窗口（或清空当前上下文）。</w:t>
-      </w:r>
-    </w:p>
-    <w:p>
-      <w:pPr>
-        <w:pStyle w:val="ListNumber"/>
-      </w:pPr>
-      <w:r>
-        <w:t>向同一个智能体提问：“我喜欢吃什么？”</w:t>
-      </w:r>
-    </w:p>
-    <w:p>
-      <w:pPr>
-        <w:pStyle w:val="ListNumber"/>
-      </w:pPr>
-      <w:r>
-        <w:t>观察智能体是否回答 “蔬菜” 或相关内容。</w:t>
-      </w:r>
-    </w:p>
-    <w:p>
-      <w:r>
-        <w:t xml:space="preserve">   - 若回答正确 → Hook 自动记忆读写均正常。</w:t>
-      </w:r>
-    </w:p>
-    <w:p>
-      <w:r>
-        <w:t xml:space="preserve">   - 若回答不正确 → 请执行 6.3 节“记忆不召回”排查。</w:t>
-      </w:r>
-    </w:p>
-    <w:p>
-      <w:pPr>
-        <w:pStyle w:val="Heading2"/>
-      </w:pPr>
-      <w:r>
-        <w:t>四、核心功能详解</w:t>
-      </w:r>
-    </w:p>
-    <w:p>
-      <w:pPr>
-        <w:pStyle w:val="Heading3"/>
-      </w:pPr>
-      <w:r>
-        <w:t>4.1 Hook 自动记忆层（兜底层）</w:t>
-      </w:r>
-    </w:p>
-    <w:p>
-      <w:r>
-        <w:t xml:space="preserve">Hook 层通过 AgentScope 的 </w:t>
-      </w:r>
-      <w:r>
-        <w:rPr>
-          <w:rFonts w:ascii="Consolas" w:hAnsi="Consolas" w:eastAsia="Consolas"/>
-        </w:rPr>
-        <w:t>register_class_hook</w:t>
-      </w:r>
-      <w:r>
-        <w:t xml:space="preserve"> 机制在 Agent 类上注册 4 个生命周期钩子（类级别，对所有实例生效），对用户透明，无需任何显式操作。</w:t>
+        <w:t>9.3 维护频次</w:t>
       </w:r>
     </w:p>
     <w:tbl>
       <w:tblPr>
         <w:tblStyle w:val="TableGrid"/>
         <w:tblW w:type="auto" w:w="0"/>
-        <w:tblLook w:firstColumn="1" w:firstRow="1" w:lastColumn="0" w:lastRow="0" w:noHBand="0" w:noVBand="1" w:val="04A0"/>
-      </w:tblPr>
-      <w:tblGrid>
-        <w:gridCol w:w="2160"/>
-        <w:gridCol w:w="2160"/>
-        <w:gridCol w:w="2160"/>
-        <w:gridCol w:w="2160"/>
-      </w:tblGrid>
-      <w:tr>
-        <w:tc>
-          <w:tcPr>
-            <w:tcW w:type="dxa" w:w="2160"/>
-          </w:tcPr>
-          <w:p>
-            <w:r>
-              <w:rPr>
-                <w:b/>
-              </w:rPr>
-            </w:r>
-            <w:r>
-              <w:rPr>
-                <w:b/>
-              </w:rPr>
-              <w:t>钩子</w:t>
-            </w:r>
-          </w:p>
-        </w:tc>
-        <w:tc>
-          <w:tcPr>
-            <w:tcW w:type="dxa" w:w="2160"/>
-          </w:tcPr>
-          <w:p>
-            <w:r>
-              <w:rPr>
-                <w:b/>
-              </w:rPr>
-            </w:r>
-            <w:r>
-              <w:rPr>
-                <w:b/>
-              </w:rPr>
-              <w:t>注册名</w:t>
-            </w:r>
-          </w:p>
-        </w:tc>
-        <w:tc>
-          <w:tcPr>
-            <w:tcW w:type="dxa" w:w="2160"/>
-          </w:tcPr>
-          <w:p>
-            <w:r>
-              <w:rPr>
-                <w:b/>
-              </w:rPr>
-            </w:r>
-            <w:r>
-              <w:rPr>
-                <w:b/>
-              </w:rPr>
-              <w:t>触发时机</w:t>
-            </w:r>
-          </w:p>
-        </w:tc>
-        <w:tc>
-          <w:tcPr>
-            <w:tcW w:type="dxa" w:w="2160"/>
-          </w:tcPr>
-          <w:p>
-            <w:r>
-              <w:rPr>
-                <w:b/>
-              </w:rPr>
-            </w:r>
-            <w:r>
-              <w:rPr>
-                <w:b/>
-              </w:rPr>
-              <w:t>作用</w:t>
-            </w:r>
-          </w:p>
-        </w:tc>
-      </w:tr>
-      <w:tr>
-        <w:tc>
-          <w:tcPr>
-            <w:tcW w:type="dxa" w:w="2160"/>
-          </w:tcPr>
-          <w:p>
-            <w:r/>
-            <w:r>
-              <w:t>pre_reply</w:t>
-            </w:r>
-          </w:p>
-        </w:tc>
-        <w:tc>
-          <w:tcPr>
-            <w:tcW w:type="dxa" w:w="2160"/>
-          </w:tcPr>
-          <w:p>
-            <w:r/>
-            <w:r>
-              <w:t>mem0_search_inject</w:t>
-            </w:r>
-          </w:p>
-        </w:tc>
-        <w:tc>
-          <w:tcPr>
-            <w:tcW w:type="dxa" w:w="2160"/>
-          </w:tcPr>
-          <w:p>
-            <w:r/>
-            <w:r>
-              <w:t>回复前（核心）</w:t>
-            </w:r>
-          </w:p>
-        </w:tc>
-        <w:tc>
-          <w:tcPr>
-            <w:tcW w:type="dxa" w:w="2160"/>
-          </w:tcPr>
-          <w:p>
-            <w:r/>
-            <w:r>
-              <w:t>提取最后一条用户消息，search() 召回 TOP 5 记忆，以 HINT 注入上下文</w:t>
-            </w:r>
-          </w:p>
-        </w:tc>
-      </w:tr>
-      <w:tr>
-        <w:tc>
-          <w:tcPr>
-            <w:tcW w:type="dxa" w:w="2160"/>
-          </w:tcPr>
-          <w:p>
-            <w:r/>
-            <w:r>
-              <w:t>pre_reasoning</w:t>
-            </w:r>
-          </w:p>
-        </w:tc>
-        <w:tc>
-          <w:tcPr>
-            <w:tcW w:type="dxa" w:w="2160"/>
-          </w:tcPr>
-          <w:p>
-            <w:r/>
-            <w:r>
-              <w:t>mem0_search_fallback</w:t>
-            </w:r>
-          </w:p>
-        </w:tc>
-        <w:tc>
-          <w:tcPr>
-            <w:tcW w:type="dxa" w:w="2160"/>
-          </w:tcPr>
-          <w:p>
-            <w:r/>
-            <w:r>
-              <w:t>推理前（兜底）</w:t>
-            </w:r>
-          </w:p>
-        </w:tc>
-        <w:tc>
-          <w:tcPr>
-            <w:tcW w:type="dxa" w:w="2160"/>
-          </w:tcPr>
-          <w:p>
-            <w:r/>
-            <w:r>
-              <w:t>当 pre_reply 未命中时补一次检索，标志位去重</w:t>
-            </w:r>
-          </w:p>
-        </w:tc>
-      </w:tr>
-      <w:tr>
-        <w:tc>
-          <w:tcPr>
-            <w:tcW w:type="dxa" w:w="2160"/>
-          </w:tcPr>
-          <w:p>
-            <w:r/>
-            <w:r>
-              <w:t>post_acting</w:t>
-            </w:r>
-          </w:p>
-        </w:tc>
-        <w:tc>
-          <w:tcPr>
-            <w:tcW w:type="dxa" w:w="2160"/>
-          </w:tcPr>
-          <w:p>
-            <w:r/>
-            <w:r>
-              <w:t>mem0_tool_collect</w:t>
-            </w:r>
-          </w:p>
-        </w:tc>
-        <w:tc>
-          <w:tcPr>
-            <w:tcW w:type="dxa" w:w="2160"/>
-          </w:tcPr>
-          <w:p>
-            <w:r/>
-            <w:r>
-              <w:t>工具执行后</w:t>
-            </w:r>
-          </w:p>
-        </w:tc>
-        <w:tc>
-          <w:tcPr>
-            <w:tcW w:type="dxa" w:w="2160"/>
-          </w:tcPr>
-          <w:p>
-            <w:r/>
-            <w:r>
-              <w:t>累积工具结果到 buffer，供写入时合并</w:t>
-            </w:r>
-          </w:p>
-        </w:tc>
-      </w:tr>
-      <w:tr>
-        <w:tc>
-          <w:tcPr>
-            <w:tcW w:type="dxa" w:w="2160"/>
-          </w:tcPr>
-          <w:p>
-            <w:r/>
-            <w:r>
-              <w:t>post_reply</w:t>
-            </w:r>
-          </w:p>
-        </w:tc>
-        <w:tc>
-          <w:tcPr>
-            <w:tcW w:type="dxa" w:w="2160"/>
-          </w:tcPr>
-          <w:p>
-            <w:r/>
-            <w:r>
-              <w:t>mem0_async_write</w:t>
-            </w:r>
-          </w:p>
-        </w:tc>
-        <w:tc>
-          <w:tcPr>
-            <w:tcW w:type="dxa" w:w="2160"/>
-          </w:tcPr>
-          <w:p>
-            <w:r/>
-            <w:r>
-              <w:t>回复后（核心）</w:t>
-            </w:r>
-          </w:p>
-        </w:tc>
-        <w:tc>
-          <w:tcPr>
-            <w:tcW w:type="dxa" w:w="2160"/>
-          </w:tcPr>
-          <w:p>
-            <w:r/>
-            <w:r>
-              <w:t>将本轮用户消息 + 回复 + 工具结果入队，异步 add() 写入</w:t>
-            </w:r>
-          </w:p>
-        </w:tc>
-      </w:tr>
-    </w:tbl>
-    <w:p>
-      <w:r>
-        <w:t>关键设计细节：</w:t>
-      </w:r>
-    </w:p>
-    <w:p>
-      <w:pPr>
-        <w:pStyle w:val="ListBullet"/>
-      </w:pPr>
-      <w:r>
-        <w:rPr>
-          <w:b/>
-        </w:rPr>
-        <w:t>防心跳写入</w:t>
-      </w:r>
-      <w:r>
-        <w:t xml:space="preserve">：心跳 / ACK 类消息通过 </w:t>
-      </w:r>
-      <w:r>
-        <w:rPr>
-          <w:rFonts w:ascii="Consolas" w:hAnsi="Consolas" w:eastAsia="Consolas"/>
-        </w:rPr>
-        <w:t>_is_heartbeat()</w:t>
-      </w:r>
-      <w:r>
-        <w:t xml:space="preserve"> 判定后跳过，不产生噪音记忆。</w:t>
-      </w:r>
-    </w:p>
-    <w:p>
-      <w:pPr>
-        <w:pStyle w:val="ListBullet"/>
-      </w:pPr>
-      <w:r>
-        <w:rPr>
-          <w:b/>
-        </w:rPr>
-        <w:t>user_id 隔离</w:t>
-      </w:r>
-      <w:r>
-        <w:t>：以 agent.name 作为 user_id，不同智能体记忆完全独立。</w:t>
-      </w:r>
-    </w:p>
-    <w:p>
-      <w:pPr>
-        <w:pStyle w:val="ListBullet"/>
-      </w:pPr>
-      <w:r>
-        <w:rPr>
-          <w:b/>
-        </w:rPr>
-        <w:t>提示注入格式</w:t>
-      </w:r>
-      <w:r>
-        <w:t>：召回的记忆以 “【记忆检索结果】\n- …” 格式拼入 hint。</w:t>
-      </w:r>
-    </w:p>
-    <w:p>
-      <w:pPr>
-        <w:pStyle w:val="Heading3"/>
-      </w:pPr>
-      <w:r>
-        <w:t>4.2 Skill 显式工具层（增强层）</w:t>
-      </w:r>
-    </w:p>
-    <w:p>
-      <w:r>
-        <w:t>Skill 层通过 AgentScope Toolkit 向智能体注册 5 个工具函数，智能体在需要时可以显式调用。工具列表与使用说明见第五章。</w:t>
-      </w:r>
-    </w:p>
-    <w:p>
-      <w:r>
-        <w:t>两层关系：</w:t>
-      </w:r>
-    </w:p>
-    <w:p>
-      <w:pPr>
-        <w:pStyle w:val="ListBullet"/>
-      </w:pPr>
-      <w:r>
-        <w:t>Hook = 兜底的自动层，保证“总是在记、总是在召回”，用户无感。</w:t>
-      </w:r>
-    </w:p>
-    <w:p>
-      <w:pPr>
-        <w:pStyle w:val="ListBullet"/>
-      </w:pPr>
-      <w:r>
-        <w:t>Skill = 精准的手动层，用于“我明确要存 / 查 / 列 / 改 / 删某条记忆”的场景。</w:t>
-      </w:r>
-    </w:p>
-    <w:p>
-      <w:pPr>
-        <w:pStyle w:val="ListBullet"/>
-      </w:pPr>
-      <w:r>
-        <w:t>两者协同，互不冲突。Hook 异步写入不会覆盖 Skill 的显式删除（防复活黑名单保障）。</w:t>
-      </w:r>
-    </w:p>
-    <w:p>
-      <w:pPr>
-        <w:pStyle w:val="Heading3"/>
-      </w:pPr>
-      <w:r>
-        <w:t>4.3 备份与升级保障</w:t>
-      </w:r>
-    </w:p>
-    <w:p>
-      <w:r>
-        <w:t>为确保 QwenPaw 升级、备份、换机时整个记忆系统可用，设计了双重保障机制：</w:t>
-      </w:r>
-    </w:p>
-    <w:p>
-      <w:pPr>
-        <w:pStyle w:val="ListBullet"/>
-      </w:pPr>
-      <w:r>
-        <w:rPr>
-          <w:b/>
-        </w:rPr>
-        <w:t>用户级插件路径</w:t>
-      </w:r>
-      <w:r>
-        <w:t xml:space="preserve">：所有代码位于 </w:t>
-      </w:r>
-      <w:r>
-        <w:rPr>
-          <w:rFonts w:ascii="Consolas" w:hAnsi="Consolas" w:eastAsia="Consolas"/>
-        </w:rPr>
-        <w:t>~/.qwenpaw/plugins/</w:t>
-      </w:r>
-      <w:r>
-        <w:t>，QwenPaw 升级只覆盖安装目录，不影响插件。</w:t>
-      </w:r>
-    </w:p>
-    <w:p>
-      <w:pPr>
-        <w:pStyle w:val="ListBullet"/>
-      </w:pPr>
-      <w:r>
-        <w:rPr>
-          <w:b/>
-        </w:rPr>
-        <w:t>startup/shutdown 钩子自动同步</w:t>
-      </w:r>
-      <w:r>
-        <w:t>：每次启动 / 退出时将插件目录同步到 workspace/_mem0_backup/，因此 QwenPaw 自带的“备份 workspace”功能会完整包含 Mem0 部署代码。</w:t>
-      </w:r>
-    </w:p>
-    <w:p>
-      <w:pPr>
-        <w:pStyle w:val="ListBullet"/>
-      </w:pPr>
-      <w:r>
-        <w:rPr>
-          <w:b/>
-        </w:rPr>
-        <w:t>_RESTORE_INFO.json 元信息</w:t>
-      </w:r>
-      <w:r>
-        <w:t>：备份目录附带源路径和同步时间戳，恢复时可精准还原。</w:t>
-      </w:r>
-    </w:p>
-    <w:p>
-      <w:pPr>
-        <w:pStyle w:val="Heading2"/>
-      </w:pPr>
-      <w:r>
-        <w:t>五、5 个 Skill 工具使用说明</w:t>
-      </w:r>
-    </w:p>
-    <w:p>
-      <w:r>
-        <w:t>智能体在对话中可直接使用以下 5 个工具。你可以通过自然语言让智能体调用，例如：“帮我用 add_memory 记住我负责的是化工风险预警项目” 或 “用 search_memory 查一下之前记录的部署规格”。</w:t>
-      </w:r>
-    </w:p>
-    <w:p>
-      <w:pPr>
-        <w:pStyle w:val="Heading3"/>
-      </w:pPr>
-      <w:r>
-        <w:t>add_memory — 新增记忆</w:t>
-      </w:r>
-    </w:p>
-    <w:p>
-      <w:pPr>
-        <w:pStyle w:val="ListBullet"/>
-      </w:pPr>
-      <w:r>
-        <w:t>参数：</w:t>
-      </w:r>
-    </w:p>
-    <w:p>
-      <w:r>
-        <w:t xml:space="preserve">  - </w:t>
-      </w:r>
-      <w:r>
-        <w:rPr>
-          <w:rFonts w:ascii="Consolas" w:hAnsi="Consolas" w:eastAsia="Consolas"/>
-        </w:rPr>
-        <w:t>content: str</w:t>
-      </w:r>
-      <w:r>
-        <w:t xml:space="preserve"> — 要记住的文本内容（一条事实 / 偏好 / 结论）</w:t>
-      </w:r>
-    </w:p>
-    <w:p>
-      <w:r>
-        <w:t xml:space="preserve">  - </w:t>
-      </w:r>
-      <w:r>
-        <w:rPr>
-          <w:rFonts w:ascii="Consolas" w:hAnsi="Consolas" w:eastAsia="Consolas"/>
-        </w:rPr>
-        <w:t>user_id: str</w:t>
-      </w:r>
-      <w:r>
-        <w:t>（可选，默认 = 当前智能体名）</w:t>
-      </w:r>
-    </w:p>
-    <w:p>
-      <w:r>
-        <w:t xml:space="preserve">  - </w:t>
-      </w:r>
-      <w:r>
-        <w:rPr>
-          <w:rFonts w:ascii="Consolas" w:hAnsi="Consolas" w:eastAsia="Consolas"/>
-        </w:rPr>
-        <w:t>metadata: Dict</w:t>
-      </w:r>
-      <w:r>
-        <w:t>（可选，附加标签等）</w:t>
-      </w:r>
-    </w:p>
-    <w:p>
-      <w:pPr>
-        <w:pStyle w:val="ListBullet"/>
-      </w:pPr>
-      <w:r>
-        <w:t>示例指令：</w:t>
-      </w:r>
-    </w:p>
-    <w:p>
-      <w:r>
-        <w:t xml:space="preserve">  1. 明确要记住：“帮我记住：私有化部署用 4 张 RTX 4090、INT8 精度”</w:t>
-      </w:r>
-    </w:p>
-    <w:p>
-      <w:r>
-        <w:t xml:space="preserve">  2. 手动触发：“调用 add_memory 写入：每周五下午出风险周报”</w:t>
-      </w:r>
-    </w:p>
-    <w:p>
-      <w:pPr>
-        <w:pStyle w:val="ListBullet"/>
-      </w:pPr>
-      <w:r>
-        <w:t>适用场景：存储重要事实、偏好、结论、承诺，避免 Hook 自动抽取遗漏。</w:t>
-      </w:r>
-    </w:p>
-    <w:p>
-      <w:pPr>
-        <w:pStyle w:val="ListBullet"/>
-      </w:pPr>
-      <w:r>
-        <w:t>使用提示：单条 content 建议 ≤ 2000 字符，且只表达同一主题，不要把多条不相关信息塞进一条。</w:t>
-      </w:r>
-    </w:p>
-    <w:p>
-      <w:pPr>
-        <w:pStyle w:val="Heading3"/>
-      </w:pPr>
-      <w:r>
-        <w:t>search_memory — 检索记忆</w:t>
-      </w:r>
-    </w:p>
-    <w:p>
-      <w:pPr>
-        <w:pStyle w:val="ListBullet"/>
-      </w:pPr>
-      <w:r>
-        <w:t>参数：</w:t>
-      </w:r>
-    </w:p>
-    <w:p>
-      <w:r>
-        <w:t xml:space="preserve">  - </w:t>
-      </w:r>
-      <w:r>
-        <w:rPr>
-          <w:rFonts w:ascii="Consolas" w:hAnsi="Consolas" w:eastAsia="Consolas"/>
-        </w:rPr>
-        <w:t>query: str</w:t>
-      </w:r>
-      <w:r>
-        <w:t xml:space="preserve"> — 检索关键词或问题</w:t>
-      </w:r>
-    </w:p>
-    <w:p>
-      <w:r>
-        <w:t xml:space="preserve">  - </w:t>
-      </w:r>
-      <w:r>
-        <w:rPr>
-          <w:rFonts w:ascii="Consolas" w:hAnsi="Consolas" w:eastAsia="Consolas"/>
-        </w:rPr>
-        <w:t>user_id: str</w:t>
-      </w:r>
-      <w:r>
-        <w:t>（可选，默认 = 当前智能体名）</w:t>
-      </w:r>
-    </w:p>
-    <w:p>
-      <w:r>
-        <w:t xml:space="preserve">  - </w:t>
-      </w:r>
-      <w:r>
-        <w:rPr>
-          <w:rFonts w:ascii="Consolas" w:hAnsi="Consolas" w:eastAsia="Consolas"/>
-        </w:rPr>
-        <w:t>limit: int</w:t>
-      </w:r>
-      <w:r>
-        <w:t>（可选，默认 5，最大 20）</w:t>
-      </w:r>
-    </w:p>
-    <w:p>
-      <w:pPr>
-        <w:pStyle w:val="ListBullet"/>
-      </w:pPr>
-      <w:r>
-        <w:t>示例指令：</w:t>
-      </w:r>
-    </w:p>
-    <w:p>
-      <w:r>
-        <w:t xml:space="preserve">  1. 直接问：“我之前记录的部署方案是什么？”</w:t>
-      </w:r>
-    </w:p>
-    <w:p>
-      <w:r>
-        <w:t xml:space="preserve">  2. 显式调工具：“用 search_memory 查询‘向量库’相关记忆，返回 10 条”</w:t>
-      </w:r>
-    </w:p>
-    <w:p>
-      <w:pPr>
-        <w:pStyle w:val="ListBullet"/>
-      </w:pPr>
-      <w:r>
-        <w:t>适用场景：上下文丢失时补全、跨会话回溯历史、确认之前说过的内容。</w:t>
-      </w:r>
-    </w:p>
-    <w:p>
-      <w:pPr>
-        <w:pStyle w:val="ListBullet"/>
-      </w:pPr>
-      <w:r>
-        <w:t>使用提示：query 尽量具体，避免单个字；limit 越大召回越全但噪音也可能增加。</w:t>
-      </w:r>
-    </w:p>
-    <w:p>
-      <w:pPr>
-        <w:pStyle w:val="Heading3"/>
-      </w:pPr>
-      <w:r>
-        <w:t>list_all_memories — 列出全部记忆</w:t>
-      </w:r>
-    </w:p>
-    <w:p>
-      <w:pPr>
-        <w:pStyle w:val="ListBullet"/>
-      </w:pPr>
-      <w:r>
-        <w:t>参数：</w:t>
-      </w:r>
-    </w:p>
-    <w:p>
-      <w:r>
-        <w:t xml:space="preserve">  - </w:t>
-      </w:r>
-      <w:r>
-        <w:rPr>
-          <w:rFonts w:ascii="Consolas" w:hAnsi="Consolas" w:eastAsia="Consolas"/>
-        </w:rPr>
-        <w:t>user_id: str</w:t>
-      </w:r>
-      <w:r>
-        <w:t>（可选，默认 = 当前智能体名）</w:t>
-      </w:r>
-    </w:p>
-    <w:p>
-      <w:r>
-        <w:t xml:space="preserve">  - </w:t>
-      </w:r>
-      <w:r>
-        <w:rPr>
-          <w:rFonts w:ascii="Consolas" w:hAnsi="Consolas" w:eastAsia="Consolas"/>
-        </w:rPr>
-        <w:t>limit: int</w:t>
-      </w:r>
-      <w:r>
-        <w:t>（可选，默认 100）</w:t>
-      </w:r>
-    </w:p>
-    <w:p>
-      <w:pPr>
-        <w:pStyle w:val="ListBullet"/>
-      </w:pPr>
-      <w:r>
-        <w:t>示例指令：</w:t>
-      </w:r>
-    </w:p>
-    <w:p>
-      <w:r>
-        <w:t xml:space="preserve">  1. “你都记住了我哪些信息？用 list_all_memories 列出来”</w:t>
-      </w:r>
-    </w:p>
-    <w:p>
-      <w:r>
-        <w:t xml:space="preserve">  2. “调用 list_all_memories 查看当前智能体的全部记忆”</w:t>
-      </w:r>
-    </w:p>
-    <w:p>
-      <w:pPr>
-        <w:pStyle w:val="ListBullet"/>
-      </w:pPr>
-      <w:r>
-        <w:t>适用场景：总览当前智能体记住的所有内容、批量核对、清理前盘点。</w:t>
-      </w:r>
-    </w:p>
-    <w:p>
-      <w:pPr>
-        <w:pStyle w:val="ListBullet"/>
-      </w:pPr>
-      <w:r>
-        <w:t>使用提示：该工具按 user_id 列出记忆列表，不支持按单个 ID 查询；需要某条详情时，先 list / search 拿到 id，再用 update / delete 操作。</w:t>
-      </w:r>
-    </w:p>
-    <w:p>
-      <w:pPr>
-        <w:pStyle w:val="Heading3"/>
-      </w:pPr>
-      <w:r>
-        <w:t>update_memory — 更新已有记忆</w:t>
-      </w:r>
-    </w:p>
-    <w:p>
-      <w:pPr>
-        <w:pStyle w:val="ListBullet"/>
-      </w:pPr>
-      <w:r>
-        <w:t>参数：</w:t>
-      </w:r>
-    </w:p>
-    <w:p>
-      <w:r>
-        <w:t xml:space="preserve">  - </w:t>
-      </w:r>
-      <w:r>
-        <w:rPr>
-          <w:rFonts w:ascii="Consolas" w:hAnsi="Consolas" w:eastAsia="Consolas"/>
-        </w:rPr>
-        <w:t>memory_id: str</w:t>
-      </w:r>
-      <w:r>
-        <w:t xml:space="preserve"> — 要更新的记忆 ID</w:t>
-      </w:r>
-    </w:p>
-    <w:p>
-      <w:r>
-        <w:t xml:space="preserve">  - </w:t>
-      </w:r>
-      <w:r>
-        <w:rPr>
-          <w:rFonts w:ascii="Consolas" w:hAnsi="Consolas" w:eastAsia="Consolas"/>
-        </w:rPr>
-        <w:t>new_content: str</w:t>
-      </w:r>
-      <w:r>
-        <w:t xml:space="preserve"> — 新的文本内容</w:t>
-      </w:r>
-    </w:p>
-    <w:p>
-      <w:r>
-        <w:t xml:space="preserve">  - </w:t>
-      </w:r>
-      <w:r>
-        <w:rPr>
-          <w:rFonts w:ascii="Consolas" w:hAnsi="Consolas" w:eastAsia="Consolas"/>
-        </w:rPr>
-        <w:t>old_content: str</w:t>
-      </w:r>
-      <w:r>
-        <w:t>（可选，旧内容；传入后会加入防复活黑名单，避免旧内容被异步回写覆盖）</w:t>
-      </w:r>
-    </w:p>
-    <w:p>
-      <w:r>
-        <w:t xml:space="preserve">  - </w:t>
-      </w:r>
-      <w:r>
-        <w:rPr>
-          <w:rFonts w:ascii="Consolas" w:hAnsi="Consolas" w:eastAsia="Consolas"/>
-        </w:rPr>
-        <w:t>user_id: str</w:t>
-      </w:r>
-      <w:r>
-        <w:t>（可选，默认 = 当前智能体名）</w:t>
-      </w:r>
-    </w:p>
-    <w:p>
-      <w:pPr>
-        <w:pStyle w:val="ListBullet"/>
-      </w:pPr>
-      <w:r>
-        <w:t>示例指令：</w:t>
-      </w:r>
-    </w:p>
-    <w:p>
-      <w:r>
-        <w:t xml:space="preserve">  1. “把 id=m12345 的记忆改成：向量库改用私有化 Milvus”</w:t>
-      </w:r>
-    </w:p>
-    <w:p>
-      <w:r>
-        <w:t xml:space="preserve">  2. 纠正 Hook 自动抽取错误的记忆内容</w:t>
-      </w:r>
-    </w:p>
-    <w:p>
-      <w:pPr>
-        <w:pStyle w:val="ListBullet"/>
-      </w:pPr>
-      <w:r>
-        <w:t>适用场景：修正错误抽取、更新过期信息、补充内容。</w:t>
-      </w:r>
-    </w:p>
-    <w:p>
-      <w:pPr>
-        <w:pStyle w:val="ListBullet"/>
-      </w:pPr>
-      <w:r>
-        <w:t>使用提示：建议先用 search_memory / list_all_memories 定位到目标 id 与旧内容，再更新；尽量带上 old_content 以启用防复活保护。</w:t>
-      </w:r>
-    </w:p>
-    <w:p>
-      <w:pPr>
-        <w:pStyle w:val="Heading3"/>
-      </w:pPr>
-      <w:r>
-        <w:t>delete_memory — 删除记忆</w:t>
-      </w:r>
-    </w:p>
-    <w:p>
-      <w:pPr>
-        <w:pStyle w:val="ListBullet"/>
-      </w:pPr>
-      <w:r>
-        <w:t>参数：</w:t>
-      </w:r>
-    </w:p>
-    <w:p>
-      <w:r>
-        <w:t xml:space="preserve">  - </w:t>
-      </w:r>
-      <w:r>
-        <w:rPr>
-          <w:rFonts w:ascii="Consolas" w:hAnsi="Consolas" w:eastAsia="Consolas"/>
-        </w:rPr>
-        <w:t>memory_id: str</w:t>
-      </w:r>
-      <w:r>
-        <w:t xml:space="preserve"> — 要删除的记忆 ID</w:t>
-      </w:r>
-    </w:p>
-    <w:p>
-      <w:r>
-        <w:t xml:space="preserve">  - </w:t>
-      </w:r>
-      <w:r>
-        <w:rPr>
-          <w:rFonts w:ascii="Consolas" w:hAnsi="Consolas" w:eastAsia="Consolas"/>
-        </w:rPr>
-        <w:t>memory_content: str</w:t>
-      </w:r>
-      <w:r>
-        <w:t>（可选，记忆原文；</w:t>
-      </w:r>
-      <w:r>
-        <w:rPr>
-          <w:b/>
-        </w:rPr>
-        <w:t>强烈建议传入</w:t>
-      </w:r>
-      <w:r>
-        <w:t>，会把内容及其变体一并加入防复活黑名单）</w:t>
-      </w:r>
-    </w:p>
-    <w:p>
-      <w:r>
-        <w:t xml:space="preserve">  - </w:t>
-      </w:r>
-      <w:r>
-        <w:rPr>
-          <w:rFonts w:ascii="Consolas" w:hAnsi="Consolas" w:eastAsia="Consolas"/>
-        </w:rPr>
-        <w:t>user_id: str</w:t>
-      </w:r>
-      <w:r>
-        <w:t>（可选，默认 = 当前智能体名）</w:t>
-      </w:r>
-    </w:p>
-    <w:p>
-      <w:pPr>
-        <w:pStyle w:val="ListBullet"/>
-      </w:pPr>
-      <w:r>
-        <w:t>示例指令：</w:t>
-      </w:r>
-    </w:p>
-    <w:p>
-      <w:r>
-        <w:t xml:space="preserve">  1. “删除 id=m12345 的那条错误记忆”</w:t>
-      </w:r>
-    </w:p>
-    <w:p>
-      <w:r>
-        <w:t xml:space="preserve">  2. “清除我所有关于‘临时测试’的记忆（先 search 再逐条 delete）”</w:t>
-      </w:r>
-    </w:p>
-    <w:p>
-      <w:pPr>
-        <w:pStyle w:val="ListBullet"/>
-      </w:pPr>
-      <w:r>
-        <w:t>适用场景：清除错误记忆、过期信息、脱敏清理。</w:t>
-      </w:r>
-    </w:p>
-    <w:p>
-      <w:pPr>
-        <w:pStyle w:val="ListBullet"/>
-      </w:pPr>
-      <w:r>
-        <w:t>使用提示：删除后会写入防复活黑名单（默认 TTL 900s），避免异步回写让记忆“复活”。</w:t>
-      </w:r>
-    </w:p>
-    <w:p>
-      <w:pPr>
-        <w:pStyle w:val="Heading2"/>
-      </w:pPr>
-      <w:r>
-        <w:t>六、常见问题与排查</w:t>
-      </w:r>
-    </w:p>
-    <w:p>
-      <w:pPr>
-        <w:pStyle w:val="Heading3"/>
-      </w:pPr>
-      <w:r>
-        <w:t>Q1. 启动后没有看到 mem0-integration 日志？</w:t>
-      </w:r>
-    </w:p>
-    <w:p>
-      <w:r>
-        <w:t>排查步骤：</w:t>
-      </w:r>
-    </w:p>
-    <w:p>
-      <w:pPr>
-        <w:pStyle w:val="ListNumber"/>
-      </w:pPr>
-      <w:r>
-        <w:t>确认插件目录存在：</w:t>
-      </w:r>
-      <w:r>
-        <w:rPr>
-          <w:rFonts w:ascii="Consolas" w:hAnsi="Consolas" w:eastAsia="Consolas"/>
-        </w:rPr>
-        <w:t>~/.qwenpaw/plugins/mem0-integration/</w:t>
-      </w:r>
-    </w:p>
-    <w:p>
-      <w:pPr>
-        <w:pStyle w:val="ListNumber"/>
-      </w:pPr>
-      <w:r>
-        <w:t>检查 plugin.json 是否存在且为合法 JSON</w:t>
-      </w:r>
-    </w:p>
-    <w:p>
-      <w:pPr>
-        <w:pStyle w:val="ListNumber"/>
-      </w:pPr>
-      <w:r>
-        <w:t>确认使用的是原生启动路径（QwenPaw Desktop.vbs）而非第三方启动器</w:t>
-      </w:r>
-    </w:p>
-    <w:p>
-      <w:pPr>
-        <w:pStyle w:val="ListNumber"/>
-      </w:pPr>
-      <w:r>
-        <w:t>查看 QwenPaw 主日志中是否有 “Failed to load plugin mem0-integration” 报错</w:t>
-      </w:r>
-    </w:p>
-    <w:p>
-      <w:pPr>
-        <w:pStyle w:val="ListNumber"/>
-      </w:pPr>
-      <w:r>
-        <w:t xml:space="preserve">运行 </w:t>
-      </w:r>
-      <w:r>
-        <w:rPr>
-          <w:rFonts w:ascii="Consolas" w:hAnsi="Consolas" w:eastAsia="Consolas"/>
-        </w:rPr>
-        <w:t>python test_plugin.py</w:t>
-      </w:r>
-      <w:r>
-        <w:t xml:space="preserve"> 单独验证注入逻辑（脚本默认按 Path.home 定位，也可用环境变量 </w:t>
-      </w:r>
-      <w:r>
-        <w:rPr>
-          <w:rFonts w:ascii="Consolas" w:hAnsi="Consolas" w:eastAsia="Consolas"/>
-        </w:rPr>
-        <w:t>MEM0_PLUGIN_BACKEND</w:t>
-      </w:r>
-      <w:r>
-        <w:t xml:space="preserve"> 指定 backend.py 路径）</w:t>
-      </w:r>
-    </w:p>
-    <w:p>
-      <w:pPr>
-        <w:pStyle w:val="Heading3"/>
-      </w:pPr>
-      <w:r>
-        <w:t>Q2. 输入“我喜欢吃蔬菜”后，后台没有看到数据？</w:t>
-      </w:r>
-    </w:p>
-    <w:p>
-      <w:r>
-        <w:t>排查步骤：</w:t>
-      </w:r>
-    </w:p>
-    <w:p>
-      <w:pPr>
-        <w:pStyle w:val="ListNumber"/>
-      </w:pPr>
-      <w:r>
-        <w:t>数据写入是异步的，等待 3–5 秒再刷新后台</w:t>
-      </w:r>
-    </w:p>
-    <w:p>
-      <w:pPr>
-        <w:pStyle w:val="ListNumber"/>
-      </w:pPr>
-      <w:r>
-        <w:t>登录火山引擎控制台 → Mem0 → 选择对应 Project → 查看 Memory 列表</w:t>
-      </w:r>
-    </w:p>
-    <w:p>
-      <w:pPr>
-        <w:pStyle w:val="ListNumber"/>
-      </w:pPr>
-      <w:r>
-        <w:t>确认 user_id 筛选条件：应等于智能体的 name</w:t>
-      </w:r>
-    </w:p>
-    <w:p>
-      <w:pPr>
-        <w:pStyle w:val="ListNumber"/>
-      </w:pPr>
-      <w:r>
-        <w:t xml:space="preserve">运行 </w:t>
-      </w:r>
-      <w:r>
-        <w:rPr>
-          <w:rFonts w:ascii="Consolas" w:hAnsi="Consolas" w:eastAsia="Consolas"/>
-        </w:rPr>
-        <w:t>python mem0_service/test_connection.py</w:t>
-      </w:r>
-      <w:r>
-        <w:t>，检查网络与 api_key</w:t>
-      </w:r>
-    </w:p>
-    <w:p>
-      <w:pPr>
-        <w:pStyle w:val="ListNumber"/>
-      </w:pPr>
-      <w:r>
-        <w:t>检查 MemoryCoordinator 队列是否报错（搜索日志中的 “queue full”）</w:t>
-      </w:r>
-    </w:p>
-    <w:p>
-      <w:pPr>
-        <w:pStyle w:val="Heading3"/>
-      </w:pPr>
-      <w:r>
-        <w:t>Q3. 智能体回答“我喜欢吃什么”时回答错误？</w:t>
-      </w:r>
-    </w:p>
-    <w:p>
-      <w:r>
-        <w:t>排查步骤：</w:t>
-      </w:r>
-    </w:p>
-    <w:p>
-      <w:pPr>
-        <w:pStyle w:val="ListNumber"/>
-      </w:pPr>
-      <w:r>
-        <w:t>确认对话是在同一智能体下（不同智能体记忆隔离）</w:t>
-      </w:r>
-    </w:p>
-    <w:p>
-      <w:pPr>
-        <w:pStyle w:val="ListNumber"/>
-      </w:pPr>
-      <w:r>
-        <w:t>确认是“新建对话”后提问（同一上下文中 LLM 自身就记得，无需记忆层）</w:t>
-      </w:r>
-    </w:p>
-    <w:p>
-      <w:pPr>
-        <w:pStyle w:val="ListNumber"/>
-      </w:pPr>
-      <w:r>
-        <w:t>检查 pre_reply 钩子是否触发（日志中应有 “search() returned N memories”）</w:t>
-      </w:r>
-    </w:p>
-    <w:p>
-      <w:pPr>
-        <w:pStyle w:val="ListNumber"/>
-      </w:pPr>
-      <w:r>
-        <w:t>在火山引擎后台检索该 user_id 下是否有对应记忆</w:t>
-      </w:r>
-    </w:p>
-    <w:p>
-      <w:pPr>
-        <w:pStyle w:val="ListNumber"/>
-      </w:pPr>
-      <w:r>
-        <w:t>若记忆存在但未召回，手动调用：“用 search_memory 查询 喜欢吃什么”</w:t>
-      </w:r>
-    </w:p>
-    <w:p>
-      <w:pPr>
-        <w:pStyle w:val="Heading3"/>
-      </w:pPr>
-      <w:r>
-        <w:t>Q4. 备份后换电脑，如何恢复 Mem0 插件？</w:t>
-      </w:r>
-    </w:p>
-    <w:p>
-      <w:r>
-        <w:t>恢复步骤：</w:t>
-      </w:r>
-    </w:p>
-    <w:p>
-      <w:pPr>
-        <w:pStyle w:val="ListNumber"/>
-      </w:pPr>
-      <w:r>
-        <w:t>在新电脑安装并启动一次 QwenPaw，生成 ~/.qwenpaw/ 目录</w:t>
-      </w:r>
-    </w:p>
-    <w:p>
-      <w:pPr>
-        <w:pStyle w:val="ListNumber"/>
-      </w:pPr>
-      <w:r>
-        <w:t>关闭 QwenPaw</w:t>
-      </w:r>
-    </w:p>
-    <w:p>
-      <w:pPr>
-        <w:pStyle w:val="ListNumber"/>
-      </w:pPr>
-      <w:r>
-        <w:t>从备份中提取 _mem0_backup/ 目录内容</w:t>
-      </w:r>
-    </w:p>
-    <w:p>
-      <w:pPr>
-        <w:pStyle w:val="ListNumber"/>
-      </w:pPr>
-      <w:r>
-        <w:t xml:space="preserve">将所有文件复制到 </w:t>
-      </w:r>
-      <w:r>
-        <w:rPr>
-          <w:rFonts w:ascii="Consolas" w:hAnsi="Consolas" w:eastAsia="Consolas"/>
-        </w:rPr>
-        <w:t>~/.qwenpaw/plugins/mem0-integration/</w:t>
-      </w:r>
-    </w:p>
-    <w:p>
-      <w:pPr>
-        <w:pStyle w:val="ListNumber"/>
-      </w:pPr>
-      <w:r>
-        <w:t xml:space="preserve">参考 _RESTORE_INFO.json 校验源路径结构，并重新创建 </w:t>
-      </w:r>
-      <w:r>
-        <w:rPr>
-          <w:rFonts w:ascii="Consolas" w:hAnsi="Consolas" w:eastAsia="Consolas"/>
-        </w:rPr>
-        <w:t>mem0_service/.env</w:t>
-      </w:r>
-      <w:r>
-        <w:t>（Key 不会随备份外泄，需重新填写）</w:t>
-      </w:r>
-    </w:p>
-    <w:p>
-      <w:pPr>
-        <w:pStyle w:val="ListNumber"/>
-      </w:pPr>
-      <w:r>
-        <w:t>重新启动 QwenPaw，按 3.1 节验证插件加载</w:t>
-      </w:r>
-    </w:p>
-    <w:p>
-      <w:pPr>
-        <w:pStyle w:val="Heading3"/>
-      </w:pPr>
-      <w:r>
-        <w:t>Q5. 出现 “No module named agentscope.tool._builtin._scripts” 错误？</w:t>
-      </w:r>
-    </w:p>
-    <w:p>
-      <w:r>
-        <w:t>原因：agentscope 1.0.20 内部模块名已重构，某些旧脚本可能引用旧路径。</w:t>
-      </w:r>
-    </w:p>
-    <w:p>
-      <w:r>
-        <w:t>修复：</w:t>
-      </w:r>
-    </w:p>
-    <w:p>
-      <w:pPr>
-        <w:pStyle w:val="ListBullet"/>
-      </w:pPr>
-      <w:r>
-        <w:t xml:space="preserve">本项目使用的是 </w:t>
-      </w:r>
-      <w:r>
-        <w:rPr>
-          <w:rFonts w:ascii="Consolas" w:hAnsi="Consolas" w:eastAsia="Consolas"/>
-        </w:rPr>
-        <w:t>from agentscope.tool import Toolkit</w:t>
-      </w:r>
-      <w:r>
-        <w:t>（非 _scripts），不受影响</w:t>
-      </w:r>
-    </w:p>
-    <w:p>
-      <w:pPr>
-        <w:pStyle w:val="ListBullet"/>
-      </w:pPr>
-      <w:r>
-        <w:t>确认所有 import 语句均使用最新 API</w:t>
-      </w:r>
-    </w:p>
-    <w:p>
-      <w:pPr>
-        <w:pStyle w:val="ListBullet"/>
-      </w:pPr>
-      <w:r>
-        <w:t>若第三方脚本触发此错，请将其升级为 agentscope 1.0.20 兼容写法</w:t>
-      </w:r>
-    </w:p>
-    <w:p>
-      <w:pPr>
-        <w:pStyle w:val="Heading3"/>
-      </w:pPr>
-      <w:r>
-        <w:t>Q6. API Key 泄露了怎么办？</w:t>
-      </w:r>
-    </w:p>
-    <w:p>
-      <w:r>
-        <w:t>紧急步骤：</w:t>
-      </w:r>
-    </w:p>
-    <w:p>
-      <w:pPr>
-        <w:pStyle w:val="ListNumber"/>
-      </w:pPr>
-      <w:r>
-        <w:t>登录火山引擎控制台 → Mem0 → API Key 管理</w:t>
-      </w:r>
-    </w:p>
-    <w:p>
-      <w:pPr>
-        <w:pStyle w:val="ListNumber"/>
-      </w:pPr>
-      <w:r>
-        <w:t>立即禁用 / 删除泄露的 Key</w:t>
-      </w:r>
-    </w:p>
-    <w:p>
-      <w:pPr>
-        <w:pStyle w:val="ListNumber"/>
-      </w:pPr>
-      <w:r>
-        <w:t>生成新的 Key</w:t>
-      </w:r>
-    </w:p>
-    <w:p>
-      <w:pPr>
-        <w:pStyle w:val="ListNumber"/>
-      </w:pPr>
-      <w:r>
-        <w:t xml:space="preserve">只修改本地 </w:t>
-      </w:r>
-      <w:r>
-        <w:rPr>
-          <w:rFonts w:ascii="Consolas" w:hAnsi="Consolas" w:eastAsia="Consolas"/>
-        </w:rPr>
-        <w:t>mem0_service/.env</w:t>
-      </w:r>
-      <w:r>
-        <w:t xml:space="preserve"> 中的 </w:t>
-      </w:r>
-      <w:r>
-        <w:rPr>
-          <w:rFonts w:ascii="Consolas" w:hAnsi="Consolas" w:eastAsia="Consolas"/>
-        </w:rPr>
-        <w:t>VOLC_MEM0_API_KEY</w:t>
-      </w:r>
-      <w:r>
-        <w:t>（配置全部从环境变量读取，无需改动代码）</w:t>
-      </w:r>
-    </w:p>
-    <w:p>
-      <w:pPr>
-        <w:pStyle w:val="ListNumber"/>
-      </w:pPr>
-      <w:r>
-        <w:t>重启 QwenPaw 生效</w:t>
-      </w:r>
-    </w:p>
-    <w:p>
-      <w:pPr>
-        <w:ind w:left="200"/>
-      </w:pPr>
-      <w:r>
-        <w:rPr>
-          <w:i/>
-          <w:color w:val="555555"/>
-        </w:rPr>
-      </w:r>
-      <w:r>
-        <w:rPr>
-          <w:i/>
-          <w:color w:val="555555"/>
-        </w:rPr>
-        <w:t xml:space="preserve">本仓库通过 </w:t>
-      </w:r>
-      <w:r>
-        <w:rPr>
-          <w:rFonts w:ascii="Consolas" w:hAnsi="Consolas" w:eastAsia="Consolas"/>
-          <w:i/>
-          <w:color w:val="555555"/>
-        </w:rPr>
-        <w:t>.gitignore</w:t>
-      </w:r>
-      <w:r>
-        <w:rPr>
-          <w:i/>
-          <w:color w:val="555555"/>
-        </w:rPr>
-        <w:t xml:space="preserve"> 排除 </w:t>
-      </w:r>
-      <w:r>
-        <w:rPr>
-          <w:rFonts w:ascii="Consolas" w:hAnsi="Consolas" w:eastAsia="Consolas"/>
-          <w:i/>
-          <w:color w:val="555555"/>
-        </w:rPr>
-        <w:t>.env</w:t>
-      </w:r>
-      <w:r>
-        <w:rPr>
-          <w:i/>
-          <w:color w:val="555555"/>
-        </w:rPr>
-        <w:t>，真实 Key 不会进入版本库；请勿在代码中硬编码 Key。</w:t>
-      </w:r>
-    </w:p>
-    <w:p>
-      <w:pPr>
-        <w:pStyle w:val="Heading3"/>
-      </w:pPr>
-      <w:r>
-        <w:t>Q7. 记忆写入延迟大或队列满？</w:t>
-      </w:r>
-    </w:p>
-    <w:p>
-      <w:pPr>
-        <w:pStyle w:val="ListBullet"/>
-      </w:pPr>
-      <w:r>
-        <w:t>检查网络：到 mem0-cn-beijing.volces.com 的延迟应尽量 &lt; 100ms</w:t>
-      </w:r>
-    </w:p>
-    <w:p>
-      <w:pPr>
-        <w:pStyle w:val="ListBullet"/>
-      </w:pPr>
-      <w:r>
-        <w:t xml:space="preserve">队列满（日志 “Memory queue is full, dropping write”）：暂时降低对话频率，或调大环境变量 </w:t>
-      </w:r>
-      <w:r>
-        <w:rPr>
-          <w:rFonts w:ascii="Consolas" w:hAnsi="Consolas" w:eastAsia="Consolas"/>
-        </w:rPr>
-        <w:t>MEM0_QUEUE_MAX_SIZE</w:t>
-      </w:r>
-    </w:p>
-    <w:p>
-      <w:pPr>
-        <w:pStyle w:val="ListBullet"/>
-      </w:pPr>
-      <w:r>
-        <w:t>令牌桶触顶：默认 18 QPS（火山引擎硬限 20 QPS），正常使用不会触顶；批量导入需自行放宽，但不得超过 20</w:t>
-      </w:r>
-    </w:p>
-    <w:p>
-      <w:pPr>
-        <w:pStyle w:val="Heading2"/>
-      </w:pPr>
-      <w:r>
-        <w:t>七、后台数据查看（火山引擎控制台）</w:t>
-      </w:r>
-    </w:p>
-    <w:p>
-      <w:pPr>
-        <w:pStyle w:val="Heading3"/>
-      </w:pPr>
-      <w:r>
-        <w:t>7.1 登录与导航</w:t>
-      </w:r>
-    </w:p>
-    <w:p>
-      <w:pPr>
-        <w:pStyle w:val="ListNumber"/>
-      </w:pPr>
-      <w:r>
-        <w:t>打开浏览器访问 https://console.volcengine.com/ 登录火山引擎账号。</w:t>
-      </w:r>
-    </w:p>
-    <w:p>
-      <w:pPr>
-        <w:pStyle w:val="ListNumber"/>
-      </w:pPr>
-      <w:r>
-        <w:t>顶部搜索栏输入 “Mem0”，进入 “Mem0（记忆系统）” 控制台。</w:t>
-      </w:r>
-    </w:p>
-    <w:p>
-      <w:pPr>
-        <w:pStyle w:val="ListNumber"/>
-      </w:pPr>
-      <w:r>
-        <w:t>左侧菜单选择对应 Project（创建 API Key 时所属的项目）。</w:t>
-      </w:r>
-    </w:p>
-    <w:p>
-      <w:pPr>
-        <w:pStyle w:val="ListNumber"/>
-      </w:pPr>
-      <w:r>
-        <w:t>在 “记忆 / Memories” 页签中即可查看所有写入的数据。</w:t>
-      </w:r>
-    </w:p>
-    <w:p>
-      <w:pPr>
-        <w:pStyle w:val="Heading3"/>
-      </w:pPr>
-      <w:r>
-        <w:t>7.2 数据筛选方法</w:t>
-      </w:r>
-    </w:p>
-    <w:p>
-      <w:r>
-        <w:t>常用筛选条件：</w:t>
-      </w:r>
-    </w:p>
-    <w:p>
-      <w:pPr>
-        <w:pStyle w:val="ListBullet"/>
-      </w:pPr>
-      <w:r>
-        <w:t>user_id = 智能体 name（例如 “默认智能体”、“助手-001”）</w:t>
-      </w:r>
-    </w:p>
-    <w:p>
-      <w:pPr>
-        <w:pStyle w:val="ListBullet"/>
-      </w:pPr>
-      <w:r>
-        <w:t>时间范围：最近 1 天 / 最近 7 天（异步写入有 1–3 秒延迟，等待后再查）</w:t>
-      </w:r>
-    </w:p>
-    <w:p>
-      <w:pPr>
-        <w:pStyle w:val="ListBullet"/>
-      </w:pPr>
-      <w:r>
-        <w:t>metadata.tag：如果 Skill 调用时传入了 metadata，可按标签筛选</w:t>
-      </w:r>
-    </w:p>
-    <w:p>
-      <w:pPr>
-        <w:pStyle w:val="ListBullet"/>
-      </w:pPr>
-      <w:r>
-        <w:t>全文检索：输入 “蔬菜”、“部署” 等关键词直接命中 content</w:t>
-      </w:r>
-    </w:p>
-    <w:p>
-      <w:pPr>
-        <w:pStyle w:val="Heading3"/>
-      </w:pPr>
-      <w:r>
-        <w:t>7.3 数据量与用量统计</w:t>
-      </w:r>
-    </w:p>
-    <w:p>
-      <w:r>
-        <w:t>在控制台 “用量 / Quota” 页面可查看：</w:t>
-      </w:r>
-    </w:p>
-    <w:p>
-      <w:pPr>
-        <w:pStyle w:val="ListBullet"/>
-      </w:pPr>
-      <w:r>
-        <w:t>Memory 数量（条）</w:t>
-      </w:r>
-    </w:p>
-    <w:p>
-      <w:pPr>
-        <w:pStyle w:val="ListBullet"/>
-      </w:pPr>
-      <w:r>
-        <w:t>Token 消耗（检索 / 写入）</w:t>
-      </w:r>
-    </w:p>
-    <w:p>
-      <w:pPr>
-        <w:pStyle w:val="ListBullet"/>
-      </w:pPr>
-      <w:r>
-        <w:t>API 调用次数（QPS / 总次数）</w:t>
-      </w:r>
-    </w:p>
-    <w:p>
-      <w:pPr>
-        <w:pStyle w:val="ListBullet"/>
-      </w:pPr>
-      <w:r>
-        <w:t>到期时间与套餐余量</w:t>
-      </w:r>
-    </w:p>
-    <w:p>
-      <w:pPr>
-        <w:pStyle w:val="Heading2"/>
-      </w:pPr>
-      <w:r>
-        <w:t>八、维护与建议</w:t>
-      </w:r>
-    </w:p>
-    <w:p>
-      <w:pPr>
-        <w:pStyle w:val="Heading3"/>
-      </w:pPr>
-      <w:r>
-        <w:t>8.1 日常维护清单</w:t>
-      </w:r>
-    </w:p>
-    <w:tbl>
-      <w:tblPr>
-        <w:tblStyle w:val="TableGrid"/>
-        <w:tblW w:type="auto" w:w="0"/>
+        <w:jc w:val="center"/>
         <w:tblLook w:firstColumn="1" w:firstRow="1" w:lastColumn="0" w:lastRow="0" w:noHBand="0" w:noVBand="1" w:val="04A0"/>
       </w:tblPr>
       <w:tblGrid>
@@ -2822,311 +6085,36 @@
         <w:tc>
           <w:tcPr>
             <w:tcW w:type="dxa" w:w="4320"/>
+            <w:shd w:val="clear" w:color="auto" w:fill="4472C4"/>
           </w:tcPr>
           <w:p>
+            <w:r/>
             <w:r>
               <w:rPr>
+                <w:rFonts w:ascii="Microsoft YaHei" w:hAnsi="Microsoft YaHei" w:eastAsia="Microsoft YaHei"/>
                 <w:b/>
+                <w:color w:val="FFFFFF"/>
+                <w:sz w:val="20"/>
               </w:rPr>
-            </w:r>
-            <w:r>
-              <w:rPr>
-                <w:b/>
-              </w:rPr>
-              <w:t>频率</w:t>
+              <w:t>周期</w:t>
             </w:r>
           </w:p>
         </w:tc>
         <w:tc>
           <w:tcPr>
             <w:tcW w:type="dxa" w:w="4320"/>
-          </w:tcPr>
-          <w:p>
-            <w:r>
-              <w:rPr>
-                <w:b/>
-              </w:rPr>
-            </w:r>
-            <w:r>
-              <w:rPr>
-                <w:b/>
-              </w:rPr>
-              <w:t>操作</w:t>
-            </w:r>
-          </w:p>
-        </w:tc>
-      </w:tr>
-      <w:tr>
-        <w:tc>
-          <w:tcPr>
-            <w:tcW w:type="dxa" w:w="4320"/>
+            <w:shd w:val="clear" w:color="auto" w:fill="4472C4"/>
           </w:tcPr>
           <w:p>
             <w:r/>
             <w:r>
-              <w:t>每周一次</w:t>
-            </w:r>
-          </w:p>
-        </w:tc>
-        <w:tc>
-          <w:tcPr>
-            <w:tcW w:type="dxa" w:w="4320"/>
-          </w:tcPr>
-          <w:p>
-            <w:r/>
-            <w:r>
-              <w:t>检查火山引擎后台用量是否接近套餐上限</w:t>
-            </w:r>
-          </w:p>
-        </w:tc>
-      </w:tr>
-      <w:tr>
-        <w:tc>
-          <w:tcPr>
-            <w:tcW w:type="dxa" w:w="4320"/>
-          </w:tcPr>
-          <w:p>
-            <w:r/>
-            <w:r>
-              <w:t>每月一次</w:t>
-            </w:r>
-          </w:p>
-        </w:tc>
-        <w:tc>
-          <w:tcPr>
-            <w:tcW w:type="dxa" w:w="4320"/>
-          </w:tcPr>
-          <w:p>
-            <w:r/>
-            <w:r>
-              <w:t>清理过期 / 错误记忆（先 search / list 再 delete）</w:t>
-            </w:r>
-          </w:p>
-        </w:tc>
-      </w:tr>
-      <w:tr>
-        <w:tc>
-          <w:tcPr>
-            <w:tcW w:type="dxa" w:w="4320"/>
-          </w:tcPr>
-          <w:p>
-            <w:r/>
-            <w:r>
-              <w:t>每季度一次</w:t>
-            </w:r>
-          </w:p>
-        </w:tc>
-        <w:tc>
-          <w:tcPr>
-            <w:tcW w:type="dxa" w:w="4320"/>
-          </w:tcPr>
-          <w:p>
-            <w:r/>
-            <w:r>
-              <w:t xml:space="preserve">轮换 API Key（Q6 步骤），并同步更新 </w:t>
-            </w:r>
-            <w:r>
               <w:rPr>
-                <w:rFonts w:ascii="Consolas" w:hAnsi="Consolas" w:eastAsia="Consolas"/>
+                <w:rFonts w:ascii="Microsoft YaHei" w:hAnsi="Microsoft YaHei" w:eastAsia="Microsoft YaHei"/>
+                <w:b/>
+                <w:color w:val="FFFFFF"/>
+                <w:sz w:val="20"/>
               </w:rPr>
-              <w:t>.env</w:t>
-            </w:r>
-          </w:p>
-        </w:tc>
-      </w:tr>
-      <w:tr>
-        <w:tc>
-          <w:tcPr>
-            <w:tcW w:type="dxa" w:w="4320"/>
-          </w:tcPr>
-          <w:p>
-            <w:r/>
-            <w:r>
-              <w:t>QwenPaw 升级后</w:t>
-            </w:r>
-          </w:p>
-        </w:tc>
-        <w:tc>
-          <w:tcPr>
-            <w:tcW w:type="dxa" w:w="4320"/>
-          </w:tcPr>
-          <w:p>
-            <w:r/>
-            <w:r>
-              <w:t>立即按 3.1 节验证插件加载与记忆读写</w:t>
-            </w:r>
-          </w:p>
-        </w:tc>
-      </w:tr>
-      <w:tr>
-        <w:tc>
-          <w:tcPr>
-            <w:tcW w:type="dxa" w:w="4320"/>
-          </w:tcPr>
-          <w:p>
-            <w:r/>
-            <w:r>
-              <w:t>换机 / 重装系统后</w:t>
-            </w:r>
-          </w:p>
-        </w:tc>
-        <w:tc>
-          <w:tcPr>
-            <w:tcW w:type="dxa" w:w="4320"/>
-          </w:tcPr>
-          <w:p>
-            <w:r/>
-            <w:r>
-              <w:t>按 Q4 从备份恢复，并执行完整性验证</w:t>
-            </w:r>
-          </w:p>
-        </w:tc>
-      </w:tr>
-    </w:tbl>
-    <w:p>
-      <w:pPr>
-        <w:pStyle w:val="Heading3"/>
-      </w:pPr>
-      <w:r>
-        <w:t>8.2 最佳实践</w:t>
-      </w:r>
-    </w:p>
-    <w:p>
-      <w:pPr>
-        <w:pStyle w:val="ListBullet"/>
-      </w:pPr>
-      <w:r>
-        <w:rPr>
-          <w:b/>
-        </w:rPr>
-        <w:t>重要信息用 add_memory 显式存</w:t>
-      </w:r>
-      <w:r>
-        <w:t>：关键结论、固定偏好、重要承诺等，不要只依赖 Hook 自动抽取。</w:t>
-      </w:r>
-    </w:p>
-    <w:p>
-      <w:pPr>
-        <w:pStyle w:val="ListBullet"/>
-      </w:pPr>
-      <w:r>
-        <w:rPr>
-          <w:b/>
-        </w:rPr>
-        <w:t>智能体命名清晰</w:t>
-      </w:r>
-      <w:r>
-        <w:t>：user_id = agent.name，命名应唯一且可读（避免 “助手1”“助手2”）。</w:t>
-      </w:r>
-    </w:p>
-    <w:p>
-      <w:pPr>
-        <w:pStyle w:val="ListBullet"/>
-      </w:pPr>
-      <w:r>
-        <w:rPr>
-          <w:b/>
-        </w:rPr>
-        <w:t>metadata 加标签</w:t>
-      </w:r>
-      <w:r>
-        <w:t xml:space="preserve">：调用 add / update 时传入 </w:t>
-      </w:r>
-      <w:r>
-        <w:rPr>
-          <w:rFonts w:ascii="Consolas" w:hAnsi="Consolas" w:eastAsia="Consolas"/>
-        </w:rPr>
-        <w:t>{"tag": "项目/日程/偏好"}</w:t>
-      </w:r>
-      <w:r>
-        <w:t xml:space="preserve"> 方便后台筛选。</w:t>
-      </w:r>
-    </w:p>
-    <w:p>
-      <w:pPr>
-        <w:pStyle w:val="ListBullet"/>
-      </w:pPr>
-      <w:r>
-        <w:rPr>
-          <w:b/>
-        </w:rPr>
-        <w:t>定期手动备份</w:t>
-      </w:r>
-      <w:r>
-        <w:t>：虽然 shutdown 钩子自动同步，重大变更前仍建议手动复制一次插件目录。</w:t>
-      </w:r>
-    </w:p>
-    <w:p>
-      <w:pPr>
-        <w:pStyle w:val="ListBullet"/>
-      </w:pPr>
-      <w:r>
-        <w:rPr>
-          <w:b/>
-        </w:rPr>
-        <w:t>敏感信息先脱敏再记忆</w:t>
-      </w:r>
-      <w:r>
-        <w:t>：手机号、证件号、账号口令等不建议明文写入长期记忆。</w:t>
-      </w:r>
-    </w:p>
-    <w:p>
-      <w:pPr>
-        <w:pStyle w:val="Heading3"/>
-      </w:pPr>
-      <w:r>
-        <w:t>8.3 日志与诊断</w:t>
-      </w:r>
-    </w:p>
-    <w:p>
-      <w:r>
-        <w:t>关键日志关键词（可在 QwenPaw 日志中搜索）：</w:t>
-      </w:r>
-    </w:p>
-    <w:tbl>
-      <w:tblPr>
-        <w:tblStyle w:val="TableGrid"/>
-        <w:tblW w:type="auto" w:w="0"/>
-        <w:tblLook w:firstColumn="1" w:firstRow="1" w:lastColumn="0" w:lastRow="0" w:noHBand="0" w:noVBand="1" w:val="04A0"/>
-      </w:tblPr>
-      <w:tblGrid>
-        <w:gridCol w:w="4320"/>
-        <w:gridCol w:w="4320"/>
-      </w:tblGrid>
-      <w:tr>
-        <w:tc>
-          <w:tcPr>
-            <w:tcW w:type="dxa" w:w="4320"/>
-          </w:tcPr>
-          <w:p>
-            <w:r>
-              <w:rPr>
-                <w:b/>
-              </w:rPr>
-            </w:r>
-            <w:r>
-              <w:rPr>
-                <w:b/>
-              </w:rPr>
-              <w:t>日志</w:t>
-            </w:r>
-          </w:p>
-        </w:tc>
-        <w:tc>
-          <w:tcPr>
-            <w:tcW w:type="dxa" w:w="4320"/>
-          </w:tcPr>
-          <w:p>
-            <w:r>
-              <w:rPr>
-                <w:b/>
-              </w:rPr>
-            </w:r>
-            <w:r>
-              <w:rPr>
-                <w:b/>
-              </w:rPr>
-              <w:t>含义</w:t>
+              <w:t>动作</w:t>
             </w:r>
           </w:p>
         </w:tc>
@@ -3140,9 +6128,10 @@
             <w:r/>
             <w:r>
               <w:rPr>
-                <w:rFonts w:ascii="Consolas" w:hAnsi="Consolas" w:eastAsia="Consolas"/>
+                <w:rFonts w:ascii="Microsoft YaHei" w:hAnsi="Microsoft YaHei" w:eastAsia="Microsoft YaHei"/>
+                <w:sz w:val="19"/>
               </w:rPr>
-              <w:t>[mem0-integration] startup hook triggered</w:t>
+              <w:t>每次重启后</w:t>
             </w:r>
           </w:p>
         </w:tc>
@@ -3153,7 +6142,11 @@
           <w:p>
             <w:r/>
             <w:r>
-              <w:t>插件启动成功</w:t>
+              <w:rPr>
+                <w:rFonts w:ascii="Microsoft YaHei" w:hAnsi="Microsoft YaHei" w:eastAsia="Microsoft YaHei"/>
+                <w:sz w:val="19"/>
+              </w:rPr>
+              <w:t>确认 backend.log 出现“✓ 激活成功”</w:t>
             </w:r>
           </w:p>
         </w:tc>
@@ -3167,9 +6160,10 @@
             <w:r/>
             <w:r>
               <w:rPr>
-                <w:rFonts w:ascii="Consolas" w:hAnsi="Consolas" w:eastAsia="Consolas"/>
+                <w:rFonts w:ascii="Microsoft YaHei" w:hAnsi="Microsoft YaHei" w:eastAsia="Microsoft YaHei"/>
+                <w:sz w:val="19"/>
               </w:rPr>
-              <w:t>[MemoryCoordinator] worker thread started</w:t>
+              <w:t>每月初</w:t>
             </w:r>
           </w:p>
         </w:tc>
@@ -3180,7 +6174,11 @@
           <w:p>
             <w:r/>
             <w:r>
-              <w:t>异步队列启动</w:t>
+              <w:rPr>
+                <w:rFonts w:ascii="Microsoft YaHei" w:hAnsi="Microsoft YaHei" w:eastAsia="Microsoft YaHei"/>
+                <w:sz w:val="19"/>
+              </w:rPr>
+              <w:t>核对 usage.json 估算值与控制台账单，必要时校准换算系数</w:t>
             </w:r>
           </w:p>
         </w:tc>
@@ -3194,9 +6192,10 @@
             <w:r/>
             <w:r>
               <w:rPr>
-                <w:rFonts w:ascii="Consolas" w:hAnsi="Consolas" w:eastAsia="Consolas"/>
+                <w:rFonts w:ascii="Microsoft YaHei" w:hAnsi="Microsoft YaHei" w:eastAsia="Microsoft YaHei"/>
+                <w:sz w:val="19"/>
               </w:rPr>
-              <w:t>pre_reply search() returned N memories</w:t>
+              <w:t>计费首月后</w:t>
             </w:r>
           </w:p>
         </w:tc>
@@ -3207,7 +6206,11 @@
           <w:p>
             <w:r/>
             <w:r>
-              <w:t>自动检索召回 N 条</w:t>
+              <w:rPr>
+                <w:rFonts w:ascii="Microsoft YaHei" w:hAnsi="Microsoft YaHei" w:eastAsia="Microsoft YaHei"/>
+                <w:sz w:val="19"/>
+              </w:rPr>
+              <w:t>依据真实账单校准 MEM0_CREDIT_PER_TOKEN</w:t>
             </w:r>
           </w:p>
         </w:tc>
@@ -3221,9 +6224,10 @@
             <w:r/>
             <w:r>
               <w:rPr>
-                <w:rFonts w:ascii="Consolas" w:hAnsi="Consolas" w:eastAsia="Consolas"/>
+                <w:rFonts w:ascii="Microsoft YaHei" w:hAnsi="Microsoft YaHei" w:eastAsia="Microsoft YaHei"/>
+                <w:sz w:val="19"/>
               </w:rPr>
-              <w:t>post_reply enqueued write for user_id=X</w:t>
+              <w:t>按需</w:t>
             </w:r>
           </w:p>
         </w:tc>
@@ -3234,7 +6238,11 @@
           <w:p>
             <w:r/>
             <w:r>
-              <w:t>异步写入入队</w:t>
+              <w:rPr>
+                <w:rFonts w:ascii="Microsoft YaHei" w:hAnsi="Microsoft YaHei" w:eastAsia="Microsoft YaHei"/>
+                <w:sz w:val="19"/>
+              </w:rPr>
+              <w:t>用 list_memories / delete_memory 清理无效记忆</w:t>
             </w:r>
           </w:p>
         </w:tc>
@@ -3248,9 +6256,10 @@
             <w:r/>
             <w:r>
               <w:rPr>
-                <w:rFonts w:ascii="Consolas" w:hAnsi="Consolas" w:eastAsia="Consolas"/>
+                <w:rFonts w:ascii="Microsoft YaHei" w:hAnsi="Microsoft YaHei" w:eastAsia="Microsoft YaHei"/>
+                <w:sz w:val="19"/>
               </w:rPr>
-              <w:t>Memory queue is full, dropping write</w:t>
+              <w:t>升级 QwenPaw 后</w:t>
             </w:r>
           </w:p>
         </w:tc>
@@ -3261,39 +6270,36 @@
           <w:p>
             <w:r/>
             <w:r>
-              <w:t>队列已满，写入丢弃</w:t>
-            </w:r>
-          </w:p>
-        </w:tc>
-      </w:tr>
-      <w:tr>
-        <w:tc>
-          <w:tcPr>
-            <w:tcW w:type="dxa" w:w="4320"/>
-          </w:tcPr>
-          <w:p>
-            <w:r/>
-            <w:r>
               <w:rPr>
-                <w:rFonts w:ascii="Consolas" w:hAnsi="Consolas" w:eastAsia="Consolas"/>
+                <w:rFonts w:ascii="Microsoft YaHei" w:hAnsi="Microsoft YaHei" w:eastAsia="Microsoft YaHei"/>
+                <w:sz w:val="19"/>
               </w:rPr>
-              <w:t>blacklisted ... skipping revive</w:t>
-            </w:r>
-          </w:p>
-        </w:tc>
-        <w:tc>
-          <w:tcPr>
-            <w:tcW w:type="dxa" w:w="4320"/>
-          </w:tcPr>
-          <w:p>
-            <w:r/>
-            <w:r>
-              <w:t>防复活生效（正常现象）</w:t>
+              <w:t>确认激活仍成功；如接口变更，参考官方 plugins/memory 参考实现调整</w:t>
             </w:r>
           </w:p>
         </w:tc>
       </w:tr>
     </w:tbl>
+    <w:p>
+      <w:pPr>
+        <w:spacing w:after="40"/>
+      </w:pPr>
+    </w:p>
+    <w:p/>
+    <w:p>
+      <w:pPr>
+        <w:jc w:val="center"/>
+      </w:pPr>
+      <w:r>
+        <w:rPr>
+          <w:rFonts w:ascii="Microsoft YaHei" w:hAnsi="Microsoft YaHei" w:eastAsia="Microsoft YaHei"/>
+          <w:b w:val="0"/>
+          <w:color w:val="404040"/>
+          <w:sz w:val="21"/>
+        </w:rPr>
+        <w:t>— 文档结束 —</w:t>
+      </w:r>
+    </w:p>
     <w:sectPr>
       <w:pgSz w:w="12240" w:h="15840"/>
       <w:pgMar w:top="1440" w:right="1800" w:bottom="1440" w:left="1800" w:header="720" w:footer="720" w:gutter="0"/>
@@ -3668,7 +6674,7 @@
     <w:qFormat/>
     <w:rsid w:val="00FC693F"/>
     <w:rPr>
-      <w:rFonts w:ascii="Microsoft YaHei" w:hAnsi="Microsoft YaHei" w:eastAsia="微软雅黑"/>
+      <w:rFonts w:ascii="Microsoft YaHei" w:hAnsi="Microsoft YaHei" w:eastAsia="Microsoft YaHei"/>
       <w:sz w:val="21"/>
     </w:rPr>
   </w:style>
